--- a/新泰週報20260524[2621]B4F.docx
+++ b/新泰週報20260524[2621]B4F.docx
@@ -105,7 +105,16 @@
           <w:sz w:val="20"/>
           <w:szCs w:val="20"/>
         </w:rPr>
-        <w:instrText>20</w:instrText>
+        <w:instrText>2</w:instrText>
+      </w:r>
+      <w:r>
+        <w:rPr>
+          <w:rFonts w:ascii="Barlow Condensed Medium" w:hAnsi="Barlow Condensed Medium" w:cs="Tahoma"/>
+          <w:color w:val="404040" w:themeColor="text1" w:themeTint="BF"/>
+          <w:sz w:val="20"/>
+          <w:szCs w:val="20"/>
+        </w:rPr>
+        <w:instrText>1</w:instrText>
       </w:r>
       <w:r>
         <w:rPr>
@@ -144,64 +153,8 @@
           <w:sz w:val="20"/>
           <w:szCs w:val="20"/>
         </w:rPr>
-        <w:t>620</w:t>
-      </w:r>
-      <w:bookmarkEnd w:id="0"/>
-      <w:r>
-        <w:rPr>
-          <w:rFonts w:ascii="Barlow Condensed Medium" w:hAnsi="Barlow Condensed Medium" w:cs="Tahoma"/>
-          <w:color w:val="404040" w:themeColor="text1" w:themeTint="BF"/>
-          <w:sz w:val="20"/>
-          <w:szCs w:val="20"/>
-        </w:rPr>
-        <w:fldChar w:fldCharType="end"/>
-      </w:r>
-      <w:r>
-        <w:rPr>
-          <w:rFonts w:ascii="Barlow Condensed Medium" w:hAnsi="Barlow Condensed Medium" w:cs="Tahoma"/>
-          <w:color w:val="404040" w:themeColor="text1" w:themeTint="BF"/>
-          <w:sz w:val="20"/>
-          <w:szCs w:val="20"/>
-        </w:rPr>
-        <w:fldChar w:fldCharType="begin"/>
-      </w:r>
-      <w:r>
-        <w:rPr>
-          <w:rFonts w:ascii="Barlow Condensed Medium" w:hAnsi="Barlow Condensed Medium" w:cs="Tahoma"/>
-          <w:color w:val="404040" w:themeColor="text1" w:themeTint="BF"/>
-          <w:sz w:val="20"/>
-          <w:szCs w:val="20"/>
-        </w:rPr>
-        <w:instrText xml:space="preserve"> SET pub_year 202</w:instrText>
-      </w:r>
-      <w:r>
-        <w:rPr>
-          <w:rFonts w:ascii="Barlow Condensed Medium" w:hAnsi="Barlow Condensed Medium" w:cs="Tahoma" w:hint="eastAsia"/>
-          <w:color w:val="404040" w:themeColor="text1" w:themeTint="BF"/>
-          <w:sz w:val="20"/>
-          <w:szCs w:val="20"/>
-        </w:rPr>
-        <w:instrText>6</w:instrText>
-      </w:r>
-      <w:r>
-        <w:rPr>
-          <w:rFonts w:ascii="Barlow Condensed Medium" w:hAnsi="Barlow Condensed Medium" w:cs="Tahoma"/>
-          <w:color w:val="404040" w:themeColor="text1" w:themeTint="BF"/>
-          <w:sz w:val="20"/>
-          <w:szCs w:val="20"/>
-        </w:rPr>
-        <w:instrText xml:space="preserve"> </w:instrText>
-      </w:r>
-      <w:r>
-        <w:rPr>
-          <w:rFonts w:ascii="Barlow Condensed Medium" w:hAnsi="Barlow Condensed Medium" w:cs="Tahoma"/>
-          <w:color w:val="404040" w:themeColor="text1" w:themeTint="BF"/>
-          <w:sz w:val="20"/>
-          <w:szCs w:val="20"/>
-        </w:rPr>
-        <w:fldChar w:fldCharType="separate"/>
-      </w:r>
-      <w:bookmarkStart w:id="1" w:name="pub_year"/>
+        <w:t>62</w:t>
+      </w:r>
       <w:r>
         <w:rPr>
           <w:rFonts w:ascii="Barlow Condensed Medium" w:hAnsi="Barlow Condensed Medium" w:cs="Tahoma"/>
@@ -210,6 +163,72 @@
           <w:sz w:val="20"/>
           <w:szCs w:val="20"/>
         </w:rPr>
+        <w:t>1</w:t>
+      </w:r>
+      <w:bookmarkEnd w:id="0"/>
+      <w:r>
+        <w:rPr>
+          <w:rFonts w:ascii="Barlow Condensed Medium" w:hAnsi="Barlow Condensed Medium" w:cs="Tahoma"/>
+          <w:color w:val="404040" w:themeColor="text1" w:themeTint="BF"/>
+          <w:sz w:val="20"/>
+          <w:szCs w:val="20"/>
+        </w:rPr>
+        <w:fldChar w:fldCharType="end"/>
+      </w:r>
+      <w:r>
+        <w:rPr>
+          <w:rFonts w:ascii="Barlow Condensed Medium" w:hAnsi="Barlow Condensed Medium" w:cs="Tahoma"/>
+          <w:color w:val="404040" w:themeColor="text1" w:themeTint="BF"/>
+          <w:sz w:val="20"/>
+          <w:szCs w:val="20"/>
+        </w:rPr>
+        <w:fldChar w:fldCharType="begin"/>
+      </w:r>
+      <w:r>
+        <w:rPr>
+          <w:rFonts w:ascii="Barlow Condensed Medium" w:hAnsi="Barlow Condensed Medium" w:cs="Tahoma"/>
+          <w:color w:val="404040" w:themeColor="text1" w:themeTint="BF"/>
+          <w:sz w:val="20"/>
+          <w:szCs w:val="20"/>
+        </w:rPr>
+        <w:instrText xml:space="preserve"> SET pub_year 202</w:instrText>
+      </w:r>
+      <w:r>
+        <w:rPr>
+          <w:rFonts w:ascii="Barlow Condensed Medium" w:hAnsi="Barlow Condensed Medium" w:cs="Tahoma" w:hint="eastAsia"/>
+          <w:color w:val="404040" w:themeColor="text1" w:themeTint="BF"/>
+          <w:sz w:val="20"/>
+          <w:szCs w:val="20"/>
+        </w:rPr>
+        <w:instrText>6</w:instrText>
+      </w:r>
+      <w:r>
+        <w:rPr>
+          <w:rFonts w:ascii="Barlow Condensed Medium" w:hAnsi="Barlow Condensed Medium" w:cs="Tahoma"/>
+          <w:color w:val="404040" w:themeColor="text1" w:themeTint="BF"/>
+          <w:sz w:val="20"/>
+          <w:szCs w:val="20"/>
+        </w:rPr>
+        <w:instrText xml:space="preserve"> </w:instrText>
+      </w:r>
+      <w:r>
+        <w:rPr>
+          <w:rFonts w:ascii="Barlow Condensed Medium" w:hAnsi="Barlow Condensed Medium" w:cs="Tahoma"/>
+          <w:color w:val="404040" w:themeColor="text1" w:themeTint="BF"/>
+          <w:sz w:val="20"/>
+          <w:szCs w:val="20"/>
+        </w:rPr>
+        <w:fldChar w:fldCharType="separate"/>
+      </w:r>
+      <w:bookmarkStart w:id="1" w:name="pub_year"/>
+      <w:r>
+        <w:rPr>
+          <w:rFonts w:ascii="Barlow Condensed Medium" w:hAnsi="Barlow Condensed Medium" w:cs="Tahoma"/>
+          <w:noProof/>
+          <w:color w:val="404040" w:themeColor="text1" w:themeTint="BF"/>
+          <w:sz w:val="20"/>
+          <w:szCs w:val="20"/>
+        </w:rPr>
         <w:t>202</w:t>
       </w:r>
       <w:r>
@@ -323,16 +342,7 @@
           <w:sz w:val="20"/>
           <w:szCs w:val="20"/>
         </w:rPr>
-        <w:instrText>1</w:instrText>
-      </w:r>
-      <w:r>
-        <w:rPr>
-          <w:rFonts w:ascii="Barlow Condensed Medium" w:hAnsi="Barlow Condensed Medium" w:cs="Tahoma" w:hint="eastAsia"/>
-          <w:color w:val="404040" w:themeColor="text1" w:themeTint="BF"/>
-          <w:sz w:val="20"/>
-          <w:szCs w:val="20"/>
-        </w:rPr>
-        <w:instrText>7</w:instrText>
+        <w:instrText>24</w:instrText>
       </w:r>
       <w:r>
         <w:rPr>
@@ -361,17 +371,7 @@
           <w:sz w:val="20"/>
           <w:szCs w:val="20"/>
         </w:rPr>
-        <w:t>1</w:t>
-      </w:r>
-      <w:r>
-        <w:rPr>
-          <w:rFonts w:ascii="Barlow Condensed Medium" w:hAnsi="Barlow Condensed Medium" w:cs="Tahoma" w:hint="eastAsia"/>
-          <w:noProof/>
-          <w:color w:val="404040" w:themeColor="text1" w:themeTint="BF"/>
-          <w:sz w:val="20"/>
-          <w:szCs w:val="20"/>
-        </w:rPr>
-        <w:t>7</w:t>
+        <w:t>24</w:t>
       </w:r>
       <w:bookmarkEnd w:id="3"/>
       <w:r>
@@ -8877,7 +8877,7 @@
                                   <w:color w:val="000000"/>
                                   <w:w w:val="90"/>
                                 </w:rPr>
-                                <w:t>24</w:t>
+                                <w:t>31</w:t>
                               </w:r>
                               <w:r>
                                 <w:rPr>
@@ -8990,7 +8990,8 @@
                                       <w:rPr>
                                         <w:rFonts w:ascii="Barlow Condensed Medium" w:eastAsia="華康儷楷書" w:hAnsi="Barlow Condensed Medium" w:cs="華康儷楷書"/>
                                         <w:w w:val="45"/>
-                                        <w:szCs w:val="24"/>
+                                        <w:sz w:val="26"/>
+                                        <w:szCs w:val="26"/>
                                       </w:rPr>
                                     </w:pPr>
                                     <w:r>
@@ -8998,9 +8999,10 @@
                                         <w:rFonts w:ascii="Barlow Condensed Medium" w:eastAsia="華康儷楷書" w:hAnsi="Barlow Condensed Medium" w:cs="華康儷楷書" w:hint="eastAsia"/>
                                         <w:color w:val="000000" w:themeColor="text1"/>
                                         <w:w w:val="75"/>
-                                        <w:szCs w:val="24"/>
+                                        <w:sz w:val="26"/>
+                                        <w:szCs w:val="26"/>
                                       </w:rPr>
-                                      <w:t>學習謙卑</w:t>
+                                      <w:t>沒有人哀悼的王</w:t>
                                     </w:r>
                                   </w:p>
                                 </w:tc>
@@ -9093,7 +9095,7 @@
                                         <w:sz w:val="26"/>
                                         <w:szCs w:val="26"/>
                                       </w:rPr>
-                                      <w:t>勝過列王的王</w:t>
+                                      <w:t>為耶和華行審判</w:t>
                                     </w:r>
                                   </w:p>
                                 </w:tc>
@@ -9224,7 +9226,7 @@
                                         <w:sz w:val="26"/>
                                         <w:szCs w:val="26"/>
                                       </w:rPr>
-                                      <w:t>9:17-28</w:t>
+                                      <w:t>19:4-11</w:t>
                                     </w:r>
                                   </w:p>
                                 </w:tc>
@@ -9334,7 +9336,7 @@
                                         <w:sz w:val="26"/>
                                         <w:szCs w:val="26"/>
                                       </w:rPr>
-                                      <w:t>林前</w:t>
+                                      <w:t>代</w:t>
                                     </w:r>
                                     <w:r>
                                       <w:rPr>
@@ -9344,7 +9346,17 @@
                                         <w:sz w:val="26"/>
                                         <w:szCs w:val="26"/>
                                       </w:rPr>
-                                      <w:t>1:21</w:t>
+                                      <w:t>下</w:t>
+                                    </w:r>
+                                    <w:r>
+                                      <w:rPr>
+                                        <w:rFonts w:ascii="Barlow Condensed Medium" w:eastAsia="華康儷楷書" w:hAnsi="Barlow Condensed Medium" w:cs="華康儷楷書" w:hint="eastAsia"/>
+                                        <w:color w:val="000000" w:themeColor="text1"/>
+                                        <w:w w:val="90"/>
+                                        <w:sz w:val="26"/>
+                                        <w:szCs w:val="26"/>
+                                      </w:rPr>
+                                      <w:t>19:6</w:t>
                                     </w:r>
                                   </w:p>
                                 </w:tc>
@@ -9426,27 +9438,7 @@
                                         <w:sz w:val="26"/>
                                         <w:szCs w:val="26"/>
                                       </w:rPr>
-                                      <w:t>新的</w:t>
-                                    </w:r>
-                                    <w:proofErr w:type="gramStart"/>
-                                    <w:r>
-                                      <w:rPr>
-                                        <w:rFonts w:ascii="華康儷楷書" w:eastAsia="華康儷楷書" w:hAnsi="華康儷楷書" w:cs="華康儷楷書" w:hint="eastAsia"/>
-                                        <w:w w:val="90"/>
-                                        <w:sz w:val="26"/>
-                                        <w:szCs w:val="26"/>
-                                      </w:rPr>
-                                      <w:t>誡</w:t>
-                                    </w:r>
-                                    <w:proofErr w:type="gramEnd"/>
-                                    <w:r>
-                                      <w:rPr>
-                                        <w:rFonts w:ascii="華康儷楷書" w:eastAsia="華康儷楷書" w:hAnsi="華康儷楷書" w:cs="華康儷楷書" w:hint="eastAsia"/>
-                                        <w:w w:val="90"/>
-                                        <w:sz w:val="26"/>
-                                        <w:szCs w:val="26"/>
-                                      </w:rPr>
-                                      <w:t>命</w:t>
+                                      <w:t>使徒信經</w:t>
                                     </w:r>
                                   </w:p>
                                 </w:tc>
@@ -9528,7 +9520,7 @@
                                         <w:sz w:val="26"/>
                                         <w:szCs w:val="26"/>
                                       </w:rPr>
-                                      <w:t>29</w:t>
+                                      <w:t>20</w:t>
                                     </w:r>
                                   </w:p>
                                 </w:tc>
@@ -9638,8 +9630,10 @@
                                         <w:sz w:val="26"/>
                                         <w:szCs w:val="26"/>
                                       </w:rPr>
-                                      <w:t>39,308,511</w:t>
+                                      <w:t>47,307B,512,</w:t>
                                     </w:r>
+                                    <w:bookmarkStart w:id="6" w:name="_GoBack"/>
+                                    <w:bookmarkEnd w:id="6"/>
                                   </w:p>
                                 </w:tc>
                               </w:tr>
@@ -9819,7 +9813,7 @@
                             <w:color w:val="000000"/>
                             <w:w w:val="90"/>
                           </w:rPr>
-                          <w:t>24</w:t>
+                          <w:t>31</w:t>
                         </w:r>
                         <w:r>
                           <w:rPr>
@@ -9932,7 +9926,8 @@
                                 <w:rPr>
                                   <w:rFonts w:ascii="Barlow Condensed Medium" w:eastAsia="華康儷楷書" w:hAnsi="Barlow Condensed Medium" w:cs="華康儷楷書"/>
                                   <w:w w:val="45"/>
-                                  <w:szCs w:val="24"/>
+                                  <w:sz w:val="26"/>
+                                  <w:szCs w:val="26"/>
                                 </w:rPr>
                               </w:pPr>
                               <w:r>
@@ -9940,9 +9935,10 @@
                                   <w:rFonts w:ascii="Barlow Condensed Medium" w:eastAsia="華康儷楷書" w:hAnsi="Barlow Condensed Medium" w:cs="華康儷楷書" w:hint="eastAsia"/>
                                   <w:color w:val="000000" w:themeColor="text1"/>
                                   <w:w w:val="75"/>
-                                  <w:szCs w:val="24"/>
+                                  <w:sz w:val="26"/>
+                                  <w:szCs w:val="26"/>
                                 </w:rPr>
-                                <w:t>學習謙卑</w:t>
+                                <w:t>沒有人哀悼的王</w:t>
                               </w:r>
                             </w:p>
                           </w:tc>
@@ -10035,7 +10031,7 @@
                                   <w:sz w:val="26"/>
                                   <w:szCs w:val="26"/>
                                 </w:rPr>
-                                <w:t>勝過列王的王</w:t>
+                                <w:t>為耶和華行審判</w:t>
                               </w:r>
                             </w:p>
                           </w:tc>
@@ -10166,7 +10162,7 @@
                                   <w:sz w:val="26"/>
                                   <w:szCs w:val="26"/>
                                 </w:rPr>
-                                <w:t>9:17-28</w:t>
+                                <w:t>19:4-11</w:t>
                               </w:r>
                             </w:p>
                           </w:tc>
@@ -10276,7 +10272,7 @@
                                   <w:sz w:val="26"/>
                                   <w:szCs w:val="26"/>
                                 </w:rPr>
-                                <w:t>林前</w:t>
+                                <w:t>代</w:t>
                               </w:r>
                               <w:r>
                                 <w:rPr>
@@ -10286,7 +10282,17 @@
                                   <w:sz w:val="26"/>
                                   <w:szCs w:val="26"/>
                                 </w:rPr>
-                                <w:t>1:21</w:t>
+                                <w:t>下</w:t>
+                              </w:r>
+                              <w:r>
+                                <w:rPr>
+                                  <w:rFonts w:ascii="Barlow Condensed Medium" w:eastAsia="華康儷楷書" w:hAnsi="Barlow Condensed Medium" w:cs="華康儷楷書" w:hint="eastAsia"/>
+                                  <w:color w:val="000000" w:themeColor="text1"/>
+                                  <w:w w:val="90"/>
+                                  <w:sz w:val="26"/>
+                                  <w:szCs w:val="26"/>
+                                </w:rPr>
+                                <w:t>19:6</w:t>
                               </w:r>
                             </w:p>
                           </w:tc>
@@ -10368,27 +10374,7 @@
                                   <w:sz w:val="26"/>
                                   <w:szCs w:val="26"/>
                                 </w:rPr>
-                                <w:t>新的</w:t>
-                              </w:r>
-                              <w:proofErr w:type="gramStart"/>
-                              <w:r>
-                                <w:rPr>
-                                  <w:rFonts w:ascii="華康儷楷書" w:eastAsia="華康儷楷書" w:hAnsi="華康儷楷書" w:cs="華康儷楷書" w:hint="eastAsia"/>
-                                  <w:w w:val="90"/>
-                                  <w:sz w:val="26"/>
-                                  <w:szCs w:val="26"/>
-                                </w:rPr>
-                                <w:t>誡</w:t>
-                              </w:r>
-                              <w:proofErr w:type="gramEnd"/>
-                              <w:r>
-                                <w:rPr>
-                                  <w:rFonts w:ascii="華康儷楷書" w:eastAsia="華康儷楷書" w:hAnsi="華康儷楷書" w:cs="華康儷楷書" w:hint="eastAsia"/>
-                                  <w:w w:val="90"/>
-                                  <w:sz w:val="26"/>
-                                  <w:szCs w:val="26"/>
-                                </w:rPr>
-                                <w:t>命</w:t>
+                                <w:t>使徒信經</w:t>
                               </w:r>
                             </w:p>
                           </w:tc>
@@ -10470,7 +10456,7 @@
                                   <w:sz w:val="26"/>
                                   <w:szCs w:val="26"/>
                                 </w:rPr>
-                                <w:t>29</w:t>
+                                <w:t>20</w:t>
                               </w:r>
                             </w:p>
                           </w:tc>
@@ -10580,8 +10566,10 @@
                                   <w:sz w:val="26"/>
                                   <w:szCs w:val="26"/>
                                 </w:rPr>
-                                <w:t>39,308,511</w:t>
+                                <w:t>47,307B,512,</w:t>
                               </w:r>
+                              <w:bookmarkStart w:id="7" w:name="_GoBack"/>
+                              <w:bookmarkEnd w:id="7"/>
                             </w:p>
                           </w:tc>
                         </w:tr>
@@ -12090,7 +12078,7 @@
                 <w:sz w:val="20"/>
                 <w:szCs w:val="20"/>
               </w:rPr>
-              <w:t>林惠娟</w:t>
+              <w:t>張麗君</w:t>
             </w:r>
             <w:r>
               <w:rPr>
@@ -12098,7 +12086,7 @@
                 <w:sz w:val="20"/>
                 <w:szCs w:val="20"/>
               </w:rPr>
-              <w:t xml:space="preserve"> 執事</w:t>
+              <w:t xml:space="preserve"> 長老</w:t>
             </w:r>
           </w:p>
         </w:tc>
@@ -12158,7 +12146,7 @@
                 <w:sz w:val="20"/>
                 <w:szCs w:val="20"/>
               </w:rPr>
-              <w:t>黃聖耀</w:t>
+              <w:t>楊崇隆</w:t>
             </w:r>
             <w:r>
               <w:rPr>
@@ -12166,15 +12154,7 @@
                 <w:sz w:val="20"/>
                 <w:szCs w:val="20"/>
               </w:rPr>
-              <w:t xml:space="preserve"> </w:t>
-            </w:r>
-            <w:r>
-              <w:rPr>
-                <w:rFonts w:ascii="標楷體" w:eastAsia="標楷體" w:hAnsi="標楷體" w:hint="eastAsia"/>
-                <w:sz w:val="20"/>
-                <w:szCs w:val="20"/>
-              </w:rPr>
-              <w:t>執事</w:t>
+              <w:t xml:space="preserve"> 弟兄</w:t>
             </w:r>
           </w:p>
         </w:tc>
@@ -12741,15 +12721,7 @@
                                       <w:color w:val="FFFFFF"/>
                                       <w:w w:val="66"/>
                                     </w:rPr>
-                                    <w:t xml:space="preserve">恭候　</w:t>
-                                  </w:r>
-                                  <w:r>
-                                    <w:rPr>
-                                      <w:rFonts w:ascii="華康儷中黑" w:eastAsia="華康儷中黑" w:hAnsi="Calibri" w:cs="Arial" w:hint="eastAsia"/>
-                                      <w:color w:val="FFFFFF"/>
-                                      <w:w w:val="66"/>
-                                    </w:rPr>
-                                    <w:t>神的話</w:t>
+                                    <w:t>恭候　神的話</w:t>
                                   </w:r>
                                 </w:p>
                               </w:txbxContent>
@@ -12794,15 +12766,7 @@
                                 <w:color w:val="FFFFFF"/>
                                 <w:w w:val="66"/>
                               </w:rPr>
-                              <w:t xml:space="preserve">恭候　</w:t>
-                            </w:r>
-                            <w:r>
-                              <w:rPr>
-                                <w:rFonts w:ascii="華康儷中黑" w:eastAsia="華康儷中黑" w:hAnsi="Calibri" w:cs="Arial" w:hint="eastAsia"/>
-                                <w:color w:val="FFFFFF"/>
-                                <w:w w:val="66"/>
-                              </w:rPr>
-                              <w:t>神的話</w:t>
+                              <w:t>恭候　神的話</w:t>
                             </w:r>
                           </w:p>
                         </w:txbxContent>
@@ -13191,7 +13155,7 @@
                 <w:sz w:val="20"/>
                 <w:szCs w:val="20"/>
               </w:rPr>
-              <w:t>36</w:t>
+              <w:t>39</w:t>
             </w:r>
             <w:r>
               <w:rPr>
@@ -13356,7 +13320,29 @@
                 <w:sz w:val="20"/>
                 <w:szCs w:val="20"/>
               </w:rPr>
-              <w:t>十誡</w:t>
+              <w:t>新的</w:t>
+            </w:r>
+            <w:proofErr w:type="gramStart"/>
+            <w:r>
+              <w:rPr>
+                <w:rFonts w:ascii="Bahnschrift SemiBold Condensed" w:eastAsia="標楷體" w:hAnsi="Bahnschrift SemiBold Condensed" w:cstheme="minorHAnsi" w:hint="eastAsia"/>
+                <w:color w:val="000000" w:themeColor="text1"/>
+                <w:w w:val="125"/>
+                <w:sz w:val="20"/>
+                <w:szCs w:val="20"/>
+              </w:rPr>
+              <w:t>誡</w:t>
+            </w:r>
+            <w:proofErr w:type="gramEnd"/>
+            <w:r>
+              <w:rPr>
+                <w:rFonts w:ascii="Bahnschrift SemiBold Condensed" w:eastAsia="標楷體" w:hAnsi="Bahnschrift SemiBold Condensed" w:cstheme="minorHAnsi" w:hint="eastAsia"/>
+                <w:color w:val="000000" w:themeColor="text1"/>
+                <w:w w:val="125"/>
+                <w:sz w:val="20"/>
+                <w:szCs w:val="20"/>
+              </w:rPr>
+              <w:t>命</w:t>
             </w:r>
           </w:p>
         </w:tc>
@@ -13513,7 +13499,7 @@
                 <w:sz w:val="20"/>
                 <w:szCs w:val="20"/>
               </w:rPr>
-              <w:t>17</w:t>
+              <w:t>29</w:t>
             </w:r>
             <w:r>
               <w:rPr>
@@ -14181,7 +14167,7 @@
                 <w:sz w:val="20"/>
                 <w:szCs w:val="20"/>
               </w:rPr>
-              <w:t>2</w:t>
+              <w:t>9</w:t>
             </w:r>
             <w:r>
               <w:rPr>
@@ -14201,7 +14187,7 @@
                 <w:sz w:val="20"/>
                 <w:szCs w:val="20"/>
               </w:rPr>
-              <w:t>1-10</w:t>
+              <w:t>17-28</w:t>
             </w:r>
             <w:r>
               <w:rPr>
@@ -14358,7 +14344,7 @@
                 <w:sz w:val="20"/>
                 <w:szCs w:val="20"/>
               </w:rPr>
-              <w:t>不可勝數的榮耀</w:t>
+              <w:t>勝過列王的王</w:t>
             </w:r>
           </w:p>
         </w:tc>
@@ -14809,7 +14795,7 @@
                 <w:sz w:val="20"/>
                 <w:szCs w:val="20"/>
               </w:rPr>
-              <w:t>282</w:t>
+              <w:t>308</w:t>
             </w:r>
             <w:r>
               <w:rPr>
@@ -15064,7 +15050,7 @@
                 <w:sz w:val="20"/>
                 <w:szCs w:val="20"/>
               </w:rPr>
-              <w:t>林美惠</w:t>
+              <w:t>黃明憲</w:t>
             </w:r>
             <w:r>
               <w:rPr>
@@ -15086,7 +15072,7 @@
                 <w:sz w:val="20"/>
                 <w:szCs w:val="20"/>
               </w:rPr>
-              <w:t>黃明憲</w:t>
+              <w:t>林惠娟</w:t>
             </w:r>
           </w:p>
         </w:tc>
@@ -15616,13 +15602,23 @@
             </w:r>
             <w:r>
               <w:rPr>
+                <w:rFonts w:ascii="Bahnschrift SemiBold Condensed" w:eastAsia="標楷體" w:hAnsi="Bahnschrift SemiBold Condensed" w:cstheme="minorHAnsi" w:hint="eastAsia"/>
+                <w:color w:val="000000" w:themeColor="text1"/>
+                <w:w w:val="125"/>
+                <w:sz w:val="20"/>
+                <w:szCs w:val="20"/>
+              </w:rPr>
+              <w:t>5</w:t>
+            </w:r>
+            <w:r>
+              <w:rPr>
                 <w:rFonts w:ascii="Bahnschrift SemiBold Condensed" w:eastAsia="標楷體" w:hAnsi="Bahnschrift SemiBold Condensed" w:cstheme="minorHAnsi"/>
                 <w:color w:val="000000" w:themeColor="text1"/>
                 <w:w w:val="125"/>
                 <w:sz w:val="20"/>
                 <w:szCs w:val="20"/>
               </w:rPr>
-              <w:t>510</w:t>
+              <w:t>11</w:t>
             </w:r>
             <w:r>
               <w:rPr>
@@ -16440,7 +16436,7 @@
           </mc:Choice>
           <mc:Fallback>
             <w:pict>
-              <v:line w14:anchorId="224F4C3D" id="直線接點 2" o:spid="_x0000_s1026" style="position:absolute;z-index:251653120;visibility:visible;mso-wrap-style:square;mso-height-percent:0;mso-wrap-distance-left:9pt;mso-wrap-distance-top:0;mso-wrap-distance-right:9pt;mso-wrap-distance-bottom:0;mso-position-horizontal:absolute;mso-position-horizontal-relative:page;mso-position-vertical:absolute;mso-position-vertical-relative:page;mso-height-percent:0;mso-height-relative:margin" from="687.75pt,19.85pt" to="687.75pt,709.8pt" o:gfxdata="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" strokecolor="black [3213]" strokeweight=".5pt">
+              <v:line w14:anchorId="677E640F" id="直線接點 2" o:spid="_x0000_s1026" style="position:absolute;z-index:251653120;visibility:visible;mso-wrap-style:square;mso-height-percent:0;mso-wrap-distance-left:9pt;mso-wrap-distance-top:0;mso-wrap-distance-right:9pt;mso-wrap-distance-bottom:0;mso-position-horizontal:absolute;mso-position-horizontal-relative:page;mso-position-vertical:absolute;mso-position-vertical-relative:page;mso-height-percent:0;mso-height-relative:margin" from="687.75pt,19.85pt" to="687.75pt,709.8pt" o:gfxdata="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" strokecolor="black [3213]" strokeweight=".5pt">
                 <v:stroke dashstyle="3 1" joinstyle="miter"/>
                 <w10:wrap anchorx="page" anchory="page"/>
               </v:line>
@@ -16470,7 +16466,23 @@
           <w:color w:val="000000"/>
           <w:szCs w:val="24"/>
         </w:rPr>
-        <w:t>羅馬</w:t>
+        <w:t>林前</w:t>
+      </w:r>
+      <w:r>
+        <w:rPr>
+          <w:rFonts w:ascii="Barlow Condensed Medium" w:eastAsia="華康中黑體" w:hAnsi="Barlow Condensed Medium" w:cs="Calibri" w:hint="eastAsia"/>
+          <w:color w:val="000000"/>
+          <w:szCs w:val="24"/>
+        </w:rPr>
+        <w:t>1</w:t>
+      </w:r>
+      <w:r>
+        <w:rPr>
+          <w:rFonts w:ascii="Barlow Condensed Medium" w:eastAsia="華康中黑體" w:hAnsi="Barlow Condensed Medium" w:cs="Calibri" w:hint="eastAsia"/>
+          <w:color w:val="000000"/>
+          <w:szCs w:val="24"/>
+        </w:rPr>
+        <w:t>章</w:t>
       </w:r>
       <w:r>
         <w:rPr>
@@ -16478,31 +16490,7 @@
           <w:color w:val="000000"/>
           <w:szCs w:val="24"/>
         </w:rPr>
-        <w:t>書</w:t>
-      </w:r>
-      <w:r>
-        <w:rPr>
-          <w:rFonts w:ascii="Barlow Condensed Medium" w:eastAsia="華康中黑體" w:hAnsi="Barlow Condensed Medium" w:cs="Calibri"/>
-          <w:color w:val="000000"/>
-          <w:szCs w:val="24"/>
-        </w:rPr>
-        <w:t>2</w:t>
-      </w:r>
-      <w:r>
-        <w:rPr>
-          <w:rFonts w:ascii="Barlow Condensed Medium" w:eastAsia="華康中黑體" w:hAnsi="Barlow Condensed Medium" w:cs="Calibri" w:hint="eastAsia"/>
-          <w:color w:val="000000"/>
-          <w:szCs w:val="24"/>
-        </w:rPr>
-        <w:t>章</w:t>
-      </w:r>
-      <w:r>
-        <w:rPr>
-          <w:rFonts w:ascii="Barlow Condensed Medium" w:eastAsia="華康中黑體" w:hAnsi="Barlow Condensed Medium" w:cs="Calibri"/>
-          <w:color w:val="000000"/>
-          <w:szCs w:val="24"/>
-        </w:rPr>
-        <w:t>7</w:t>
+        <w:t>21</w:t>
       </w:r>
       <w:r>
         <w:rPr>
@@ -16956,7 +16944,7 @@
                 <w:noProof/>
                 <w:w w:val="80"/>
               </w:rPr>
-              <w:t>17</w:t>
+              <w:t>24</w:t>
             </w:r>
             <w:r>
               <w:rPr>
@@ -17076,7 +17064,7 @@
                 <w:noProof/>
                 <w:w w:val="80"/>
               </w:rPr>
-              <w:t>24</w:t>
+              <w:t>31</w:t>
             </w:r>
             <w:r>
               <w:rPr>
@@ -17216,6 +17204,7 @@
               <w:top w:val="single" w:sz="4" w:space="0" w:color="auto"/>
               <w:bottom w:val="single" w:sz="4" w:space="0" w:color="auto"/>
             </w:tcBorders>
+            <w:shd w:val="clear" w:color="auto" w:fill="auto"/>
             <w:tcMar>
               <w:left w:w="57" w:type="dxa"/>
               <w:right w:w="57" w:type="dxa"/>
@@ -17387,7 +17376,7 @@
                 <w:noProof/>
                 <w:w w:val="75"/>
               </w:rPr>
-              <w:t>10</w:t>
+              <w:t>17</w:t>
             </w:r>
             <w:r>
               <w:rPr>
@@ -17520,6 +17509,7 @@
               <w:top w:val="single" w:sz="4" w:space="0" w:color="auto"/>
               <w:bottom w:val="single" w:sz="4" w:space="0" w:color="auto"/>
             </w:tcBorders>
+            <w:shd w:val="clear" w:color="auto" w:fill="auto"/>
             <w:tcMar>
               <w:left w:w="57" w:type="dxa"/>
               <w:right w:w="57" w:type="dxa"/>
@@ -17691,7 +17681,7 @@
                 <w:noProof/>
                 <w:w w:val="75"/>
               </w:rPr>
-              <w:t>10</w:t>
+              <w:t>17</w:t>
             </w:r>
             <w:r>
               <w:rPr>
@@ -17792,6 +17782,7 @@
               <w:top w:val="single" w:sz="4" w:space="0" w:color="auto"/>
               <w:bottom w:val="single" w:sz="4" w:space="0" w:color="auto"/>
             </w:tcBorders>
+            <w:shd w:val="clear" w:color="auto" w:fill="auto"/>
             <w:tcMar>
               <w:left w:w="57" w:type="dxa"/>
               <w:right w:w="57" w:type="dxa"/>
@@ -17811,7 +17802,7 @@
                 <w:rFonts w:ascii="標楷體" w:eastAsia="標楷體" w:hAnsi="標楷體" w:cstheme="majorBidi" w:hint="eastAsia"/>
                 <w:szCs w:val="24"/>
               </w:rPr>
-              <w:t>林惠娟</w:t>
+              <w:t>張麗君</w:t>
             </w:r>
           </w:p>
         </w:tc>
@@ -17842,7 +17833,7 @@
                 <w:rFonts w:ascii="標楷體" w:eastAsia="標楷體" w:hAnsi="標楷體" w:cstheme="majorBidi" w:hint="eastAsia"/>
                 <w:szCs w:val="24"/>
               </w:rPr>
-              <w:t>張麗君</w:t>
+              <w:t>林淑雲</w:t>
             </w:r>
           </w:p>
         </w:tc>
@@ -17972,7 +17963,7 @@
                 <w:noProof/>
                 <w:w w:val="75"/>
               </w:rPr>
-              <w:t>10</w:t>
+              <w:t>17</w:t>
             </w:r>
             <w:r>
               <w:rPr>
@@ -18073,6 +18064,7 @@
               <w:top w:val="single" w:sz="4" w:space="0" w:color="auto"/>
               <w:bottom w:val="single" w:sz="4" w:space="0" w:color="auto"/>
             </w:tcBorders>
+            <w:shd w:val="clear" w:color="auto" w:fill="auto"/>
             <w:tcMar>
               <w:left w:w="57" w:type="dxa"/>
               <w:right w:w="57" w:type="dxa"/>
@@ -18092,7 +18084,7 @@
                 <w:rFonts w:ascii="標楷體" w:eastAsia="標楷體" w:hAnsi="標楷體" w:hint="eastAsia"/>
                 <w:szCs w:val="24"/>
               </w:rPr>
-              <w:t>黃聖耀</w:t>
+              <w:t>楊崇隆</w:t>
             </w:r>
           </w:p>
         </w:tc>
@@ -18123,7 +18115,7 @@
                 <w:rFonts w:ascii="標楷體" w:eastAsia="標楷體" w:hAnsi="標楷體" w:hint="eastAsia"/>
                 <w:szCs w:val="24"/>
               </w:rPr>
-              <w:t>楊崇隆</w:t>
+              <w:t>李靜儀</w:t>
             </w:r>
           </w:p>
         </w:tc>
@@ -18245,7 +18237,7 @@
                 <w:noProof/>
                 <w:w w:val="75"/>
               </w:rPr>
-              <w:t>10</w:t>
+              <w:t>17</w:t>
             </w:r>
             <w:r>
               <w:rPr>
@@ -18347,6 +18339,7 @@
               <w:top w:val="single" w:sz="4" w:space="0" w:color="auto"/>
               <w:bottom w:val="single" w:sz="4" w:space="0" w:color="auto"/>
             </w:tcBorders>
+            <w:shd w:val="clear" w:color="auto" w:fill="auto"/>
             <w:tcMar>
               <w:left w:w="57" w:type="dxa"/>
               <w:right w:w="57" w:type="dxa"/>
@@ -18363,10 +18356,10 @@
             </w:pPr>
             <w:r>
               <w:rPr>
-                <w:rFonts w:ascii="標楷體" w:eastAsia="標楷體" w:hAnsi="標楷體" w:cstheme="majorBidi" w:hint="eastAsia"/>
+                <w:rFonts w:ascii="標楷體" w:eastAsia="標楷體" w:hAnsi="標楷體" w:hint="eastAsia"/>
                 <w:szCs w:val="24"/>
               </w:rPr>
-              <w:t>蔡憲逸</w:t>
+              <w:t>周艶林</w:t>
             </w:r>
           </w:p>
         </w:tc>
@@ -18397,7 +18390,7 @@
                 <w:rFonts w:ascii="標楷體" w:eastAsia="標楷體" w:hAnsi="標楷體" w:hint="eastAsia"/>
                 <w:szCs w:val="24"/>
               </w:rPr>
-              <w:t>周艶林</w:t>
+              <w:t>周艶貳</w:t>
             </w:r>
           </w:p>
         </w:tc>
@@ -18526,7 +18519,7 @@
                 <w:noProof/>
                 <w:w w:val="75"/>
               </w:rPr>
-              <w:t>10</w:t>
+              <w:t>17</w:t>
             </w:r>
             <w:r>
               <w:rPr>
@@ -18631,6 +18624,7 @@
               <w:top w:val="single" w:sz="4" w:space="0" w:color="auto"/>
               <w:bottom w:val="single" w:sz="4" w:space="0" w:color="auto"/>
             </w:tcBorders>
+            <w:shd w:val="clear" w:color="auto" w:fill="auto"/>
             <w:tcMar>
               <w:left w:w="57" w:type="dxa"/>
               <w:right w:w="57" w:type="dxa"/>
@@ -18651,7 +18645,7 @@
                 <w:rFonts w:ascii="標楷體" w:eastAsia="標楷體" w:hAnsi="標楷體" w:cstheme="majorBidi" w:hint="eastAsia"/>
                 <w:szCs w:val="24"/>
               </w:rPr>
-              <w:t>林美惠</w:t>
+              <w:t>黃明憲</w:t>
             </w:r>
           </w:p>
         </w:tc>
@@ -18683,7 +18677,7 @@
                 <w:rFonts w:ascii="標楷體" w:eastAsia="標楷體" w:hAnsi="標楷體" w:cstheme="majorBidi" w:hint="eastAsia"/>
                 <w:szCs w:val="24"/>
               </w:rPr>
-              <w:t>黃明憲</w:t>
+              <w:t>林惠娟</w:t>
             </w:r>
           </w:p>
         </w:tc>
@@ -18805,7 +18799,7 @@
                 <w:noProof/>
                 <w:w w:val="75"/>
               </w:rPr>
-              <w:t>10</w:t>
+              <w:t>17</w:t>
             </w:r>
             <w:r>
               <w:rPr>
@@ -18901,6 +18895,7 @@
               <w:top w:val="single" w:sz="4" w:space="0" w:color="auto"/>
               <w:bottom w:val="single" w:sz="4" w:space="0" w:color="auto"/>
             </w:tcBorders>
+            <w:shd w:val="clear" w:color="auto" w:fill="auto"/>
             <w:tcMar>
               <w:left w:w="57" w:type="dxa"/>
               <w:right w:w="57" w:type="dxa"/>
@@ -18921,7 +18916,7 @@
                 <w:rFonts w:ascii="標楷體" w:eastAsia="標楷體" w:hAnsi="標楷體" w:cstheme="majorBidi" w:hint="eastAsia"/>
                 <w:szCs w:val="24"/>
               </w:rPr>
-              <w:t>黃明憲</w:t>
+              <w:t>林惠娟</w:t>
             </w:r>
           </w:p>
         </w:tc>
@@ -18953,7 +18948,7 @@
                 <w:rFonts w:ascii="標楷體" w:eastAsia="標楷體" w:hAnsi="標楷體" w:cstheme="majorBidi" w:hint="eastAsia"/>
                 <w:szCs w:val="24"/>
               </w:rPr>
-              <w:t>林惠娟</w:t>
+              <w:t>劉奕樑</w:t>
             </w:r>
           </w:p>
         </w:tc>
@@ -19075,7 +19070,7 @@
                 <w:noProof/>
                 <w:w w:val="75"/>
               </w:rPr>
-              <w:t>10</w:t>
+              <w:t>17</w:t>
             </w:r>
             <w:r>
               <w:rPr>
@@ -19178,6 +19173,7 @@
               <w:top w:val="single" w:sz="4" w:space="0" w:color="auto"/>
               <w:bottom w:val="single" w:sz="4" w:space="0" w:color="auto"/>
             </w:tcBorders>
+            <w:shd w:val="clear" w:color="auto" w:fill="auto"/>
             <w:tcMar>
               <w:left w:w="57" w:type="dxa"/>
               <w:right w:w="57" w:type="dxa"/>
@@ -19199,8 +19195,18 @@
                 <w:szCs w:val="24"/>
                 <w:lang w:eastAsia="zh-HK"/>
               </w:rPr>
-              <w:t>林美惠</w:t>
-            </w:r>
+              <w:t>孫翠</w:t>
+            </w:r>
+            <w:proofErr w:type="gramStart"/>
+            <w:r>
+              <w:rPr>
+                <w:rFonts w:ascii="標楷體" w:eastAsia="標楷體" w:hAnsi="標楷體" w:cstheme="majorBidi" w:hint="eastAsia"/>
+                <w:szCs w:val="24"/>
+                <w:lang w:eastAsia="zh-HK"/>
+              </w:rPr>
+              <w:t>璘</w:t>
+            </w:r>
+            <w:proofErr w:type="gramEnd"/>
           </w:p>
         </w:tc>
         <w:tc>
@@ -19232,18 +19238,8 @@
                 <w:szCs w:val="24"/>
                 <w:lang w:eastAsia="zh-HK"/>
               </w:rPr>
-              <w:t>孫翠</w:t>
-            </w:r>
-            <w:proofErr w:type="gramStart"/>
-            <w:r>
-              <w:rPr>
-                <w:rFonts w:ascii="標楷體" w:eastAsia="標楷體" w:hAnsi="標楷體" w:cstheme="majorBidi" w:hint="eastAsia"/>
-                <w:szCs w:val="24"/>
-                <w:lang w:eastAsia="zh-HK"/>
-              </w:rPr>
-              <w:t>璘</w:t>
-            </w:r>
-            <w:proofErr w:type="gramEnd"/>
+              <w:t>卓滿惠</w:t>
+            </w:r>
           </w:p>
         </w:tc>
         <w:tc>
@@ -19370,6 +19366,7 @@
               <w:top w:val="single" w:sz="4" w:space="0" w:color="auto"/>
               <w:bottom w:val="single" w:sz="4" w:space="0" w:color="auto"/>
             </w:tcBorders>
+            <w:shd w:val="clear" w:color="auto" w:fill="auto"/>
             <w:tcMar>
               <w:left w:w="57" w:type="dxa"/>
               <w:right w:w="57" w:type="dxa"/>
@@ -19391,7 +19388,7 @@
                 <w:szCs w:val="24"/>
                 <w:lang w:eastAsia="zh-HK"/>
               </w:rPr>
-              <w:t>黃麗卿</w:t>
+              <w:t>葉文蒂</w:t>
             </w:r>
           </w:p>
         </w:tc>
@@ -19424,7 +19421,7 @@
                 <w:szCs w:val="24"/>
                 <w:lang w:eastAsia="zh-HK"/>
               </w:rPr>
-              <w:t>葉文蒂</w:t>
+              <w:t>高玉華</w:t>
             </w:r>
           </w:p>
         </w:tc>
@@ -19643,12 +19640,31 @@
               <w:bottom w:val="single" w:sz="4" w:space="0" w:color="auto"/>
               <w:right w:val="single" w:sz="4" w:space="0" w:color="auto"/>
             </w:tcBorders>
+            <w:shd w:val="clear" w:color="auto" w:fill="auto"/>
             <w:tcMar>
               <w:left w:w="57" w:type="dxa"/>
               <w:right w:w="57" w:type="dxa"/>
             </w:tcMar>
             <w:vAlign w:val="center"/>
           </w:tcPr>
+          <w:p>
+            <w:pPr>
+              <w:snapToGrid w:val="0"/>
+              <w:jc w:val="center"/>
+              <w:rPr>
+                <w:rFonts w:ascii="標楷體" w:eastAsia="標楷體" w:hAnsi="標楷體" w:cstheme="majorBidi"/>
+                <w:szCs w:val="24"/>
+              </w:rPr>
+            </w:pPr>
+            <w:r>
+              <w:rPr>
+                <w:rFonts w:ascii="標楷體" w:eastAsia="標楷體" w:hAnsi="標楷體" w:cstheme="majorBidi" w:hint="eastAsia"/>
+                <w:szCs w:val="24"/>
+                <w:lang w:eastAsia="zh-HK"/>
+              </w:rPr>
+              <w:t>游富宗</w:t>
+            </w:r>
+          </w:p>
           <w:p>
             <w:pPr>
               <w:snapToGrid w:val="0"/>
@@ -19665,7 +19681,7 @@
                 <w:szCs w:val="24"/>
                 <w:lang w:eastAsia="zh-HK"/>
               </w:rPr>
-              <w:t>胡瑞榮</w:t>
+              <w:t>十口月游富宗</w:t>
             </w:r>
           </w:p>
         </w:tc>
@@ -19690,7 +19706,7 @@
               <w:snapToGrid w:val="0"/>
               <w:jc w:val="center"/>
               <w:rPr>
-                <w:rFonts w:ascii="標楷體" w:eastAsia="標楷體" w:hAnsi="標楷體" w:cstheme="majorBidi"/>
+                <w:rFonts w:ascii="標楷體" w:eastAsia="標楷體" w:hAnsi="標楷體" w:cs="華康儷楷書"/>
                 <w:szCs w:val="24"/>
               </w:rPr>
             </w:pPr>
@@ -19700,25 +19716,7 @@
                 <w:szCs w:val="24"/>
                 <w:lang w:eastAsia="zh-HK"/>
               </w:rPr>
-              <w:t>游富宗</w:t>
-            </w:r>
-          </w:p>
-          <w:p>
-            <w:pPr>
-              <w:snapToGrid w:val="0"/>
-              <w:jc w:val="center"/>
-              <w:rPr>
-                <w:rFonts w:ascii="標楷體" w:eastAsia="標楷體" w:hAnsi="標楷體" w:cs="華康儷楷書"/>
-                <w:szCs w:val="24"/>
-              </w:rPr>
-            </w:pPr>
-            <w:r>
-              <w:rPr>
-                <w:rFonts w:ascii="標楷體" w:eastAsia="標楷體" w:hAnsi="標楷體" w:cstheme="majorBidi" w:hint="eastAsia"/>
-                <w:szCs w:val="24"/>
-                <w:lang w:eastAsia="zh-HK"/>
-              </w:rPr>
-              <w:t>十口月游富宗</w:t>
+              <w:t>楊錫昌</w:t>
             </w:r>
           </w:p>
         </w:tc>
@@ -19849,7 +19847,7 @@
                 <w:noProof/>
                 <w:w w:val="75"/>
               </w:rPr>
-              <w:t>12</w:t>
+              <w:t>19</w:t>
             </w:r>
             <w:r>
               <w:rPr>
@@ -19955,6 +19953,7 @@
               <w:bottom w:val="single" w:sz="4" w:space="0" w:color="auto"/>
               <w:right w:val="single" w:sz="4" w:space="0" w:color="auto"/>
             </w:tcBorders>
+            <w:shd w:val="clear" w:color="auto" w:fill="auto"/>
             <w:tcMar>
               <w:left w:w="57" w:type="dxa"/>
               <w:right w:w="57" w:type="dxa"/>
@@ -19975,13 +19974,250 @@
                 <w:rFonts w:ascii="標楷體" w:eastAsia="標楷體" w:hAnsi="標楷體" w:cstheme="majorBidi" w:hint="eastAsia"/>
                 <w:szCs w:val="24"/>
               </w:rPr>
-              <w:t>張麗君</w:t>
+              <w:t>張怡婷</w:t>
             </w:r>
           </w:p>
         </w:tc>
         <w:tc>
           <w:tcPr>
             <w:tcW w:w="1001" w:type="dxa"/>
+            <w:tcBorders>
+              <w:top w:val="single" w:sz="4" w:space="0" w:color="auto"/>
+              <w:bottom w:val="single" w:sz="4" w:space="0" w:color="auto"/>
+            </w:tcBorders>
+            <w:shd w:val="clear" w:color="auto" w:fill="auto"/>
+            <w:tcMar>
+              <w:left w:w="57" w:type="dxa"/>
+              <w:right w:w="57" w:type="dxa"/>
+            </w:tcMar>
+            <w:vAlign w:val="center"/>
+          </w:tcPr>
+          <w:p>
+            <w:pPr>
+              <w:snapToGrid w:val="0"/>
+              <w:jc w:val="center"/>
+              <w:rPr>
+                <w:rFonts w:ascii="標楷體" w:eastAsia="標楷體" w:hAnsi="標楷體" w:cs="華康儷楷書"/>
+                <w:szCs w:val="24"/>
+              </w:rPr>
+            </w:pPr>
+            <w:r>
+              <w:rPr>
+                <w:rFonts w:ascii="標楷體" w:eastAsia="標楷體" w:hAnsi="標楷體" w:cstheme="majorBidi" w:hint="eastAsia"/>
+                <w:szCs w:val="24"/>
+              </w:rPr>
+              <w:t>劉容榕</w:t>
+            </w:r>
+          </w:p>
+        </w:tc>
+        <w:tc>
+          <w:tcPr>
+            <w:tcW w:w="1135" w:type="dxa"/>
+            <w:tcBorders>
+              <w:top w:val="single" w:sz="4" w:space="0" w:color="auto"/>
+              <w:left w:val="double" w:sz="12" w:space="0" w:color="auto"/>
+              <w:bottom w:val="single" w:sz="4" w:space="0" w:color="auto"/>
+            </w:tcBorders>
+            <w:tcMar>
+              <w:left w:w="57" w:type="dxa"/>
+              <w:right w:w="57" w:type="dxa"/>
+            </w:tcMar>
+          </w:tcPr>
+          <w:p>
+            <w:pPr>
+              <w:snapToGrid w:val="0"/>
+              <w:jc w:val="distribute"/>
+              <w:rPr>
+                <w:rFonts w:ascii="標楷體" w:eastAsia="標楷體" w:hAnsi="標楷體" w:cs="華康儷楷書"/>
+                <w:w w:val="80"/>
+              </w:rPr>
+            </w:pPr>
+            <w:r>
+              <w:rPr>
+                <w:rFonts w:ascii="標楷體" w:eastAsia="標楷體" w:hAnsi="標楷體" w:cs="華康儷楷書"/>
+                <w:w w:val="80"/>
+              </w:rPr>
+              <w:t>喜樂小組</w:t>
+            </w:r>
+          </w:p>
+        </w:tc>
+        <w:tc>
+          <w:tcPr>
+            <w:tcW w:w="560" w:type="dxa"/>
+            <w:tcMar>
+              <w:left w:w="57" w:type="dxa"/>
+              <w:right w:w="57" w:type="dxa"/>
+            </w:tcMar>
+          </w:tcPr>
+          <w:p>
+            <w:pPr>
+              <w:snapToGrid w:val="0"/>
+              <w:jc w:val="center"/>
+              <w:rPr>
+                <w:rFonts w:ascii="Barlow Condensed Medium" w:eastAsia="標楷體" w:hAnsi="Barlow Condensed Medium" w:cstheme="minorHAnsi"/>
+                <w:w w:val="80"/>
+              </w:rPr>
+            </w:pPr>
+            <w:r>
+              <w:rPr>
+                <w:rFonts w:ascii="Barlow Condensed Medium" w:eastAsia="華康儷中黑" w:hAnsi="Barlow Condensed Medium" w:cstheme="minorHAnsi"/>
+                <w:w w:val="75"/>
+              </w:rPr>
+              <w:fldChar w:fldCharType="begin"/>
+            </w:r>
+            <w:r>
+              <w:rPr>
+                <w:rFonts w:ascii="Barlow Condensed Medium" w:eastAsia="華康儷中黑" w:hAnsi="Barlow Condensed Medium" w:cstheme="minorHAnsi"/>
+                <w:w w:val="75"/>
+              </w:rPr>
+              <w:instrText xml:space="preserve"> =IF(pub_day&lt;3, IF(pub_mon=1, 12, pub_mon-1), pub_mon) \* MERGEFORMAT  \* MERGEFORMAT </w:instrText>
+            </w:r>
+            <w:r>
+              <w:rPr>
+                <w:rFonts w:ascii="Barlow Condensed Medium" w:eastAsia="華康儷中黑" w:hAnsi="Barlow Condensed Medium" w:cstheme="minorHAnsi"/>
+                <w:w w:val="75"/>
+              </w:rPr>
+              <w:fldChar w:fldCharType="separate"/>
+            </w:r>
+            <w:r>
+              <w:rPr>
+                <w:rFonts w:ascii="Barlow Condensed Medium" w:eastAsia="華康儷中黑" w:hAnsi="Barlow Condensed Medium" w:cstheme="minorHAnsi"/>
+                <w:noProof/>
+                <w:w w:val="75"/>
+              </w:rPr>
+              <w:t>5</w:t>
+            </w:r>
+            <w:r>
+              <w:rPr>
+                <w:rFonts w:ascii="Barlow Condensed Medium" w:eastAsia="華康儷中黑" w:hAnsi="Barlow Condensed Medium" w:cstheme="minorHAnsi"/>
+                <w:w w:val="75"/>
+              </w:rPr>
+              <w:fldChar w:fldCharType="end"/>
+            </w:r>
+            <w:r>
+              <w:rPr>
+                <w:rFonts w:ascii="Barlow Condensed Medium" w:eastAsia="華康儷中黑" w:hAnsi="Barlow Condensed Medium" w:cstheme="minorHAnsi"/>
+                <w:w w:val="75"/>
+              </w:rPr>
+              <w:t>/</w:t>
+            </w:r>
+            <w:r>
+              <w:rPr>
+                <w:rFonts w:ascii="Barlow Condensed Medium" w:eastAsia="華康儷中黑" w:hAnsi="Barlow Condensed Medium" w:cstheme="minorHAnsi"/>
+                <w:w w:val="75"/>
+              </w:rPr>
+              <w:fldChar w:fldCharType="begin"/>
+            </w:r>
+            <w:r>
+              <w:rPr>
+                <w:rFonts w:ascii="Barlow Condensed Medium" w:eastAsia="華康儷中黑" w:hAnsi="Barlow Condensed Medium" w:cstheme="minorHAnsi"/>
+                <w:w w:val="75"/>
+              </w:rPr>
+              <w:instrText xml:space="preserve"> =IF(pub_day&lt;4, last_mon_days, 0)+pub_day-3 \* MERGEFORMAT </w:instrText>
+            </w:r>
+            <w:r>
+              <w:rPr>
+                <w:rFonts w:ascii="Barlow Condensed Medium" w:eastAsia="華康儷中黑" w:hAnsi="Barlow Condensed Medium" w:cstheme="minorHAnsi"/>
+                <w:w w:val="75"/>
+              </w:rPr>
+              <w:fldChar w:fldCharType="separate"/>
+            </w:r>
+            <w:r>
+              <w:rPr>
+                <w:rFonts w:ascii="Barlow Condensed Medium" w:eastAsia="華康儷中黑" w:hAnsi="Barlow Condensed Medium" w:cstheme="minorHAnsi"/>
+                <w:noProof/>
+                <w:w w:val="75"/>
+              </w:rPr>
+              <w:t>21</w:t>
+            </w:r>
+            <w:r>
+              <w:rPr>
+                <w:rFonts w:ascii="Barlow Condensed Medium" w:eastAsia="華康儷中黑" w:hAnsi="Barlow Condensed Medium" w:cstheme="minorHAnsi"/>
+                <w:w w:val="75"/>
+              </w:rPr>
+              <w:fldChar w:fldCharType="end"/>
+            </w:r>
+          </w:p>
+        </w:tc>
+        <w:tc>
+          <w:tcPr>
+            <w:tcW w:w="532" w:type="dxa"/>
+            <w:tcBorders>
+              <w:right w:val="double" w:sz="12" w:space="0" w:color="auto"/>
+            </w:tcBorders>
+            <w:tcMar>
+              <w:left w:w="57" w:type="dxa"/>
+              <w:right w:w="57" w:type="dxa"/>
+            </w:tcMar>
+          </w:tcPr>
+          <w:p>
+            <w:pPr>
+              <w:snapToGrid w:val="0"/>
+              <w:jc w:val="center"/>
+              <w:rPr>
+                <w:rFonts w:ascii="Barlow Condensed Medium" w:eastAsia="標楷體" w:hAnsi="Barlow Condensed Medium" w:cstheme="minorHAnsi"/>
+                <w:w w:val="80"/>
+              </w:rPr>
+            </w:pPr>
+            <w:r>
+              <w:rPr>
+                <w:rFonts w:ascii="Barlow Condensed Medium" w:eastAsia="標楷體" w:hAnsi="Barlow Condensed Medium" w:cstheme="minorHAnsi" w:hint="eastAsia"/>
+                <w:w w:val="80"/>
+              </w:rPr>
+              <w:t>--</w:t>
+            </w:r>
+          </w:p>
+        </w:tc>
+        <w:tc>
+          <w:tcPr>
+            <w:tcW w:w="541" w:type="dxa"/>
+            <w:vMerge/>
+            <w:tcBorders>
+              <w:left w:val="double" w:sz="12" w:space="0" w:color="auto"/>
+            </w:tcBorders>
+            <w:tcMar>
+              <w:left w:w="57" w:type="dxa"/>
+              <w:right w:w="57" w:type="dxa"/>
+            </w:tcMar>
+          </w:tcPr>
+          <w:p>
+            <w:pPr>
+              <w:jc w:val="center"/>
+              <w:rPr>
+                <w:rFonts w:ascii="Barlow Condensed Medium" w:eastAsia="標楷體" w:hAnsi="Barlow Condensed Medium" w:cstheme="minorHAnsi"/>
+                <w:w w:val="80"/>
+              </w:rPr>
+            </w:pPr>
+          </w:p>
+        </w:tc>
+      </w:tr>
+      <w:tr>
+        <w:trPr>
+          <w:trHeight w:hRule="exact" w:val="312"/>
+        </w:trPr>
+        <w:tc>
+          <w:tcPr>
+            <w:tcW w:w="937" w:type="dxa"/>
+            <w:vMerge/>
+            <w:tcMar>
+              <w:left w:w="57" w:type="dxa"/>
+              <w:right w:w="57" w:type="dxa"/>
+            </w:tcMar>
+          </w:tcPr>
+          <w:p>
+            <w:pPr>
+              <w:snapToGrid w:val="0"/>
+              <w:jc w:val="distribute"/>
+              <w:rPr>
+                <w:rFonts w:ascii="Barlow Condensed Medium" w:eastAsia="華康中黑體" w:hAnsi="Barlow Condensed Medium" w:cstheme="minorHAnsi"/>
+                <w:w w:val="80"/>
+              </w:rPr>
+            </w:pPr>
+          </w:p>
+        </w:tc>
+        <w:tc>
+          <w:tcPr>
+            <w:tcW w:w="1000" w:type="dxa"/>
             <w:tcBorders>
               <w:top w:val="single" w:sz="4" w:space="0" w:color="auto"/>
               <w:left w:val="single" w:sz="4" w:space="0" w:color="auto"/>
@@ -20009,8 +20245,42 @@
                 <w:rFonts w:ascii="標楷體" w:eastAsia="標楷體" w:hAnsi="標楷體" w:cstheme="majorBidi" w:hint="eastAsia"/>
                 <w:szCs w:val="24"/>
               </w:rPr>
-              <w:t>張怡婷</w:t>
-            </w:r>
+              <w:t>卓滿惠</w:t>
+            </w:r>
+          </w:p>
+        </w:tc>
+        <w:tc>
+          <w:tcPr>
+            <w:tcW w:w="1001" w:type="dxa"/>
+            <w:tcBorders>
+              <w:top w:val="single" w:sz="4" w:space="0" w:color="auto"/>
+              <w:bottom w:val="single" w:sz="4" w:space="0" w:color="auto"/>
+            </w:tcBorders>
+            <w:shd w:val="clear" w:color="auto" w:fill="auto"/>
+            <w:tcMar>
+              <w:left w:w="57" w:type="dxa"/>
+              <w:right w:w="57" w:type="dxa"/>
+            </w:tcMar>
+            <w:vAlign w:val="center"/>
+          </w:tcPr>
+          <w:p>
+            <w:pPr>
+              <w:snapToGrid w:val="0"/>
+              <w:jc w:val="center"/>
+              <w:rPr>
+                <w:rFonts w:ascii="標楷體" w:eastAsia="標楷體" w:hAnsi="標楷體" w:cs="華康儷楷書"/>
+                <w:szCs w:val="24"/>
+              </w:rPr>
+            </w:pPr>
+            <w:proofErr w:type="gramStart"/>
+            <w:r>
+              <w:rPr>
+                <w:rFonts w:ascii="標楷體" w:eastAsia="標楷體" w:hAnsi="標楷體" w:cstheme="majorBidi" w:hint="eastAsia"/>
+                <w:szCs w:val="24"/>
+              </w:rPr>
+              <w:t>楊竣傑</w:t>
+            </w:r>
+            <w:proofErr w:type="gramEnd"/>
           </w:p>
         </w:tc>
         <w:tc>
@@ -20029,18 +20299,19 @@
           <w:p>
             <w:pPr>
               <w:snapToGrid w:val="0"/>
-              <w:jc w:val="distribute"/>
+              <w:jc w:val="center"/>
               <w:rPr>
                 <w:rFonts w:ascii="標楷體" w:eastAsia="標楷體" w:hAnsi="標楷體" w:cs="華康儷楷書"/>
                 <w:w w:val="80"/>
-              </w:rPr>
-            </w:pPr>
-            <w:r>
-              <w:rPr>
-                <w:rFonts w:ascii="標楷體" w:eastAsia="標楷體" w:hAnsi="標楷體" w:cs="華康儷楷書"/>
+                <w:highlight w:val="yellow"/>
+              </w:rPr>
+            </w:pPr>
+            <w:r>
+              <w:rPr>
+                <w:rFonts w:ascii="Barlow Condensed Medium" w:eastAsia="標楷體" w:hAnsi="Barlow Condensed Medium" w:cstheme="minorHAnsi" w:hint="eastAsia"/>
                 <w:w w:val="80"/>
               </w:rPr>
-              <w:t>喜樂小組</w:t>
+              <w:t>--</w:t>
             </w:r>
           </w:p>
         </w:tc>
@@ -20073,7 +20344,7 @@
                 <w:rFonts w:ascii="Barlow Condensed Medium" w:eastAsia="華康儷中黑" w:hAnsi="Barlow Condensed Medium" w:cstheme="minorHAnsi"/>
                 <w:w w:val="75"/>
               </w:rPr>
-              <w:instrText xml:space="preserve"> =IF(pub_day&lt;3, IF(pub_mon=1, 12, pub_mon-1), pub_mon) \* MERGEFORMAT  \* MERGEFORMAT </w:instrText>
+              <w:instrText xml:space="preserve"> =IF(pub_day&lt;4, IF(pub_mon=1, 12, pub_mon-1), pub_mon) \* MERGEFORMAT  \* MERGEFORMAT </w:instrText>
             </w:r>
             <w:r>
               <w:rPr>
@@ -20131,7 +20402,7 @@
                 <w:noProof/>
                 <w:w w:val="75"/>
               </w:rPr>
-              <w:t>14</w:t>
+              <w:t>21</w:t>
             </w:r>
             <w:r>
               <w:rPr>
@@ -20201,279 +20472,6 @@
         <w:tc>
           <w:tcPr>
             <w:tcW w:w="937" w:type="dxa"/>
-            <w:vMerge/>
-            <w:tcMar>
-              <w:left w:w="57" w:type="dxa"/>
-              <w:right w:w="57" w:type="dxa"/>
-            </w:tcMar>
-          </w:tcPr>
-          <w:p>
-            <w:pPr>
-              <w:snapToGrid w:val="0"/>
-              <w:jc w:val="distribute"/>
-              <w:rPr>
-                <w:rFonts w:ascii="Barlow Condensed Medium" w:eastAsia="華康中黑體" w:hAnsi="Barlow Condensed Medium" w:cstheme="minorHAnsi"/>
-                <w:w w:val="80"/>
-              </w:rPr>
-            </w:pPr>
-          </w:p>
-        </w:tc>
-        <w:tc>
-          <w:tcPr>
-            <w:tcW w:w="1000" w:type="dxa"/>
-            <w:tcBorders>
-              <w:top w:val="single" w:sz="4" w:space="0" w:color="auto"/>
-              <w:left w:val="single" w:sz="4" w:space="0" w:color="auto"/>
-              <w:bottom w:val="single" w:sz="4" w:space="0" w:color="auto"/>
-              <w:right w:val="single" w:sz="4" w:space="0" w:color="auto"/>
-            </w:tcBorders>
-            <w:tcMar>
-              <w:left w:w="57" w:type="dxa"/>
-              <w:right w:w="57" w:type="dxa"/>
-            </w:tcMar>
-            <w:vAlign w:val="center"/>
-          </w:tcPr>
-          <w:p>
-            <w:pPr>
-              <w:snapToGrid w:val="0"/>
-              <w:jc w:val="center"/>
-              <w:rPr>
-                <w:rFonts w:ascii="標楷體" w:eastAsia="標楷體" w:hAnsi="標楷體" w:cs="華康儷楷書"/>
-                <w:szCs w:val="24"/>
-              </w:rPr>
-            </w:pPr>
-            <w:r>
-              <w:rPr>
-                <w:rFonts w:ascii="標楷體" w:eastAsia="標楷體" w:hAnsi="標楷體" w:cstheme="majorBidi" w:hint="eastAsia"/>
-                <w:szCs w:val="24"/>
-              </w:rPr>
-              <w:t>葉文蒂</w:t>
-            </w:r>
-          </w:p>
-        </w:tc>
-        <w:tc>
-          <w:tcPr>
-            <w:tcW w:w="1001" w:type="dxa"/>
-            <w:tcBorders>
-              <w:top w:val="single" w:sz="4" w:space="0" w:color="auto"/>
-              <w:left w:val="single" w:sz="4" w:space="0" w:color="auto"/>
-              <w:bottom w:val="single" w:sz="4" w:space="0" w:color="auto"/>
-              <w:right w:val="single" w:sz="4" w:space="0" w:color="auto"/>
-            </w:tcBorders>
-            <w:shd w:val="clear" w:color="auto" w:fill="auto"/>
-            <w:tcMar>
-              <w:left w:w="57" w:type="dxa"/>
-              <w:right w:w="57" w:type="dxa"/>
-            </w:tcMar>
-            <w:vAlign w:val="center"/>
-          </w:tcPr>
-          <w:p>
-            <w:pPr>
-              <w:snapToGrid w:val="0"/>
-              <w:jc w:val="center"/>
-              <w:rPr>
-                <w:rFonts w:ascii="標楷體" w:eastAsia="標楷體" w:hAnsi="標楷體" w:cs="華康儷楷書"/>
-                <w:szCs w:val="24"/>
-              </w:rPr>
-            </w:pPr>
-            <w:r>
-              <w:rPr>
-                <w:rFonts w:ascii="標楷體" w:eastAsia="標楷體" w:hAnsi="標楷體" w:cstheme="majorBidi" w:hint="eastAsia"/>
-                <w:szCs w:val="24"/>
-              </w:rPr>
-              <w:t>卓滿惠</w:t>
-            </w:r>
-          </w:p>
-        </w:tc>
-        <w:tc>
-          <w:tcPr>
-            <w:tcW w:w="1135" w:type="dxa"/>
-            <w:tcBorders>
-              <w:top w:val="single" w:sz="4" w:space="0" w:color="auto"/>
-              <w:left w:val="double" w:sz="12" w:space="0" w:color="auto"/>
-              <w:bottom w:val="single" w:sz="4" w:space="0" w:color="auto"/>
-            </w:tcBorders>
-            <w:tcMar>
-              <w:left w:w="57" w:type="dxa"/>
-              <w:right w:w="57" w:type="dxa"/>
-            </w:tcMar>
-          </w:tcPr>
-          <w:p>
-            <w:pPr>
-              <w:snapToGrid w:val="0"/>
-              <w:jc w:val="center"/>
-              <w:rPr>
-                <w:rFonts w:ascii="標楷體" w:eastAsia="標楷體" w:hAnsi="標楷體" w:cs="華康儷楷書"/>
-                <w:w w:val="80"/>
-                <w:highlight w:val="yellow"/>
-              </w:rPr>
-            </w:pPr>
-            <w:r>
-              <w:rPr>
-                <w:rFonts w:ascii="Barlow Condensed Medium" w:eastAsia="標楷體" w:hAnsi="Barlow Condensed Medium" w:cstheme="minorHAnsi" w:hint="eastAsia"/>
-                <w:w w:val="80"/>
-              </w:rPr>
-              <w:t>--</w:t>
-            </w:r>
-          </w:p>
-        </w:tc>
-        <w:tc>
-          <w:tcPr>
-            <w:tcW w:w="560" w:type="dxa"/>
-            <w:tcMar>
-              <w:left w:w="57" w:type="dxa"/>
-              <w:right w:w="57" w:type="dxa"/>
-            </w:tcMar>
-          </w:tcPr>
-          <w:p>
-            <w:pPr>
-              <w:snapToGrid w:val="0"/>
-              <w:jc w:val="center"/>
-              <w:rPr>
-                <w:rFonts w:ascii="Barlow Condensed Medium" w:eastAsia="標楷體" w:hAnsi="Barlow Condensed Medium" w:cstheme="minorHAnsi"/>
-                <w:w w:val="80"/>
-              </w:rPr>
-            </w:pPr>
-            <w:r>
-              <w:rPr>
-                <w:rFonts w:ascii="Barlow Condensed Medium" w:eastAsia="華康儷中黑" w:hAnsi="Barlow Condensed Medium" w:cstheme="minorHAnsi"/>
-                <w:w w:val="75"/>
-              </w:rPr>
-              <w:fldChar w:fldCharType="begin"/>
-            </w:r>
-            <w:r>
-              <w:rPr>
-                <w:rFonts w:ascii="Barlow Condensed Medium" w:eastAsia="華康儷中黑" w:hAnsi="Barlow Condensed Medium" w:cstheme="minorHAnsi"/>
-                <w:w w:val="75"/>
-              </w:rPr>
-              <w:instrText xml:space="preserve"> =IF(pub_day&lt;4, IF(pub_mon=1, 12, pub_mon-1), pub_mon) \* MERGEFORMAT  \* MERGEFORMAT </w:instrText>
-            </w:r>
-            <w:r>
-              <w:rPr>
-                <w:rFonts w:ascii="Barlow Condensed Medium" w:eastAsia="華康儷中黑" w:hAnsi="Barlow Condensed Medium" w:cstheme="minorHAnsi"/>
-                <w:w w:val="75"/>
-              </w:rPr>
-              <w:fldChar w:fldCharType="separate"/>
-            </w:r>
-            <w:r>
-              <w:rPr>
-                <w:rFonts w:ascii="Barlow Condensed Medium" w:eastAsia="華康儷中黑" w:hAnsi="Barlow Condensed Medium" w:cstheme="minorHAnsi"/>
-                <w:noProof/>
-                <w:w w:val="75"/>
-              </w:rPr>
-              <w:t>5</w:t>
-            </w:r>
-            <w:r>
-              <w:rPr>
-                <w:rFonts w:ascii="Barlow Condensed Medium" w:eastAsia="華康儷中黑" w:hAnsi="Barlow Condensed Medium" w:cstheme="minorHAnsi"/>
-                <w:w w:val="75"/>
-              </w:rPr>
-              <w:fldChar w:fldCharType="end"/>
-            </w:r>
-            <w:r>
-              <w:rPr>
-                <w:rFonts w:ascii="Barlow Condensed Medium" w:eastAsia="華康儷中黑" w:hAnsi="Barlow Condensed Medium" w:cstheme="minorHAnsi"/>
-                <w:w w:val="75"/>
-              </w:rPr>
-              <w:t>/</w:t>
-            </w:r>
-            <w:r>
-              <w:rPr>
-                <w:rFonts w:ascii="Barlow Condensed Medium" w:eastAsia="華康儷中黑" w:hAnsi="Barlow Condensed Medium" w:cstheme="minorHAnsi"/>
-                <w:w w:val="75"/>
-              </w:rPr>
-              <w:fldChar w:fldCharType="begin"/>
-            </w:r>
-            <w:r>
-              <w:rPr>
-                <w:rFonts w:ascii="Barlow Condensed Medium" w:eastAsia="華康儷中黑" w:hAnsi="Barlow Condensed Medium" w:cstheme="minorHAnsi"/>
-                <w:w w:val="75"/>
-              </w:rPr>
-              <w:instrText xml:space="preserve"> =IF(pub_day&lt;4, last_mon_days, 0)+pub_day-3 \* MERGEFORMAT </w:instrText>
-            </w:r>
-            <w:r>
-              <w:rPr>
-                <w:rFonts w:ascii="Barlow Condensed Medium" w:eastAsia="華康儷中黑" w:hAnsi="Barlow Condensed Medium" w:cstheme="minorHAnsi"/>
-                <w:w w:val="75"/>
-              </w:rPr>
-              <w:fldChar w:fldCharType="separate"/>
-            </w:r>
-            <w:r>
-              <w:rPr>
-                <w:rFonts w:ascii="Barlow Condensed Medium" w:eastAsia="華康儷中黑" w:hAnsi="Barlow Condensed Medium" w:cstheme="minorHAnsi"/>
-                <w:noProof/>
-                <w:w w:val="75"/>
-              </w:rPr>
-              <w:t>14</w:t>
-            </w:r>
-            <w:r>
-              <w:rPr>
-                <w:rFonts w:ascii="Barlow Condensed Medium" w:eastAsia="華康儷中黑" w:hAnsi="Barlow Condensed Medium" w:cstheme="minorHAnsi"/>
-                <w:w w:val="75"/>
-              </w:rPr>
-              <w:fldChar w:fldCharType="end"/>
-            </w:r>
-          </w:p>
-        </w:tc>
-        <w:tc>
-          <w:tcPr>
-            <w:tcW w:w="532" w:type="dxa"/>
-            <w:tcBorders>
-              <w:right w:val="double" w:sz="12" w:space="0" w:color="auto"/>
-            </w:tcBorders>
-            <w:tcMar>
-              <w:left w:w="57" w:type="dxa"/>
-              <w:right w:w="57" w:type="dxa"/>
-            </w:tcMar>
-          </w:tcPr>
-          <w:p>
-            <w:pPr>
-              <w:snapToGrid w:val="0"/>
-              <w:jc w:val="center"/>
-              <w:rPr>
-                <w:rFonts w:ascii="Barlow Condensed Medium" w:eastAsia="標楷體" w:hAnsi="Barlow Condensed Medium" w:cstheme="minorHAnsi"/>
-                <w:w w:val="80"/>
-              </w:rPr>
-            </w:pPr>
-            <w:r>
-              <w:rPr>
-                <w:rFonts w:ascii="Barlow Condensed Medium" w:eastAsia="標楷體" w:hAnsi="Barlow Condensed Medium" w:cstheme="minorHAnsi" w:hint="eastAsia"/>
-                <w:w w:val="80"/>
-              </w:rPr>
-              <w:t>--</w:t>
-            </w:r>
-          </w:p>
-        </w:tc>
-        <w:tc>
-          <w:tcPr>
-            <w:tcW w:w="541" w:type="dxa"/>
-            <w:vMerge/>
-            <w:tcBorders>
-              <w:left w:val="double" w:sz="12" w:space="0" w:color="auto"/>
-            </w:tcBorders>
-            <w:tcMar>
-              <w:left w:w="57" w:type="dxa"/>
-              <w:right w:w="57" w:type="dxa"/>
-            </w:tcMar>
-          </w:tcPr>
-          <w:p>
-            <w:pPr>
-              <w:jc w:val="center"/>
-              <w:rPr>
-                <w:rFonts w:ascii="Barlow Condensed Medium" w:eastAsia="標楷體" w:hAnsi="Barlow Condensed Medium" w:cstheme="minorHAnsi"/>
-                <w:w w:val="80"/>
-              </w:rPr>
-            </w:pPr>
-          </w:p>
-        </w:tc>
-      </w:tr>
-      <w:tr>
-        <w:trPr>
-          <w:trHeight w:hRule="exact" w:val="312"/>
-        </w:trPr>
-        <w:tc>
-          <w:tcPr>
-            <w:tcW w:w="937" w:type="dxa"/>
             <w:tcMar>
               <w:left w:w="57" w:type="dxa"/>
               <w:right w:w="57" w:type="dxa"/>
@@ -20504,8 +20502,10 @@
             <w:tcBorders>
               <w:top w:val="single" w:sz="4" w:space="0" w:color="auto"/>
               <w:left w:val="single" w:sz="4" w:space="0" w:color="000000"/>
+              <w:bottom w:val="single" w:sz="4" w:space="0" w:color="000000"/>
               <w:right w:val="single" w:sz="4" w:space="0" w:color="000000"/>
             </w:tcBorders>
+            <w:shd w:val="clear" w:color="auto" w:fill="auto"/>
             <w:tcMar>
               <w:left w:w="57" w:type="dxa"/>
               <w:right w:w="57" w:type="dxa"/>
@@ -20684,7 +20684,7 @@
                 <w:noProof/>
                 <w:w w:val="75"/>
               </w:rPr>
-              <w:t>14</w:t>
+              <w:t>21</w:t>
             </w:r>
             <w:r>
               <w:rPr>
@@ -20784,10 +20784,12 @@
           <w:tcPr>
             <w:tcW w:w="1000" w:type="dxa"/>
             <w:tcBorders>
+              <w:top w:val="single" w:sz="4" w:space="0" w:color="000000"/>
               <w:left w:val="single" w:sz="4" w:space="0" w:color="000000"/>
               <w:bottom w:val="single" w:sz="4" w:space="0" w:color="000000"/>
               <w:right w:val="single" w:sz="4" w:space="0" w:color="000000"/>
             </w:tcBorders>
+            <w:shd w:val="clear" w:color="auto" w:fill="auto"/>
             <w:tcMar>
               <w:left w:w="57" w:type="dxa"/>
               <w:right w:w="57" w:type="dxa"/>
@@ -20803,15 +20805,13 @@
                 <w:szCs w:val="24"/>
               </w:rPr>
             </w:pPr>
-            <w:proofErr w:type="gramStart"/>
             <w:r>
               <w:rPr>
                 <w:rFonts w:ascii="標楷體" w:eastAsia="標楷體" w:hAnsi="標楷體" w:cstheme="majorBidi" w:hint="eastAsia"/>
                 <w:szCs w:val="24"/>
               </w:rPr>
-              <w:t>周庭羽</w:t>
-            </w:r>
-            <w:proofErr w:type="gramEnd"/>
+              <w:t>林惠娟</w:t>
+            </w:r>
           </w:p>
         </w:tc>
         <w:tc>
@@ -20844,7 +20844,14 @@
                 <w:rFonts w:ascii="標楷體" w:eastAsia="標楷體" w:hAnsi="標楷體" w:cstheme="majorBidi" w:hint="eastAsia"/>
                 <w:szCs w:val="24"/>
               </w:rPr>
-              <w:t>林惠娟</w:t>
+              <w:t>周庭</w:t>
+            </w:r>
+            <w:r>
+              <w:rPr>
+                <w:rFonts w:ascii="標楷體" w:eastAsia="標楷體" w:hAnsi="標楷體" w:cstheme="majorBidi" w:hint="eastAsia"/>
+                <w:szCs w:val="24"/>
+              </w:rPr>
+              <w:t>葳</w:t>
             </w:r>
           </w:p>
         </w:tc>
@@ -20966,7 +20973,7 @@
                 <w:noProof/>
                 <w:w w:val="75"/>
               </w:rPr>
-              <w:t>9</w:t>
+              <w:t>16</w:t>
             </w:r>
             <w:r>
               <w:rPr>
@@ -21071,6 +21078,7 @@
               <w:top w:val="single" w:sz="4" w:space="0" w:color="auto"/>
               <w:bottom w:val="single" w:sz="4" w:space="0" w:color="auto"/>
             </w:tcBorders>
+            <w:shd w:val="clear" w:color="auto" w:fill="auto"/>
             <w:tcMar>
               <w:left w:w="57" w:type="dxa"/>
               <w:right w:w="57" w:type="dxa"/>
@@ -21092,7 +21100,7 @@
                 <w:rFonts w:ascii="標楷體" w:eastAsia="標楷體" w:hAnsi="標楷體" w:cstheme="majorBidi" w:hint="eastAsia"/>
                 <w:szCs w:val="24"/>
               </w:rPr>
-              <w:t>蕭國鎮</w:t>
+              <w:t>張昭立</w:t>
             </w:r>
           </w:p>
         </w:tc>
@@ -21103,7 +21111,6 @@
               <w:top w:val="single" w:sz="4" w:space="0" w:color="auto"/>
               <w:bottom w:val="single" w:sz="4" w:space="0" w:color="auto"/>
             </w:tcBorders>
-            <w:shd w:val="clear" w:color="auto" w:fill="auto"/>
             <w:tcMar>
               <w:left w:w="57" w:type="dxa"/>
               <w:right w:w="57" w:type="dxa"/>
@@ -21125,7 +21132,7 @@
                 <w:rFonts w:ascii="標楷體" w:eastAsia="標楷體" w:hAnsi="標楷體" w:cstheme="majorBidi" w:hint="eastAsia"/>
                 <w:szCs w:val="24"/>
               </w:rPr>
-              <w:t>張昭立</w:t>
+              <w:t>林錫純</w:t>
             </w:r>
           </w:p>
         </w:tc>
@@ -21250,7 +21257,7 @@
                 <w:noProof/>
                 <w:w w:val="75"/>
               </w:rPr>
-              <w:t>9</w:t>
+              <w:t>16</w:t>
             </w:r>
             <w:r>
               <w:rPr>
@@ -21363,9 +21370,10 @@
             </w:pPr>
             <w:r>
               <w:rPr>
-                <w:rFonts w:ascii="標楷體" w:eastAsia="標楷體" w:hAnsi="標楷體" w:hint="eastAsia"/>
-              </w:rPr>
-              <w:t>林金城</w:t>
+                <w:rFonts w:ascii="標楷體" w:eastAsia="標楷體" w:hAnsi="標楷體" w:cstheme="majorBidi" w:hint="eastAsia"/>
+                <w:szCs w:val="24"/>
+              </w:rPr>
+              <w:t>黃彥彬</w:t>
             </w:r>
           </w:p>
         </w:tc>
@@ -21392,10 +21400,11 @@
             </w:pPr>
             <w:r>
               <w:rPr>
-                <w:rFonts w:ascii="標楷體" w:eastAsia="標楷體" w:hAnsi="標楷體" w:cstheme="majorBidi" w:hint="eastAsia"/>
+                <w:rFonts w:ascii="標楷體" w:eastAsia="標楷體" w:hAnsi="標楷體" w:hint="eastAsia"/>
                 <w:szCs w:val="24"/>
-              </w:rPr>
-              <w:t>黃彥彬</w:t>
+                <w:lang w:val="en-GB"/>
+              </w:rPr>
+              <w:t>黃聖耀</w:t>
             </w:r>
           </w:p>
         </w:tc>
@@ -21542,7 +21551,7 @@
                 <w:noProof/>
                 <w:w w:val="75"/>
               </w:rPr>
-              <w:t>9</w:t>
+              <w:t>16</w:t>
             </w:r>
             <w:r>
               <w:rPr>
@@ -21663,7 +21672,7 @@
                 <w:rFonts w:ascii="標楷體" w:eastAsia="標楷體" w:hAnsi="標楷體" w:cs="華康儷楷書" w:hint="eastAsia"/>
                 <w:szCs w:val="24"/>
               </w:rPr>
-              <w:t>詹素蘭</w:t>
+              <w:t>劉鴻賓</w:t>
             </w:r>
           </w:p>
         </w:tc>
@@ -21694,7 +21703,7 @@
                 <w:rFonts w:ascii="標楷體" w:eastAsia="標楷體" w:hAnsi="標楷體" w:cs="華康儷楷書" w:hint="eastAsia"/>
                 <w:szCs w:val="24"/>
               </w:rPr>
-              <w:t>劉鴻賓</w:t>
+              <w:t>周美雪</w:t>
             </w:r>
           </w:p>
         </w:tc>
@@ -21832,10 +21841,10 @@
             </w:pPr>
             <w:r>
               <w:rPr>
-                <w:rFonts w:ascii="標楷體" w:eastAsia="標楷體" w:hAnsi="標楷體" w:cs="華康儷楷書"/>
+                <w:rFonts w:ascii="標楷體" w:eastAsia="標楷體" w:hAnsi="標楷體" w:cs="華康儷楷書" w:hint="eastAsia"/>
                 <w:szCs w:val="24"/>
               </w:rPr>
-              <w:t>葉文蒂</w:t>
+              <w:t>張佩瀅</w:t>
             </w:r>
           </w:p>
         </w:tc>
@@ -21865,7 +21874,7 @@
                 <w:rFonts w:ascii="標楷體" w:eastAsia="標楷體" w:hAnsi="標楷體" w:cs="華康儷楷書" w:hint="eastAsia"/>
                 <w:szCs w:val="24"/>
               </w:rPr>
-              <w:t>張佩瀅</w:t>
+              <w:t>林秀蘭</w:t>
             </w:r>
           </w:p>
         </w:tc>
@@ -21981,10 +21990,10 @@
             </w:pPr>
             <w:r>
               <w:rPr>
-                <w:rFonts w:ascii="Barlow Condensed Medium" w:eastAsia="標楷體" w:hAnsi="Barlow Condensed Medium" w:cs="華康儷楷書"/>
+                <w:rFonts w:ascii="Barlow Condensed Medium" w:eastAsia="標楷體" w:hAnsi="Barlow Condensed Medium" w:cs="華康儷楷書" w:hint="eastAsia"/>
                 <w:szCs w:val="24"/>
               </w:rPr>
-              <w:t>張梅足</w:t>
+              <w:t>黃花香</w:t>
             </w:r>
           </w:p>
         </w:tc>
@@ -22014,8 +22023,17 @@
                 <w:rFonts w:ascii="Barlow Condensed Medium" w:eastAsia="標楷體" w:hAnsi="Barlow Condensed Medium" w:cs="華康儷楷書" w:hint="eastAsia"/>
                 <w:szCs w:val="24"/>
               </w:rPr>
-              <w:t>黃花香</w:t>
-            </w:r>
+              <w:t>孫翠</w:t>
+            </w:r>
+            <w:proofErr w:type="gramStart"/>
+            <w:r>
+              <w:rPr>
+                <w:rFonts w:ascii="Barlow Condensed Medium" w:eastAsia="標楷體" w:hAnsi="Barlow Condensed Medium" w:cs="華康儷楷書" w:hint="eastAsia"/>
+                <w:szCs w:val="24"/>
+              </w:rPr>
+              <w:t>璘</w:t>
+            </w:r>
+            <w:proofErr w:type="gramEnd"/>
           </w:p>
         </w:tc>
         <w:tc>
@@ -22096,10 +22114,10 @@
             </w:pPr>
             <w:r>
               <w:rPr>
-                <w:rFonts w:ascii="Barlow Condensed Medium" w:eastAsia="標楷體" w:hAnsi="Barlow Condensed Medium" w:cs="華康儷楷書"/>
+                <w:rFonts w:ascii="Barlow Condensed Medium" w:eastAsia="標楷體" w:hAnsi="Barlow Condensed Medium" w:cs="華康儷楷書" w:hint="eastAsia"/>
                 <w:szCs w:val="24"/>
               </w:rPr>
-              <w:t>胡瑞榮</w:t>
+              <w:t>黃明憲</w:t>
             </w:r>
           </w:p>
         </w:tc>
@@ -22124,12 +22142,21 @@
                 <w:szCs w:val="24"/>
               </w:rPr>
             </w:pPr>
+            <w:proofErr w:type="gramStart"/>
             <w:r>
               <w:rPr>
                 <w:rFonts w:ascii="Barlow Condensed Medium" w:eastAsia="標楷體" w:hAnsi="Barlow Condensed Medium" w:cs="華康儷楷書" w:hint="eastAsia"/>
                 <w:szCs w:val="24"/>
               </w:rPr>
-              <w:t>黃明憲</w:t>
+              <w:t>机</w:t>
+            </w:r>
+            <w:proofErr w:type="gramEnd"/>
+            <w:r>
+              <w:rPr>
+                <w:rFonts w:ascii="Barlow Condensed Medium" w:eastAsia="標楷體" w:hAnsi="Barlow Condensed Medium" w:cs="華康儷楷書" w:hint="eastAsia"/>
+                <w:szCs w:val="24"/>
+              </w:rPr>
+              <w:t>忠三</w:t>
             </w:r>
           </w:p>
         </w:tc>
@@ -22279,7 +22306,7 @@
           <w:rFonts w:ascii="Barlow Condensed SemiBold" w:eastAsia="華康正顏楷體W9" w:hAnsi="Barlow Condensed SemiBold" w:cstheme="minorHAnsi"/>
           <w:noProof/>
         </w:rPr>
-        <w:t>10</w:t>
+        <w:t>17</w:t>
       </w:r>
       <w:r>
         <w:rPr>
@@ -23669,7 +23696,7 @@
                     <w:snapToGrid w:val="0"/>
                     <w:jc w:val="right"/>
                     <w:rPr>
-                      <w:rFonts w:ascii="Barlow Condensed Medium" w:eastAsia="標楷體" w:hAnsi="Barlow Condensed Medium" w:cstheme="minorHAnsi" w:hint="eastAsia"/>
+                      <w:rFonts w:ascii="Barlow Condensed Medium" w:eastAsia="標楷體" w:hAnsi="Barlow Condensed Medium" w:cstheme="minorHAnsi"/>
                       <w:w w:val="80"/>
                       <w:szCs w:val="24"/>
                       <w:highlight w:val="yellow"/>
@@ -23826,7 +23853,7 @@
                     <w:snapToGrid w:val="0"/>
                     <w:jc w:val="right"/>
                     <w:rPr>
-                      <w:rFonts w:ascii="Barlow Condensed Medium" w:eastAsia="標楷體" w:hAnsi="Barlow Condensed Medium" w:cstheme="minorHAnsi" w:hint="eastAsia"/>
+                      <w:rFonts w:ascii="Barlow Condensed Medium" w:eastAsia="標楷體" w:hAnsi="Barlow Condensed Medium" w:cstheme="minorHAnsi"/>
                       <w:w w:val="80"/>
                       <w:szCs w:val="24"/>
                       <w:highlight w:val="yellow"/>
@@ -23983,7 +24010,7 @@
                     <w:snapToGrid w:val="0"/>
                     <w:jc w:val="right"/>
                     <w:rPr>
-                      <w:rFonts w:ascii="Barlow Condensed Medium" w:eastAsia="標楷體" w:hAnsi="Barlow Condensed Medium" w:cstheme="minorHAnsi" w:hint="eastAsia"/>
+                      <w:rFonts w:ascii="Barlow Condensed Medium" w:eastAsia="標楷體" w:hAnsi="Barlow Condensed Medium" w:cstheme="minorHAnsi"/>
                       <w:w w:val="80"/>
                       <w:szCs w:val="24"/>
                       <w:highlight w:val="yellow"/>
@@ -24140,7 +24167,7 @@
                     <w:snapToGrid w:val="0"/>
                     <w:jc w:val="right"/>
                     <w:rPr>
-                      <w:rFonts w:ascii="Barlow Condensed Medium" w:eastAsia="標楷體" w:hAnsi="Barlow Condensed Medium" w:cstheme="minorHAnsi" w:hint="eastAsia"/>
+                      <w:rFonts w:ascii="Barlow Condensed Medium" w:eastAsia="標楷體" w:hAnsi="Barlow Condensed Medium" w:cstheme="minorHAnsi"/>
                       <w:w w:val="80"/>
                       <w:szCs w:val="24"/>
                       <w:highlight w:val="yellow"/>
@@ -24297,7 +24324,7 @@
                     <w:snapToGrid w:val="0"/>
                     <w:jc w:val="right"/>
                     <w:rPr>
-                      <w:rFonts w:ascii="Barlow Condensed Medium" w:eastAsia="標楷體" w:hAnsi="Barlow Condensed Medium" w:cstheme="minorHAnsi" w:hint="eastAsia"/>
+                      <w:rFonts w:ascii="Barlow Condensed Medium" w:eastAsia="標楷體" w:hAnsi="Barlow Condensed Medium" w:cstheme="minorHAnsi"/>
                       <w:w w:val="80"/>
                       <w:szCs w:val="24"/>
                       <w:highlight w:val="yellow"/>
@@ -24638,35 +24665,261 @@
               <w:snapToGrid w:val="0"/>
               <w:jc w:val="right"/>
               <w:rPr>
+                <w:rFonts w:ascii="Barlow Condensed Medium" w:eastAsia="標楷體" w:hAnsi="Barlow Condensed Medium" w:cstheme="minorHAnsi"/>
+                <w:w w:val="80"/>
+                <w:szCs w:val="24"/>
+                <w:highlight w:val="yellow"/>
+                <w:lang w:eastAsia="zh-HK"/>
+              </w:rPr>
+            </w:pPr>
+          </w:p>
+        </w:tc>
+        <w:tc>
+          <w:tcPr>
+            <w:tcW w:w="685" w:type="dxa"/>
+            <w:tcMar>
+              <w:left w:w="113" w:type="dxa"/>
+              <w:right w:w="28" w:type="dxa"/>
+            </w:tcMar>
+            <w:vAlign w:val="center"/>
+          </w:tcPr>
+          <w:p>
+            <w:pPr>
+              <w:snapToGrid w:val="0"/>
+              <w:ind w:leftChars="-2" w:left="-5" w:rightChars="-3" w:right="-7"/>
+              <w:rPr>
+                <w:rFonts w:ascii="Barlow Condensed Medium" w:eastAsia="標楷體" w:hAnsi="Barlow Condensed Medium" w:cstheme="minorHAnsi"/>
+                <w:w w:val="80"/>
+                <w:szCs w:val="24"/>
+                <w:highlight w:val="yellow"/>
+              </w:rPr>
+            </w:pPr>
+          </w:p>
+        </w:tc>
+        <w:tc>
+          <w:tcPr>
+            <w:tcW w:w="686" w:type="dxa"/>
+            <w:tcMar>
+              <w:left w:w="28" w:type="dxa"/>
+              <w:right w:w="28" w:type="dxa"/>
+            </w:tcMar>
+            <w:vAlign w:val="center"/>
+          </w:tcPr>
+          <w:p>
+            <w:pPr>
+              <w:snapToGrid w:val="0"/>
+              <w:jc w:val="right"/>
+              <w:rPr>
+                <w:rFonts w:ascii="Barlow Condensed Medium" w:eastAsia="標楷體" w:hAnsi="Barlow Condensed Medium" w:cstheme="minorHAnsi"/>
+                <w:w w:val="80"/>
+                <w:szCs w:val="24"/>
+                <w:highlight w:val="yellow"/>
+              </w:rPr>
+            </w:pPr>
+          </w:p>
+        </w:tc>
+        <w:tc>
+          <w:tcPr>
+            <w:tcW w:w="682" w:type="dxa"/>
+            <w:gridSpan w:val="2"/>
+            <w:tcMar>
+              <w:left w:w="113" w:type="dxa"/>
+              <w:right w:w="28" w:type="dxa"/>
+            </w:tcMar>
+            <w:vAlign w:val="center"/>
+          </w:tcPr>
+          <w:p>
+            <w:pPr>
+              <w:snapToGrid w:val="0"/>
+              <w:rPr>
+                <w:rFonts w:ascii="Barlow Condensed Medium" w:eastAsia="標楷體" w:hAnsi="Barlow Condensed Medium" w:cstheme="minorHAnsi"/>
+                <w:w w:val="80"/>
+                <w:szCs w:val="24"/>
+                <w:highlight w:val="yellow"/>
+              </w:rPr>
+            </w:pPr>
+          </w:p>
+        </w:tc>
+        <w:tc>
+          <w:tcPr>
+            <w:tcW w:w="683" w:type="dxa"/>
+            <w:gridSpan w:val="2"/>
+            <w:tcMar>
+              <w:left w:w="28" w:type="dxa"/>
+              <w:right w:w="28" w:type="dxa"/>
+            </w:tcMar>
+            <w:vAlign w:val="center"/>
+          </w:tcPr>
+          <w:p>
+            <w:pPr>
+              <w:snapToGrid w:val="0"/>
+              <w:jc w:val="right"/>
+              <w:rPr>
+                <w:rFonts w:ascii="Barlow Condensed Medium" w:eastAsia="標楷體" w:hAnsi="Barlow Condensed Medium" w:cstheme="minorHAnsi"/>
+                <w:w w:val="80"/>
+                <w:szCs w:val="24"/>
+                <w:highlight w:val="yellow"/>
+              </w:rPr>
+            </w:pPr>
+          </w:p>
+        </w:tc>
+        <w:tc>
+          <w:tcPr>
+            <w:tcW w:w="683" w:type="dxa"/>
+            <w:tcMar>
+              <w:left w:w="113" w:type="dxa"/>
+              <w:right w:w="28" w:type="dxa"/>
+            </w:tcMar>
+            <w:vAlign w:val="center"/>
+          </w:tcPr>
+          <w:p>
+            <w:pPr>
+              <w:snapToGrid w:val="0"/>
+              <w:rPr>
+                <w:rFonts w:ascii="Barlow Condensed Medium" w:eastAsia="標楷體" w:hAnsi="Barlow Condensed Medium" w:cstheme="minorHAnsi"/>
+                <w:w w:val="80"/>
+                <w:szCs w:val="24"/>
+                <w:highlight w:val="yellow"/>
+              </w:rPr>
+            </w:pPr>
+          </w:p>
+        </w:tc>
+      </w:tr>
+      <w:tr>
+        <w:trPr>
+          <w:trHeight w:hRule="exact" w:val="340"/>
+        </w:trPr>
+        <w:tc>
+          <w:tcPr>
+            <w:tcW w:w="1622" w:type="dxa"/>
+            <w:tcMar>
+              <w:left w:w="28" w:type="dxa"/>
+              <w:right w:w="28" w:type="dxa"/>
+            </w:tcMar>
+            <w:vAlign w:val="center"/>
+          </w:tcPr>
+          <w:p>
+            <w:pPr>
+              <w:snapToGrid w:val="0"/>
+              <w:jc w:val="both"/>
+              <w:rPr>
+                <w:rFonts w:ascii="Barlow Condensed Medium" w:eastAsia="華康中黑體" w:hAnsi="Barlow Condensed Medium" w:cstheme="minorHAnsi"/>
+                <w:w w:val="80"/>
+                <w:szCs w:val="24"/>
+                <w:highlight w:val="yellow"/>
+              </w:rPr>
+            </w:pPr>
+            <w:r>
+              <w:rPr>
+                <w:rFonts w:ascii="Barlow Condensed Medium" w:eastAsia="華康中黑體" w:hAnsi="Barlow Condensed Medium" w:cstheme="minorHAnsi"/>
+                <w:w w:val="80"/>
+                <w:szCs w:val="24"/>
+                <w:highlight w:val="yellow"/>
+              </w:rPr>
+              <w:sym w:font="Wingdings 2" w:char="F0AE"/>
+            </w:r>
+            <w:r>
+              <w:rPr>
+                <w:rFonts w:ascii="Barlow Condensed Medium" w:eastAsia="華康中黑體" w:hAnsi="Barlow Condensed Medium" w:cstheme="minorHAnsi" w:hint="eastAsia"/>
+                <w:w w:val="80"/>
+                <w:szCs w:val="24"/>
+                <w:highlight w:val="yellow"/>
+                <w:lang w:eastAsia="zh-HK"/>
+              </w:rPr>
+              <w:t>為聖歌隊奉</w:t>
+            </w:r>
+            <w:r>
+              <w:rPr>
+                <w:rFonts w:ascii="Barlow Condensed Medium" w:eastAsia="華康中黑體" w:hAnsi="Barlow Condensed Medium" w:cstheme="minorHAnsi"/>
+                <w:w w:val="80"/>
+                <w:szCs w:val="24"/>
+                <w:highlight w:val="yellow"/>
+              </w:rPr>
+              <w:t>獻</w:t>
+            </w:r>
+            <w:r>
+              <w:rPr>
+                <w:rFonts w:ascii="Barlow Condensed Medium" w:eastAsia="華康中黑體" w:hAnsi="Barlow Condensed Medium" w:cstheme="minorHAnsi"/>
+                <w:w w:val="80"/>
+                <w:szCs w:val="24"/>
+                <w:highlight w:val="yellow"/>
+              </w:rPr>
+              <w:t>:</w:t>
+            </w:r>
+          </w:p>
+        </w:tc>
+        <w:tc>
+          <w:tcPr>
+            <w:tcW w:w="685" w:type="dxa"/>
+            <w:tcMar>
+              <w:left w:w="28" w:type="dxa"/>
+              <w:right w:w="28" w:type="dxa"/>
+            </w:tcMar>
+            <w:vAlign w:val="center"/>
+          </w:tcPr>
+          <w:p>
+            <w:pPr>
+              <w:snapToGrid w:val="0"/>
+              <w:jc w:val="right"/>
+              <w:rPr>
+                <w:rFonts w:ascii="Barlow Condensed Medium" w:eastAsia="標楷體" w:hAnsi="Barlow Condensed Medium" w:cstheme="minorHAnsi"/>
+                <w:w w:val="80"/>
+                <w:szCs w:val="24"/>
+                <w:highlight w:val="yellow"/>
+                <w:lang w:eastAsia="zh-HK"/>
+              </w:rPr>
+            </w:pPr>
+            <w:r>
+              <w:rPr>
                 <w:rFonts w:ascii="Barlow Condensed Medium" w:eastAsia="標楷體" w:hAnsi="Barlow Condensed Medium" w:cstheme="minorHAnsi" w:hint="eastAsia"/>
                 <w:w w:val="80"/>
                 <w:szCs w:val="24"/>
                 <w:highlight w:val="yellow"/>
                 <w:lang w:eastAsia="zh-HK"/>
               </w:rPr>
-            </w:pPr>
-          </w:p>
-        </w:tc>
-        <w:tc>
-          <w:tcPr>
-            <w:tcW w:w="685" w:type="dxa"/>
-            <w:tcMar>
-              <w:left w:w="113" w:type="dxa"/>
-              <w:right w:w="28" w:type="dxa"/>
-            </w:tcMar>
-            <w:vAlign w:val="center"/>
-          </w:tcPr>
-          <w:p>
-            <w:pPr>
-              <w:snapToGrid w:val="0"/>
-              <w:ind w:leftChars="-2" w:left="-5" w:rightChars="-3" w:right="-7"/>
+              <w:t>62</w:t>
+            </w:r>
+            <w:r>
               <w:rPr>
                 <w:rFonts w:ascii="Barlow Condensed Medium" w:eastAsia="標楷體" w:hAnsi="Barlow Condensed Medium" w:cstheme="minorHAnsi" w:hint="eastAsia"/>
                 <w:w w:val="80"/>
                 <w:szCs w:val="24"/>
                 <w:highlight w:val="yellow"/>
-              </w:rPr>
-            </w:pPr>
+                <w:lang w:eastAsia="zh-HK"/>
+              </w:rPr>
+              <w:t>號</w:t>
+            </w:r>
+          </w:p>
+        </w:tc>
+        <w:tc>
+          <w:tcPr>
+            <w:tcW w:w="685" w:type="dxa"/>
+            <w:tcMar>
+              <w:left w:w="113" w:type="dxa"/>
+              <w:right w:w="28" w:type="dxa"/>
+            </w:tcMar>
+            <w:vAlign w:val="center"/>
+          </w:tcPr>
+          <w:p>
+            <w:pPr>
+              <w:snapToGrid w:val="0"/>
+              <w:ind w:leftChars="-2" w:left="-5" w:rightChars="-3" w:right="-7"/>
+              <w:rPr>
+                <w:rFonts w:ascii="Barlow Condensed Medium" w:eastAsia="標楷體" w:hAnsi="Barlow Condensed Medium" w:cstheme="minorHAnsi"/>
+                <w:w w:val="80"/>
+                <w:szCs w:val="24"/>
+                <w:highlight w:val="yellow"/>
+              </w:rPr>
+            </w:pPr>
+            <w:r>
+              <w:rPr>
+                <w:rFonts w:ascii="Barlow Condensed Medium" w:eastAsia="標楷體" w:hAnsi="Barlow Condensed Medium" w:cstheme="minorHAnsi" w:hint="eastAsia"/>
+                <w:w w:val="80"/>
+                <w:szCs w:val="24"/>
+                <w:highlight w:val="yellow"/>
+              </w:rPr>
+              <w:t>2,000</w:t>
+            </w:r>
           </w:p>
         </w:tc>
         <w:tc>
@@ -24776,7 +25029,179 @@
               <w:snapToGrid w:val="0"/>
               <w:jc w:val="both"/>
               <w:rPr>
-                <w:rFonts w:ascii="Barlow Condensed Medium" w:eastAsia="華康中黑體" w:hAnsi="Barlow Condensed Medium" w:cstheme="minorHAnsi" w:hint="eastAsia"/>
+                <w:rFonts w:ascii="Barlow Condensed Medium" w:eastAsia="華康中黑體" w:hAnsi="Barlow Condensed Medium" w:cstheme="minorHAnsi"/>
+                <w:w w:val="80"/>
+                <w:szCs w:val="24"/>
+                <w:highlight w:val="yellow"/>
+              </w:rPr>
+            </w:pPr>
+          </w:p>
+          <w:p>
+            <w:pPr>
+              <w:snapToGrid w:val="0"/>
+              <w:jc w:val="both"/>
+              <w:rPr>
+                <w:rFonts w:ascii="Barlow Condensed Medium" w:eastAsia="華康中黑體" w:hAnsi="Barlow Condensed Medium" w:cstheme="minorHAnsi"/>
+                <w:w w:val="80"/>
+                <w:szCs w:val="24"/>
+                <w:highlight w:val="yellow"/>
+              </w:rPr>
+            </w:pPr>
+          </w:p>
+        </w:tc>
+        <w:tc>
+          <w:tcPr>
+            <w:tcW w:w="685" w:type="dxa"/>
+            <w:tcMar>
+              <w:left w:w="28" w:type="dxa"/>
+              <w:right w:w="28" w:type="dxa"/>
+            </w:tcMar>
+            <w:vAlign w:val="center"/>
+          </w:tcPr>
+          <w:p>
+            <w:pPr>
+              <w:snapToGrid w:val="0"/>
+              <w:jc w:val="right"/>
+              <w:rPr>
+                <w:rFonts w:ascii="Barlow Condensed Medium" w:eastAsia="標楷體" w:hAnsi="Barlow Condensed Medium" w:cstheme="minorHAnsi"/>
+                <w:w w:val="80"/>
+                <w:szCs w:val="24"/>
+                <w:highlight w:val="yellow"/>
+                <w:lang w:eastAsia="zh-HK"/>
+              </w:rPr>
+            </w:pPr>
+          </w:p>
+        </w:tc>
+        <w:tc>
+          <w:tcPr>
+            <w:tcW w:w="685" w:type="dxa"/>
+            <w:tcMar>
+              <w:left w:w="113" w:type="dxa"/>
+              <w:right w:w="28" w:type="dxa"/>
+            </w:tcMar>
+            <w:vAlign w:val="center"/>
+          </w:tcPr>
+          <w:p>
+            <w:pPr>
+              <w:snapToGrid w:val="0"/>
+              <w:ind w:leftChars="-2" w:left="-5" w:rightChars="-3" w:right="-7"/>
+              <w:rPr>
+                <w:rFonts w:ascii="Barlow Condensed Medium" w:eastAsia="標楷體" w:hAnsi="Barlow Condensed Medium" w:cstheme="minorHAnsi"/>
+                <w:w w:val="80"/>
+                <w:szCs w:val="24"/>
+                <w:highlight w:val="yellow"/>
+              </w:rPr>
+            </w:pPr>
+          </w:p>
+        </w:tc>
+        <w:tc>
+          <w:tcPr>
+            <w:tcW w:w="686" w:type="dxa"/>
+            <w:tcMar>
+              <w:left w:w="28" w:type="dxa"/>
+              <w:right w:w="28" w:type="dxa"/>
+            </w:tcMar>
+            <w:vAlign w:val="center"/>
+          </w:tcPr>
+          <w:p>
+            <w:pPr>
+              <w:snapToGrid w:val="0"/>
+              <w:jc w:val="right"/>
+              <w:rPr>
+                <w:rFonts w:ascii="Barlow Condensed Medium" w:eastAsia="標楷體" w:hAnsi="Barlow Condensed Medium" w:cstheme="minorHAnsi"/>
+                <w:w w:val="80"/>
+                <w:szCs w:val="24"/>
+                <w:highlight w:val="yellow"/>
+              </w:rPr>
+            </w:pPr>
+          </w:p>
+        </w:tc>
+        <w:tc>
+          <w:tcPr>
+            <w:tcW w:w="682" w:type="dxa"/>
+            <w:gridSpan w:val="2"/>
+            <w:tcMar>
+              <w:left w:w="113" w:type="dxa"/>
+              <w:right w:w="28" w:type="dxa"/>
+            </w:tcMar>
+            <w:vAlign w:val="center"/>
+          </w:tcPr>
+          <w:p>
+            <w:pPr>
+              <w:snapToGrid w:val="0"/>
+              <w:rPr>
+                <w:rFonts w:ascii="Barlow Condensed Medium" w:eastAsia="標楷體" w:hAnsi="Barlow Condensed Medium" w:cstheme="minorHAnsi"/>
+                <w:w w:val="80"/>
+                <w:szCs w:val="24"/>
+                <w:highlight w:val="yellow"/>
+              </w:rPr>
+            </w:pPr>
+          </w:p>
+        </w:tc>
+        <w:tc>
+          <w:tcPr>
+            <w:tcW w:w="683" w:type="dxa"/>
+            <w:gridSpan w:val="2"/>
+            <w:tcMar>
+              <w:left w:w="28" w:type="dxa"/>
+              <w:right w:w="28" w:type="dxa"/>
+            </w:tcMar>
+            <w:vAlign w:val="center"/>
+          </w:tcPr>
+          <w:p>
+            <w:pPr>
+              <w:snapToGrid w:val="0"/>
+              <w:jc w:val="right"/>
+              <w:rPr>
+                <w:rFonts w:ascii="Barlow Condensed Medium" w:eastAsia="標楷體" w:hAnsi="Barlow Condensed Medium" w:cstheme="minorHAnsi"/>
+                <w:w w:val="80"/>
+                <w:szCs w:val="24"/>
+                <w:highlight w:val="yellow"/>
+              </w:rPr>
+            </w:pPr>
+          </w:p>
+        </w:tc>
+        <w:tc>
+          <w:tcPr>
+            <w:tcW w:w="683" w:type="dxa"/>
+            <w:tcMar>
+              <w:left w:w="113" w:type="dxa"/>
+              <w:right w:w="28" w:type="dxa"/>
+            </w:tcMar>
+            <w:vAlign w:val="center"/>
+          </w:tcPr>
+          <w:p>
+            <w:pPr>
+              <w:snapToGrid w:val="0"/>
+              <w:rPr>
+                <w:rFonts w:ascii="Barlow Condensed Medium" w:eastAsia="標楷體" w:hAnsi="Barlow Condensed Medium" w:cstheme="minorHAnsi"/>
+                <w:w w:val="80"/>
+                <w:szCs w:val="24"/>
+                <w:highlight w:val="yellow"/>
+              </w:rPr>
+            </w:pPr>
+          </w:p>
+        </w:tc>
+      </w:tr>
+      <w:tr>
+        <w:trPr>
+          <w:trHeight w:hRule="exact" w:val="340"/>
+        </w:trPr>
+        <w:tc>
+          <w:tcPr>
+            <w:tcW w:w="1622" w:type="dxa"/>
+            <w:tcMar>
+              <w:left w:w="28" w:type="dxa"/>
+              <w:right w:w="28" w:type="dxa"/>
+            </w:tcMar>
+            <w:vAlign w:val="center"/>
+          </w:tcPr>
+          <w:p>
+            <w:pPr>
+              <w:snapToGrid w:val="0"/>
+              <w:jc w:val="both"/>
+              <w:rPr>
+                <w:rFonts w:ascii="Barlow Condensed Medium" w:eastAsia="華康中黑體" w:hAnsi="Barlow Condensed Medium" w:cstheme="minorHAnsi"/>
                 <w:w w:val="80"/>
                 <w:szCs w:val="24"/>
                 <w:highlight w:val="yellow"/>
@@ -24799,41 +25224,32 @@
                 <w:highlight w:val="yellow"/>
                 <w:lang w:eastAsia="zh-HK"/>
               </w:rPr>
-              <w:t>為聖歌隊奉</w:t>
-            </w:r>
-            <w:r>
-              <w:rPr>
-                <w:rFonts w:ascii="Barlow Condensed Medium" w:eastAsia="華康中黑體" w:hAnsi="Barlow Condensed Medium" w:cstheme="minorHAnsi"/>
+              <w:t>為玉山神學院</w:t>
+            </w:r>
+          </w:p>
+        </w:tc>
+        <w:tc>
+          <w:tcPr>
+            <w:tcW w:w="685" w:type="dxa"/>
+            <w:tcMar>
+              <w:left w:w="28" w:type="dxa"/>
+              <w:right w:w="28" w:type="dxa"/>
+            </w:tcMar>
+            <w:vAlign w:val="center"/>
+          </w:tcPr>
+          <w:p>
+            <w:pPr>
+              <w:snapToGrid w:val="0"/>
+              <w:jc w:val="right"/>
+              <w:rPr>
+                <w:rFonts w:ascii="Barlow Condensed Medium" w:eastAsia="標楷體" w:hAnsi="Barlow Condensed Medium" w:cstheme="minorHAnsi"/>
                 <w:w w:val="80"/>
                 <w:szCs w:val="24"/>
                 <w:highlight w:val="yellow"/>
-              </w:rPr>
-              <w:t>獻</w:t>
-            </w:r>
-            <w:r>
-              <w:rPr>
-                <w:rFonts w:ascii="Barlow Condensed Medium" w:eastAsia="華康中黑體" w:hAnsi="Barlow Condensed Medium" w:cstheme="minorHAnsi"/>
-                <w:w w:val="80"/>
-                <w:szCs w:val="24"/>
-                <w:highlight w:val="yellow"/>
-              </w:rPr>
-              <w:t>:</w:t>
-            </w:r>
-          </w:p>
-        </w:tc>
-        <w:tc>
-          <w:tcPr>
-            <w:tcW w:w="685" w:type="dxa"/>
-            <w:tcMar>
-              <w:left w:w="28" w:type="dxa"/>
-              <w:right w:w="28" w:type="dxa"/>
-            </w:tcMar>
-            <w:vAlign w:val="center"/>
-          </w:tcPr>
-          <w:p>
-            <w:pPr>
-              <w:snapToGrid w:val="0"/>
-              <w:jc w:val="right"/>
+                <w:lang w:eastAsia="zh-HK"/>
+              </w:rPr>
+            </w:pPr>
+            <w:r>
               <w:rPr>
                 <w:rFonts w:ascii="Barlow Condensed Medium" w:eastAsia="標楷體" w:hAnsi="Barlow Condensed Medium" w:cstheme="minorHAnsi" w:hint="eastAsia"/>
                 <w:w w:val="80"/>
@@ -24841,7 +25257,8 @@
                 <w:highlight w:val="yellow"/>
                 <w:lang w:eastAsia="zh-HK"/>
               </w:rPr>
-            </w:pPr>
+              <w:t>6</w:t>
+            </w:r>
             <w:r>
               <w:rPr>
                 <w:rFonts w:ascii="Barlow Condensed Medium" w:eastAsia="標楷體" w:hAnsi="Barlow Condensed Medium" w:cstheme="minorHAnsi" w:hint="eastAsia"/>
@@ -24850,8 +25267,61 @@
                 <w:highlight w:val="yellow"/>
                 <w:lang w:eastAsia="zh-HK"/>
               </w:rPr>
-              <w:t>62</w:t>
-            </w:r>
+              <w:t>號</w:t>
+            </w:r>
+          </w:p>
+        </w:tc>
+        <w:tc>
+          <w:tcPr>
+            <w:tcW w:w="685" w:type="dxa"/>
+            <w:tcMar>
+              <w:left w:w="113" w:type="dxa"/>
+              <w:right w:w="28" w:type="dxa"/>
+            </w:tcMar>
+            <w:vAlign w:val="center"/>
+          </w:tcPr>
+          <w:p>
+            <w:pPr>
+              <w:snapToGrid w:val="0"/>
+              <w:ind w:leftChars="-2" w:left="-5" w:rightChars="-3" w:right="-7"/>
+              <w:rPr>
+                <w:rFonts w:ascii="Barlow Condensed Medium" w:eastAsia="標楷體" w:hAnsi="Barlow Condensed Medium" w:cstheme="minorHAnsi"/>
+                <w:w w:val="80"/>
+                <w:szCs w:val="24"/>
+                <w:highlight w:val="yellow"/>
+              </w:rPr>
+            </w:pPr>
+            <w:r>
+              <w:rPr>
+                <w:rFonts w:ascii="Barlow Condensed Medium" w:eastAsia="標楷體" w:hAnsi="Barlow Condensed Medium" w:cstheme="minorHAnsi" w:hint="eastAsia"/>
+                <w:w w:val="80"/>
+                <w:szCs w:val="24"/>
+                <w:highlight w:val="yellow"/>
+              </w:rPr>
+              <w:t>1,000</w:t>
+            </w:r>
+          </w:p>
+        </w:tc>
+        <w:tc>
+          <w:tcPr>
+            <w:tcW w:w="686" w:type="dxa"/>
+            <w:tcMar>
+              <w:left w:w="28" w:type="dxa"/>
+              <w:right w:w="28" w:type="dxa"/>
+            </w:tcMar>
+            <w:vAlign w:val="center"/>
+          </w:tcPr>
+          <w:p>
+            <w:pPr>
+              <w:snapToGrid w:val="0"/>
+              <w:jc w:val="right"/>
+              <w:rPr>
+                <w:rFonts w:ascii="Barlow Condensed Medium" w:eastAsia="標楷體" w:hAnsi="Barlow Condensed Medium" w:cstheme="minorHAnsi"/>
+                <w:w w:val="80"/>
+                <w:szCs w:val="24"/>
+                <w:highlight w:val="yellow"/>
+              </w:rPr>
+            </w:pPr>
             <w:r>
               <w:rPr>
                 <w:rFonts w:ascii="Barlow Condensed Medium" w:eastAsia="標楷體" w:hAnsi="Barlow Condensed Medium" w:cstheme="minorHAnsi" w:hint="eastAsia"/>
@@ -24860,28 +25330,70 @@
                 <w:highlight w:val="yellow"/>
                 <w:lang w:eastAsia="zh-HK"/>
               </w:rPr>
-              <w:t>號</w:t>
-            </w:r>
-          </w:p>
-        </w:tc>
-        <w:tc>
-          <w:tcPr>
-            <w:tcW w:w="685" w:type="dxa"/>
-            <w:tcMar>
-              <w:left w:w="113" w:type="dxa"/>
-              <w:right w:w="28" w:type="dxa"/>
-            </w:tcMar>
-            <w:vAlign w:val="center"/>
-          </w:tcPr>
-          <w:p>
-            <w:pPr>
-              <w:snapToGrid w:val="0"/>
-              <w:ind w:leftChars="-2" w:left="-5" w:rightChars="-3" w:right="-7"/>
+              <w:t>7</w:t>
+            </w:r>
+            <w:r>
               <w:rPr>
                 <w:rFonts w:ascii="Barlow Condensed Medium" w:eastAsia="標楷體" w:hAnsi="Barlow Condensed Medium" w:cstheme="minorHAnsi" w:hint="eastAsia"/>
                 <w:w w:val="80"/>
                 <w:szCs w:val="24"/>
                 <w:highlight w:val="yellow"/>
+                <w:lang w:eastAsia="zh-HK"/>
+              </w:rPr>
+              <w:t>號</w:t>
+            </w:r>
+          </w:p>
+        </w:tc>
+        <w:tc>
+          <w:tcPr>
+            <w:tcW w:w="682" w:type="dxa"/>
+            <w:gridSpan w:val="2"/>
+            <w:tcMar>
+              <w:left w:w="113" w:type="dxa"/>
+              <w:right w:w="28" w:type="dxa"/>
+            </w:tcMar>
+            <w:vAlign w:val="center"/>
+          </w:tcPr>
+          <w:p>
+            <w:pPr>
+              <w:snapToGrid w:val="0"/>
+              <w:rPr>
+                <w:rFonts w:ascii="Barlow Condensed Medium" w:eastAsia="標楷體" w:hAnsi="Barlow Condensed Medium" w:cstheme="minorHAnsi"/>
+                <w:w w:val="80"/>
+                <w:szCs w:val="24"/>
+                <w:highlight w:val="yellow"/>
+              </w:rPr>
+            </w:pPr>
+            <w:r>
+              <w:rPr>
+                <w:rFonts w:ascii="Barlow Condensed Medium" w:eastAsia="標楷體" w:hAnsi="Barlow Condensed Medium" w:cstheme="minorHAnsi"/>
+                <w:w w:val="80"/>
+                <w:szCs w:val="24"/>
+                <w:highlight w:val="yellow"/>
+              </w:rPr>
+              <w:t>1,000</w:t>
+            </w:r>
+          </w:p>
+        </w:tc>
+        <w:tc>
+          <w:tcPr>
+            <w:tcW w:w="683" w:type="dxa"/>
+            <w:gridSpan w:val="2"/>
+            <w:tcMar>
+              <w:left w:w="28" w:type="dxa"/>
+              <w:right w:w="28" w:type="dxa"/>
+            </w:tcMar>
+            <w:vAlign w:val="center"/>
+          </w:tcPr>
+          <w:p>
+            <w:pPr>
+              <w:snapToGrid w:val="0"/>
+              <w:jc w:val="right"/>
+              <w:rPr>
+                <w:rFonts w:ascii="Barlow Condensed Medium" w:eastAsia="標楷體" w:hAnsi="Barlow Condensed Medium" w:cstheme="minorHAnsi"/>
+                <w:w w:val="80"/>
+                <w:szCs w:val="24"/>
+                <w:highlight w:val="yellow"/>
               </w:rPr>
             </w:pPr>
             <w:r>
@@ -24890,16 +25402,27 @@
                 <w:w w:val="80"/>
                 <w:szCs w:val="24"/>
                 <w:highlight w:val="yellow"/>
-              </w:rPr>
-              <w:t>2,000</w:t>
-            </w:r>
-          </w:p>
-        </w:tc>
-        <w:tc>
-          <w:tcPr>
-            <w:tcW w:w="686" w:type="dxa"/>
-            <w:tcMar>
-              <w:left w:w="28" w:type="dxa"/>
+                <w:lang w:eastAsia="zh-HK"/>
+              </w:rPr>
+              <w:t>9-1</w:t>
+            </w:r>
+            <w:r>
+              <w:rPr>
+                <w:rFonts w:ascii="Barlow Condensed Medium" w:eastAsia="標楷體" w:hAnsi="Barlow Condensed Medium" w:cstheme="minorHAnsi" w:hint="eastAsia"/>
+                <w:w w:val="80"/>
+                <w:szCs w:val="24"/>
+                <w:highlight w:val="yellow"/>
+                <w:lang w:eastAsia="zh-HK"/>
+              </w:rPr>
+              <w:t>號</w:t>
+            </w:r>
+          </w:p>
+        </w:tc>
+        <w:tc>
+          <w:tcPr>
+            <w:tcW w:w="683" w:type="dxa"/>
+            <w:tcMar>
+              <w:left w:w="113" w:type="dxa"/>
               <w:right w:w="28" w:type="dxa"/>
             </w:tcMar>
             <w:vAlign w:val="center"/>
@@ -24907,7 +25430,6 @@
           <w:p>
             <w:pPr>
               <w:snapToGrid w:val="0"/>
-              <w:jc w:val="right"/>
               <w:rPr>
                 <w:rFonts w:ascii="Barlow Condensed Medium" w:eastAsia="標楷體" w:hAnsi="Barlow Condensed Medium" w:cstheme="minorHAnsi"/>
                 <w:w w:val="80"/>
@@ -24915,72 +25437,15 @@
                 <w:highlight w:val="yellow"/>
               </w:rPr>
             </w:pPr>
-          </w:p>
-        </w:tc>
-        <w:tc>
-          <w:tcPr>
-            <w:tcW w:w="682" w:type="dxa"/>
-            <w:gridSpan w:val="2"/>
-            <w:tcMar>
-              <w:left w:w="113" w:type="dxa"/>
-              <w:right w:w="28" w:type="dxa"/>
-            </w:tcMar>
-            <w:vAlign w:val="center"/>
-          </w:tcPr>
-          <w:p>
-            <w:pPr>
-              <w:snapToGrid w:val="0"/>
+            <w:r>
               <w:rPr>
                 <w:rFonts w:ascii="Barlow Condensed Medium" w:eastAsia="標楷體" w:hAnsi="Barlow Condensed Medium" w:cstheme="minorHAnsi"/>
                 <w:w w:val="80"/>
                 <w:szCs w:val="24"/>
                 <w:highlight w:val="yellow"/>
               </w:rPr>
-            </w:pPr>
-          </w:p>
-        </w:tc>
-        <w:tc>
-          <w:tcPr>
-            <w:tcW w:w="683" w:type="dxa"/>
-            <w:gridSpan w:val="2"/>
-            <w:tcMar>
-              <w:left w:w="28" w:type="dxa"/>
-              <w:right w:w="28" w:type="dxa"/>
-            </w:tcMar>
-            <w:vAlign w:val="center"/>
-          </w:tcPr>
-          <w:p>
-            <w:pPr>
-              <w:snapToGrid w:val="0"/>
-              <w:jc w:val="right"/>
-              <w:rPr>
-                <w:rFonts w:ascii="Barlow Condensed Medium" w:eastAsia="標楷體" w:hAnsi="Barlow Condensed Medium" w:cstheme="minorHAnsi"/>
-                <w:w w:val="80"/>
-                <w:szCs w:val="24"/>
-                <w:highlight w:val="yellow"/>
-              </w:rPr>
-            </w:pPr>
-          </w:p>
-        </w:tc>
-        <w:tc>
-          <w:tcPr>
-            <w:tcW w:w="683" w:type="dxa"/>
-            <w:tcMar>
-              <w:left w:w="113" w:type="dxa"/>
-              <w:right w:w="28" w:type="dxa"/>
-            </w:tcMar>
-            <w:vAlign w:val="center"/>
-          </w:tcPr>
-          <w:p>
-            <w:pPr>
-              <w:snapToGrid w:val="0"/>
-              <w:rPr>
-                <w:rFonts w:ascii="Barlow Condensed Medium" w:eastAsia="標楷體" w:hAnsi="Barlow Condensed Medium" w:cstheme="minorHAnsi"/>
-                <w:w w:val="80"/>
-                <w:szCs w:val="24"/>
-                <w:highlight w:val="yellow"/>
-              </w:rPr>
-            </w:pPr>
+              <w:t>1,000</w:t>
+            </w:r>
           </w:p>
         </w:tc>
       </w:tr>
@@ -25009,32 +25474,29 @@
               </w:rPr>
             </w:pPr>
           </w:p>
-          <w:p>
-            <w:pPr>
-              <w:snapToGrid w:val="0"/>
-              <w:jc w:val="both"/>
-              <w:rPr>
-                <w:rFonts w:ascii="Barlow Condensed Medium" w:eastAsia="華康中黑體" w:hAnsi="Barlow Condensed Medium" w:cstheme="minorHAnsi" w:hint="eastAsia"/>
+        </w:tc>
+        <w:tc>
+          <w:tcPr>
+            <w:tcW w:w="685" w:type="dxa"/>
+            <w:tcMar>
+              <w:left w:w="28" w:type="dxa"/>
+              <w:right w:w="28" w:type="dxa"/>
+            </w:tcMar>
+            <w:vAlign w:val="center"/>
+          </w:tcPr>
+          <w:p>
+            <w:pPr>
+              <w:snapToGrid w:val="0"/>
+              <w:jc w:val="right"/>
+              <w:rPr>
+                <w:rFonts w:ascii="Barlow Condensed Medium" w:eastAsia="標楷體" w:hAnsi="Barlow Condensed Medium" w:cstheme="minorHAnsi"/>
                 <w:w w:val="80"/>
                 <w:szCs w:val="24"/>
                 <w:highlight w:val="yellow"/>
-              </w:rPr>
-            </w:pPr>
-          </w:p>
-        </w:tc>
-        <w:tc>
-          <w:tcPr>
-            <w:tcW w:w="685" w:type="dxa"/>
-            <w:tcMar>
-              <w:left w:w="28" w:type="dxa"/>
-              <w:right w:w="28" w:type="dxa"/>
-            </w:tcMar>
-            <w:vAlign w:val="center"/>
-          </w:tcPr>
-          <w:p>
-            <w:pPr>
-              <w:snapToGrid w:val="0"/>
-              <w:jc w:val="right"/>
+                <w:lang w:eastAsia="zh-HK"/>
+              </w:rPr>
+            </w:pPr>
+            <w:r>
               <w:rPr>
                 <w:rFonts w:ascii="Barlow Condensed Medium" w:eastAsia="標楷體" w:hAnsi="Barlow Condensed Medium" w:cstheme="minorHAnsi" w:hint="eastAsia"/>
                 <w:w w:val="80"/>
@@ -25042,36 +25504,25 @@
                 <w:highlight w:val="yellow"/>
                 <w:lang w:eastAsia="zh-HK"/>
               </w:rPr>
-            </w:pPr>
-          </w:p>
-        </w:tc>
-        <w:tc>
-          <w:tcPr>
-            <w:tcW w:w="685" w:type="dxa"/>
-            <w:tcMar>
-              <w:left w:w="113" w:type="dxa"/>
-              <w:right w:w="28" w:type="dxa"/>
-            </w:tcMar>
-            <w:vAlign w:val="center"/>
-          </w:tcPr>
-          <w:p>
-            <w:pPr>
-              <w:snapToGrid w:val="0"/>
-              <w:ind w:leftChars="-2" w:left="-5" w:rightChars="-3" w:right="-7"/>
+              <w:t>10</w:t>
+            </w:r>
+            <w:r>
               <w:rPr>
                 <w:rFonts w:ascii="Barlow Condensed Medium" w:eastAsia="標楷體" w:hAnsi="Barlow Condensed Medium" w:cstheme="minorHAnsi" w:hint="eastAsia"/>
                 <w:w w:val="80"/>
                 <w:szCs w:val="24"/>
                 <w:highlight w:val="yellow"/>
-              </w:rPr>
-            </w:pPr>
-          </w:p>
-        </w:tc>
-        <w:tc>
-          <w:tcPr>
-            <w:tcW w:w="686" w:type="dxa"/>
-            <w:tcMar>
-              <w:left w:w="28" w:type="dxa"/>
+                <w:lang w:eastAsia="zh-HK"/>
+              </w:rPr>
+              <w:t>號</w:t>
+            </w:r>
+          </w:p>
+        </w:tc>
+        <w:tc>
+          <w:tcPr>
+            <w:tcW w:w="685" w:type="dxa"/>
+            <w:tcMar>
+              <w:left w:w="113" w:type="dxa"/>
               <w:right w:w="28" w:type="dxa"/>
             </w:tcMar>
             <w:vAlign w:val="center"/>
@@ -25079,7 +25530,7 @@
           <w:p>
             <w:pPr>
               <w:snapToGrid w:val="0"/>
-              <w:jc w:val="right"/>
+              <w:ind w:leftChars="-2" w:left="-5" w:rightChars="-3" w:right="-7"/>
               <w:rPr>
                 <w:rFonts w:ascii="Barlow Condensed Medium" w:eastAsia="標楷體" w:hAnsi="Barlow Condensed Medium" w:cstheme="minorHAnsi"/>
                 <w:w w:val="80"/>
@@ -25087,14 +25538,22 @@
                 <w:highlight w:val="yellow"/>
               </w:rPr>
             </w:pPr>
-          </w:p>
-        </w:tc>
-        <w:tc>
-          <w:tcPr>
-            <w:tcW w:w="682" w:type="dxa"/>
-            <w:gridSpan w:val="2"/>
-            <w:tcMar>
-              <w:left w:w="113" w:type="dxa"/>
+            <w:r>
+              <w:rPr>
+                <w:rFonts w:ascii="Barlow Condensed Medium" w:eastAsia="標楷體" w:hAnsi="Barlow Condensed Medium" w:cstheme="minorHAnsi" w:hint="eastAsia"/>
+                <w:w w:val="80"/>
+                <w:szCs w:val="24"/>
+                <w:highlight w:val="yellow"/>
+              </w:rPr>
+              <w:t>1,000</w:t>
+            </w:r>
+          </w:p>
+        </w:tc>
+        <w:tc>
+          <w:tcPr>
+            <w:tcW w:w="686" w:type="dxa"/>
+            <w:tcMar>
+              <w:left w:w="28" w:type="dxa"/>
               <w:right w:w="28" w:type="dxa"/>
             </w:tcMar>
             <w:vAlign w:val="center"/>
@@ -25102,6 +25561,7 @@
           <w:p>
             <w:pPr>
               <w:snapToGrid w:val="0"/>
+              <w:jc w:val="right"/>
               <w:rPr>
                 <w:rFonts w:ascii="Barlow Condensed Medium" w:eastAsia="標楷體" w:hAnsi="Barlow Condensed Medium" w:cstheme="minorHAnsi"/>
                 <w:w w:val="80"/>
@@ -25109,34 +25569,31 @@
                 <w:highlight w:val="yellow"/>
               </w:rPr>
             </w:pPr>
-          </w:p>
-        </w:tc>
-        <w:tc>
-          <w:tcPr>
-            <w:tcW w:w="683" w:type="dxa"/>
-            <w:gridSpan w:val="2"/>
-            <w:tcMar>
-              <w:left w:w="28" w:type="dxa"/>
-              <w:right w:w="28" w:type="dxa"/>
-            </w:tcMar>
-            <w:vAlign w:val="center"/>
-          </w:tcPr>
-          <w:p>
-            <w:pPr>
-              <w:snapToGrid w:val="0"/>
-              <w:jc w:val="right"/>
+            <w:r>
               <w:rPr>
                 <w:rFonts w:ascii="Barlow Condensed Medium" w:eastAsia="標楷體" w:hAnsi="Barlow Condensed Medium" w:cstheme="minorHAnsi"/>
                 <w:w w:val="80"/>
                 <w:szCs w:val="24"/>
                 <w:highlight w:val="yellow"/>
               </w:rPr>
-            </w:pPr>
-          </w:p>
-        </w:tc>
-        <w:tc>
-          <w:tcPr>
-            <w:tcW w:w="683" w:type="dxa"/>
+              <w:t>17</w:t>
+            </w:r>
+            <w:r>
+              <w:rPr>
+                <w:rFonts w:ascii="Barlow Condensed Medium" w:eastAsia="標楷體" w:hAnsi="Barlow Condensed Medium" w:cstheme="minorHAnsi" w:hint="eastAsia"/>
+                <w:w w:val="80"/>
+                <w:szCs w:val="24"/>
+                <w:highlight w:val="yellow"/>
+                <w:lang w:eastAsia="zh-HK"/>
+              </w:rPr>
+              <w:t>號</w:t>
+            </w:r>
+          </w:p>
+        </w:tc>
+        <w:tc>
+          <w:tcPr>
+            <w:tcW w:w="682" w:type="dxa"/>
+            <w:gridSpan w:val="2"/>
             <w:tcMar>
               <w:left w:w="113" w:type="dxa"/>
               <w:right w:w="28" w:type="dxa"/>
@@ -25153,6 +25610,87 @@
                 <w:highlight w:val="yellow"/>
               </w:rPr>
             </w:pPr>
+            <w:r>
+              <w:rPr>
+                <w:rFonts w:ascii="Barlow Condensed Medium" w:eastAsia="標楷體" w:hAnsi="Barlow Condensed Medium" w:cstheme="minorHAnsi"/>
+                <w:w w:val="80"/>
+                <w:szCs w:val="24"/>
+                <w:highlight w:val="yellow"/>
+              </w:rPr>
+              <w:t>1,000</w:t>
+            </w:r>
+          </w:p>
+        </w:tc>
+        <w:tc>
+          <w:tcPr>
+            <w:tcW w:w="683" w:type="dxa"/>
+            <w:gridSpan w:val="2"/>
+            <w:tcMar>
+              <w:left w:w="28" w:type="dxa"/>
+              <w:right w:w="28" w:type="dxa"/>
+            </w:tcMar>
+            <w:vAlign w:val="center"/>
+          </w:tcPr>
+          <w:p>
+            <w:pPr>
+              <w:snapToGrid w:val="0"/>
+              <w:jc w:val="right"/>
+              <w:rPr>
+                <w:rFonts w:ascii="Barlow Condensed Medium" w:eastAsia="標楷體" w:hAnsi="Barlow Condensed Medium" w:cstheme="minorHAnsi"/>
+                <w:w w:val="80"/>
+                <w:szCs w:val="24"/>
+                <w:highlight w:val="yellow"/>
+              </w:rPr>
+            </w:pPr>
+            <w:r>
+              <w:rPr>
+                <w:rFonts w:ascii="Barlow Condensed Medium" w:eastAsia="標楷體" w:hAnsi="Barlow Condensed Medium" w:cstheme="minorHAnsi"/>
+                <w:w w:val="80"/>
+                <w:szCs w:val="24"/>
+                <w:highlight w:val="yellow"/>
+              </w:rPr>
+              <w:t>20</w:t>
+            </w:r>
+            <w:r>
+              <w:rPr>
+                <w:rFonts w:ascii="Barlow Condensed Medium" w:eastAsia="標楷體" w:hAnsi="Barlow Condensed Medium" w:cstheme="minorHAnsi" w:hint="eastAsia"/>
+                <w:w w:val="80"/>
+                <w:szCs w:val="24"/>
+                <w:highlight w:val="yellow"/>
+                <w:lang w:eastAsia="zh-HK"/>
+              </w:rPr>
+              <w:t>號</w:t>
+            </w:r>
+          </w:p>
+        </w:tc>
+        <w:tc>
+          <w:tcPr>
+            <w:tcW w:w="683" w:type="dxa"/>
+            <w:tcMar>
+              <w:left w:w="113" w:type="dxa"/>
+              <w:right w:w="28" w:type="dxa"/>
+            </w:tcMar>
+            <w:vAlign w:val="center"/>
+          </w:tcPr>
+          <w:p>
+            <w:pPr>
+              <w:snapToGrid w:val="0"/>
+              <w:rPr>
+                <w:rFonts w:ascii="Barlow Condensed Medium" w:eastAsia="標楷體" w:hAnsi="Barlow Condensed Medium" w:cstheme="minorHAnsi"/>
+                <w:w w:val="80"/>
+                <w:szCs w:val="24"/>
+                <w:highlight w:val="yellow"/>
+              </w:rPr>
+            </w:pPr>
+            <w:r>
+              <w:rPr>
+                <w:rFonts w:ascii="Barlow Condensed Medium" w:eastAsia="標楷體" w:hAnsi="Barlow Condensed Medium" w:cstheme="minorHAnsi"/>
+                <w:w w:val="80"/>
+                <w:szCs w:val="24"/>
+                <w:highlight w:val="yellow"/>
+              </w:rPr>
+              <w:t>500</w:t>
+            </w:r>
           </w:p>
         </w:tc>
       </w:tr>
@@ -25180,40 +25718,30 @@
                 <w:highlight w:val="yellow"/>
               </w:rPr>
             </w:pPr>
-            <w:r>
-              <w:rPr>
-                <w:rFonts w:ascii="Barlow Condensed Medium" w:eastAsia="華康中黑體" w:hAnsi="Barlow Condensed Medium" w:cstheme="minorHAnsi"/>
-                <w:w w:val="80"/>
-                <w:szCs w:val="24"/>
-                <w:highlight w:val="yellow"/>
-              </w:rPr>
-              <w:sym w:font="Wingdings 2" w:char="F0AE"/>
-            </w:r>
-            <w:r>
-              <w:rPr>
-                <w:rFonts w:ascii="Barlow Condensed Medium" w:eastAsia="華康中黑體" w:hAnsi="Barlow Condensed Medium" w:cstheme="minorHAnsi" w:hint="eastAsia"/>
+          </w:p>
+        </w:tc>
+        <w:tc>
+          <w:tcPr>
+            <w:tcW w:w="685" w:type="dxa"/>
+            <w:tcMar>
+              <w:left w:w="28" w:type="dxa"/>
+              <w:right w:w="28" w:type="dxa"/>
+            </w:tcMar>
+            <w:vAlign w:val="center"/>
+          </w:tcPr>
+          <w:p>
+            <w:pPr>
+              <w:snapToGrid w:val="0"/>
+              <w:jc w:val="right"/>
+              <w:rPr>
+                <w:rFonts w:ascii="Barlow Condensed Medium" w:eastAsia="標楷體" w:hAnsi="Barlow Condensed Medium" w:cstheme="minorHAnsi"/>
                 <w:w w:val="80"/>
                 <w:szCs w:val="24"/>
                 <w:highlight w:val="yellow"/>
                 <w:lang w:eastAsia="zh-HK"/>
               </w:rPr>
-              <w:t>為玉山神學院</w:t>
-            </w:r>
-          </w:p>
-        </w:tc>
-        <w:tc>
-          <w:tcPr>
-            <w:tcW w:w="685" w:type="dxa"/>
-            <w:tcMar>
-              <w:left w:w="28" w:type="dxa"/>
-              <w:right w:w="28" w:type="dxa"/>
-            </w:tcMar>
-            <w:vAlign w:val="center"/>
-          </w:tcPr>
-          <w:p>
-            <w:pPr>
-              <w:snapToGrid w:val="0"/>
-              <w:jc w:val="right"/>
+            </w:pPr>
+            <w:r>
               <w:rPr>
                 <w:rFonts w:ascii="Barlow Condensed Medium" w:eastAsia="標楷體" w:hAnsi="Barlow Condensed Medium" w:cstheme="minorHAnsi" w:hint="eastAsia"/>
                 <w:w w:val="80"/>
@@ -25221,7 +25749,8 @@
                 <w:highlight w:val="yellow"/>
                 <w:lang w:eastAsia="zh-HK"/>
               </w:rPr>
-            </w:pPr>
+              <w:t>21</w:t>
+            </w:r>
             <w:r>
               <w:rPr>
                 <w:rFonts w:ascii="Barlow Condensed Medium" w:eastAsia="標楷體" w:hAnsi="Barlow Condensed Medium" w:cstheme="minorHAnsi" w:hint="eastAsia"/>
@@ -25230,7 +25759,69 @@
                 <w:highlight w:val="yellow"/>
                 <w:lang w:eastAsia="zh-HK"/>
               </w:rPr>
-              <w:t>6</w:t>
+              <w:t>號</w:t>
+            </w:r>
+          </w:p>
+        </w:tc>
+        <w:tc>
+          <w:tcPr>
+            <w:tcW w:w="685" w:type="dxa"/>
+            <w:tcMar>
+              <w:left w:w="113" w:type="dxa"/>
+              <w:right w:w="28" w:type="dxa"/>
+            </w:tcMar>
+            <w:vAlign w:val="center"/>
+          </w:tcPr>
+          <w:p>
+            <w:pPr>
+              <w:snapToGrid w:val="0"/>
+              <w:ind w:leftChars="-2" w:left="-5" w:rightChars="-3" w:right="-7"/>
+              <w:rPr>
+                <w:rFonts w:ascii="Barlow Condensed Medium" w:eastAsia="標楷體" w:hAnsi="Barlow Condensed Medium" w:cstheme="minorHAnsi"/>
+                <w:w w:val="80"/>
+                <w:szCs w:val="24"/>
+                <w:highlight w:val="yellow"/>
+              </w:rPr>
+            </w:pPr>
+            <w:r>
+              <w:rPr>
+                <w:rFonts w:ascii="Barlow Condensed Medium" w:eastAsia="標楷體" w:hAnsi="Barlow Condensed Medium" w:cstheme="minorHAnsi" w:hint="eastAsia"/>
+                <w:w w:val="80"/>
+                <w:szCs w:val="24"/>
+                <w:highlight w:val="yellow"/>
+              </w:rPr>
+              <w:t>1,000</w:t>
+            </w:r>
+          </w:p>
+        </w:tc>
+        <w:tc>
+          <w:tcPr>
+            <w:tcW w:w="686" w:type="dxa"/>
+            <w:tcMar>
+              <w:left w:w="28" w:type="dxa"/>
+              <w:right w:w="28" w:type="dxa"/>
+            </w:tcMar>
+            <w:vAlign w:val="center"/>
+          </w:tcPr>
+          <w:p>
+            <w:pPr>
+              <w:snapToGrid w:val="0"/>
+              <w:jc w:val="right"/>
+              <w:rPr>
+                <w:rFonts w:ascii="Barlow Condensed Medium" w:eastAsia="標楷體" w:hAnsi="Barlow Condensed Medium" w:cstheme="minorHAnsi"/>
+                <w:w w:val="80"/>
+                <w:szCs w:val="24"/>
+                <w:highlight w:val="yellow"/>
+              </w:rPr>
+            </w:pPr>
+            <w:r>
+              <w:rPr>
+                <w:rFonts w:ascii="Barlow Condensed Medium" w:eastAsia="標楷體" w:hAnsi="Barlow Condensed Medium" w:cstheme="minorHAnsi"/>
+                <w:w w:val="80"/>
+                <w:szCs w:val="24"/>
+                <w:highlight w:val="yellow"/>
+              </w:rPr>
+              <w:t>22</w:t>
             </w:r>
             <w:r>
               <w:rPr>
@@ -25246,7 +25837,8 @@
         </w:tc>
         <w:tc>
           <w:tcPr>
-            <w:tcW w:w="685" w:type="dxa"/>
+            <w:tcW w:w="682" w:type="dxa"/>
+            <w:gridSpan w:val="2"/>
             <w:tcMar>
               <w:left w:w="113" w:type="dxa"/>
               <w:right w:w="28" w:type="dxa"/>
@@ -25256,38 +25848,6 @@
           <w:p>
             <w:pPr>
               <w:snapToGrid w:val="0"/>
-              <w:ind w:leftChars="-2" w:left="-5" w:rightChars="-3" w:right="-7"/>
-              <w:rPr>
-                <w:rFonts w:ascii="Barlow Condensed Medium" w:eastAsia="標楷體" w:hAnsi="Barlow Condensed Medium" w:cstheme="minorHAnsi" w:hint="eastAsia"/>
-                <w:w w:val="80"/>
-                <w:szCs w:val="24"/>
-                <w:highlight w:val="yellow"/>
-              </w:rPr>
-            </w:pPr>
-            <w:r>
-              <w:rPr>
-                <w:rFonts w:ascii="Barlow Condensed Medium" w:eastAsia="標楷體" w:hAnsi="Barlow Condensed Medium" w:cstheme="minorHAnsi" w:hint="eastAsia"/>
-                <w:w w:val="80"/>
-                <w:szCs w:val="24"/>
-                <w:highlight w:val="yellow"/>
-              </w:rPr>
-              <w:t>1,000</w:t>
-            </w:r>
-          </w:p>
-        </w:tc>
-        <w:tc>
-          <w:tcPr>
-            <w:tcW w:w="686" w:type="dxa"/>
-            <w:tcMar>
-              <w:left w:w="28" w:type="dxa"/>
-              <w:right w:w="28" w:type="dxa"/>
-            </w:tcMar>
-            <w:vAlign w:val="center"/>
-          </w:tcPr>
-          <w:p>
-            <w:pPr>
-              <w:snapToGrid w:val="0"/>
-              <w:jc w:val="right"/>
               <w:rPr>
                 <w:rFonts w:ascii="Barlow Condensed Medium" w:eastAsia="標楷體" w:hAnsi="Barlow Condensed Medium" w:cstheme="minorHAnsi"/>
                 <w:w w:val="80"/>
@@ -25295,6 +25855,47 @@
                 <w:highlight w:val="yellow"/>
               </w:rPr>
             </w:pPr>
+            <w:r>
+              <w:rPr>
+                <w:rFonts w:ascii="Barlow Condensed Medium" w:eastAsia="標楷體" w:hAnsi="Barlow Condensed Medium" w:cstheme="minorHAnsi"/>
+                <w:w w:val="80"/>
+                <w:szCs w:val="24"/>
+                <w:highlight w:val="yellow"/>
+              </w:rPr>
+              <w:t>1,000</w:t>
+            </w:r>
+          </w:p>
+        </w:tc>
+        <w:tc>
+          <w:tcPr>
+            <w:tcW w:w="683" w:type="dxa"/>
+            <w:gridSpan w:val="2"/>
+            <w:tcMar>
+              <w:left w:w="28" w:type="dxa"/>
+              <w:right w:w="28" w:type="dxa"/>
+            </w:tcMar>
+            <w:vAlign w:val="center"/>
+          </w:tcPr>
+          <w:p>
+            <w:pPr>
+              <w:snapToGrid w:val="0"/>
+              <w:jc w:val="right"/>
+              <w:rPr>
+                <w:rFonts w:ascii="Barlow Condensed Medium" w:eastAsia="標楷體" w:hAnsi="Barlow Condensed Medium" w:cstheme="minorHAnsi"/>
+                <w:w w:val="80"/>
+                <w:szCs w:val="24"/>
+                <w:highlight w:val="yellow"/>
+              </w:rPr>
+            </w:pPr>
+            <w:r>
+              <w:rPr>
+                <w:rFonts w:ascii="Barlow Condensed Medium" w:eastAsia="標楷體" w:hAnsi="Barlow Condensed Medium" w:cstheme="minorHAnsi"/>
+                <w:w w:val="80"/>
+                <w:szCs w:val="24"/>
+                <w:highlight w:val="yellow"/>
+              </w:rPr>
+              <w:t>49</w:t>
+            </w:r>
             <w:r>
               <w:rPr>
                 <w:rFonts w:ascii="Barlow Condensed Medium" w:eastAsia="標楷體" w:hAnsi="Barlow Condensed Medium" w:cstheme="minorHAnsi" w:hint="eastAsia"/>
@@ -25303,8 +25904,88 @@
                 <w:highlight w:val="yellow"/>
                 <w:lang w:eastAsia="zh-HK"/>
               </w:rPr>
-              <w:t>7</w:t>
-            </w:r>
+              <w:t>號</w:t>
+            </w:r>
+          </w:p>
+        </w:tc>
+        <w:tc>
+          <w:tcPr>
+            <w:tcW w:w="683" w:type="dxa"/>
+            <w:tcMar>
+              <w:left w:w="113" w:type="dxa"/>
+              <w:right w:w="28" w:type="dxa"/>
+            </w:tcMar>
+            <w:vAlign w:val="center"/>
+          </w:tcPr>
+          <w:p>
+            <w:pPr>
+              <w:snapToGrid w:val="0"/>
+              <w:rPr>
+                <w:rFonts w:ascii="Barlow Condensed Medium" w:eastAsia="標楷體" w:hAnsi="Barlow Condensed Medium" w:cstheme="minorHAnsi"/>
+                <w:w w:val="80"/>
+                <w:szCs w:val="24"/>
+                <w:highlight w:val="yellow"/>
+              </w:rPr>
+            </w:pPr>
+            <w:r>
+              <w:rPr>
+                <w:rFonts w:ascii="Barlow Condensed Medium" w:eastAsia="標楷體" w:hAnsi="Barlow Condensed Medium" w:cstheme="minorHAnsi"/>
+                <w:w w:val="80"/>
+                <w:szCs w:val="24"/>
+                <w:highlight w:val="yellow"/>
+              </w:rPr>
+              <w:t>2,000</w:t>
+            </w:r>
+          </w:p>
+        </w:tc>
+      </w:tr>
+      <w:tr>
+        <w:trPr>
+          <w:trHeight w:hRule="exact" w:val="340"/>
+        </w:trPr>
+        <w:tc>
+          <w:tcPr>
+            <w:tcW w:w="1622" w:type="dxa"/>
+            <w:tcMar>
+              <w:left w:w="28" w:type="dxa"/>
+              <w:right w:w="28" w:type="dxa"/>
+            </w:tcMar>
+            <w:vAlign w:val="center"/>
+          </w:tcPr>
+          <w:p>
+            <w:pPr>
+              <w:snapToGrid w:val="0"/>
+              <w:jc w:val="both"/>
+              <w:rPr>
+                <w:rFonts w:ascii="Barlow Condensed Medium" w:eastAsia="華康中黑體" w:hAnsi="Barlow Condensed Medium" w:cstheme="minorHAnsi"/>
+                <w:w w:val="80"/>
+                <w:szCs w:val="24"/>
+                <w:highlight w:val="yellow"/>
+              </w:rPr>
+            </w:pPr>
+          </w:p>
+        </w:tc>
+        <w:tc>
+          <w:tcPr>
+            <w:tcW w:w="685" w:type="dxa"/>
+            <w:tcMar>
+              <w:left w:w="28" w:type="dxa"/>
+              <w:right w:w="28" w:type="dxa"/>
+            </w:tcMar>
+            <w:vAlign w:val="center"/>
+          </w:tcPr>
+          <w:p>
+            <w:pPr>
+              <w:snapToGrid w:val="0"/>
+              <w:jc w:val="right"/>
+              <w:rPr>
+                <w:rFonts w:ascii="Barlow Condensed Medium" w:eastAsia="標楷體" w:hAnsi="Barlow Condensed Medium" w:cstheme="minorHAnsi"/>
+                <w:w w:val="80"/>
+                <w:szCs w:val="24"/>
+                <w:highlight w:val="yellow"/>
+                <w:lang w:eastAsia="zh-HK"/>
+              </w:rPr>
+            </w:pPr>
             <w:r>
               <w:rPr>
                 <w:rFonts w:ascii="Barlow Condensed Medium" w:eastAsia="標楷體" w:hAnsi="Barlow Condensed Medium" w:cstheme="minorHAnsi" w:hint="eastAsia"/>
@@ -25313,62 +25994,8 @@
                 <w:highlight w:val="yellow"/>
                 <w:lang w:eastAsia="zh-HK"/>
               </w:rPr>
-              <w:t>號</w:t>
-            </w:r>
-          </w:p>
-        </w:tc>
-        <w:tc>
-          <w:tcPr>
-            <w:tcW w:w="682" w:type="dxa"/>
-            <w:gridSpan w:val="2"/>
-            <w:tcMar>
-              <w:left w:w="113" w:type="dxa"/>
-              <w:right w:w="28" w:type="dxa"/>
-            </w:tcMar>
-            <w:vAlign w:val="center"/>
-          </w:tcPr>
-          <w:p>
-            <w:pPr>
-              <w:snapToGrid w:val="0"/>
-              <w:rPr>
-                <w:rFonts w:ascii="Barlow Condensed Medium" w:eastAsia="標楷體" w:hAnsi="Barlow Condensed Medium" w:cstheme="minorHAnsi"/>
-                <w:w w:val="80"/>
-                <w:szCs w:val="24"/>
-                <w:highlight w:val="yellow"/>
-              </w:rPr>
-            </w:pPr>
-            <w:r>
-              <w:rPr>
-                <w:rFonts w:ascii="Barlow Condensed Medium" w:eastAsia="標楷體" w:hAnsi="Barlow Condensed Medium" w:cstheme="minorHAnsi"/>
-                <w:w w:val="80"/>
-                <w:szCs w:val="24"/>
-                <w:highlight w:val="yellow"/>
-              </w:rPr>
-              <w:t>1,000</w:t>
-            </w:r>
-          </w:p>
-        </w:tc>
-        <w:tc>
-          <w:tcPr>
-            <w:tcW w:w="683" w:type="dxa"/>
-            <w:gridSpan w:val="2"/>
-            <w:tcMar>
-              <w:left w:w="28" w:type="dxa"/>
-              <w:right w:w="28" w:type="dxa"/>
-            </w:tcMar>
-            <w:vAlign w:val="center"/>
-          </w:tcPr>
-          <w:p>
-            <w:pPr>
-              <w:snapToGrid w:val="0"/>
-              <w:jc w:val="right"/>
-              <w:rPr>
-                <w:rFonts w:ascii="Barlow Condensed Medium" w:eastAsia="標楷體" w:hAnsi="Barlow Condensed Medium" w:cstheme="minorHAnsi"/>
-                <w:w w:val="80"/>
-                <w:szCs w:val="24"/>
-                <w:highlight w:val="yellow"/>
-              </w:rPr>
-            </w:pPr>
+              <w:t>50</w:t>
+            </w:r>
             <w:r>
               <w:rPr>
                 <w:rFonts w:ascii="Barlow Condensed Medium" w:eastAsia="標楷體" w:hAnsi="Barlow Condensed Medium" w:cstheme="minorHAnsi" w:hint="eastAsia"/>
@@ -25377,8 +26004,61 @@
                 <w:highlight w:val="yellow"/>
                 <w:lang w:eastAsia="zh-HK"/>
               </w:rPr>
-              <w:t>9-1</w:t>
-            </w:r>
+              <w:t>號</w:t>
+            </w:r>
+          </w:p>
+        </w:tc>
+        <w:tc>
+          <w:tcPr>
+            <w:tcW w:w="685" w:type="dxa"/>
+            <w:tcMar>
+              <w:left w:w="113" w:type="dxa"/>
+              <w:right w:w="28" w:type="dxa"/>
+            </w:tcMar>
+            <w:vAlign w:val="center"/>
+          </w:tcPr>
+          <w:p>
+            <w:pPr>
+              <w:snapToGrid w:val="0"/>
+              <w:ind w:leftChars="-2" w:left="-5" w:rightChars="-3" w:right="-7"/>
+              <w:rPr>
+                <w:rFonts w:ascii="Barlow Condensed Medium" w:eastAsia="標楷體" w:hAnsi="Barlow Condensed Medium" w:cstheme="minorHAnsi"/>
+                <w:w w:val="80"/>
+                <w:szCs w:val="24"/>
+                <w:highlight w:val="yellow"/>
+              </w:rPr>
+            </w:pPr>
+            <w:r>
+              <w:rPr>
+                <w:rFonts w:ascii="Barlow Condensed Medium" w:eastAsia="標楷體" w:hAnsi="Barlow Condensed Medium" w:cstheme="minorHAnsi" w:hint="eastAsia"/>
+                <w:w w:val="80"/>
+                <w:szCs w:val="24"/>
+                <w:highlight w:val="yellow"/>
+              </w:rPr>
+              <w:t>1,000</w:t>
+            </w:r>
+          </w:p>
+        </w:tc>
+        <w:tc>
+          <w:tcPr>
+            <w:tcW w:w="686" w:type="dxa"/>
+            <w:tcMar>
+              <w:left w:w="28" w:type="dxa"/>
+              <w:right w:w="28" w:type="dxa"/>
+            </w:tcMar>
+            <w:vAlign w:val="center"/>
+          </w:tcPr>
+          <w:p>
+            <w:pPr>
+              <w:snapToGrid w:val="0"/>
+              <w:jc w:val="right"/>
+              <w:rPr>
+                <w:rFonts w:ascii="Barlow Condensed Medium" w:eastAsia="標楷體" w:hAnsi="Barlow Condensed Medium" w:cstheme="minorHAnsi"/>
+                <w:w w:val="80"/>
+                <w:szCs w:val="24"/>
+                <w:highlight w:val="yellow"/>
+              </w:rPr>
+            </w:pPr>
             <w:r>
               <w:rPr>
                 <w:rFonts w:ascii="Barlow Condensed Medium" w:eastAsia="標楷體" w:hAnsi="Barlow Condensed Medium" w:cstheme="minorHAnsi" w:hint="eastAsia"/>
@@ -25387,13 +26067,24 @@
                 <w:highlight w:val="yellow"/>
                 <w:lang w:eastAsia="zh-HK"/>
               </w:rPr>
-              <w:t>號</w:t>
-            </w:r>
-          </w:p>
-        </w:tc>
-        <w:tc>
-          <w:tcPr>
-            <w:tcW w:w="683" w:type="dxa"/>
+              <w:t>有志</w:t>
+            </w:r>
+            <w:r>
+              <w:rPr>
+                <w:rFonts w:ascii="Barlow Condensed Medium" w:eastAsia="標楷體" w:hAnsi="Barlow Condensed Medium" w:cstheme="minorHAnsi" w:hint="eastAsia"/>
+                <w:w w:val="80"/>
+                <w:szCs w:val="24"/>
+                <w:highlight w:val="yellow"/>
+                <w:lang w:eastAsia="zh-HK"/>
+              </w:rPr>
+              <w:t>*2</w:t>
+            </w:r>
+          </w:p>
+        </w:tc>
+        <w:tc>
+          <w:tcPr>
+            <w:tcW w:w="682" w:type="dxa"/>
+            <w:gridSpan w:val="2"/>
             <w:tcMar>
               <w:left w:w="113" w:type="dxa"/>
               <w:right w:w="28" w:type="dxa"/>
@@ -25403,22 +26094,63 @@
           <w:p>
             <w:pPr>
               <w:snapToGrid w:val="0"/>
+              <w:rPr>
+                <w:rFonts w:ascii="Barlow Condensed Medium" w:eastAsia="標楷體" w:hAnsi="Barlow Condensed Medium" w:cstheme="minorHAnsi"/>
+                <w:w w:val="80"/>
+                <w:szCs w:val="24"/>
+              </w:rPr>
+            </w:pPr>
+            <w:r>
               <w:rPr>
                 <w:rFonts w:ascii="Barlow Condensed Medium" w:eastAsia="標楷體" w:hAnsi="Barlow Condensed Medium" w:cstheme="minorHAnsi"/>
                 <w:w w:val="80"/>
                 <w:szCs w:val="24"/>
                 <w:highlight w:val="yellow"/>
               </w:rPr>
-            </w:pPr>
-            <w:r>
+              <w:t>200</w:t>
+            </w:r>
+          </w:p>
+        </w:tc>
+        <w:tc>
+          <w:tcPr>
+            <w:tcW w:w="683" w:type="dxa"/>
+            <w:gridSpan w:val="2"/>
+            <w:tcMar>
+              <w:left w:w="28" w:type="dxa"/>
+              <w:right w:w="28" w:type="dxa"/>
+            </w:tcMar>
+            <w:vAlign w:val="center"/>
+          </w:tcPr>
+          <w:p>
+            <w:pPr>
+              <w:snapToGrid w:val="0"/>
+              <w:jc w:val="right"/>
               <w:rPr>
                 <w:rFonts w:ascii="Barlow Condensed Medium" w:eastAsia="標楷體" w:hAnsi="Barlow Condensed Medium" w:cstheme="minorHAnsi"/>
                 <w:w w:val="80"/>
                 <w:szCs w:val="24"/>
-                <w:highlight w:val="yellow"/>
-              </w:rPr>
-              <w:t>1,000</w:t>
-            </w:r>
+              </w:rPr>
+            </w:pPr>
+          </w:p>
+        </w:tc>
+        <w:tc>
+          <w:tcPr>
+            <w:tcW w:w="683" w:type="dxa"/>
+            <w:tcMar>
+              <w:left w:w="113" w:type="dxa"/>
+              <w:right w:w="28" w:type="dxa"/>
+            </w:tcMar>
+            <w:vAlign w:val="center"/>
+          </w:tcPr>
+          <w:p>
+            <w:pPr>
+              <w:snapToGrid w:val="0"/>
+              <w:rPr>
+                <w:rFonts w:ascii="Barlow Condensed Medium" w:eastAsia="標楷體" w:hAnsi="Barlow Condensed Medium" w:cstheme="minorHAnsi"/>
+                <w:w w:val="80"/>
+                <w:szCs w:val="24"/>
+              </w:rPr>
+            </w:pPr>
           </w:p>
         </w:tc>
       </w:tr>
@@ -25443,7 +26175,6 @@
                 <w:rFonts w:ascii="Barlow Condensed Medium" w:eastAsia="華康中黑體" w:hAnsi="Barlow Condensed Medium" w:cstheme="minorHAnsi"/>
                 <w:w w:val="80"/>
                 <w:szCs w:val="24"/>
-                <w:highlight w:val="yellow"/>
               </w:rPr>
             </w:pPr>
           </w:p>
@@ -25451,80 +26182,6 @@
         <w:tc>
           <w:tcPr>
             <w:tcW w:w="685" w:type="dxa"/>
-            <w:tcMar>
-              <w:left w:w="28" w:type="dxa"/>
-              <w:right w:w="28" w:type="dxa"/>
-            </w:tcMar>
-            <w:vAlign w:val="center"/>
-          </w:tcPr>
-          <w:p>
-            <w:pPr>
-              <w:snapToGrid w:val="0"/>
-              <w:jc w:val="right"/>
-              <w:rPr>
-                <w:rFonts w:ascii="Barlow Condensed Medium" w:eastAsia="標楷體" w:hAnsi="Barlow Condensed Medium" w:cstheme="minorHAnsi" w:hint="eastAsia"/>
-                <w:w w:val="80"/>
-                <w:szCs w:val="24"/>
-                <w:highlight w:val="yellow"/>
-                <w:lang w:eastAsia="zh-HK"/>
-              </w:rPr>
-            </w:pPr>
-            <w:r>
-              <w:rPr>
-                <w:rFonts w:ascii="Barlow Condensed Medium" w:eastAsia="標楷體" w:hAnsi="Barlow Condensed Medium" w:cstheme="minorHAnsi" w:hint="eastAsia"/>
-                <w:w w:val="80"/>
-                <w:szCs w:val="24"/>
-                <w:highlight w:val="yellow"/>
-                <w:lang w:eastAsia="zh-HK"/>
-              </w:rPr>
-              <w:t>10</w:t>
-            </w:r>
-            <w:r>
-              <w:rPr>
-                <w:rFonts w:ascii="Barlow Condensed Medium" w:eastAsia="標楷體" w:hAnsi="Barlow Condensed Medium" w:cstheme="minorHAnsi" w:hint="eastAsia"/>
-                <w:w w:val="80"/>
-                <w:szCs w:val="24"/>
-                <w:highlight w:val="yellow"/>
-                <w:lang w:eastAsia="zh-HK"/>
-              </w:rPr>
-              <w:t>號</w:t>
-            </w:r>
-          </w:p>
-        </w:tc>
-        <w:tc>
-          <w:tcPr>
-            <w:tcW w:w="685" w:type="dxa"/>
-            <w:tcMar>
-              <w:left w:w="113" w:type="dxa"/>
-              <w:right w:w="28" w:type="dxa"/>
-            </w:tcMar>
-            <w:vAlign w:val="center"/>
-          </w:tcPr>
-          <w:p>
-            <w:pPr>
-              <w:snapToGrid w:val="0"/>
-              <w:ind w:leftChars="-2" w:left="-5" w:rightChars="-3" w:right="-7"/>
-              <w:rPr>
-                <w:rFonts w:ascii="Barlow Condensed Medium" w:eastAsia="標楷體" w:hAnsi="Barlow Condensed Medium" w:cstheme="minorHAnsi" w:hint="eastAsia"/>
-                <w:w w:val="80"/>
-                <w:szCs w:val="24"/>
-                <w:highlight w:val="yellow"/>
-              </w:rPr>
-            </w:pPr>
-            <w:r>
-              <w:rPr>
-                <w:rFonts w:ascii="Barlow Condensed Medium" w:eastAsia="標楷體" w:hAnsi="Barlow Condensed Medium" w:cstheme="minorHAnsi" w:hint="eastAsia"/>
-                <w:w w:val="80"/>
-                <w:szCs w:val="24"/>
-                <w:highlight w:val="yellow"/>
-              </w:rPr>
-              <w:t>1,000</w:t>
-            </w:r>
-          </w:p>
-        </w:tc>
-        <w:tc>
-          <w:tcPr>
-            <w:tcW w:w="686" w:type="dxa"/>
             <w:tcMar>
               <w:left w:w="28" w:type="dxa"/>
               <w:right w:w="28" w:type="dxa"/>
@@ -25539,36 +26196,37 @@
                 <w:rFonts w:ascii="Barlow Condensed Medium" w:eastAsia="標楷體" w:hAnsi="Barlow Condensed Medium" w:cstheme="minorHAnsi"/>
                 <w:w w:val="80"/>
                 <w:szCs w:val="24"/>
-                <w:highlight w:val="yellow"/>
-              </w:rPr>
-            </w:pPr>
-            <w:r>
+                <w:lang w:eastAsia="zh-HK"/>
+              </w:rPr>
+            </w:pPr>
+          </w:p>
+        </w:tc>
+        <w:tc>
+          <w:tcPr>
+            <w:tcW w:w="685" w:type="dxa"/>
+            <w:tcMar>
+              <w:left w:w="113" w:type="dxa"/>
+              <w:right w:w="28" w:type="dxa"/>
+            </w:tcMar>
+            <w:vAlign w:val="center"/>
+          </w:tcPr>
+          <w:p>
+            <w:pPr>
+              <w:snapToGrid w:val="0"/>
+              <w:ind w:leftChars="-2" w:left="-5" w:rightChars="-3" w:right="-7"/>
               <w:rPr>
                 <w:rFonts w:ascii="Barlow Condensed Medium" w:eastAsia="標楷體" w:hAnsi="Barlow Condensed Medium" w:cstheme="minorHAnsi"/>
                 <w:w w:val="80"/>
                 <w:szCs w:val="24"/>
-                <w:highlight w:val="yellow"/>
-              </w:rPr>
-              <w:t>17</w:t>
-            </w:r>
-            <w:r>
-              <w:rPr>
-                <w:rFonts w:ascii="Barlow Condensed Medium" w:eastAsia="標楷體" w:hAnsi="Barlow Condensed Medium" w:cstheme="minorHAnsi" w:hint="eastAsia"/>
-                <w:w w:val="80"/>
-                <w:szCs w:val="24"/>
-                <w:highlight w:val="yellow"/>
-                <w:lang w:eastAsia="zh-HK"/>
-              </w:rPr>
-              <w:t>號</w:t>
-            </w:r>
-          </w:p>
-        </w:tc>
-        <w:tc>
-          <w:tcPr>
-            <w:tcW w:w="682" w:type="dxa"/>
-            <w:gridSpan w:val="2"/>
-            <w:tcMar>
-              <w:left w:w="113" w:type="dxa"/>
+              </w:rPr>
+            </w:pPr>
+          </w:p>
+        </w:tc>
+        <w:tc>
+          <w:tcPr>
+            <w:tcW w:w="686" w:type="dxa"/>
+            <w:tcMar>
+              <w:left w:w="28" w:type="dxa"/>
               <w:right w:w="28" w:type="dxa"/>
             </w:tcMar>
             <w:vAlign w:val="center"/>
@@ -25576,22 +26234,34 @@
           <w:p>
             <w:pPr>
               <w:snapToGrid w:val="0"/>
+              <w:jc w:val="right"/>
               <w:rPr>
                 <w:rFonts w:ascii="Barlow Condensed Medium" w:eastAsia="標楷體" w:hAnsi="Barlow Condensed Medium" w:cstheme="minorHAnsi"/>
                 <w:w w:val="80"/>
                 <w:szCs w:val="24"/>
-                <w:highlight w:val="yellow"/>
-              </w:rPr>
-            </w:pPr>
-            <w:r>
+              </w:rPr>
+            </w:pPr>
+          </w:p>
+        </w:tc>
+        <w:tc>
+          <w:tcPr>
+            <w:tcW w:w="682" w:type="dxa"/>
+            <w:gridSpan w:val="2"/>
+            <w:tcMar>
+              <w:left w:w="113" w:type="dxa"/>
+              <w:right w:w="28" w:type="dxa"/>
+            </w:tcMar>
+            <w:vAlign w:val="center"/>
+          </w:tcPr>
+          <w:p>
+            <w:pPr>
+              <w:snapToGrid w:val="0"/>
               <w:rPr>
                 <w:rFonts w:ascii="Barlow Condensed Medium" w:eastAsia="標楷體" w:hAnsi="Barlow Condensed Medium" w:cstheme="minorHAnsi"/>
                 <w:w w:val="80"/>
                 <w:szCs w:val="24"/>
-                <w:highlight w:val="yellow"/>
-              </w:rPr>
-              <w:t>1,000</w:t>
-            </w:r>
+              </w:rPr>
+            </w:pPr>
           </w:p>
         </w:tc>
         <w:tc>
@@ -25612,58 +26282,28 @@
                 <w:rFonts w:ascii="Barlow Condensed Medium" w:eastAsia="標楷體" w:hAnsi="Barlow Condensed Medium" w:cstheme="minorHAnsi"/>
                 <w:w w:val="80"/>
                 <w:szCs w:val="24"/>
-                <w:highlight w:val="yellow"/>
-              </w:rPr>
-            </w:pPr>
-            <w:r>
+              </w:rPr>
+            </w:pPr>
+          </w:p>
+        </w:tc>
+        <w:tc>
+          <w:tcPr>
+            <w:tcW w:w="683" w:type="dxa"/>
+            <w:tcMar>
+              <w:left w:w="113" w:type="dxa"/>
+              <w:right w:w="28" w:type="dxa"/>
+            </w:tcMar>
+            <w:vAlign w:val="center"/>
+          </w:tcPr>
+          <w:p>
+            <w:pPr>
+              <w:snapToGrid w:val="0"/>
               <w:rPr>
                 <w:rFonts w:ascii="Barlow Condensed Medium" w:eastAsia="標楷體" w:hAnsi="Barlow Condensed Medium" w:cstheme="minorHAnsi"/>
                 <w:w w:val="80"/>
                 <w:szCs w:val="24"/>
-                <w:highlight w:val="yellow"/>
-              </w:rPr>
-              <w:t>20</w:t>
-            </w:r>
-            <w:r>
-              <w:rPr>
-                <w:rFonts w:ascii="Barlow Condensed Medium" w:eastAsia="標楷體" w:hAnsi="Barlow Condensed Medium" w:cstheme="minorHAnsi" w:hint="eastAsia"/>
-                <w:w w:val="80"/>
-                <w:szCs w:val="24"/>
-                <w:highlight w:val="yellow"/>
-                <w:lang w:eastAsia="zh-HK"/>
-              </w:rPr>
-              <w:t>號</w:t>
-            </w:r>
-          </w:p>
-        </w:tc>
-        <w:tc>
-          <w:tcPr>
-            <w:tcW w:w="683" w:type="dxa"/>
-            <w:tcMar>
-              <w:left w:w="113" w:type="dxa"/>
-              <w:right w:w="28" w:type="dxa"/>
-            </w:tcMar>
-            <w:vAlign w:val="center"/>
-          </w:tcPr>
-          <w:p>
-            <w:pPr>
-              <w:snapToGrid w:val="0"/>
-              <w:rPr>
-                <w:rFonts w:ascii="Barlow Condensed Medium" w:eastAsia="標楷體" w:hAnsi="Barlow Condensed Medium" w:cstheme="minorHAnsi"/>
-                <w:w w:val="80"/>
-                <w:szCs w:val="24"/>
-                <w:highlight w:val="yellow"/>
-              </w:rPr>
-            </w:pPr>
-            <w:r>
-              <w:rPr>
-                <w:rFonts w:ascii="Barlow Condensed Medium" w:eastAsia="標楷體" w:hAnsi="Barlow Condensed Medium" w:cstheme="minorHAnsi"/>
-                <w:w w:val="80"/>
-                <w:szCs w:val="24"/>
-                <w:highlight w:val="yellow"/>
-              </w:rPr>
-              <w:t>500</w:t>
-            </w:r>
+              </w:rPr>
+            </w:pPr>
           </w:p>
         </w:tc>
       </w:tr>
@@ -25688,7 +26328,6 @@
                 <w:rFonts w:ascii="Barlow Condensed Medium" w:eastAsia="華康中黑體" w:hAnsi="Barlow Condensed Medium" w:cstheme="minorHAnsi"/>
                 <w:w w:val="80"/>
                 <w:szCs w:val="24"/>
-                <w:highlight w:val="yellow"/>
               </w:rPr>
             </w:pPr>
           </w:p>
@@ -25696,80 +26335,6 @@
         <w:tc>
           <w:tcPr>
             <w:tcW w:w="685" w:type="dxa"/>
-            <w:tcMar>
-              <w:left w:w="28" w:type="dxa"/>
-              <w:right w:w="28" w:type="dxa"/>
-            </w:tcMar>
-            <w:vAlign w:val="center"/>
-          </w:tcPr>
-          <w:p>
-            <w:pPr>
-              <w:snapToGrid w:val="0"/>
-              <w:jc w:val="right"/>
-              <w:rPr>
-                <w:rFonts w:ascii="Barlow Condensed Medium" w:eastAsia="標楷體" w:hAnsi="Barlow Condensed Medium" w:cstheme="minorHAnsi" w:hint="eastAsia"/>
-                <w:w w:val="80"/>
-                <w:szCs w:val="24"/>
-                <w:highlight w:val="yellow"/>
-                <w:lang w:eastAsia="zh-HK"/>
-              </w:rPr>
-            </w:pPr>
-            <w:r>
-              <w:rPr>
-                <w:rFonts w:ascii="Barlow Condensed Medium" w:eastAsia="標楷體" w:hAnsi="Barlow Condensed Medium" w:cstheme="minorHAnsi" w:hint="eastAsia"/>
-                <w:w w:val="80"/>
-                <w:szCs w:val="24"/>
-                <w:highlight w:val="yellow"/>
-                <w:lang w:eastAsia="zh-HK"/>
-              </w:rPr>
-              <w:t>21</w:t>
-            </w:r>
-            <w:r>
-              <w:rPr>
-                <w:rFonts w:ascii="Barlow Condensed Medium" w:eastAsia="標楷體" w:hAnsi="Barlow Condensed Medium" w:cstheme="minorHAnsi" w:hint="eastAsia"/>
-                <w:w w:val="80"/>
-                <w:szCs w:val="24"/>
-                <w:highlight w:val="yellow"/>
-                <w:lang w:eastAsia="zh-HK"/>
-              </w:rPr>
-              <w:t>號</w:t>
-            </w:r>
-          </w:p>
-        </w:tc>
-        <w:tc>
-          <w:tcPr>
-            <w:tcW w:w="685" w:type="dxa"/>
-            <w:tcMar>
-              <w:left w:w="113" w:type="dxa"/>
-              <w:right w:w="28" w:type="dxa"/>
-            </w:tcMar>
-            <w:vAlign w:val="center"/>
-          </w:tcPr>
-          <w:p>
-            <w:pPr>
-              <w:snapToGrid w:val="0"/>
-              <w:ind w:leftChars="-2" w:left="-5" w:rightChars="-3" w:right="-7"/>
-              <w:rPr>
-                <w:rFonts w:ascii="Barlow Condensed Medium" w:eastAsia="標楷體" w:hAnsi="Barlow Condensed Medium" w:cstheme="minorHAnsi" w:hint="eastAsia"/>
-                <w:w w:val="80"/>
-                <w:szCs w:val="24"/>
-                <w:highlight w:val="yellow"/>
-              </w:rPr>
-            </w:pPr>
-            <w:r>
-              <w:rPr>
-                <w:rFonts w:ascii="Barlow Condensed Medium" w:eastAsia="標楷體" w:hAnsi="Barlow Condensed Medium" w:cstheme="minorHAnsi" w:hint="eastAsia"/>
-                <w:w w:val="80"/>
-                <w:szCs w:val="24"/>
-                <w:highlight w:val="yellow"/>
-              </w:rPr>
-              <w:t>1,000</w:t>
-            </w:r>
-          </w:p>
-        </w:tc>
-        <w:tc>
-          <w:tcPr>
-            <w:tcW w:w="686" w:type="dxa"/>
             <w:tcMar>
               <w:left w:w="28" w:type="dxa"/>
               <w:right w:w="28" w:type="dxa"/>
@@ -25784,34 +26349,14 @@
                 <w:rFonts w:ascii="Barlow Condensed Medium" w:eastAsia="標楷體" w:hAnsi="Barlow Condensed Medium" w:cstheme="minorHAnsi"/>
                 <w:w w:val="80"/>
                 <w:szCs w:val="24"/>
-                <w:highlight w:val="yellow"/>
-              </w:rPr>
-            </w:pPr>
-            <w:r>
-              <w:rPr>
-                <w:rFonts w:ascii="Barlow Condensed Medium" w:eastAsia="標楷體" w:hAnsi="Barlow Condensed Medium" w:cstheme="minorHAnsi"/>
-                <w:w w:val="80"/>
-                <w:szCs w:val="24"/>
-                <w:highlight w:val="yellow"/>
-              </w:rPr>
-              <w:t>22</w:t>
-            </w:r>
-            <w:r>
-              <w:rPr>
-                <w:rFonts w:ascii="Barlow Condensed Medium" w:eastAsia="標楷體" w:hAnsi="Barlow Condensed Medium" w:cstheme="minorHAnsi" w:hint="eastAsia"/>
-                <w:w w:val="80"/>
-                <w:szCs w:val="24"/>
-                <w:highlight w:val="yellow"/>
                 <w:lang w:eastAsia="zh-HK"/>
               </w:rPr>
-              <w:t>號</w:t>
-            </w:r>
-          </w:p>
-        </w:tc>
-        <w:tc>
-          <w:tcPr>
-            <w:tcW w:w="682" w:type="dxa"/>
-            <w:gridSpan w:val="2"/>
+            </w:pPr>
+          </w:p>
+        </w:tc>
+        <w:tc>
+          <w:tcPr>
+            <w:tcW w:w="685" w:type="dxa"/>
             <w:tcMar>
               <w:left w:w="113" w:type="dxa"/>
               <w:right w:w="28" w:type="dxa"/>
@@ -25821,529 +26366,9 @@
           <w:p>
             <w:pPr>
               <w:snapToGrid w:val="0"/>
+              <w:ind w:leftChars="-2" w:left="-5" w:rightChars="-3" w:right="-7"/>
               <w:rPr>
                 <w:rFonts w:ascii="Barlow Condensed Medium" w:eastAsia="標楷體" w:hAnsi="Barlow Condensed Medium" w:cstheme="minorHAnsi"/>
-                <w:w w:val="80"/>
-                <w:szCs w:val="24"/>
-                <w:highlight w:val="yellow"/>
-              </w:rPr>
-            </w:pPr>
-            <w:r>
-              <w:rPr>
-                <w:rFonts w:ascii="Barlow Condensed Medium" w:eastAsia="標楷體" w:hAnsi="Barlow Condensed Medium" w:cstheme="minorHAnsi"/>
-                <w:w w:val="80"/>
-                <w:szCs w:val="24"/>
-                <w:highlight w:val="yellow"/>
-              </w:rPr>
-              <w:t>1,000</w:t>
-            </w:r>
-          </w:p>
-        </w:tc>
-        <w:tc>
-          <w:tcPr>
-            <w:tcW w:w="683" w:type="dxa"/>
-            <w:gridSpan w:val="2"/>
-            <w:tcMar>
-              <w:left w:w="28" w:type="dxa"/>
-              <w:right w:w="28" w:type="dxa"/>
-            </w:tcMar>
-            <w:vAlign w:val="center"/>
-          </w:tcPr>
-          <w:p>
-            <w:pPr>
-              <w:snapToGrid w:val="0"/>
-              <w:jc w:val="right"/>
-              <w:rPr>
-                <w:rFonts w:ascii="Barlow Condensed Medium" w:eastAsia="標楷體" w:hAnsi="Barlow Condensed Medium" w:cstheme="minorHAnsi"/>
-                <w:w w:val="80"/>
-                <w:szCs w:val="24"/>
-                <w:highlight w:val="yellow"/>
-              </w:rPr>
-            </w:pPr>
-            <w:r>
-              <w:rPr>
-                <w:rFonts w:ascii="Barlow Condensed Medium" w:eastAsia="標楷體" w:hAnsi="Barlow Condensed Medium" w:cstheme="minorHAnsi"/>
-                <w:w w:val="80"/>
-                <w:szCs w:val="24"/>
-                <w:highlight w:val="yellow"/>
-              </w:rPr>
-              <w:t>49</w:t>
-            </w:r>
-            <w:r>
-              <w:rPr>
-                <w:rFonts w:ascii="Barlow Condensed Medium" w:eastAsia="標楷體" w:hAnsi="Barlow Condensed Medium" w:cstheme="minorHAnsi" w:hint="eastAsia"/>
-                <w:w w:val="80"/>
-                <w:szCs w:val="24"/>
-                <w:highlight w:val="yellow"/>
-                <w:lang w:eastAsia="zh-HK"/>
-              </w:rPr>
-              <w:t>號</w:t>
-            </w:r>
-          </w:p>
-        </w:tc>
-        <w:tc>
-          <w:tcPr>
-            <w:tcW w:w="683" w:type="dxa"/>
-            <w:tcMar>
-              <w:left w:w="113" w:type="dxa"/>
-              <w:right w:w="28" w:type="dxa"/>
-            </w:tcMar>
-            <w:vAlign w:val="center"/>
-          </w:tcPr>
-          <w:p>
-            <w:pPr>
-              <w:snapToGrid w:val="0"/>
-              <w:rPr>
-                <w:rFonts w:ascii="Barlow Condensed Medium" w:eastAsia="標楷體" w:hAnsi="Barlow Condensed Medium" w:cstheme="minorHAnsi"/>
-                <w:w w:val="80"/>
-                <w:szCs w:val="24"/>
-                <w:highlight w:val="yellow"/>
-              </w:rPr>
-            </w:pPr>
-            <w:r>
-              <w:rPr>
-                <w:rFonts w:ascii="Barlow Condensed Medium" w:eastAsia="標楷體" w:hAnsi="Barlow Condensed Medium" w:cstheme="minorHAnsi"/>
-                <w:w w:val="80"/>
-                <w:szCs w:val="24"/>
-                <w:highlight w:val="yellow"/>
-              </w:rPr>
-              <w:t>2,000</w:t>
-            </w:r>
-          </w:p>
-        </w:tc>
-      </w:tr>
-      <w:tr>
-        <w:trPr>
-          <w:trHeight w:hRule="exact" w:val="340"/>
-        </w:trPr>
-        <w:tc>
-          <w:tcPr>
-            <w:tcW w:w="1622" w:type="dxa"/>
-            <w:tcMar>
-              <w:left w:w="28" w:type="dxa"/>
-              <w:right w:w="28" w:type="dxa"/>
-            </w:tcMar>
-            <w:vAlign w:val="center"/>
-          </w:tcPr>
-          <w:p>
-            <w:pPr>
-              <w:snapToGrid w:val="0"/>
-              <w:jc w:val="both"/>
-              <w:rPr>
-                <w:rFonts w:ascii="Barlow Condensed Medium" w:eastAsia="華康中黑體" w:hAnsi="Barlow Condensed Medium" w:cstheme="minorHAnsi"/>
-                <w:w w:val="80"/>
-                <w:szCs w:val="24"/>
-                <w:highlight w:val="yellow"/>
-              </w:rPr>
-            </w:pPr>
-          </w:p>
-        </w:tc>
-        <w:tc>
-          <w:tcPr>
-            <w:tcW w:w="685" w:type="dxa"/>
-            <w:tcMar>
-              <w:left w:w="28" w:type="dxa"/>
-              <w:right w:w="28" w:type="dxa"/>
-            </w:tcMar>
-            <w:vAlign w:val="center"/>
-          </w:tcPr>
-          <w:p>
-            <w:pPr>
-              <w:snapToGrid w:val="0"/>
-              <w:jc w:val="right"/>
-              <w:rPr>
-                <w:rFonts w:ascii="Barlow Condensed Medium" w:eastAsia="標楷體" w:hAnsi="Barlow Condensed Medium" w:cstheme="minorHAnsi" w:hint="eastAsia"/>
-                <w:w w:val="80"/>
-                <w:szCs w:val="24"/>
-                <w:highlight w:val="yellow"/>
-                <w:lang w:eastAsia="zh-HK"/>
-              </w:rPr>
-            </w:pPr>
-            <w:r>
-              <w:rPr>
-                <w:rFonts w:ascii="Barlow Condensed Medium" w:eastAsia="標楷體" w:hAnsi="Barlow Condensed Medium" w:cstheme="minorHAnsi" w:hint="eastAsia"/>
-                <w:w w:val="80"/>
-                <w:szCs w:val="24"/>
-                <w:highlight w:val="yellow"/>
-                <w:lang w:eastAsia="zh-HK"/>
-              </w:rPr>
-              <w:t>50</w:t>
-            </w:r>
-            <w:r>
-              <w:rPr>
-                <w:rFonts w:ascii="Barlow Condensed Medium" w:eastAsia="標楷體" w:hAnsi="Barlow Condensed Medium" w:cstheme="minorHAnsi" w:hint="eastAsia"/>
-                <w:w w:val="80"/>
-                <w:szCs w:val="24"/>
-                <w:highlight w:val="yellow"/>
-                <w:lang w:eastAsia="zh-HK"/>
-              </w:rPr>
-              <w:t>號</w:t>
-            </w:r>
-          </w:p>
-        </w:tc>
-        <w:tc>
-          <w:tcPr>
-            <w:tcW w:w="685" w:type="dxa"/>
-            <w:tcMar>
-              <w:left w:w="113" w:type="dxa"/>
-              <w:right w:w="28" w:type="dxa"/>
-            </w:tcMar>
-            <w:vAlign w:val="center"/>
-          </w:tcPr>
-          <w:p>
-            <w:pPr>
-              <w:snapToGrid w:val="0"/>
-              <w:ind w:leftChars="-2" w:left="-5" w:rightChars="-3" w:right="-7"/>
-              <w:rPr>
-                <w:rFonts w:ascii="Barlow Condensed Medium" w:eastAsia="標楷體" w:hAnsi="Barlow Condensed Medium" w:cstheme="minorHAnsi" w:hint="eastAsia"/>
-                <w:w w:val="80"/>
-                <w:szCs w:val="24"/>
-                <w:highlight w:val="yellow"/>
-              </w:rPr>
-            </w:pPr>
-            <w:r>
-              <w:rPr>
-                <w:rFonts w:ascii="Barlow Condensed Medium" w:eastAsia="標楷體" w:hAnsi="Barlow Condensed Medium" w:cstheme="minorHAnsi" w:hint="eastAsia"/>
-                <w:w w:val="80"/>
-                <w:szCs w:val="24"/>
-                <w:highlight w:val="yellow"/>
-              </w:rPr>
-              <w:t>1,000</w:t>
-            </w:r>
-          </w:p>
-        </w:tc>
-        <w:tc>
-          <w:tcPr>
-            <w:tcW w:w="686" w:type="dxa"/>
-            <w:tcMar>
-              <w:left w:w="28" w:type="dxa"/>
-              <w:right w:w="28" w:type="dxa"/>
-            </w:tcMar>
-            <w:vAlign w:val="center"/>
-          </w:tcPr>
-          <w:p>
-            <w:pPr>
-              <w:snapToGrid w:val="0"/>
-              <w:jc w:val="right"/>
-              <w:rPr>
-                <w:rFonts w:ascii="Barlow Condensed Medium" w:eastAsia="標楷體" w:hAnsi="Barlow Condensed Medium" w:cstheme="minorHAnsi"/>
-                <w:w w:val="80"/>
-                <w:szCs w:val="24"/>
-                <w:highlight w:val="yellow"/>
-              </w:rPr>
-            </w:pPr>
-            <w:r>
-              <w:rPr>
-                <w:rFonts w:ascii="Barlow Condensed Medium" w:eastAsia="標楷體" w:hAnsi="Barlow Condensed Medium" w:cstheme="minorHAnsi" w:hint="eastAsia"/>
-                <w:w w:val="80"/>
-                <w:szCs w:val="24"/>
-                <w:highlight w:val="yellow"/>
-                <w:lang w:eastAsia="zh-HK"/>
-              </w:rPr>
-              <w:t>有志</w:t>
-            </w:r>
-            <w:r>
-              <w:rPr>
-                <w:rFonts w:ascii="Barlow Condensed Medium" w:eastAsia="標楷體" w:hAnsi="Barlow Condensed Medium" w:cstheme="minorHAnsi" w:hint="eastAsia"/>
-                <w:w w:val="80"/>
-                <w:szCs w:val="24"/>
-                <w:highlight w:val="yellow"/>
-                <w:lang w:eastAsia="zh-HK"/>
-              </w:rPr>
-              <w:t>*2</w:t>
-            </w:r>
-          </w:p>
-        </w:tc>
-        <w:tc>
-          <w:tcPr>
-            <w:tcW w:w="682" w:type="dxa"/>
-            <w:gridSpan w:val="2"/>
-            <w:tcMar>
-              <w:left w:w="113" w:type="dxa"/>
-              <w:right w:w="28" w:type="dxa"/>
-            </w:tcMar>
-            <w:vAlign w:val="center"/>
-          </w:tcPr>
-          <w:p>
-            <w:pPr>
-              <w:snapToGrid w:val="0"/>
-              <w:rPr>
-                <w:rFonts w:ascii="Barlow Condensed Medium" w:eastAsia="標楷體" w:hAnsi="Barlow Condensed Medium" w:cstheme="minorHAnsi"/>
-                <w:w w:val="80"/>
-                <w:szCs w:val="24"/>
-              </w:rPr>
-            </w:pPr>
-            <w:r>
-              <w:rPr>
-                <w:rFonts w:ascii="Barlow Condensed Medium" w:eastAsia="標楷體" w:hAnsi="Barlow Condensed Medium" w:cstheme="minorHAnsi"/>
-                <w:w w:val="80"/>
-                <w:szCs w:val="24"/>
-                <w:highlight w:val="yellow"/>
-              </w:rPr>
-              <w:t>200</w:t>
-            </w:r>
-            <w:bookmarkStart w:id="6" w:name="_GoBack"/>
-            <w:bookmarkEnd w:id="6"/>
-          </w:p>
-        </w:tc>
-        <w:tc>
-          <w:tcPr>
-            <w:tcW w:w="683" w:type="dxa"/>
-            <w:gridSpan w:val="2"/>
-            <w:tcMar>
-              <w:left w:w="28" w:type="dxa"/>
-              <w:right w:w="28" w:type="dxa"/>
-            </w:tcMar>
-            <w:vAlign w:val="center"/>
-          </w:tcPr>
-          <w:p>
-            <w:pPr>
-              <w:snapToGrid w:val="0"/>
-              <w:jc w:val="right"/>
-              <w:rPr>
-                <w:rFonts w:ascii="Barlow Condensed Medium" w:eastAsia="標楷體" w:hAnsi="Barlow Condensed Medium" w:cstheme="minorHAnsi"/>
-                <w:w w:val="80"/>
-                <w:szCs w:val="24"/>
-              </w:rPr>
-            </w:pPr>
-          </w:p>
-        </w:tc>
-        <w:tc>
-          <w:tcPr>
-            <w:tcW w:w="683" w:type="dxa"/>
-            <w:tcMar>
-              <w:left w:w="113" w:type="dxa"/>
-              <w:right w:w="28" w:type="dxa"/>
-            </w:tcMar>
-            <w:vAlign w:val="center"/>
-          </w:tcPr>
-          <w:p>
-            <w:pPr>
-              <w:snapToGrid w:val="0"/>
-              <w:rPr>
-                <w:rFonts w:ascii="Barlow Condensed Medium" w:eastAsia="標楷體" w:hAnsi="Barlow Condensed Medium" w:cstheme="minorHAnsi"/>
-                <w:w w:val="80"/>
-                <w:szCs w:val="24"/>
-              </w:rPr>
-            </w:pPr>
-          </w:p>
-        </w:tc>
-      </w:tr>
-      <w:tr>
-        <w:trPr>
-          <w:trHeight w:hRule="exact" w:val="340"/>
-        </w:trPr>
-        <w:tc>
-          <w:tcPr>
-            <w:tcW w:w="1622" w:type="dxa"/>
-            <w:tcMar>
-              <w:left w:w="28" w:type="dxa"/>
-              <w:right w:w="28" w:type="dxa"/>
-            </w:tcMar>
-            <w:vAlign w:val="center"/>
-          </w:tcPr>
-          <w:p>
-            <w:pPr>
-              <w:snapToGrid w:val="0"/>
-              <w:jc w:val="both"/>
-              <w:rPr>
-                <w:rFonts w:ascii="Barlow Condensed Medium" w:eastAsia="華康中黑體" w:hAnsi="Barlow Condensed Medium" w:cstheme="minorHAnsi"/>
-                <w:w w:val="80"/>
-                <w:szCs w:val="24"/>
-              </w:rPr>
-            </w:pPr>
-          </w:p>
-        </w:tc>
-        <w:tc>
-          <w:tcPr>
-            <w:tcW w:w="685" w:type="dxa"/>
-            <w:tcMar>
-              <w:left w:w="28" w:type="dxa"/>
-              <w:right w:w="28" w:type="dxa"/>
-            </w:tcMar>
-            <w:vAlign w:val="center"/>
-          </w:tcPr>
-          <w:p>
-            <w:pPr>
-              <w:snapToGrid w:val="0"/>
-              <w:jc w:val="right"/>
-              <w:rPr>
-                <w:rFonts w:ascii="Barlow Condensed Medium" w:eastAsia="標楷體" w:hAnsi="Barlow Condensed Medium" w:cstheme="minorHAnsi" w:hint="eastAsia"/>
-                <w:w w:val="80"/>
-                <w:szCs w:val="24"/>
-                <w:lang w:eastAsia="zh-HK"/>
-              </w:rPr>
-            </w:pPr>
-          </w:p>
-        </w:tc>
-        <w:tc>
-          <w:tcPr>
-            <w:tcW w:w="685" w:type="dxa"/>
-            <w:tcMar>
-              <w:left w:w="113" w:type="dxa"/>
-              <w:right w:w="28" w:type="dxa"/>
-            </w:tcMar>
-            <w:vAlign w:val="center"/>
-          </w:tcPr>
-          <w:p>
-            <w:pPr>
-              <w:snapToGrid w:val="0"/>
-              <w:ind w:leftChars="-2" w:left="-5" w:rightChars="-3" w:right="-7"/>
-              <w:rPr>
-                <w:rFonts w:ascii="Barlow Condensed Medium" w:eastAsia="標楷體" w:hAnsi="Barlow Condensed Medium" w:cstheme="minorHAnsi" w:hint="eastAsia"/>
-                <w:w w:val="80"/>
-                <w:szCs w:val="24"/>
-              </w:rPr>
-            </w:pPr>
-          </w:p>
-        </w:tc>
-        <w:tc>
-          <w:tcPr>
-            <w:tcW w:w="686" w:type="dxa"/>
-            <w:tcMar>
-              <w:left w:w="28" w:type="dxa"/>
-              <w:right w:w="28" w:type="dxa"/>
-            </w:tcMar>
-            <w:vAlign w:val="center"/>
-          </w:tcPr>
-          <w:p>
-            <w:pPr>
-              <w:snapToGrid w:val="0"/>
-              <w:jc w:val="right"/>
-              <w:rPr>
-                <w:rFonts w:ascii="Barlow Condensed Medium" w:eastAsia="標楷體" w:hAnsi="Barlow Condensed Medium" w:cstheme="minorHAnsi"/>
-                <w:w w:val="80"/>
-                <w:szCs w:val="24"/>
-              </w:rPr>
-            </w:pPr>
-          </w:p>
-        </w:tc>
-        <w:tc>
-          <w:tcPr>
-            <w:tcW w:w="682" w:type="dxa"/>
-            <w:gridSpan w:val="2"/>
-            <w:tcMar>
-              <w:left w:w="113" w:type="dxa"/>
-              <w:right w:w="28" w:type="dxa"/>
-            </w:tcMar>
-            <w:vAlign w:val="center"/>
-          </w:tcPr>
-          <w:p>
-            <w:pPr>
-              <w:snapToGrid w:val="0"/>
-              <w:rPr>
-                <w:rFonts w:ascii="Barlow Condensed Medium" w:eastAsia="標楷體" w:hAnsi="Barlow Condensed Medium" w:cstheme="minorHAnsi"/>
-                <w:w w:val="80"/>
-                <w:szCs w:val="24"/>
-              </w:rPr>
-            </w:pPr>
-          </w:p>
-        </w:tc>
-        <w:tc>
-          <w:tcPr>
-            <w:tcW w:w="683" w:type="dxa"/>
-            <w:gridSpan w:val="2"/>
-            <w:tcMar>
-              <w:left w:w="28" w:type="dxa"/>
-              <w:right w:w="28" w:type="dxa"/>
-            </w:tcMar>
-            <w:vAlign w:val="center"/>
-          </w:tcPr>
-          <w:p>
-            <w:pPr>
-              <w:snapToGrid w:val="0"/>
-              <w:jc w:val="right"/>
-              <w:rPr>
-                <w:rFonts w:ascii="Barlow Condensed Medium" w:eastAsia="標楷體" w:hAnsi="Barlow Condensed Medium" w:cstheme="minorHAnsi"/>
-                <w:w w:val="80"/>
-                <w:szCs w:val="24"/>
-              </w:rPr>
-            </w:pPr>
-          </w:p>
-        </w:tc>
-        <w:tc>
-          <w:tcPr>
-            <w:tcW w:w="683" w:type="dxa"/>
-            <w:tcMar>
-              <w:left w:w="113" w:type="dxa"/>
-              <w:right w:w="28" w:type="dxa"/>
-            </w:tcMar>
-            <w:vAlign w:val="center"/>
-          </w:tcPr>
-          <w:p>
-            <w:pPr>
-              <w:snapToGrid w:val="0"/>
-              <w:rPr>
-                <w:rFonts w:ascii="Barlow Condensed Medium" w:eastAsia="標楷體" w:hAnsi="Barlow Condensed Medium" w:cstheme="minorHAnsi"/>
-                <w:w w:val="80"/>
-                <w:szCs w:val="24"/>
-              </w:rPr>
-            </w:pPr>
-          </w:p>
-        </w:tc>
-      </w:tr>
-      <w:tr>
-        <w:trPr>
-          <w:trHeight w:hRule="exact" w:val="340"/>
-        </w:trPr>
-        <w:tc>
-          <w:tcPr>
-            <w:tcW w:w="1622" w:type="dxa"/>
-            <w:tcMar>
-              <w:left w:w="28" w:type="dxa"/>
-              <w:right w:w="28" w:type="dxa"/>
-            </w:tcMar>
-            <w:vAlign w:val="center"/>
-          </w:tcPr>
-          <w:p>
-            <w:pPr>
-              <w:snapToGrid w:val="0"/>
-              <w:jc w:val="both"/>
-              <w:rPr>
-                <w:rFonts w:ascii="Barlow Condensed Medium" w:eastAsia="華康中黑體" w:hAnsi="Barlow Condensed Medium" w:cstheme="minorHAnsi"/>
-                <w:w w:val="80"/>
-                <w:szCs w:val="24"/>
-              </w:rPr>
-            </w:pPr>
-          </w:p>
-        </w:tc>
-        <w:tc>
-          <w:tcPr>
-            <w:tcW w:w="685" w:type="dxa"/>
-            <w:tcMar>
-              <w:left w:w="28" w:type="dxa"/>
-              <w:right w:w="28" w:type="dxa"/>
-            </w:tcMar>
-            <w:vAlign w:val="center"/>
-          </w:tcPr>
-          <w:p>
-            <w:pPr>
-              <w:snapToGrid w:val="0"/>
-              <w:jc w:val="right"/>
-              <w:rPr>
-                <w:rFonts w:ascii="Barlow Condensed Medium" w:eastAsia="標楷體" w:hAnsi="Barlow Condensed Medium" w:cstheme="minorHAnsi" w:hint="eastAsia"/>
-                <w:w w:val="80"/>
-                <w:szCs w:val="24"/>
-                <w:lang w:eastAsia="zh-HK"/>
-              </w:rPr>
-            </w:pPr>
-          </w:p>
-        </w:tc>
-        <w:tc>
-          <w:tcPr>
-            <w:tcW w:w="685" w:type="dxa"/>
-            <w:tcMar>
-              <w:left w:w="113" w:type="dxa"/>
-              <w:right w:w="28" w:type="dxa"/>
-            </w:tcMar>
-            <w:vAlign w:val="center"/>
-          </w:tcPr>
-          <w:p>
-            <w:pPr>
-              <w:snapToGrid w:val="0"/>
-              <w:ind w:leftChars="-2" w:left="-5" w:rightChars="-3" w:right="-7"/>
-              <w:rPr>
-                <w:rFonts w:ascii="Barlow Condensed Medium" w:eastAsia="標楷體" w:hAnsi="Barlow Condensed Medium" w:cstheme="minorHAnsi" w:hint="eastAsia"/>
                 <w:w w:val="80"/>
                 <w:szCs w:val="24"/>
               </w:rPr>
@@ -26662,7 +26687,7 @@
                 <w:sz w:val="20"/>
                 <w:szCs w:val="20"/>
               </w:rPr>
-              <w:t>17</w:t>
+              <w:t>24</w:t>
             </w:r>
             <w:r>
               <w:rPr>
@@ -26860,7 +26885,7 @@
                 <w:sz w:val="20"/>
                 <w:szCs w:val="20"/>
               </w:rPr>
-              <w:t>18</w:t>
+              <w:t>25</w:t>
             </w:r>
             <w:r>
               <w:rPr>
@@ -27045,7 +27070,7 @@
                 <w:sz w:val="20"/>
                 <w:szCs w:val="20"/>
               </w:rPr>
-              <w:t>19</w:t>
+              <w:t>26</w:t>
             </w:r>
             <w:r>
               <w:rPr>
@@ -27223,7 +27248,7 @@
                 <w:sz w:val="20"/>
                 <w:szCs w:val="20"/>
               </w:rPr>
-              <w:t>20</w:t>
+              <w:t>27</w:t>
             </w:r>
             <w:r>
               <w:rPr>
@@ -27399,7 +27424,7 @@
                 <w:sz w:val="20"/>
                 <w:szCs w:val="20"/>
               </w:rPr>
-              <w:t>21</w:t>
+              <w:t>28</w:t>
             </w:r>
             <w:r>
               <w:rPr>
@@ -27575,7 +27600,7 @@
                 <w:sz w:val="20"/>
                 <w:szCs w:val="20"/>
               </w:rPr>
-              <w:t>22</w:t>
+              <w:t>29</w:t>
             </w:r>
             <w:r>
               <w:rPr>
@@ -27751,7 +27776,7 @@
                 <w:sz w:val="20"/>
                 <w:szCs w:val="20"/>
               </w:rPr>
-              <w:t>23</w:t>
+              <w:t>30</w:t>
             </w:r>
             <w:r>
               <w:rPr>
@@ -28868,7 +28893,7 @@
           </mc:Choice>
           <mc:Fallback>
             <w:pict>
-              <v:line w14:anchorId="30068935" id="直線接點 6" o:spid="_x0000_s1026" style="position:absolute;z-index:251665408;visibility:visible;mso-wrap-style:square;mso-width-percent:0;mso-height-percent:0;mso-wrap-distance-left:9pt;mso-wrap-distance-top:0;mso-wrap-distance-right:9pt;mso-wrap-distance-bottom:0;mso-position-horizontal:absolute;mso-position-horizontal-relative:page;mso-position-vertical:absolute;mso-position-vertical-relative:page;mso-width-percent:0;mso-height-percent:0;mso-width-relative:margin;mso-height-relative:margin" from="343.9pt,19.85pt" to="345.05pt,710.95pt" o:gfxdata="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" strokecolor="black [3213]" strokeweight=".5pt">
+              <v:line w14:anchorId="74D4AE72" id="直線接點 6" o:spid="_x0000_s1026" style="position:absolute;z-index:251665408;visibility:visible;mso-wrap-style:square;mso-width-percent:0;mso-height-percent:0;mso-wrap-distance-left:9pt;mso-wrap-distance-top:0;mso-wrap-distance-right:9pt;mso-wrap-distance-bottom:0;mso-position-horizontal:absolute;mso-position-horizontal-relative:page;mso-position-vertical:absolute;mso-position-vertical-relative:page;mso-width-percent:0;mso-height-percent:0;mso-width-relative:margin;mso-height-relative:margin" from="343.9pt,19.85pt" to="345.05pt,710.95pt" o:gfxdata="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" strokecolor="black [3213]" strokeweight=".5pt">
                 <v:stroke dashstyle="3 1" joinstyle="miter"/>
                 <w10:wrap anchorx="page" anchory="page"/>
               </v:line>
@@ -28945,7 +28970,7 @@
           </mc:Choice>
           <mc:Fallback>
             <w:pict>
-              <v:line w14:anchorId="39519270" id="直線接點 4" o:spid="_x0000_s1026" style="position:absolute;z-index:251661312;visibility:visible;mso-wrap-style:square;mso-width-percent:0;mso-height-percent:0;mso-wrap-distance-left:9pt;mso-wrap-distance-top:0;mso-wrap-distance-right:9pt;mso-wrap-distance-bottom:0;mso-position-horizontal:absolute;mso-position-horizontal-relative:page;mso-position-vertical:absolute;mso-position-vertical-relative:page;mso-width-percent:0;mso-height-percent:0;mso-width-relative:margin;mso-height-relative:margin" from="343.9pt,19.85pt" to="345.05pt,710.95pt" o:gfxdata="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" strokecolor="black [3213]" strokeweight=".5pt">
+              <v:line w14:anchorId="0F1E5E36" id="直線接點 4" o:spid="_x0000_s1026" style="position:absolute;z-index:251661312;visibility:visible;mso-wrap-style:square;mso-width-percent:0;mso-height-percent:0;mso-wrap-distance-left:9pt;mso-wrap-distance-top:0;mso-wrap-distance-right:9pt;mso-wrap-distance-bottom:0;mso-position-horizontal:absolute;mso-position-horizontal-relative:page;mso-position-vertical:absolute;mso-position-vertical-relative:page;mso-width-percent:0;mso-height-percent:0;mso-width-relative:margin;mso-height-relative:margin" from="343.9pt,19.85pt" to="345.05pt,710.95pt" o:gfxdata="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" strokecolor="black [3213]" strokeweight=".5pt">
                 <v:stroke dashstyle="3 1" joinstyle="miter"/>
                 <w10:wrap anchorx="page" anchory="page"/>
               </v:line>
@@ -29097,7 +29122,7 @@
           <w:rFonts w:ascii="Barlow Condensed Medium" w:eastAsia="華康正顏楷體W9" w:hAnsi="Barlow Condensed Medium" w:cstheme="minorHAnsi"/>
           <w:noProof/>
         </w:rPr>
-        <w:t>17</w:t>
+        <w:t>24</w:t>
       </w:r>
       <w:r>
         <w:rPr>
@@ -30407,464 +30432,6 @@
         <w:b/>
       </w:rPr>
       <w:t>2</w:t>
-    </w:r>
-    <w:r>
-      <w:rPr>
-        <w:rFonts w:ascii="華康超黑體" w:eastAsia="華康超黑體" w:hAnsi="Eras Demi ITC" w:cstheme="minorHAnsi" w:hint="eastAsia"/>
-        <w:b/>
-        <w:color w:val="595959" w:themeColor="text1" w:themeTint="A6"/>
-      </w:rPr>
-      <w:t>《</w:t>
-    </w:r>
-    <w:r>
-      <w:rPr>
-        <w:rFonts w:ascii="華康超黑體" w:eastAsia="華康超黑體" w:hAnsi="微軟正黑體" w:cs="微軟正黑體" w:hint="eastAsia"/>
-        <w:color w:val="595959" w:themeColor="text1" w:themeTint="A6"/>
-      </w:rPr>
-      <w:t>新泰</w:t>
-    </w:r>
-    <w:r>
-      <w:rPr>
-        <w:rFonts w:ascii="華康超黑體" w:eastAsia="華康超黑體" w:hAnsi="Eras Demi ITC" w:cstheme="minorHAnsi" w:hint="eastAsia"/>
-        <w:color w:val="595959" w:themeColor="text1" w:themeTint="A6"/>
-      </w:rPr>
-      <w:t>週報》</w:t>
-    </w:r>
-    <w:r>
-      <w:rPr>
-        <w:rFonts w:ascii="Eras Demi ITC" w:eastAsia="華康中圓體" w:hAnsi="Eras Demi ITC" w:cstheme="minorHAnsi" w:hint="eastAsia"/>
-      </w:rPr>
-      <w:t>第</w:t>
-    </w:r>
-    <w:r>
-      <w:rPr>
-        <w:rFonts w:ascii="Eras Demi ITC" w:eastAsia="華康中圓體" w:hAnsi="Eras Demi ITC" w:cstheme="minorHAnsi"/>
-      </w:rPr>
-      <w:fldChar w:fldCharType="begin"/>
-    </w:r>
-    <w:r>
-      <w:rPr>
-        <w:rFonts w:ascii="Eras Demi ITC" w:eastAsia="華康中圓體" w:hAnsi="Eras Demi ITC" w:cstheme="minorHAnsi"/>
-      </w:rPr>
-      <w:instrText xml:space="preserve"> =week_no \* MERGEFORMAT </w:instrText>
-    </w:r>
-    <w:r>
-      <w:rPr>
-        <w:rFonts w:ascii="Eras Demi ITC" w:eastAsia="華康中圓體" w:hAnsi="Eras Demi ITC" w:cstheme="minorHAnsi"/>
-      </w:rPr>
-      <w:fldChar w:fldCharType="separate"/>
-    </w:r>
-    <w:r>
-      <w:rPr>
-        <w:rFonts w:ascii="Eras Demi ITC" w:eastAsia="華康中圓體" w:hAnsi="Eras Demi ITC" w:cstheme="minorHAnsi"/>
-        <w:b/>
-        <w:noProof/>
-      </w:rPr>
-      <w:t>2619</w:t>
-    </w:r>
-    <w:r>
-      <w:rPr>
-        <w:rFonts w:ascii="Eras Demi ITC" w:eastAsia="華康中圓體" w:hAnsi="Eras Demi ITC" w:cstheme="minorHAnsi"/>
-      </w:rPr>
-      <w:fldChar w:fldCharType="end"/>
-    </w:r>
-    <w:r>
-      <w:rPr>
-        <w:rFonts w:ascii="Eras Demi ITC" w:eastAsia="華康中圓體" w:hAnsi="Eras Demi ITC" w:cstheme="minorHAnsi" w:hint="eastAsia"/>
-      </w:rPr>
-      <w:t>期</w:t>
-    </w:r>
-    <w:r>
-      <w:rPr>
-        <w:rFonts w:ascii="Eras Demi ITC" w:eastAsia="華康中圓體" w:hAnsi="Eras Demi ITC" w:cstheme="minorHAnsi"/>
-      </w:rPr>
-      <w:t xml:space="preserve"> </w:t>
-    </w:r>
-    <w:r>
-      <w:rPr>
-        <w:rFonts w:ascii="Eras Demi ITC" w:eastAsia="華康中圓體" w:hAnsi="Eras Demi ITC" w:cstheme="minorHAnsi"/>
-      </w:rPr>
-      <w:t>主後</w:t>
-    </w:r>
-    <w:r>
-      <w:rPr>
-        <w:rFonts w:ascii="Eras Demi ITC" w:eastAsia="華康中圓體" w:hAnsi="Eras Demi ITC" w:cstheme="minorHAnsi"/>
-        <w:b/>
-      </w:rPr>
-      <w:fldChar w:fldCharType="begin"/>
-    </w:r>
-    <w:r>
-      <w:rPr>
-        <w:rFonts w:ascii="Eras Demi ITC" w:eastAsia="華康中圓體" w:hAnsi="Eras Demi ITC" w:cstheme="minorHAnsi"/>
-        <w:b/>
-      </w:rPr>
-      <w:instrText xml:space="preserve"> =pub_year\#"0000" </w:instrText>
-    </w:r>
-    <w:r>
-      <w:rPr>
-        <w:rFonts w:ascii="Eras Demi ITC" w:eastAsia="華康中圓體" w:hAnsi="Eras Demi ITC" w:cstheme="minorHAnsi"/>
-        <w:b/>
-      </w:rPr>
-      <w:fldChar w:fldCharType="separate"/>
-    </w:r>
-    <w:r>
-      <w:rPr>
-        <w:rFonts w:ascii="Eras Demi ITC" w:eastAsia="華康中圓體" w:hAnsi="Eras Demi ITC" w:cstheme="minorHAnsi"/>
-        <w:b/>
-        <w:noProof/>
-      </w:rPr>
-      <w:t>2026</w:t>
-    </w:r>
-    <w:r>
-      <w:rPr>
-        <w:rFonts w:ascii="Eras Demi ITC" w:eastAsia="華康中圓體" w:hAnsi="Eras Demi ITC" w:cstheme="minorHAnsi"/>
-        <w:b/>
-      </w:rPr>
-      <w:fldChar w:fldCharType="end"/>
-    </w:r>
-    <w:r>
-      <w:rPr>
-        <w:rFonts w:ascii="Eras Demi ITC" w:eastAsia="華康中圓體" w:hAnsi="Eras Demi ITC" w:cstheme="minorHAnsi"/>
-      </w:rPr>
-      <w:t>年</w:t>
-    </w:r>
-    <w:r>
-      <w:rPr>
-        <w:rFonts w:ascii="Eras Demi ITC" w:eastAsia="華康中圓體" w:hAnsi="Eras Demi ITC" w:cstheme="minorHAnsi"/>
-        <w:b/>
-      </w:rPr>
-      <w:fldChar w:fldCharType="begin"/>
-    </w:r>
-    <w:r>
-      <w:rPr>
-        <w:rFonts w:ascii="Eras Demi ITC" w:eastAsia="華康中圓體" w:hAnsi="Eras Demi ITC" w:cstheme="minorHAnsi"/>
-        <w:b/>
-      </w:rPr>
-      <w:instrText xml:space="preserve"> =pub_mon\#"00"  \* MERGEFORMAT </w:instrText>
-    </w:r>
-    <w:r>
-      <w:rPr>
-        <w:rFonts w:ascii="Eras Demi ITC" w:eastAsia="華康中圓體" w:hAnsi="Eras Demi ITC" w:cstheme="minorHAnsi"/>
-        <w:b/>
-      </w:rPr>
-      <w:fldChar w:fldCharType="separate"/>
-    </w:r>
-    <w:r>
-      <w:rPr>
-        <w:rFonts w:ascii="Eras Demi ITC" w:eastAsia="華康中圓體" w:hAnsi="Eras Demi ITC" w:cstheme="minorHAnsi"/>
-        <w:b/>
-        <w:noProof/>
-      </w:rPr>
-      <w:t>05</w:t>
-    </w:r>
-    <w:r>
-      <w:rPr>
-        <w:rFonts w:ascii="Eras Demi ITC" w:eastAsia="華康中圓體" w:hAnsi="Eras Demi ITC" w:cstheme="minorHAnsi"/>
-        <w:b/>
-      </w:rPr>
-      <w:fldChar w:fldCharType="end"/>
-    </w:r>
-    <w:r>
-      <w:rPr>
-        <w:rFonts w:ascii="Eras Demi ITC" w:eastAsia="華康中圓體" w:hAnsi="Eras Demi ITC" w:cstheme="minorHAnsi"/>
-      </w:rPr>
-      <w:t>月</w:t>
-    </w:r>
-    <w:r>
-      <w:rPr>
-        <w:rFonts w:ascii="Eras Demi ITC" w:eastAsia="華康中圓體" w:hAnsi="Eras Demi ITC" w:cstheme="minorHAnsi"/>
-        <w:b/>
-      </w:rPr>
-      <w:fldChar w:fldCharType="begin"/>
-    </w:r>
-    <w:r>
-      <w:rPr>
-        <w:rFonts w:ascii="Eras Demi ITC" w:eastAsia="華康中圓體" w:hAnsi="Eras Demi ITC" w:cstheme="minorHAnsi"/>
-        <w:b/>
-      </w:rPr>
-      <w:instrText xml:space="preserve"> =pub_day\#"00"  \* MERGEFORMAT </w:instrText>
-    </w:r>
-    <w:r>
-      <w:rPr>
-        <w:rFonts w:ascii="Eras Demi ITC" w:eastAsia="華康中圓體" w:hAnsi="Eras Demi ITC" w:cstheme="minorHAnsi"/>
-        <w:b/>
-      </w:rPr>
-      <w:fldChar w:fldCharType="separate"/>
-    </w:r>
-    <w:r>
-      <w:rPr>
-        <w:rFonts w:ascii="Eras Demi ITC" w:eastAsia="華康中圓體" w:hAnsi="Eras Demi ITC" w:cstheme="minorHAnsi"/>
-        <w:b/>
-        <w:noProof/>
-      </w:rPr>
-      <w:t>10</w:t>
-    </w:r>
-    <w:r>
-      <w:rPr>
-        <w:rFonts w:ascii="Eras Demi ITC" w:eastAsia="華康中圓體" w:hAnsi="Eras Demi ITC" w:cstheme="minorHAnsi"/>
-        <w:b/>
-      </w:rPr>
-      <w:fldChar w:fldCharType="end"/>
-    </w:r>
-    <w:r>
-      <w:rPr>
-        <w:rFonts w:ascii="Eras Demi ITC" w:eastAsia="華康中圓體" w:hAnsi="Eras Demi ITC" w:cstheme="minorHAnsi"/>
-      </w:rPr>
-      <w:t>日</w:t>
-    </w:r>
-    <w:r>
-      <w:rPr>
-        <w:rFonts w:ascii="Eras Demi ITC" w:eastAsia="華康中圓體" w:hAnsi="Eras Demi ITC" w:cstheme="minorHAnsi" w:hint="eastAsia"/>
-      </w:rPr>
-      <w:t xml:space="preserve">                                                                                              </w:t>
-    </w:r>
-    <w:r>
-      <w:rPr>
-        <w:rFonts w:ascii="華康超黑體" w:eastAsia="華康超黑體" w:hAnsi="Eras Demi ITC" w:cstheme="minorHAnsi" w:hint="eastAsia"/>
-        <w:color w:val="595959" w:themeColor="text1" w:themeTint="A6"/>
-      </w:rPr>
-      <w:t>《</w:t>
-    </w:r>
-    <w:r>
-      <w:rPr>
-        <w:rFonts w:ascii="華康超黑體" w:eastAsia="華康超黑體" w:hAnsi="微軟正黑體" w:cs="微軟正黑體" w:hint="eastAsia"/>
-        <w:color w:val="595959" w:themeColor="text1" w:themeTint="A6"/>
-      </w:rPr>
-      <w:t>新泰</w:t>
-    </w:r>
-    <w:r>
-      <w:rPr>
-        <w:rFonts w:ascii="華康超黑體" w:eastAsia="華康超黑體" w:hAnsi="Eras Demi ITC" w:cstheme="minorHAnsi" w:hint="eastAsia"/>
-        <w:color w:val="595959" w:themeColor="text1" w:themeTint="A6"/>
-      </w:rPr>
-      <w:t>週報》</w:t>
-    </w:r>
-    <w:r>
-      <w:rPr>
-        <w:rFonts w:ascii="Eras Demi ITC" w:eastAsia="華康中圓體" w:hAnsi="Eras Demi ITC" w:cstheme="minorHAnsi" w:hint="eastAsia"/>
-      </w:rPr>
-      <w:t>第</w:t>
-    </w:r>
-    <w:r>
-      <w:rPr>
-        <w:rFonts w:ascii="Eras Demi ITC" w:eastAsia="華康中圓體" w:hAnsi="Eras Demi ITC" w:cstheme="minorHAnsi"/>
-      </w:rPr>
-      <w:fldChar w:fldCharType="begin"/>
-    </w:r>
-    <w:r>
-      <w:rPr>
-        <w:rFonts w:ascii="Eras Demi ITC" w:eastAsia="華康中圓體" w:hAnsi="Eras Demi ITC" w:cstheme="minorHAnsi"/>
-      </w:rPr>
-      <w:instrText xml:space="preserve"> =week_no \* MERGEFORMAT </w:instrText>
-    </w:r>
-    <w:r>
-      <w:rPr>
-        <w:rFonts w:ascii="Eras Demi ITC" w:eastAsia="華康中圓體" w:hAnsi="Eras Demi ITC" w:cstheme="minorHAnsi"/>
-      </w:rPr>
-      <w:fldChar w:fldCharType="separate"/>
-    </w:r>
-    <w:r>
-      <w:rPr>
-        <w:rFonts w:ascii="Eras Demi ITC" w:eastAsia="華康中圓體" w:hAnsi="Eras Demi ITC" w:cstheme="minorHAnsi"/>
-        <w:b/>
-        <w:noProof/>
-      </w:rPr>
-      <w:t>2619</w:t>
-    </w:r>
-    <w:r>
-      <w:rPr>
-        <w:rFonts w:ascii="Eras Demi ITC" w:eastAsia="華康中圓體" w:hAnsi="Eras Demi ITC" w:cstheme="minorHAnsi"/>
-      </w:rPr>
-      <w:fldChar w:fldCharType="end"/>
-    </w:r>
-    <w:r>
-      <w:rPr>
-        <w:rFonts w:ascii="Eras Demi ITC" w:eastAsia="華康中圓體" w:hAnsi="Eras Demi ITC" w:cstheme="minorHAnsi" w:hint="eastAsia"/>
-      </w:rPr>
-      <w:t>期</w:t>
-    </w:r>
-    <w:r>
-      <w:rPr>
-        <w:rFonts w:ascii="Eras Demi ITC" w:eastAsia="華康中圓體" w:hAnsi="Eras Demi ITC" w:cstheme="minorHAnsi" w:hint="eastAsia"/>
-      </w:rPr>
-      <w:t xml:space="preserve"> </w:t>
-    </w:r>
-    <w:r>
-      <w:rPr>
-        <w:rFonts w:ascii="Eras Demi ITC" w:eastAsia="華康中圓體" w:hAnsi="Eras Demi ITC" w:cstheme="minorHAnsi"/>
-      </w:rPr>
-      <w:t>主後</w:t>
-    </w:r>
-    <w:r>
-      <w:rPr>
-        <w:rFonts w:ascii="Eras Demi ITC" w:eastAsia="華康中圓體" w:hAnsi="Eras Demi ITC" w:cstheme="minorHAnsi"/>
-        <w:b/>
-      </w:rPr>
-      <w:fldChar w:fldCharType="begin"/>
-    </w:r>
-    <w:r>
-      <w:rPr>
-        <w:rFonts w:ascii="Eras Demi ITC" w:eastAsia="華康中圓體" w:hAnsi="Eras Demi ITC" w:cstheme="minorHAnsi"/>
-        <w:b/>
-      </w:rPr>
-      <w:instrText xml:space="preserve"> =pub_year\#"0000" </w:instrText>
-    </w:r>
-    <w:r>
-      <w:rPr>
-        <w:rFonts w:ascii="Eras Demi ITC" w:eastAsia="華康中圓體" w:hAnsi="Eras Demi ITC" w:cstheme="minorHAnsi"/>
-        <w:b/>
-      </w:rPr>
-      <w:fldChar w:fldCharType="separate"/>
-    </w:r>
-    <w:r>
-      <w:rPr>
-        <w:rFonts w:ascii="Eras Demi ITC" w:eastAsia="華康中圓體" w:hAnsi="Eras Demi ITC" w:cstheme="minorHAnsi"/>
-        <w:b/>
-        <w:noProof/>
-      </w:rPr>
-      <w:t>2026</w:t>
-    </w:r>
-    <w:r>
-      <w:rPr>
-        <w:rFonts w:ascii="Eras Demi ITC" w:eastAsia="華康中圓體" w:hAnsi="Eras Demi ITC" w:cstheme="minorHAnsi"/>
-        <w:b/>
-      </w:rPr>
-      <w:fldChar w:fldCharType="end"/>
-    </w:r>
-    <w:r>
-      <w:rPr>
-        <w:rFonts w:ascii="Eras Demi ITC" w:eastAsia="華康中圓體" w:hAnsi="Eras Demi ITC" w:cstheme="minorHAnsi"/>
-      </w:rPr>
-      <w:t>年</w:t>
-    </w:r>
-    <w:r>
-      <w:rPr>
-        <w:rFonts w:ascii="Eras Demi ITC" w:eastAsia="華康中圓體" w:hAnsi="Eras Demi ITC" w:cstheme="minorHAnsi"/>
-        <w:b/>
-      </w:rPr>
-      <w:fldChar w:fldCharType="begin"/>
-    </w:r>
-    <w:r>
-      <w:rPr>
-        <w:rFonts w:ascii="Eras Demi ITC" w:eastAsia="華康中圓體" w:hAnsi="Eras Demi ITC" w:cstheme="minorHAnsi"/>
-        <w:b/>
-      </w:rPr>
-      <w:instrText xml:space="preserve"> =pub_mon\#"00"  \* MERGEFORMAT </w:instrText>
-    </w:r>
-    <w:r>
-      <w:rPr>
-        <w:rFonts w:ascii="Eras Demi ITC" w:eastAsia="華康中圓體" w:hAnsi="Eras Demi ITC" w:cstheme="minorHAnsi"/>
-        <w:b/>
-      </w:rPr>
-      <w:fldChar w:fldCharType="separate"/>
-    </w:r>
-    <w:r>
-      <w:rPr>
-        <w:rFonts w:ascii="Eras Demi ITC" w:eastAsia="華康中圓體" w:hAnsi="Eras Demi ITC" w:cstheme="minorHAnsi"/>
-        <w:b/>
-        <w:noProof/>
-      </w:rPr>
-      <w:t>05</w:t>
-    </w:r>
-    <w:r>
-      <w:rPr>
-        <w:rFonts w:ascii="Eras Demi ITC" w:eastAsia="華康中圓體" w:hAnsi="Eras Demi ITC" w:cstheme="minorHAnsi"/>
-        <w:b/>
-      </w:rPr>
-      <w:fldChar w:fldCharType="end"/>
-    </w:r>
-    <w:r>
-      <w:rPr>
-        <w:rFonts w:ascii="Eras Demi ITC" w:eastAsia="華康中圓體" w:hAnsi="Eras Demi ITC" w:cstheme="minorHAnsi"/>
-      </w:rPr>
-      <w:t>月</w:t>
-    </w:r>
-    <w:r>
-      <w:rPr>
-        <w:rFonts w:ascii="Eras Demi ITC" w:eastAsia="華康中圓體" w:hAnsi="Eras Demi ITC" w:cstheme="minorHAnsi"/>
-        <w:b/>
-      </w:rPr>
-      <w:fldChar w:fldCharType="begin"/>
-    </w:r>
-    <w:r>
-      <w:rPr>
-        <w:rFonts w:ascii="Eras Demi ITC" w:eastAsia="華康中圓體" w:hAnsi="Eras Demi ITC" w:cstheme="minorHAnsi"/>
-        <w:b/>
-      </w:rPr>
-      <w:instrText xml:space="preserve"> =pub_day\#"00"  \* MERGEFORMAT </w:instrText>
-    </w:r>
-    <w:r>
-      <w:rPr>
-        <w:rFonts w:ascii="Eras Demi ITC" w:eastAsia="華康中圓體" w:hAnsi="Eras Demi ITC" w:cstheme="minorHAnsi"/>
-        <w:b/>
-      </w:rPr>
-      <w:fldChar w:fldCharType="separate"/>
-    </w:r>
-    <w:r>
-      <w:rPr>
-        <w:rFonts w:ascii="Eras Demi ITC" w:eastAsia="華康中圓體" w:hAnsi="Eras Demi ITC" w:cstheme="minorHAnsi"/>
-        <w:b/>
-        <w:noProof/>
-      </w:rPr>
-      <w:t>10</w:t>
-    </w:r>
-    <w:r>
-      <w:rPr>
-        <w:rFonts w:ascii="Eras Demi ITC" w:eastAsia="華康中圓體" w:hAnsi="Eras Demi ITC" w:cstheme="minorHAnsi"/>
-        <w:b/>
-      </w:rPr>
-      <w:fldChar w:fldCharType="end"/>
-    </w:r>
-    <w:r>
-      <w:rPr>
-        <w:rFonts w:ascii="Eras Demi ITC" w:eastAsia="華康中圓體" w:hAnsi="Eras Demi ITC" w:cstheme="minorHAnsi"/>
-      </w:rPr>
-      <w:t>日</w:t>
-    </w:r>
-    <w:r>
-      <w:rPr>
-        <w:rFonts w:ascii="Eras Demi ITC" w:eastAsia="華康中圓體" w:hAnsi="Eras Demi ITC" w:cstheme="minorHAnsi" w:hint="eastAsia"/>
-      </w:rPr>
-      <w:t xml:space="preserve"> </w:t>
-    </w:r>
-    <w:r>
-      <w:rPr>
-        <w:rFonts w:ascii="華康粗圓體" w:eastAsia="華康粗圓體" w:hAnsi="Eras Demi ITC" w:cstheme="minorHAnsi" w:hint="eastAsia"/>
-        <w:b/>
-      </w:rPr>
-      <w:t>頁</w:t>
-    </w:r>
-    <w:r>
-      <w:rPr>
-        <w:rFonts w:ascii="Eras Demi ITC" w:eastAsia="華康中圓體" w:hAnsi="Eras Demi ITC" w:cstheme="minorHAnsi" w:hint="eastAsia"/>
-        <w:b/>
-      </w:rPr>
-      <w:t>3</w:t>
-    </w:r>
-  </w:p>
-</w:hdr>
-</file>
-
-<file path=word/header2.xml><?xml version="1.0" encoding="utf-8"?>
-<w:hdr xmlns:wpc="http://schemas.microsoft.com/office/word/2010/wordprocessingCanvas" xmlns:mc="http://schemas.openxmlformats.org/markup-compatibility/2006" xmlns:o="urn:schemas-microsoft-com:office:office" xmlns:r="http://schemas.openxmlformats.org/officeDocument/2006/relationships" xmlns:m="http://schemas.openxmlformats.org/officeDocument/2006/math" xmlns:v="urn:schemas-microsoft-com:vml" xmlns:wp14="http://schemas.microsoft.com/office/word/2010/wordprocessingDrawing" xmlns:wp="http://schemas.openxmlformats.org/drawingml/2006/wordprocessingDrawing" xmlns:w10="urn:schemas-microsoft-com:office:word" xmlns:w="http://schemas.openxmlformats.org/wordprocessingml/2006/main" xmlns:w14="http://schemas.microsoft.com/office/word/2010/wordml" xmlns:w15="http://schemas.microsoft.com/office/word/2012/wordml" xmlns:wpg="http://schemas.microsoft.com/office/word/2010/wordprocessingGroup" xmlns:wpi="http://schemas.microsoft.com/office/word/2010/wordprocessingInk" xmlns:wne="http://schemas.microsoft.com/office/word/2006/wordml" xmlns:wps="http://schemas.microsoft.com/office/word/2010/wordprocessingShape" mc:Ignorable="w14 w15 wp14">
-  <w:p>
-    <w:pPr>
-      <w:pStyle w:val="a4"/>
-      <w:jc w:val="center"/>
-    </w:pPr>
-    <w:r>
-      <w:rPr>
-        <w:rFonts w:ascii="華康粗圓體" w:eastAsia="華康粗圓體" w:hAnsi="Eras Demi ITC" w:cstheme="minorHAnsi" w:hint="eastAsia"/>
-        <w:b/>
-      </w:rPr>
-      <w:t>頁</w:t>
-    </w:r>
-    <w:r>
-      <w:rPr>
-        <w:rFonts w:ascii="Eras Demi ITC" w:eastAsia="華康中圓體" w:hAnsi="Eras Demi ITC" w:cstheme="minorHAnsi"/>
-        <w:b/>
-      </w:rPr>
-      <w:t>4</w:t>
     </w:r>
     <w:r>
       <w:rPr>
@@ -31294,16 +30861,16 @@
     </w:r>
     <w:r>
       <w:rPr>
-        <w:rFonts w:ascii="Eras Demi ITC" w:eastAsia="華康中圓體" w:hAnsi="Eras Demi ITC" w:cstheme="minorHAnsi"/>
+        <w:rFonts w:ascii="Eras Demi ITC" w:eastAsia="華康中圓體" w:hAnsi="Eras Demi ITC" w:cstheme="minorHAnsi" w:hint="eastAsia"/>
         <w:b/>
       </w:rPr>
-      <w:t>1</w:t>
+      <w:t>3</w:t>
     </w:r>
   </w:p>
 </w:hdr>
 </file>
 
-<file path=word/header3.xml><?xml version="1.0" encoding="utf-8"?>
+<file path=word/header2.xml><?xml version="1.0" encoding="utf-8"?>
 <w:hdr xmlns:wpc="http://schemas.microsoft.com/office/word/2010/wordprocessingCanvas" xmlns:mc="http://schemas.openxmlformats.org/markup-compatibility/2006" xmlns:o="urn:schemas-microsoft-com:office:office" xmlns:r="http://schemas.openxmlformats.org/officeDocument/2006/relationships" xmlns:m="http://schemas.openxmlformats.org/officeDocument/2006/math" xmlns:v="urn:schemas-microsoft-com:vml" xmlns:wp14="http://schemas.microsoft.com/office/word/2010/wordprocessingDrawing" xmlns:wp="http://schemas.openxmlformats.org/drawingml/2006/wordprocessingDrawing" xmlns:w10="urn:schemas-microsoft-com:office:word" xmlns:w="http://schemas.openxmlformats.org/wordprocessingml/2006/main" xmlns:w14="http://schemas.microsoft.com/office/word/2010/wordml" xmlns:w15="http://schemas.microsoft.com/office/word/2012/wordml" xmlns:wpg="http://schemas.microsoft.com/office/word/2010/wordprocessingGroup" xmlns:wpi="http://schemas.microsoft.com/office/word/2010/wordprocessingInk" xmlns:wne="http://schemas.microsoft.com/office/word/2006/wordml" xmlns:wps="http://schemas.microsoft.com/office/word/2010/wordprocessingShape" mc:Ignorable="w14 w15 wp14">
   <w:p>
     <w:pPr>
@@ -31319,10 +30886,10 @@
     </w:r>
     <w:r>
       <w:rPr>
-        <w:rFonts w:ascii="Eras Demi ITC" w:eastAsia="華康中圓體" w:hAnsi="Eras Demi ITC" w:cstheme="minorHAnsi" w:hint="eastAsia"/>
+        <w:rFonts w:ascii="Eras Demi ITC" w:eastAsia="華康中圓體" w:hAnsi="Eras Demi ITC" w:cstheme="minorHAnsi"/>
         <w:b/>
       </w:rPr>
-      <w:t>2</w:t>
+      <w:t>4</w:t>
     </w:r>
     <w:r>
       <w:rPr>
@@ -31376,7 +30943,7 @@
         <w:b/>
         <w:noProof/>
       </w:rPr>
-      <w:t>2620</w:t>
+      <w:t>2621</w:t>
     </w:r>
     <w:r>
       <w:rPr>
@@ -31513,7 +31080,7 @@
         <w:b/>
         <w:noProof/>
       </w:rPr>
-      <w:t>17</w:t>
+      <w:t>24</w:t>
     </w:r>
     <w:r>
       <w:rPr>
@@ -31585,7 +31152,7 @@
         <w:b/>
         <w:noProof/>
       </w:rPr>
-      <w:t>2620</w:t>
+      <w:t>2621</w:t>
     </w:r>
     <w:r>
       <w:rPr>
@@ -31722,7 +31289,465 @@
         <w:b/>
         <w:noProof/>
       </w:rPr>
-      <w:t>17</w:t>
+      <w:t>24</w:t>
+    </w:r>
+    <w:r>
+      <w:rPr>
+        <w:rFonts w:ascii="Eras Demi ITC" w:eastAsia="華康中圓體" w:hAnsi="Eras Demi ITC" w:cstheme="minorHAnsi"/>
+        <w:b/>
+      </w:rPr>
+      <w:fldChar w:fldCharType="end"/>
+    </w:r>
+    <w:r>
+      <w:rPr>
+        <w:rFonts w:ascii="Eras Demi ITC" w:eastAsia="華康中圓體" w:hAnsi="Eras Demi ITC" w:cstheme="minorHAnsi"/>
+      </w:rPr>
+      <w:t>日</w:t>
+    </w:r>
+    <w:r>
+      <w:rPr>
+        <w:rFonts w:ascii="Eras Demi ITC" w:eastAsia="華康中圓體" w:hAnsi="Eras Demi ITC" w:cstheme="minorHAnsi" w:hint="eastAsia"/>
+      </w:rPr>
+      <w:t xml:space="preserve"> </w:t>
+    </w:r>
+    <w:r>
+      <w:rPr>
+        <w:rFonts w:ascii="華康粗圓體" w:eastAsia="華康粗圓體" w:hAnsi="Eras Demi ITC" w:cstheme="minorHAnsi" w:hint="eastAsia"/>
+        <w:b/>
+      </w:rPr>
+      <w:t>頁</w:t>
+    </w:r>
+    <w:r>
+      <w:rPr>
+        <w:rFonts w:ascii="Eras Demi ITC" w:eastAsia="華康中圓體" w:hAnsi="Eras Demi ITC" w:cstheme="minorHAnsi"/>
+        <w:b/>
+      </w:rPr>
+      <w:t>1</w:t>
+    </w:r>
+  </w:p>
+</w:hdr>
+</file>
+
+<file path=word/header3.xml><?xml version="1.0" encoding="utf-8"?>
+<w:hdr xmlns:wpc="http://schemas.microsoft.com/office/word/2010/wordprocessingCanvas" xmlns:mc="http://schemas.openxmlformats.org/markup-compatibility/2006" xmlns:o="urn:schemas-microsoft-com:office:office" xmlns:r="http://schemas.openxmlformats.org/officeDocument/2006/relationships" xmlns:m="http://schemas.openxmlformats.org/officeDocument/2006/math" xmlns:v="urn:schemas-microsoft-com:vml" xmlns:wp14="http://schemas.microsoft.com/office/word/2010/wordprocessingDrawing" xmlns:wp="http://schemas.openxmlformats.org/drawingml/2006/wordprocessingDrawing" xmlns:w10="urn:schemas-microsoft-com:office:word" xmlns:w="http://schemas.openxmlformats.org/wordprocessingml/2006/main" xmlns:w14="http://schemas.microsoft.com/office/word/2010/wordml" xmlns:w15="http://schemas.microsoft.com/office/word/2012/wordml" xmlns:wpg="http://schemas.microsoft.com/office/word/2010/wordprocessingGroup" xmlns:wpi="http://schemas.microsoft.com/office/word/2010/wordprocessingInk" xmlns:wne="http://schemas.microsoft.com/office/word/2006/wordml" xmlns:wps="http://schemas.microsoft.com/office/word/2010/wordprocessingShape" mc:Ignorable="w14 w15 wp14">
+  <w:p>
+    <w:pPr>
+      <w:pStyle w:val="a4"/>
+      <w:jc w:val="center"/>
+    </w:pPr>
+    <w:r>
+      <w:rPr>
+        <w:rFonts w:ascii="華康粗圓體" w:eastAsia="華康粗圓體" w:hAnsi="Eras Demi ITC" w:cstheme="minorHAnsi" w:hint="eastAsia"/>
+        <w:b/>
+      </w:rPr>
+      <w:t>頁</w:t>
+    </w:r>
+    <w:r>
+      <w:rPr>
+        <w:rFonts w:ascii="Eras Demi ITC" w:eastAsia="華康中圓體" w:hAnsi="Eras Demi ITC" w:cstheme="minorHAnsi" w:hint="eastAsia"/>
+        <w:b/>
+      </w:rPr>
+      <w:t>2</w:t>
+    </w:r>
+    <w:r>
+      <w:rPr>
+        <w:rFonts w:ascii="華康超黑體" w:eastAsia="華康超黑體" w:hAnsi="Eras Demi ITC" w:cstheme="minorHAnsi" w:hint="eastAsia"/>
+        <w:b/>
+        <w:color w:val="595959" w:themeColor="text1" w:themeTint="A6"/>
+      </w:rPr>
+      <w:t>《</w:t>
+    </w:r>
+    <w:r>
+      <w:rPr>
+        <w:rFonts w:ascii="華康超黑體" w:eastAsia="華康超黑體" w:hAnsi="微軟正黑體" w:cs="微軟正黑體" w:hint="eastAsia"/>
+        <w:color w:val="595959" w:themeColor="text1" w:themeTint="A6"/>
+      </w:rPr>
+      <w:t>新泰</w:t>
+    </w:r>
+    <w:r>
+      <w:rPr>
+        <w:rFonts w:ascii="華康超黑體" w:eastAsia="華康超黑體" w:hAnsi="Eras Demi ITC" w:cstheme="minorHAnsi" w:hint="eastAsia"/>
+        <w:color w:val="595959" w:themeColor="text1" w:themeTint="A6"/>
+      </w:rPr>
+      <w:t>週報》</w:t>
+    </w:r>
+    <w:r>
+      <w:rPr>
+        <w:rFonts w:ascii="Eras Demi ITC" w:eastAsia="華康中圓體" w:hAnsi="Eras Demi ITC" w:cstheme="minorHAnsi" w:hint="eastAsia"/>
+      </w:rPr>
+      <w:t>第</w:t>
+    </w:r>
+    <w:r>
+      <w:rPr>
+        <w:rFonts w:ascii="Eras Demi ITC" w:eastAsia="華康中圓體" w:hAnsi="Eras Demi ITC" w:cstheme="minorHAnsi"/>
+      </w:rPr>
+      <w:fldChar w:fldCharType="begin"/>
+    </w:r>
+    <w:r>
+      <w:rPr>
+        <w:rFonts w:ascii="Eras Demi ITC" w:eastAsia="華康中圓體" w:hAnsi="Eras Demi ITC" w:cstheme="minorHAnsi"/>
+      </w:rPr>
+      <w:instrText xml:space="preserve"> =week_no \* MERGEFORMAT </w:instrText>
+    </w:r>
+    <w:r>
+      <w:rPr>
+        <w:rFonts w:ascii="Eras Demi ITC" w:eastAsia="華康中圓體" w:hAnsi="Eras Demi ITC" w:cstheme="minorHAnsi"/>
+      </w:rPr>
+      <w:fldChar w:fldCharType="separate"/>
+    </w:r>
+    <w:r>
+      <w:rPr>
+        <w:rFonts w:ascii="Eras Demi ITC" w:eastAsia="華康中圓體" w:hAnsi="Eras Demi ITC" w:cstheme="minorHAnsi"/>
+        <w:b/>
+        <w:noProof/>
+      </w:rPr>
+      <w:t>2621</w:t>
+    </w:r>
+    <w:r>
+      <w:rPr>
+        <w:rFonts w:ascii="Eras Demi ITC" w:eastAsia="華康中圓體" w:hAnsi="Eras Demi ITC" w:cstheme="minorHAnsi"/>
+      </w:rPr>
+      <w:fldChar w:fldCharType="end"/>
+    </w:r>
+    <w:r>
+      <w:rPr>
+        <w:rFonts w:ascii="Eras Demi ITC" w:eastAsia="華康中圓體" w:hAnsi="Eras Demi ITC" w:cstheme="minorHAnsi" w:hint="eastAsia"/>
+      </w:rPr>
+      <w:t>期</w:t>
+    </w:r>
+    <w:r>
+      <w:rPr>
+        <w:rFonts w:ascii="Eras Demi ITC" w:eastAsia="華康中圓體" w:hAnsi="Eras Demi ITC" w:cstheme="minorHAnsi"/>
+      </w:rPr>
+      <w:t xml:space="preserve"> </w:t>
+    </w:r>
+    <w:r>
+      <w:rPr>
+        <w:rFonts w:ascii="Eras Demi ITC" w:eastAsia="華康中圓體" w:hAnsi="Eras Demi ITC" w:cstheme="minorHAnsi"/>
+      </w:rPr>
+      <w:t>主後</w:t>
+    </w:r>
+    <w:r>
+      <w:rPr>
+        <w:rFonts w:ascii="Eras Demi ITC" w:eastAsia="華康中圓體" w:hAnsi="Eras Demi ITC" w:cstheme="minorHAnsi"/>
+        <w:b/>
+      </w:rPr>
+      <w:fldChar w:fldCharType="begin"/>
+    </w:r>
+    <w:r>
+      <w:rPr>
+        <w:rFonts w:ascii="Eras Demi ITC" w:eastAsia="華康中圓體" w:hAnsi="Eras Demi ITC" w:cstheme="minorHAnsi"/>
+        <w:b/>
+      </w:rPr>
+      <w:instrText xml:space="preserve"> =pub_year\#"0000" </w:instrText>
+    </w:r>
+    <w:r>
+      <w:rPr>
+        <w:rFonts w:ascii="Eras Demi ITC" w:eastAsia="華康中圓體" w:hAnsi="Eras Demi ITC" w:cstheme="minorHAnsi"/>
+        <w:b/>
+      </w:rPr>
+      <w:fldChar w:fldCharType="separate"/>
+    </w:r>
+    <w:r>
+      <w:rPr>
+        <w:rFonts w:ascii="Eras Demi ITC" w:eastAsia="華康中圓體" w:hAnsi="Eras Demi ITC" w:cstheme="minorHAnsi"/>
+        <w:b/>
+        <w:noProof/>
+      </w:rPr>
+      <w:t>2026</w:t>
+    </w:r>
+    <w:r>
+      <w:rPr>
+        <w:rFonts w:ascii="Eras Demi ITC" w:eastAsia="華康中圓體" w:hAnsi="Eras Demi ITC" w:cstheme="minorHAnsi"/>
+        <w:b/>
+      </w:rPr>
+      <w:fldChar w:fldCharType="end"/>
+    </w:r>
+    <w:r>
+      <w:rPr>
+        <w:rFonts w:ascii="Eras Demi ITC" w:eastAsia="華康中圓體" w:hAnsi="Eras Demi ITC" w:cstheme="minorHAnsi"/>
+      </w:rPr>
+      <w:t>年</w:t>
+    </w:r>
+    <w:r>
+      <w:rPr>
+        <w:rFonts w:ascii="Eras Demi ITC" w:eastAsia="華康中圓體" w:hAnsi="Eras Demi ITC" w:cstheme="minorHAnsi"/>
+        <w:b/>
+      </w:rPr>
+      <w:fldChar w:fldCharType="begin"/>
+    </w:r>
+    <w:r>
+      <w:rPr>
+        <w:rFonts w:ascii="Eras Demi ITC" w:eastAsia="華康中圓體" w:hAnsi="Eras Demi ITC" w:cstheme="minorHAnsi"/>
+        <w:b/>
+      </w:rPr>
+      <w:instrText xml:space="preserve"> =pub_mon\#"00"  \* MERGEFORMAT </w:instrText>
+    </w:r>
+    <w:r>
+      <w:rPr>
+        <w:rFonts w:ascii="Eras Demi ITC" w:eastAsia="華康中圓體" w:hAnsi="Eras Demi ITC" w:cstheme="minorHAnsi"/>
+        <w:b/>
+      </w:rPr>
+      <w:fldChar w:fldCharType="separate"/>
+    </w:r>
+    <w:r>
+      <w:rPr>
+        <w:rFonts w:ascii="Eras Demi ITC" w:eastAsia="華康中圓體" w:hAnsi="Eras Demi ITC" w:cstheme="minorHAnsi"/>
+        <w:b/>
+        <w:noProof/>
+      </w:rPr>
+      <w:t>05</w:t>
+    </w:r>
+    <w:r>
+      <w:rPr>
+        <w:rFonts w:ascii="Eras Demi ITC" w:eastAsia="華康中圓體" w:hAnsi="Eras Demi ITC" w:cstheme="minorHAnsi"/>
+        <w:b/>
+      </w:rPr>
+      <w:fldChar w:fldCharType="end"/>
+    </w:r>
+    <w:r>
+      <w:rPr>
+        <w:rFonts w:ascii="Eras Demi ITC" w:eastAsia="華康中圓體" w:hAnsi="Eras Demi ITC" w:cstheme="minorHAnsi"/>
+      </w:rPr>
+      <w:t>月</w:t>
+    </w:r>
+    <w:r>
+      <w:rPr>
+        <w:rFonts w:ascii="Eras Demi ITC" w:eastAsia="華康中圓體" w:hAnsi="Eras Demi ITC" w:cstheme="minorHAnsi"/>
+        <w:b/>
+      </w:rPr>
+      <w:fldChar w:fldCharType="begin"/>
+    </w:r>
+    <w:r>
+      <w:rPr>
+        <w:rFonts w:ascii="Eras Demi ITC" w:eastAsia="華康中圓體" w:hAnsi="Eras Demi ITC" w:cstheme="minorHAnsi"/>
+        <w:b/>
+      </w:rPr>
+      <w:instrText xml:space="preserve"> =pub_day\#"00"  \* MERGEFORMAT </w:instrText>
+    </w:r>
+    <w:r>
+      <w:rPr>
+        <w:rFonts w:ascii="Eras Demi ITC" w:eastAsia="華康中圓體" w:hAnsi="Eras Demi ITC" w:cstheme="minorHAnsi"/>
+        <w:b/>
+      </w:rPr>
+      <w:fldChar w:fldCharType="separate"/>
+    </w:r>
+    <w:r>
+      <w:rPr>
+        <w:rFonts w:ascii="Eras Demi ITC" w:eastAsia="華康中圓體" w:hAnsi="Eras Demi ITC" w:cstheme="minorHAnsi"/>
+        <w:b/>
+        <w:noProof/>
+      </w:rPr>
+      <w:t>24</w:t>
+    </w:r>
+    <w:r>
+      <w:rPr>
+        <w:rFonts w:ascii="Eras Demi ITC" w:eastAsia="華康中圓體" w:hAnsi="Eras Demi ITC" w:cstheme="minorHAnsi"/>
+        <w:b/>
+      </w:rPr>
+      <w:fldChar w:fldCharType="end"/>
+    </w:r>
+    <w:r>
+      <w:rPr>
+        <w:rFonts w:ascii="Eras Demi ITC" w:eastAsia="華康中圓體" w:hAnsi="Eras Demi ITC" w:cstheme="minorHAnsi"/>
+      </w:rPr>
+      <w:t>日</w:t>
+    </w:r>
+    <w:r>
+      <w:rPr>
+        <w:rFonts w:ascii="Eras Demi ITC" w:eastAsia="華康中圓體" w:hAnsi="Eras Demi ITC" w:cstheme="minorHAnsi" w:hint="eastAsia"/>
+      </w:rPr>
+      <w:t xml:space="preserve">                                                                                              </w:t>
+    </w:r>
+    <w:r>
+      <w:rPr>
+        <w:rFonts w:ascii="華康超黑體" w:eastAsia="華康超黑體" w:hAnsi="Eras Demi ITC" w:cstheme="minorHAnsi" w:hint="eastAsia"/>
+        <w:color w:val="595959" w:themeColor="text1" w:themeTint="A6"/>
+      </w:rPr>
+      <w:t>《</w:t>
+    </w:r>
+    <w:r>
+      <w:rPr>
+        <w:rFonts w:ascii="華康超黑體" w:eastAsia="華康超黑體" w:hAnsi="微軟正黑體" w:cs="微軟正黑體" w:hint="eastAsia"/>
+        <w:color w:val="595959" w:themeColor="text1" w:themeTint="A6"/>
+      </w:rPr>
+      <w:t>新泰</w:t>
+    </w:r>
+    <w:r>
+      <w:rPr>
+        <w:rFonts w:ascii="華康超黑體" w:eastAsia="華康超黑體" w:hAnsi="Eras Demi ITC" w:cstheme="minorHAnsi" w:hint="eastAsia"/>
+        <w:color w:val="595959" w:themeColor="text1" w:themeTint="A6"/>
+      </w:rPr>
+      <w:t>週報》</w:t>
+    </w:r>
+    <w:r>
+      <w:rPr>
+        <w:rFonts w:ascii="Eras Demi ITC" w:eastAsia="華康中圓體" w:hAnsi="Eras Demi ITC" w:cstheme="minorHAnsi" w:hint="eastAsia"/>
+      </w:rPr>
+      <w:t>第</w:t>
+    </w:r>
+    <w:r>
+      <w:rPr>
+        <w:rFonts w:ascii="Eras Demi ITC" w:eastAsia="華康中圓體" w:hAnsi="Eras Demi ITC" w:cstheme="minorHAnsi"/>
+      </w:rPr>
+      <w:fldChar w:fldCharType="begin"/>
+    </w:r>
+    <w:r>
+      <w:rPr>
+        <w:rFonts w:ascii="Eras Demi ITC" w:eastAsia="華康中圓體" w:hAnsi="Eras Demi ITC" w:cstheme="minorHAnsi"/>
+      </w:rPr>
+      <w:instrText xml:space="preserve"> =week_no \* MERGEFORMAT </w:instrText>
+    </w:r>
+    <w:r>
+      <w:rPr>
+        <w:rFonts w:ascii="Eras Demi ITC" w:eastAsia="華康中圓體" w:hAnsi="Eras Demi ITC" w:cstheme="minorHAnsi"/>
+      </w:rPr>
+      <w:fldChar w:fldCharType="separate"/>
+    </w:r>
+    <w:r>
+      <w:rPr>
+        <w:rFonts w:ascii="Eras Demi ITC" w:eastAsia="華康中圓體" w:hAnsi="Eras Demi ITC" w:cstheme="minorHAnsi"/>
+        <w:b/>
+        <w:noProof/>
+      </w:rPr>
+      <w:t>2621</w:t>
+    </w:r>
+    <w:r>
+      <w:rPr>
+        <w:rFonts w:ascii="Eras Demi ITC" w:eastAsia="華康中圓體" w:hAnsi="Eras Demi ITC" w:cstheme="minorHAnsi"/>
+      </w:rPr>
+      <w:fldChar w:fldCharType="end"/>
+    </w:r>
+    <w:r>
+      <w:rPr>
+        <w:rFonts w:ascii="Eras Demi ITC" w:eastAsia="華康中圓體" w:hAnsi="Eras Demi ITC" w:cstheme="minorHAnsi" w:hint="eastAsia"/>
+      </w:rPr>
+      <w:t>期</w:t>
+    </w:r>
+    <w:r>
+      <w:rPr>
+        <w:rFonts w:ascii="Eras Demi ITC" w:eastAsia="華康中圓體" w:hAnsi="Eras Demi ITC" w:cstheme="minorHAnsi" w:hint="eastAsia"/>
+      </w:rPr>
+      <w:t xml:space="preserve"> </w:t>
+    </w:r>
+    <w:r>
+      <w:rPr>
+        <w:rFonts w:ascii="Eras Demi ITC" w:eastAsia="華康中圓體" w:hAnsi="Eras Demi ITC" w:cstheme="minorHAnsi"/>
+      </w:rPr>
+      <w:t>主後</w:t>
+    </w:r>
+    <w:r>
+      <w:rPr>
+        <w:rFonts w:ascii="Eras Demi ITC" w:eastAsia="華康中圓體" w:hAnsi="Eras Demi ITC" w:cstheme="minorHAnsi"/>
+        <w:b/>
+      </w:rPr>
+      <w:fldChar w:fldCharType="begin"/>
+    </w:r>
+    <w:r>
+      <w:rPr>
+        <w:rFonts w:ascii="Eras Demi ITC" w:eastAsia="華康中圓體" w:hAnsi="Eras Demi ITC" w:cstheme="minorHAnsi"/>
+        <w:b/>
+      </w:rPr>
+      <w:instrText xml:space="preserve"> =pub_year\#"0000" </w:instrText>
+    </w:r>
+    <w:r>
+      <w:rPr>
+        <w:rFonts w:ascii="Eras Demi ITC" w:eastAsia="華康中圓體" w:hAnsi="Eras Demi ITC" w:cstheme="minorHAnsi"/>
+        <w:b/>
+      </w:rPr>
+      <w:fldChar w:fldCharType="separate"/>
+    </w:r>
+    <w:r>
+      <w:rPr>
+        <w:rFonts w:ascii="Eras Demi ITC" w:eastAsia="華康中圓體" w:hAnsi="Eras Demi ITC" w:cstheme="minorHAnsi"/>
+        <w:b/>
+        <w:noProof/>
+      </w:rPr>
+      <w:t>2026</w:t>
+    </w:r>
+    <w:r>
+      <w:rPr>
+        <w:rFonts w:ascii="Eras Demi ITC" w:eastAsia="華康中圓體" w:hAnsi="Eras Demi ITC" w:cstheme="minorHAnsi"/>
+        <w:b/>
+      </w:rPr>
+      <w:fldChar w:fldCharType="end"/>
+    </w:r>
+    <w:r>
+      <w:rPr>
+        <w:rFonts w:ascii="Eras Demi ITC" w:eastAsia="華康中圓體" w:hAnsi="Eras Demi ITC" w:cstheme="minorHAnsi"/>
+      </w:rPr>
+      <w:t>年</w:t>
+    </w:r>
+    <w:r>
+      <w:rPr>
+        <w:rFonts w:ascii="Eras Demi ITC" w:eastAsia="華康中圓體" w:hAnsi="Eras Demi ITC" w:cstheme="minorHAnsi"/>
+        <w:b/>
+      </w:rPr>
+      <w:fldChar w:fldCharType="begin"/>
+    </w:r>
+    <w:r>
+      <w:rPr>
+        <w:rFonts w:ascii="Eras Demi ITC" w:eastAsia="華康中圓體" w:hAnsi="Eras Demi ITC" w:cstheme="minorHAnsi"/>
+        <w:b/>
+      </w:rPr>
+      <w:instrText xml:space="preserve"> =pub_mon\#"00"  \* MERGEFORMAT </w:instrText>
+    </w:r>
+    <w:r>
+      <w:rPr>
+        <w:rFonts w:ascii="Eras Demi ITC" w:eastAsia="華康中圓體" w:hAnsi="Eras Demi ITC" w:cstheme="minorHAnsi"/>
+        <w:b/>
+      </w:rPr>
+      <w:fldChar w:fldCharType="separate"/>
+    </w:r>
+    <w:r>
+      <w:rPr>
+        <w:rFonts w:ascii="Eras Demi ITC" w:eastAsia="華康中圓體" w:hAnsi="Eras Demi ITC" w:cstheme="minorHAnsi"/>
+        <w:b/>
+        <w:noProof/>
+      </w:rPr>
+      <w:t>05</w:t>
+    </w:r>
+    <w:r>
+      <w:rPr>
+        <w:rFonts w:ascii="Eras Demi ITC" w:eastAsia="華康中圓體" w:hAnsi="Eras Demi ITC" w:cstheme="minorHAnsi"/>
+        <w:b/>
+      </w:rPr>
+      <w:fldChar w:fldCharType="end"/>
+    </w:r>
+    <w:r>
+      <w:rPr>
+        <w:rFonts w:ascii="Eras Demi ITC" w:eastAsia="華康中圓體" w:hAnsi="Eras Demi ITC" w:cstheme="minorHAnsi"/>
+      </w:rPr>
+      <w:t>月</w:t>
+    </w:r>
+    <w:r>
+      <w:rPr>
+        <w:rFonts w:ascii="Eras Demi ITC" w:eastAsia="華康中圓體" w:hAnsi="Eras Demi ITC" w:cstheme="minorHAnsi"/>
+        <w:b/>
+      </w:rPr>
+      <w:fldChar w:fldCharType="begin"/>
+    </w:r>
+    <w:r>
+      <w:rPr>
+        <w:rFonts w:ascii="Eras Demi ITC" w:eastAsia="華康中圓體" w:hAnsi="Eras Demi ITC" w:cstheme="minorHAnsi"/>
+        <w:b/>
+      </w:rPr>
+      <w:instrText xml:space="preserve"> =pub_day\#"00"  \* MERGEFORMAT </w:instrText>
+    </w:r>
+    <w:r>
+      <w:rPr>
+        <w:rFonts w:ascii="Eras Demi ITC" w:eastAsia="華康中圓體" w:hAnsi="Eras Demi ITC" w:cstheme="minorHAnsi"/>
+        <w:b/>
+      </w:rPr>
+      <w:fldChar w:fldCharType="separate"/>
+    </w:r>
+    <w:r>
+      <w:rPr>
+        <w:rFonts w:ascii="Eras Demi ITC" w:eastAsia="華康中圓體" w:hAnsi="Eras Demi ITC" w:cstheme="minorHAnsi"/>
+        <w:b/>
+        <w:noProof/>
+      </w:rPr>
+      <w:t>24</w:t>
     </w:r>
     <w:r>
       <w:rPr>
@@ -34921,7 +34946,7 @@
 </file>
 
 <file path=customXml/itemProps1.xml><?xml version="1.0" encoding="utf-8"?>
-<ds:datastoreItem xmlns:ds="http://schemas.openxmlformats.org/officeDocument/2006/customXml" ds:itemID="{0A970ADB-FD63-460C-9FCF-E97B3531ED2B}">
+<ds:datastoreItem xmlns:ds="http://schemas.openxmlformats.org/officeDocument/2006/customXml" ds:itemID="{BD3F3BD9-D9B8-4CA3-8DA5-5180965DA0B1}">
   <ds:schemaRefs>
     <ds:schemaRef ds:uri="http://schemas.openxmlformats.org/officeDocument/2006/bibliography"/>
   </ds:schemaRefs>

--- a/新泰週報20260524[2621]B4F.docx
+++ b/新泰週報20260524[2621]B4F.docx
@@ -1,6 +1,6 @@
 
 <file path=word/document.xml><?xml version="1.0" encoding="utf-8"?>
-<w:document xmlns:wpc="http://schemas.microsoft.com/office/word/2010/wordprocessingCanvas" xmlns:mc="http://schemas.openxmlformats.org/markup-compatibility/2006" xmlns:o="urn:schemas-microsoft-com:office:office" xmlns:r="http://schemas.openxmlformats.org/officeDocument/2006/relationships" xmlns:m="http://schemas.openxmlformats.org/officeDocument/2006/math" xmlns:v="urn:schemas-microsoft-com:vml" xmlns:wp14="http://schemas.microsoft.com/office/word/2010/wordprocessingDrawing" xmlns:wp="http://schemas.openxmlformats.org/drawingml/2006/wordprocessingDrawing" xmlns:w10="urn:schemas-microsoft-com:office:word" xmlns:w="http://schemas.openxmlformats.org/wordprocessingml/2006/main" xmlns:w14="http://schemas.microsoft.com/office/word/2010/wordml" xmlns:w15="http://schemas.microsoft.com/office/word/2012/wordml" xmlns:wpg="http://schemas.microsoft.com/office/word/2010/wordprocessingGroup" xmlns:wpi="http://schemas.microsoft.com/office/word/2010/wordprocessingInk" xmlns:wne="http://schemas.microsoft.com/office/word/2006/wordml" xmlns:wps="http://schemas.microsoft.com/office/word/2010/wordprocessingShape" mc:Ignorable="w14 w15 wp14">
+<w:document xmlns:wpc="http://schemas.microsoft.com/office/word/2010/wordprocessingCanvas" xmlns:cx="http://schemas.microsoft.com/office/drawing/2014/chartex" xmlns:cx1="http://schemas.microsoft.com/office/drawing/2015/9/8/chartex" xmlns:cx2="http://schemas.microsoft.com/office/drawing/2015/10/21/chartex" xmlns:cx3="http://schemas.microsoft.com/office/drawing/2016/5/9/chartex" xmlns:cx4="http://schemas.microsoft.com/office/drawing/2016/5/10/chartex" xmlns:cx5="http://schemas.microsoft.com/office/drawing/2016/5/11/chartex" xmlns:cx6="http://schemas.microsoft.com/office/drawing/2016/5/12/chartex" xmlns:cx7="http://schemas.microsoft.com/office/drawing/2016/5/13/chartex" xmlns:cx8="http://schemas.microsoft.com/office/drawing/2016/5/14/chartex" xmlns:mc="http://schemas.openxmlformats.org/markup-compatibility/2006" xmlns:aink="http://schemas.microsoft.com/office/drawing/2016/ink" xmlns:am3d="http://schemas.microsoft.com/office/drawing/2017/model3d" xmlns:o="urn:schemas-microsoft-com:office:office" xmlns:oel="http://schemas.microsoft.com/office/2019/extlst" xmlns:r="http://schemas.openxmlformats.org/officeDocument/2006/relationships" xmlns:m="http://schemas.openxmlformats.org/officeDocument/2006/math" xmlns:v="urn:schemas-microsoft-com:vml" xmlns:wp14="http://schemas.microsoft.com/office/word/2010/wordprocessingDrawing" xmlns:wp="http://schemas.openxmlformats.org/drawingml/2006/wordprocessingDrawing" xmlns:w10="urn:schemas-microsoft-com:office:word" xmlns:w="http://schemas.openxmlformats.org/wordprocessingml/2006/main" xmlns:w14="http://schemas.microsoft.com/office/word/2010/wordml" xmlns:w15="http://schemas.microsoft.com/office/word/2012/wordml" xmlns:w16cex="http://schemas.microsoft.com/office/word/2018/wordml/cex" xmlns:w16cid="http://schemas.microsoft.com/office/word/2016/wordml/cid" xmlns:w16="http://schemas.microsoft.com/office/word/2018/wordml" xmlns:w16sdtdh="http://schemas.microsoft.com/office/word/2020/wordml/sdtdatahash" xmlns:w16se="http://schemas.microsoft.com/office/word/2015/wordml/symex" xmlns:wpg="http://schemas.microsoft.com/office/word/2010/wordprocessingGroup" xmlns:wpi="http://schemas.microsoft.com/office/word/2010/wordprocessingInk" xmlns:wne="http://schemas.microsoft.com/office/word/2006/wordml" xmlns:wps="http://schemas.microsoft.com/office/word/2010/wordprocessingShape" mc:Ignorable="w14 w15 w16se w16cid w16 w16cex w16sdtdh wp14">
   <w:body>
     <w:p>
       <w:pPr>
@@ -1470,9 +1470,8 @@
                 <w:sz w:val="26"/>
                 <w:szCs w:val="26"/>
               </w:rPr>
-              <w:t>傳說對決</w:t>
-            </w:r>
-            <w:proofErr w:type="gramStart"/>
+              <w:t>傳說對決──當傳說遇見現實」青年復興特會將於</w:t>
+            </w:r>
             <w:r>
               <w:rPr>
                 <w:rFonts w:ascii="Barlow Condensed Medium" w:eastAsia="標楷體" w:hAnsi="Barlow Condensed Medium" w:cs="Segoe UI Symbol" w:hint="eastAsia"/>
@@ -1480,9 +1479,8 @@
                 <w:sz w:val="26"/>
                 <w:szCs w:val="26"/>
               </w:rPr>
-              <w:t>──</w:t>
-            </w:r>
-            <w:proofErr w:type="gramEnd"/>
+              <w:t>8/28~29(</w:t>
+            </w:r>
             <w:r>
               <w:rPr>
                 <w:rFonts w:ascii="Barlow Condensed Medium" w:eastAsia="標楷體" w:hAnsi="Barlow Condensed Medium" w:cs="Segoe UI Symbol" w:hint="eastAsia"/>
@@ -1490,7 +1488,7 @@
                 <w:sz w:val="26"/>
                 <w:szCs w:val="26"/>
               </w:rPr>
-              <w:t>當傳說遇見現實」青年復興特會將於</w:t>
+              <w:t>五</w:t>
             </w:r>
             <w:r>
               <w:rPr>
@@ -1499,7 +1497,7 @@
                 <w:sz w:val="26"/>
                 <w:szCs w:val="26"/>
               </w:rPr>
-              <w:t>8/28~29(</w:t>
+              <w:t>~</w:t>
             </w:r>
             <w:r>
               <w:rPr>
@@ -1508,7 +1506,7 @@
                 <w:sz w:val="26"/>
                 <w:szCs w:val="26"/>
               </w:rPr>
-              <w:t>五</w:t>
+              <w:t>六</w:t>
             </w:r>
             <w:r>
               <w:rPr>
@@ -1517,7 +1515,7 @@
                 <w:sz w:val="26"/>
                 <w:szCs w:val="26"/>
               </w:rPr>
-              <w:t>~</w:t>
+              <w:t>)</w:t>
             </w:r>
             <w:r>
               <w:rPr>
@@ -1526,45 +1524,7 @@
                 <w:sz w:val="26"/>
                 <w:szCs w:val="26"/>
               </w:rPr>
-              <w:t>六</w:t>
-            </w:r>
-            <w:r>
-              <w:rPr>
-                <w:rFonts w:ascii="Barlow Condensed Medium" w:eastAsia="標楷體" w:hAnsi="Barlow Condensed Medium" w:cs="Segoe UI Symbol" w:hint="eastAsia"/>
-                <w:w w:val="90"/>
-                <w:sz w:val="26"/>
-                <w:szCs w:val="26"/>
-              </w:rPr>
-              <w:t>)</w:t>
-            </w:r>
-            <w:r>
-              <w:rPr>
-                <w:rFonts w:ascii="Barlow Condensed Medium" w:eastAsia="標楷體" w:hAnsi="Barlow Condensed Medium" w:cs="Segoe UI Symbol" w:hint="eastAsia"/>
-                <w:w w:val="90"/>
-                <w:sz w:val="26"/>
-                <w:szCs w:val="26"/>
-              </w:rPr>
-              <w:t>在中華汽車人才培訓中心舉行，對象升小六</w:t>
-            </w:r>
-            <w:proofErr w:type="gramStart"/>
-            <w:r>
-              <w:rPr>
-                <w:rFonts w:ascii="Barlow Condensed Medium" w:eastAsia="標楷體" w:hAnsi="Barlow Condensed Medium" w:cs="Segoe UI Symbol" w:hint="eastAsia"/>
-                <w:w w:val="90"/>
-                <w:sz w:val="26"/>
-                <w:szCs w:val="26"/>
-              </w:rPr>
-              <w:t>至社青</w:t>
-            </w:r>
-            <w:proofErr w:type="gramEnd"/>
-            <w:r>
-              <w:rPr>
-                <w:rFonts w:ascii="Barlow Condensed Medium" w:eastAsia="標楷體" w:hAnsi="Barlow Condensed Medium" w:cs="Segoe UI Symbol" w:hint="eastAsia"/>
-                <w:w w:val="90"/>
-                <w:sz w:val="26"/>
-                <w:szCs w:val="26"/>
-              </w:rPr>
-              <w:t>，詳見公佈欄。</w:t>
+              <w:t>在中華汽車人才培訓中心舉行，對象升小六至社青，詳見公佈欄。</w:t>
             </w:r>
           </w:p>
         </w:tc>
@@ -1962,27 +1922,7 @@
                 <w:sz w:val="26"/>
                 <w:szCs w:val="26"/>
               </w:rPr>
-              <w:t>台北</w:t>
-            </w:r>
-            <w:proofErr w:type="gramStart"/>
-            <w:r>
-              <w:rPr>
-                <w:rFonts w:ascii="Barlow Condensed Medium" w:eastAsia="標楷體" w:hAnsi="Barlow Condensed Medium" w:cs="Segoe UI Symbol" w:hint="eastAsia"/>
-                <w:w w:val="90"/>
-                <w:sz w:val="26"/>
-                <w:szCs w:val="26"/>
-              </w:rPr>
-              <w:t>中會松年</w:t>
-            </w:r>
-            <w:proofErr w:type="gramEnd"/>
-            <w:r>
-              <w:rPr>
-                <w:rFonts w:ascii="Barlow Condensed Medium" w:eastAsia="標楷體" w:hAnsi="Barlow Condensed Medium" w:cs="Segoe UI Symbol" w:hint="eastAsia"/>
-                <w:w w:val="90"/>
-                <w:sz w:val="26"/>
-                <w:szCs w:val="26"/>
-              </w:rPr>
-              <w:t>部創立</w:t>
+              <w:t>台北中會松年部創立</w:t>
             </w:r>
             <w:r>
               <w:rPr>
@@ -2231,27 +2171,7 @@
                 <w:sz w:val="26"/>
                 <w:szCs w:val="26"/>
               </w:rPr>
-              <w:t>任</w:t>
-            </w:r>
-            <w:proofErr w:type="gramStart"/>
-            <w:r>
-              <w:rPr>
-                <w:rFonts w:ascii="Barlow Condensed Medium" w:eastAsia="標楷體" w:hAnsi="Barlow Condensed Medium" w:cs="Segoe UI Symbol" w:hint="eastAsia"/>
-                <w:w w:val="90"/>
-                <w:sz w:val="26"/>
-                <w:szCs w:val="26"/>
-              </w:rPr>
-              <w:t>牧師授職禮拜</w:t>
-            </w:r>
-            <w:proofErr w:type="gramEnd"/>
-            <w:r>
-              <w:rPr>
-                <w:rFonts w:ascii="Barlow Condensed Medium" w:eastAsia="標楷體" w:hAnsi="Barlow Condensed Medium" w:cs="Segoe UI Symbol" w:hint="eastAsia"/>
-                <w:w w:val="90"/>
-                <w:sz w:val="26"/>
-                <w:szCs w:val="26"/>
-              </w:rPr>
-              <w:t>。</w:t>
+              <w:t>任牧師授職禮拜。</w:t>
             </w:r>
           </w:p>
         </w:tc>
@@ -2392,47 +2312,7 @@
                 <w:sz w:val="26"/>
                 <w:szCs w:val="26"/>
               </w:rPr>
-              <w:t>在大稻</w:t>
-            </w:r>
-            <w:proofErr w:type="gramStart"/>
-            <w:r>
-              <w:rPr>
-                <w:rFonts w:ascii="Barlow Condensed Medium" w:eastAsia="標楷體" w:hAnsi="Barlow Condensed Medium" w:cs="Segoe UI Symbol" w:hint="eastAsia"/>
-                <w:w w:val="90"/>
-                <w:sz w:val="26"/>
-                <w:szCs w:val="26"/>
-              </w:rPr>
-              <w:t>埕</w:t>
-            </w:r>
-            <w:proofErr w:type="gramEnd"/>
-            <w:r>
-              <w:rPr>
-                <w:rFonts w:ascii="Barlow Condensed Medium" w:eastAsia="標楷體" w:hAnsi="Barlow Condensed Medium" w:cs="Segoe UI Symbol" w:hint="eastAsia"/>
-                <w:w w:val="90"/>
-                <w:sz w:val="26"/>
-                <w:szCs w:val="26"/>
-              </w:rPr>
-              <w:t>教會舉行吳聖德牧師</w:t>
-            </w:r>
-            <w:proofErr w:type="gramStart"/>
-            <w:r>
-              <w:rPr>
-                <w:rFonts w:ascii="Barlow Condensed Medium" w:eastAsia="標楷體" w:hAnsi="Barlow Condensed Medium" w:cs="Segoe UI Symbol" w:hint="eastAsia"/>
-                <w:w w:val="90"/>
-                <w:sz w:val="26"/>
-                <w:szCs w:val="26"/>
-              </w:rPr>
-              <w:t>中會葬告別</w:t>
-            </w:r>
-            <w:proofErr w:type="gramEnd"/>
-            <w:r>
-              <w:rPr>
-                <w:rFonts w:ascii="Barlow Condensed Medium" w:eastAsia="標楷體" w:hAnsi="Barlow Condensed Medium" w:cs="Segoe UI Symbol" w:hint="eastAsia"/>
-                <w:w w:val="90"/>
-                <w:sz w:val="26"/>
-                <w:szCs w:val="26"/>
-              </w:rPr>
-              <w:t>禮拜</w:t>
+              <w:t>在大稻埕教會舉行吳聖德牧師中會葬告別禮拜</w:t>
             </w:r>
             <w:r>
               <w:rPr>
@@ -2585,9 +2465,8 @@
                 <w:sz w:val="26"/>
                 <w:szCs w:val="26"/>
               </w:rPr>
-              <w:t>為玉山學院奉獻主日，請會</w:t>
-            </w:r>
-            <w:proofErr w:type="gramStart"/>
+              <w:t>為玉山學院奉獻主日，請會眾代禱和奉獻</w:t>
+            </w:r>
             <w:r>
               <w:rPr>
                 <w:rFonts w:ascii="Barlow Condensed Medium" w:eastAsia="標楷體" w:hAnsi="Barlow Condensed Medium" w:cs="Segoe UI Symbol" w:hint="eastAsia"/>
@@ -2595,9 +2474,75 @@
                 <w:sz w:val="26"/>
                 <w:szCs w:val="26"/>
               </w:rPr>
-              <w:t>眾代禱和</w:t>
-            </w:r>
-            <w:proofErr w:type="gramEnd"/>
+              <w:t>。</w:t>
+            </w:r>
+          </w:p>
+        </w:tc>
+      </w:tr>
+      <w:tr>
+        <w:tc>
+          <w:tcPr>
+            <w:tcW w:w="280" w:type="dxa"/>
+          </w:tcPr>
+          <w:p>
+            <w:pPr>
+              <w:snapToGrid w:val="0"/>
+              <w:spacing w:line="300" w:lineRule="exact"/>
+              <w:ind w:rightChars="11" w:right="26"/>
+              <w:jc w:val="right"/>
+              <w:rPr>
+                <w:rFonts w:ascii="Barlow Condensed Medium" w:eastAsia="華康細黑體" w:hAnsi="Barlow Condensed Medium"/>
+                <w:w w:val="90"/>
+                <w:sz w:val="26"/>
+                <w:szCs w:val="26"/>
+              </w:rPr>
+            </w:pPr>
+            <w:r>
+              <w:rPr>
+                <w:rFonts w:ascii="Barlow Condensed Medium" w:eastAsia="華康細黑體" w:hAnsi="Barlow Condensed Medium" w:hint="eastAsia"/>
+                <w:w w:val="90"/>
+                <w:sz w:val="26"/>
+                <w:szCs w:val="26"/>
+              </w:rPr>
+              <w:t>2</w:t>
+            </w:r>
+            <w:r>
+              <w:rPr>
+                <w:rFonts w:ascii="Barlow Condensed Medium" w:eastAsia="華康細黑體" w:hAnsi="Barlow Condensed Medium"/>
+                <w:w w:val="90"/>
+                <w:sz w:val="26"/>
+                <w:szCs w:val="26"/>
+              </w:rPr>
+              <w:t>.</w:t>
+            </w:r>
+          </w:p>
+        </w:tc>
+        <w:tc>
+          <w:tcPr>
+            <w:tcW w:w="5641" w:type="dxa"/>
+          </w:tcPr>
+          <w:p>
+            <w:pPr>
+              <w:kinsoku w:val="0"/>
+              <w:snapToGrid w:val="0"/>
+              <w:spacing w:line="300" w:lineRule="exact"/>
+              <w:jc w:val="both"/>
+              <w:rPr>
+                <w:rFonts w:ascii="Barlow Condensed Medium" w:eastAsia="標楷體" w:hAnsi="Barlow Condensed Medium" w:cs="Segoe UI Symbol"/>
+                <w:w w:val="90"/>
+                <w:sz w:val="26"/>
+                <w:szCs w:val="26"/>
+              </w:rPr>
+            </w:pPr>
+            <w:r>
+              <w:rPr>
+                <w:rFonts w:ascii="Segoe UI Symbol" w:eastAsia="標楷體" w:hAnsi="Segoe UI Symbol" w:cs="Segoe UI Symbol"/>
+                <w:w w:val="90"/>
+                <w:sz w:val="26"/>
+                <w:szCs w:val="26"/>
+              </w:rPr>
+              <w:t>★</w:t>
+            </w:r>
             <w:r>
               <w:rPr>
                 <w:rFonts w:ascii="Barlow Condensed Medium" w:eastAsia="標楷體" w:hAnsi="Barlow Condensed Medium" w:cs="Segoe UI Symbol" w:hint="eastAsia"/>
@@ -2605,7 +2550,7 @@
                 <w:sz w:val="26"/>
                 <w:szCs w:val="26"/>
               </w:rPr>
-              <w:t>奉獻</w:t>
+              <w:t>下主日</w:t>
             </w:r>
             <w:r>
               <w:rPr>
@@ -2614,74 +2559,7 @@
                 <w:sz w:val="26"/>
                 <w:szCs w:val="26"/>
               </w:rPr>
-              <w:t>。</w:t>
-            </w:r>
-          </w:p>
-        </w:tc>
-      </w:tr>
-      <w:tr>
-        <w:tc>
-          <w:tcPr>
-            <w:tcW w:w="280" w:type="dxa"/>
-          </w:tcPr>
-          <w:p>
-            <w:pPr>
-              <w:snapToGrid w:val="0"/>
-              <w:spacing w:line="300" w:lineRule="exact"/>
-              <w:ind w:rightChars="11" w:right="26"/>
-              <w:jc w:val="right"/>
-              <w:rPr>
-                <w:rFonts w:ascii="Barlow Condensed Medium" w:eastAsia="華康細黑體" w:hAnsi="Barlow Condensed Medium"/>
-                <w:w w:val="90"/>
-                <w:sz w:val="26"/>
-                <w:szCs w:val="26"/>
-              </w:rPr>
-            </w:pPr>
-            <w:r>
-              <w:rPr>
-                <w:rFonts w:ascii="Barlow Condensed Medium" w:eastAsia="華康細黑體" w:hAnsi="Barlow Condensed Medium" w:hint="eastAsia"/>
-                <w:w w:val="90"/>
-                <w:sz w:val="26"/>
-                <w:szCs w:val="26"/>
-              </w:rPr>
-              <w:t>2</w:t>
-            </w:r>
-            <w:r>
-              <w:rPr>
-                <w:rFonts w:ascii="Barlow Condensed Medium" w:eastAsia="華康細黑體" w:hAnsi="Barlow Condensed Medium"/>
-                <w:w w:val="90"/>
-                <w:sz w:val="26"/>
-                <w:szCs w:val="26"/>
-              </w:rPr>
-              <w:t>.</w:t>
-            </w:r>
-          </w:p>
-        </w:tc>
-        <w:tc>
-          <w:tcPr>
-            <w:tcW w:w="5641" w:type="dxa"/>
-          </w:tcPr>
-          <w:p>
-            <w:pPr>
-              <w:kinsoku w:val="0"/>
-              <w:snapToGrid w:val="0"/>
-              <w:spacing w:line="300" w:lineRule="exact"/>
-              <w:jc w:val="both"/>
-              <w:rPr>
-                <w:rFonts w:ascii="Barlow Condensed Medium" w:eastAsia="標楷體" w:hAnsi="Barlow Condensed Medium" w:cs="Segoe UI Symbol"/>
-                <w:w w:val="90"/>
-                <w:sz w:val="26"/>
-                <w:szCs w:val="26"/>
-              </w:rPr>
-            </w:pPr>
-            <w:r>
-              <w:rPr>
-                <w:rFonts w:ascii="Segoe UI Symbol" w:eastAsia="標楷體" w:hAnsi="Segoe UI Symbol" w:cs="Segoe UI Symbol"/>
-                <w:w w:val="90"/>
-                <w:sz w:val="26"/>
-                <w:szCs w:val="26"/>
-              </w:rPr>
-              <w:t>★</w:t>
+              <w:t>(5/24)</w:t>
             </w:r>
             <w:r>
               <w:rPr>
@@ -2690,37 +2568,8 @@
                 <w:sz w:val="26"/>
                 <w:szCs w:val="26"/>
               </w:rPr>
-              <w:t>下主日</w:t>
-            </w:r>
-            <w:r>
-              <w:rPr>
-                <w:rFonts w:ascii="Barlow Condensed Medium" w:eastAsia="標楷體" w:hAnsi="Barlow Condensed Medium" w:cs="Segoe UI Symbol" w:hint="eastAsia"/>
-                <w:w w:val="90"/>
-                <w:sz w:val="26"/>
-                <w:szCs w:val="26"/>
-              </w:rPr>
-              <w:t>(5/24)</w:t>
-            </w:r>
-            <w:r>
-              <w:rPr>
-                <w:rFonts w:ascii="Barlow Condensed Medium" w:eastAsia="標楷體" w:hAnsi="Barlow Condensed Medium" w:cs="Segoe UI Symbol" w:hint="eastAsia"/>
-                <w:w w:val="90"/>
-                <w:sz w:val="26"/>
-                <w:szCs w:val="26"/>
-              </w:rPr>
-              <w:t>為聖靈</w:t>
-            </w:r>
-            <w:proofErr w:type="gramStart"/>
-            <w:r>
-              <w:rPr>
-                <w:rFonts w:ascii="Barlow Condensed Medium" w:eastAsia="標楷體" w:hAnsi="Barlow Condensed Medium" w:cs="Segoe UI Symbol" w:hint="eastAsia"/>
-                <w:w w:val="90"/>
-                <w:sz w:val="26"/>
-                <w:szCs w:val="26"/>
-              </w:rPr>
-              <w:t>降靈節</w:t>
-            </w:r>
-            <w:proofErr w:type="gramEnd"/>
+              <w:t>為聖靈降靈節</w:t>
+            </w:r>
             <w:r>
               <w:rPr>
                 <w:rFonts w:ascii="Barlow Condensed Medium" w:eastAsia="標楷體" w:hAnsi="Barlow Condensed Medium" w:cs="Segoe UI Symbol" w:hint="eastAsia"/>
@@ -2792,7 +2641,6 @@
         </w:rPr>
         <w:t>§</w:t>
       </w:r>
-      <w:proofErr w:type="gramStart"/>
       <w:r>
         <w:rPr>
           <w:rFonts w:ascii="Barlow Condensed Medium" w:eastAsia="華康正顏楷體W9" w:hAnsi="Barlow Condensed Medium" w:cstheme="minorHAnsi"/>
@@ -2800,7 +2648,6 @@
         </w:rPr>
         <w:t>公禱事項</w:t>
       </w:r>
-      <w:proofErr w:type="gramEnd"/>
     </w:p>
     <w:tbl>
       <w:tblPr>
@@ -2943,9 +2790,8 @@
                 <w:sz w:val="26"/>
                 <w:szCs w:val="26"/>
               </w:rPr>
-              <w:t xml:space="preserve">、人權和生態永續，願　</w:t>
-            </w:r>
-            <w:proofErr w:type="gramStart"/>
+              <w:t>、人權和生態永續，願　神公義的國度降臨</w:t>
+            </w:r>
             <w:r>
               <w:rPr>
                 <w:rFonts w:ascii="Barlow Condensed Medium" w:eastAsia="標楷體" w:hAnsi="Barlow Condensed Medium" w:cstheme="minorHAnsi" w:hint="eastAsia"/>
@@ -2953,9 +2799,32 @@
                 <w:sz w:val="26"/>
                 <w:szCs w:val="26"/>
               </w:rPr>
-              <w:t>神公義</w:t>
-            </w:r>
-            <w:proofErr w:type="gramEnd"/>
+              <w:t>。</w:t>
+            </w:r>
+          </w:p>
+        </w:tc>
+      </w:tr>
+      <w:tr>
+        <w:tc>
+          <w:tcPr>
+            <w:tcW w:w="266" w:type="dxa"/>
+            <w:tcMar>
+              <w:left w:w="28" w:type="dxa"/>
+              <w:right w:w="28" w:type="dxa"/>
+            </w:tcMar>
+          </w:tcPr>
+          <w:p>
+            <w:pPr>
+              <w:snapToGrid w:val="0"/>
+              <w:spacing w:line="300" w:lineRule="exact"/>
+              <w:jc w:val="right"/>
+              <w:rPr>
+                <w:rFonts w:ascii="Barlow Condensed Medium" w:eastAsia="標楷體" w:hAnsi="Barlow Condensed Medium" w:cstheme="minorHAnsi"/>
+                <w:w w:val="90"/>
+                <w:sz w:val="26"/>
+                <w:szCs w:val="26"/>
+              </w:rPr>
+            </w:pPr>
             <w:r>
               <w:rPr>
                 <w:rFonts w:ascii="Barlow Condensed Medium" w:eastAsia="標楷體" w:hAnsi="Barlow Condensed Medium" w:cstheme="minorHAnsi" w:hint="eastAsia"/>
@@ -2963,8 +2832,39 @@
                 <w:sz w:val="26"/>
                 <w:szCs w:val="26"/>
               </w:rPr>
-              <w:t>的國度降臨</w:t>
-            </w:r>
+              <w:t>2</w:t>
+            </w:r>
+            <w:r>
+              <w:rPr>
+                <w:rFonts w:ascii="Barlow Condensed Medium" w:eastAsia="標楷體" w:hAnsi="Barlow Condensed Medium" w:cstheme="minorHAnsi"/>
+                <w:w w:val="90"/>
+                <w:sz w:val="26"/>
+                <w:szCs w:val="26"/>
+              </w:rPr>
+              <w:t>.</w:t>
+            </w:r>
+          </w:p>
+        </w:tc>
+        <w:tc>
+          <w:tcPr>
+            <w:tcW w:w="5669" w:type="dxa"/>
+            <w:tcMar>
+              <w:left w:w="28" w:type="dxa"/>
+              <w:right w:w="28" w:type="dxa"/>
+            </w:tcMar>
+          </w:tcPr>
+          <w:p>
+            <w:pPr>
+              <w:snapToGrid w:val="0"/>
+              <w:spacing w:line="300" w:lineRule="exact"/>
+              <w:jc w:val="both"/>
+              <w:rPr>
+                <w:rFonts w:ascii="Barlow Condensed Medium" w:eastAsia="標楷體" w:hAnsi="Barlow Condensed Medium" w:cstheme="minorHAnsi"/>
+                <w:w w:val="90"/>
+                <w:sz w:val="26"/>
+                <w:szCs w:val="26"/>
+              </w:rPr>
+            </w:pPr>
             <w:r>
               <w:rPr>
                 <w:rFonts w:ascii="Barlow Condensed Medium" w:eastAsia="標楷體" w:hAnsi="Barlow Condensed Medium" w:cstheme="minorHAnsi" w:hint="eastAsia"/>
@@ -2972,31 +2872,58 @@
                 <w:sz w:val="26"/>
                 <w:szCs w:val="26"/>
               </w:rPr>
-              <w:t>。</w:t>
-            </w:r>
-          </w:p>
-        </w:tc>
-      </w:tr>
-      <w:tr>
-        <w:tc>
-          <w:tcPr>
-            <w:tcW w:w="266" w:type="dxa"/>
-            <w:tcMar>
-              <w:left w:w="28" w:type="dxa"/>
-              <w:right w:w="28" w:type="dxa"/>
-            </w:tcMar>
-          </w:tcPr>
-          <w:p>
-            <w:pPr>
-              <w:snapToGrid w:val="0"/>
-              <w:spacing w:line="300" w:lineRule="exact"/>
-              <w:jc w:val="right"/>
+              <w:t>為台灣祈福，願</w:t>
+            </w:r>
+            <w:r>
+              <w:rPr>
+                <w:rFonts w:ascii="Barlow Condensed Medium" w:eastAsia="標楷體" w:hAnsi="Barlow Condensed Medium" w:cstheme="minorHAnsi" w:hint="eastAsia"/>
+                <w:w w:val="90"/>
+                <w:sz w:val="26"/>
+                <w:szCs w:val="26"/>
+              </w:rPr>
+              <w:t>2026</w:t>
+            </w:r>
+            <w:r>
+              <w:rPr>
+                <w:rFonts w:ascii="Barlow Condensed Medium" w:eastAsia="標楷體" w:hAnsi="Barlow Condensed Medium" w:cstheme="minorHAnsi" w:hint="eastAsia"/>
+                <w:w w:val="90"/>
+                <w:sz w:val="26"/>
+                <w:szCs w:val="26"/>
+              </w:rPr>
+              <w:t>年全民為守護台灣更同心、更團結，求真相除詐騙，以及求真　神棄偶像</w:t>
+            </w:r>
+            <w:r>
               <w:rPr>
                 <w:rFonts w:ascii="Barlow Condensed Medium" w:eastAsia="標楷體" w:hAnsi="Barlow Condensed Medium" w:cstheme="minorHAnsi"/>
                 <w:w w:val="90"/>
                 <w:sz w:val="26"/>
                 <w:szCs w:val="26"/>
               </w:rPr>
+              <w:t>。</w:t>
+            </w:r>
+          </w:p>
+        </w:tc>
+      </w:tr>
+      <w:tr>
+        <w:tc>
+          <w:tcPr>
+            <w:tcW w:w="266" w:type="dxa"/>
+            <w:tcMar>
+              <w:left w:w="28" w:type="dxa"/>
+              <w:right w:w="28" w:type="dxa"/>
+            </w:tcMar>
+          </w:tcPr>
+          <w:p>
+            <w:pPr>
+              <w:snapToGrid w:val="0"/>
+              <w:spacing w:line="300" w:lineRule="exact"/>
+              <w:jc w:val="right"/>
+              <w:rPr>
+                <w:rFonts w:ascii="Barlow Condensed Medium" w:eastAsia="標楷體" w:hAnsi="Barlow Condensed Medium" w:cstheme="minorHAnsi"/>
+                <w:w w:val="90"/>
+                <w:sz w:val="26"/>
+                <w:szCs w:val="26"/>
+              </w:rPr>
             </w:pPr>
             <w:r>
               <w:rPr>
@@ -3005,7 +2932,7 @@
                 <w:sz w:val="26"/>
                 <w:szCs w:val="26"/>
               </w:rPr>
-              <w:t>2</w:t>
+              <w:t>3</w:t>
             </w:r>
             <w:r>
               <w:rPr>
@@ -3040,12 +2967,130 @@
             </w:pPr>
             <w:r>
               <w:rPr>
+                <w:rFonts w:ascii="Barlow Condensed Medium" w:eastAsia="標楷體" w:hAnsi="Barlow Condensed Medium" w:cs="Segoe UI Symbol"/>
+                <w:w w:val="90"/>
+                <w:sz w:val="26"/>
+                <w:szCs w:val="26"/>
+              </w:rPr>
+              <w:t>為</w:t>
+            </w:r>
+            <w:r>
+              <w:rPr>
+                <w:rFonts w:ascii="Barlow Condensed Medium" w:eastAsia="標楷體" w:hAnsi="Barlow Condensed Medium" w:cs="Segoe UI Symbol"/>
+                <w:w w:val="90"/>
+                <w:sz w:val="26"/>
+                <w:szCs w:val="26"/>
+              </w:rPr>
+              <w:t>2026</w:t>
+            </w:r>
+            <w:r>
+              <w:rPr>
+                <w:rFonts w:ascii="Barlow Condensed Medium" w:eastAsia="標楷體" w:hAnsi="Barlow Condensed Medium" w:cs="Segoe UI Symbol"/>
+                <w:w w:val="90"/>
+                <w:sz w:val="26"/>
+                <w:szCs w:val="26"/>
+              </w:rPr>
+              <w:t>年本會</w:t>
+            </w:r>
+            <w:r>
+              <w:rPr>
+                <w:rFonts w:ascii="Barlow Condensed Medium" w:eastAsia="標楷體" w:hAnsi="Barlow Condensed Medium" w:cs="Segoe UI Symbol" w:hint="eastAsia"/>
+                <w:w w:val="90"/>
+                <w:sz w:val="26"/>
+                <w:szCs w:val="26"/>
+              </w:rPr>
+              <w:t>各項</w:t>
+            </w:r>
+            <w:r>
+              <w:rPr>
+                <w:rFonts w:ascii="Barlow Condensed Medium" w:eastAsia="標楷體" w:hAnsi="Barlow Condensed Medium" w:cs="Segoe UI Symbol"/>
+                <w:w w:val="90"/>
+                <w:sz w:val="26"/>
+                <w:szCs w:val="26"/>
+              </w:rPr>
+              <w:t>事工代禱</w:t>
+            </w:r>
+            <w:r>
+              <w:rPr>
+                <w:rFonts w:ascii="Barlow Condensed Medium" w:eastAsia="標楷體" w:hAnsi="Barlow Condensed Medium" w:cstheme="minorHAnsi"/>
+                <w:w w:val="90"/>
+                <w:sz w:val="26"/>
+                <w:szCs w:val="26"/>
+              </w:rPr>
+              <w:t>。</w:t>
+            </w:r>
+          </w:p>
+        </w:tc>
+      </w:tr>
+      <w:tr>
+        <w:tc>
+          <w:tcPr>
+            <w:tcW w:w="266" w:type="dxa"/>
+            <w:tcMar>
+              <w:left w:w="28" w:type="dxa"/>
+              <w:right w:w="28" w:type="dxa"/>
+            </w:tcMar>
+          </w:tcPr>
+          <w:p>
+            <w:pPr>
+              <w:snapToGrid w:val="0"/>
+              <w:spacing w:line="300" w:lineRule="exact"/>
+              <w:jc w:val="right"/>
+              <w:rPr>
+                <w:rFonts w:ascii="Barlow Condensed Medium" w:eastAsia="標楷體" w:hAnsi="Barlow Condensed Medium" w:cstheme="minorHAnsi"/>
+                <w:w w:val="90"/>
+                <w:sz w:val="26"/>
+                <w:szCs w:val="26"/>
+              </w:rPr>
+            </w:pPr>
+            <w:r>
+              <w:rPr>
                 <w:rFonts w:ascii="Barlow Condensed Medium" w:eastAsia="標楷體" w:hAnsi="Barlow Condensed Medium" w:cstheme="minorHAnsi" w:hint="eastAsia"/>
                 <w:w w:val="90"/>
                 <w:sz w:val="26"/>
                 <w:szCs w:val="26"/>
               </w:rPr>
-              <w:t>為台灣祈福，願</w:t>
+              <w:t>4</w:t>
+            </w:r>
+            <w:r>
+              <w:rPr>
+                <w:rFonts w:ascii="Barlow Condensed Medium" w:eastAsia="標楷體" w:hAnsi="Barlow Condensed Medium" w:cstheme="minorHAnsi"/>
+                <w:w w:val="90"/>
+                <w:sz w:val="26"/>
+                <w:szCs w:val="26"/>
+              </w:rPr>
+              <w:t>.</w:t>
+            </w:r>
+          </w:p>
+        </w:tc>
+        <w:tc>
+          <w:tcPr>
+            <w:tcW w:w="5669" w:type="dxa"/>
+            <w:tcMar>
+              <w:left w:w="28" w:type="dxa"/>
+              <w:right w:w="28" w:type="dxa"/>
+            </w:tcMar>
+          </w:tcPr>
+          <w:p>
+            <w:pPr>
+              <w:snapToGrid w:val="0"/>
+              <w:spacing w:line="300" w:lineRule="exact"/>
+              <w:jc w:val="both"/>
+              <w:rPr>
+                <w:rFonts w:ascii="Barlow Condensed Medium" w:eastAsia="標楷體" w:hAnsi="Barlow Condensed Medium" w:cstheme="minorHAnsi"/>
+                <w:w w:val="90"/>
+                <w:sz w:val="26"/>
+                <w:szCs w:val="26"/>
+              </w:rPr>
+            </w:pPr>
+            <w:r>
+              <w:rPr>
+                <w:rFonts w:ascii="Barlow Condensed Medium" w:eastAsia="標楷體" w:hAnsi="Barlow Condensed Medium" w:cstheme="minorHAnsi"/>
+                <w:w w:val="90"/>
+                <w:sz w:val="26"/>
+                <w:szCs w:val="26"/>
+              </w:rPr>
+              <w:t>為</w:t>
             </w:r>
             <w:r>
               <w:rPr>
@@ -3054,7 +3099,16 @@
                 <w:sz w:val="26"/>
                 <w:szCs w:val="26"/>
               </w:rPr>
-              <w:t>2026</w:t>
+              <w:t>教會所有</w:t>
+            </w:r>
+            <w:r>
+              <w:rPr>
+                <w:rFonts w:ascii="Barlow Condensed Medium" w:eastAsia="標楷體" w:hAnsi="Barlow Condensed Medium" w:cstheme="minorHAnsi"/>
+                <w:w w:val="90"/>
+                <w:sz w:val="26"/>
+                <w:szCs w:val="26"/>
+              </w:rPr>
+              <w:t>任職同工的事奉</w:t>
             </w:r>
             <w:r>
               <w:rPr>
@@ -3063,19 +3117,8 @@
                 <w:sz w:val="26"/>
                 <w:szCs w:val="26"/>
               </w:rPr>
-              <w:t xml:space="preserve">年全民為守護台灣更同心、更團結，求真相除詐騙，以及求真　</w:t>
-            </w:r>
-            <w:proofErr w:type="gramStart"/>
-            <w:r>
-              <w:rPr>
-                <w:rFonts w:ascii="Barlow Condensed Medium" w:eastAsia="標楷體" w:hAnsi="Barlow Condensed Medium" w:cstheme="minorHAnsi" w:hint="eastAsia"/>
-                <w:w w:val="90"/>
-                <w:sz w:val="26"/>
-                <w:szCs w:val="26"/>
-              </w:rPr>
-              <w:t>神棄偶像</w:t>
-            </w:r>
-            <w:proofErr w:type="gramEnd"/>
+              <w:t>、工作</w:t>
+            </w:r>
             <w:r>
               <w:rPr>
                 <w:rFonts w:ascii="Barlow Condensed Medium" w:eastAsia="標楷體" w:hAnsi="Barlow Condensed Medium" w:cstheme="minorHAnsi"/>
@@ -3083,265 +3126,7 @@
                 <w:sz w:val="26"/>
                 <w:szCs w:val="26"/>
               </w:rPr>
-              <w:t>。</w:t>
-            </w:r>
-          </w:p>
-        </w:tc>
-      </w:tr>
-      <w:tr>
-        <w:tc>
-          <w:tcPr>
-            <w:tcW w:w="266" w:type="dxa"/>
-            <w:tcMar>
-              <w:left w:w="28" w:type="dxa"/>
-              <w:right w:w="28" w:type="dxa"/>
-            </w:tcMar>
-          </w:tcPr>
-          <w:p>
-            <w:pPr>
-              <w:snapToGrid w:val="0"/>
-              <w:spacing w:line="300" w:lineRule="exact"/>
-              <w:jc w:val="right"/>
-              <w:rPr>
-                <w:rFonts w:ascii="Barlow Condensed Medium" w:eastAsia="標楷體" w:hAnsi="Barlow Condensed Medium" w:cstheme="minorHAnsi"/>
-                <w:w w:val="90"/>
-                <w:sz w:val="26"/>
-                <w:szCs w:val="26"/>
-              </w:rPr>
-            </w:pPr>
-            <w:r>
-              <w:rPr>
-                <w:rFonts w:ascii="Barlow Condensed Medium" w:eastAsia="標楷體" w:hAnsi="Barlow Condensed Medium" w:cstheme="minorHAnsi" w:hint="eastAsia"/>
-                <w:w w:val="90"/>
-                <w:sz w:val="26"/>
-                <w:szCs w:val="26"/>
-              </w:rPr>
-              <w:t>3</w:t>
-            </w:r>
-            <w:r>
-              <w:rPr>
-                <w:rFonts w:ascii="Barlow Condensed Medium" w:eastAsia="標楷體" w:hAnsi="Barlow Condensed Medium" w:cstheme="minorHAnsi"/>
-                <w:w w:val="90"/>
-                <w:sz w:val="26"/>
-                <w:szCs w:val="26"/>
-              </w:rPr>
-              <w:t>.</w:t>
-            </w:r>
-          </w:p>
-        </w:tc>
-        <w:tc>
-          <w:tcPr>
-            <w:tcW w:w="5669" w:type="dxa"/>
-            <w:tcMar>
-              <w:left w:w="28" w:type="dxa"/>
-              <w:right w:w="28" w:type="dxa"/>
-            </w:tcMar>
-          </w:tcPr>
-          <w:p>
-            <w:pPr>
-              <w:snapToGrid w:val="0"/>
-              <w:spacing w:line="300" w:lineRule="exact"/>
-              <w:jc w:val="both"/>
-              <w:rPr>
-                <w:rFonts w:ascii="Barlow Condensed Medium" w:eastAsia="標楷體" w:hAnsi="Barlow Condensed Medium" w:cstheme="minorHAnsi"/>
-                <w:w w:val="90"/>
-                <w:sz w:val="26"/>
-                <w:szCs w:val="26"/>
-              </w:rPr>
-            </w:pPr>
-            <w:r>
-              <w:rPr>
-                <w:rFonts w:ascii="Barlow Condensed Medium" w:eastAsia="標楷體" w:hAnsi="Barlow Condensed Medium" w:cs="Segoe UI Symbol"/>
-                <w:w w:val="90"/>
-                <w:sz w:val="26"/>
-                <w:szCs w:val="26"/>
-              </w:rPr>
-              <w:t>為</w:t>
-            </w:r>
-            <w:r>
-              <w:rPr>
-                <w:rFonts w:ascii="Barlow Condensed Medium" w:eastAsia="標楷體" w:hAnsi="Barlow Condensed Medium" w:cs="Segoe UI Symbol"/>
-                <w:w w:val="90"/>
-                <w:sz w:val="26"/>
-                <w:szCs w:val="26"/>
-              </w:rPr>
-              <w:t>2026</w:t>
-            </w:r>
-            <w:r>
-              <w:rPr>
-                <w:rFonts w:ascii="Barlow Condensed Medium" w:eastAsia="標楷體" w:hAnsi="Barlow Condensed Medium" w:cs="Segoe UI Symbol"/>
-                <w:w w:val="90"/>
-                <w:sz w:val="26"/>
-                <w:szCs w:val="26"/>
-              </w:rPr>
-              <w:t>年本會</w:t>
-            </w:r>
-            <w:r>
-              <w:rPr>
-                <w:rFonts w:ascii="Barlow Condensed Medium" w:eastAsia="標楷體" w:hAnsi="Barlow Condensed Medium" w:cs="Segoe UI Symbol" w:hint="eastAsia"/>
-                <w:w w:val="90"/>
-                <w:sz w:val="26"/>
-                <w:szCs w:val="26"/>
-              </w:rPr>
-              <w:t>各項</w:t>
-            </w:r>
-            <w:r>
-              <w:rPr>
-                <w:rFonts w:ascii="Barlow Condensed Medium" w:eastAsia="標楷體" w:hAnsi="Barlow Condensed Medium" w:cs="Segoe UI Symbol"/>
-                <w:w w:val="90"/>
-                <w:sz w:val="26"/>
-                <w:szCs w:val="26"/>
-              </w:rPr>
-              <w:t>事</w:t>
-            </w:r>
-            <w:proofErr w:type="gramStart"/>
-            <w:r>
-              <w:rPr>
-                <w:rFonts w:ascii="Barlow Condensed Medium" w:eastAsia="標楷體" w:hAnsi="Barlow Condensed Medium" w:cs="Segoe UI Symbol"/>
-                <w:w w:val="90"/>
-                <w:sz w:val="26"/>
-                <w:szCs w:val="26"/>
-              </w:rPr>
-              <w:t>工代禱</w:t>
-            </w:r>
-            <w:proofErr w:type="gramEnd"/>
-            <w:r>
-              <w:rPr>
-                <w:rFonts w:ascii="Barlow Condensed Medium" w:eastAsia="標楷體" w:hAnsi="Barlow Condensed Medium" w:cstheme="minorHAnsi"/>
-                <w:w w:val="90"/>
-                <w:sz w:val="26"/>
-                <w:szCs w:val="26"/>
-              </w:rPr>
-              <w:t>。</w:t>
-            </w:r>
-          </w:p>
-        </w:tc>
-      </w:tr>
-      <w:tr>
-        <w:tc>
-          <w:tcPr>
-            <w:tcW w:w="266" w:type="dxa"/>
-            <w:tcMar>
-              <w:left w:w="28" w:type="dxa"/>
-              <w:right w:w="28" w:type="dxa"/>
-            </w:tcMar>
-          </w:tcPr>
-          <w:p>
-            <w:pPr>
-              <w:snapToGrid w:val="0"/>
-              <w:spacing w:line="300" w:lineRule="exact"/>
-              <w:jc w:val="right"/>
-              <w:rPr>
-                <w:rFonts w:ascii="Barlow Condensed Medium" w:eastAsia="標楷體" w:hAnsi="Barlow Condensed Medium" w:cstheme="minorHAnsi"/>
-                <w:w w:val="90"/>
-                <w:sz w:val="26"/>
-                <w:szCs w:val="26"/>
-              </w:rPr>
-            </w:pPr>
-            <w:r>
-              <w:rPr>
-                <w:rFonts w:ascii="Barlow Condensed Medium" w:eastAsia="標楷體" w:hAnsi="Barlow Condensed Medium" w:cstheme="minorHAnsi" w:hint="eastAsia"/>
-                <w:w w:val="90"/>
-                <w:sz w:val="26"/>
-                <w:szCs w:val="26"/>
-              </w:rPr>
-              <w:t>4</w:t>
-            </w:r>
-            <w:r>
-              <w:rPr>
-                <w:rFonts w:ascii="Barlow Condensed Medium" w:eastAsia="標楷體" w:hAnsi="Barlow Condensed Medium" w:cstheme="minorHAnsi"/>
-                <w:w w:val="90"/>
-                <w:sz w:val="26"/>
-                <w:szCs w:val="26"/>
-              </w:rPr>
-              <w:t>.</w:t>
-            </w:r>
-          </w:p>
-        </w:tc>
-        <w:tc>
-          <w:tcPr>
-            <w:tcW w:w="5669" w:type="dxa"/>
-            <w:tcMar>
-              <w:left w:w="28" w:type="dxa"/>
-              <w:right w:w="28" w:type="dxa"/>
-            </w:tcMar>
-          </w:tcPr>
-          <w:p>
-            <w:pPr>
-              <w:snapToGrid w:val="0"/>
-              <w:spacing w:line="300" w:lineRule="exact"/>
-              <w:jc w:val="both"/>
-              <w:rPr>
-                <w:rFonts w:ascii="Barlow Condensed Medium" w:eastAsia="標楷體" w:hAnsi="Barlow Condensed Medium" w:cstheme="minorHAnsi"/>
-                <w:w w:val="90"/>
-                <w:sz w:val="26"/>
-                <w:szCs w:val="26"/>
-              </w:rPr>
-            </w:pPr>
-            <w:r>
-              <w:rPr>
-                <w:rFonts w:ascii="Barlow Condensed Medium" w:eastAsia="標楷體" w:hAnsi="Barlow Condensed Medium" w:cstheme="minorHAnsi"/>
-                <w:w w:val="90"/>
-                <w:sz w:val="26"/>
-                <w:szCs w:val="26"/>
-              </w:rPr>
-              <w:t>為</w:t>
-            </w:r>
-            <w:r>
-              <w:rPr>
-                <w:rFonts w:ascii="Barlow Condensed Medium" w:eastAsia="標楷體" w:hAnsi="Barlow Condensed Medium" w:cstheme="minorHAnsi" w:hint="eastAsia"/>
-                <w:w w:val="90"/>
-                <w:sz w:val="26"/>
-                <w:szCs w:val="26"/>
-              </w:rPr>
-              <w:t>教會所有</w:t>
-            </w:r>
-            <w:r>
-              <w:rPr>
-                <w:rFonts w:ascii="Barlow Condensed Medium" w:eastAsia="標楷體" w:hAnsi="Barlow Condensed Medium" w:cstheme="minorHAnsi"/>
-                <w:w w:val="90"/>
-                <w:sz w:val="26"/>
-                <w:szCs w:val="26"/>
-              </w:rPr>
-              <w:t>任職同工的事奉</w:t>
-            </w:r>
-            <w:r>
-              <w:rPr>
-                <w:rFonts w:ascii="Barlow Condensed Medium" w:eastAsia="標楷體" w:hAnsi="Barlow Condensed Medium" w:cstheme="minorHAnsi" w:hint="eastAsia"/>
-                <w:w w:val="90"/>
-                <w:sz w:val="26"/>
-                <w:szCs w:val="26"/>
-              </w:rPr>
-              <w:t>、工作</w:t>
-            </w:r>
-            <w:r>
-              <w:rPr>
-                <w:rFonts w:ascii="Barlow Condensed Medium" w:eastAsia="標楷體" w:hAnsi="Barlow Condensed Medium" w:cstheme="minorHAnsi"/>
-                <w:w w:val="90"/>
-                <w:sz w:val="26"/>
-                <w:szCs w:val="26"/>
-              </w:rPr>
-              <w:t>和</w:t>
-            </w:r>
-            <w:proofErr w:type="gramStart"/>
-            <w:r>
-              <w:rPr>
-                <w:rFonts w:ascii="Barlow Condensed Medium" w:eastAsia="標楷體" w:hAnsi="Barlow Condensed Medium" w:cstheme="minorHAnsi"/>
-                <w:w w:val="90"/>
-                <w:sz w:val="26"/>
-                <w:szCs w:val="26"/>
-              </w:rPr>
-              <w:t>家庭代禱</w:t>
-            </w:r>
-            <w:proofErr w:type="gramEnd"/>
-            <w:r>
-              <w:rPr>
-                <w:rFonts w:ascii="Barlow Condensed Medium" w:eastAsia="標楷體" w:hAnsi="Barlow Condensed Medium" w:cstheme="minorHAnsi"/>
-                <w:w w:val="90"/>
-                <w:sz w:val="26"/>
-                <w:szCs w:val="26"/>
-              </w:rPr>
-              <w:t>。</w:t>
+              <w:t>和家庭代禱。</w:t>
             </w:r>
           </w:p>
         </w:tc>
@@ -3503,9 +3288,8 @@
                 <w:sz w:val="26"/>
                 <w:szCs w:val="26"/>
               </w:rPr>
-              <w:t>兄</w:t>
-            </w:r>
-            <w:proofErr w:type="gramStart"/>
+              <w:t>兄姊</w:t>
+            </w:r>
             <w:r>
               <w:rPr>
                 <w:rFonts w:ascii="Barlow Condensed Medium" w:eastAsia="華康中黑體" w:hAnsi="Barlow Condensed Medium" w:cs="Segoe UI Symbol"/>
@@ -3513,9 +3297,8 @@
                 <w:sz w:val="26"/>
                 <w:szCs w:val="26"/>
               </w:rPr>
-              <w:t>姊</w:t>
-            </w:r>
-            <w:proofErr w:type="gramEnd"/>
+              <w:t>利用代禱卡</w:t>
+            </w:r>
             <w:r>
               <w:rPr>
                 <w:rFonts w:ascii="Barlow Condensed Medium" w:eastAsia="華康中黑體" w:hAnsi="Barlow Condensed Medium" w:cs="Segoe UI Symbol"/>
@@ -3523,9 +3306,8 @@
                 <w:sz w:val="26"/>
                 <w:szCs w:val="26"/>
               </w:rPr>
-              <w:t>利用</w:t>
-            </w:r>
-            <w:proofErr w:type="gramStart"/>
+              <w:t>(</w:t>
+            </w:r>
             <w:r>
               <w:rPr>
                 <w:rFonts w:ascii="Barlow Condensed Medium" w:eastAsia="華康中黑體" w:hAnsi="Barlow Condensed Medium" w:cs="Segoe UI Symbol"/>
@@ -3533,9 +3315,8 @@
                 <w:sz w:val="26"/>
                 <w:szCs w:val="26"/>
               </w:rPr>
-              <w:t>代禱卡</w:t>
-            </w:r>
-            <w:proofErr w:type="gramEnd"/>
+              <w:t>於招待桌上</w:t>
+            </w:r>
             <w:r>
               <w:rPr>
                 <w:rFonts w:ascii="Barlow Condensed Medium" w:eastAsia="華康中黑體" w:hAnsi="Barlow Condensed Medium" w:cs="Segoe UI Symbol"/>
@@ -3543,7 +3324,7 @@
                 <w:sz w:val="26"/>
                 <w:szCs w:val="26"/>
               </w:rPr>
-              <w:t>(</w:t>
+              <w:t>)</w:t>
             </w:r>
             <w:r>
               <w:rPr>
@@ -3552,36 +3333,7 @@
                 <w:sz w:val="26"/>
                 <w:szCs w:val="26"/>
               </w:rPr>
-              <w:t>於招待桌上</w:t>
-            </w:r>
-            <w:r>
-              <w:rPr>
-                <w:rFonts w:ascii="Barlow Condensed Medium" w:eastAsia="華康中黑體" w:hAnsi="Barlow Condensed Medium" w:cs="Segoe UI Symbol"/>
-                <w:w w:val="90"/>
-                <w:sz w:val="26"/>
-                <w:szCs w:val="26"/>
-              </w:rPr>
-              <w:t>)</w:t>
-            </w:r>
-            <w:proofErr w:type="gramStart"/>
-            <w:r>
-              <w:rPr>
-                <w:rFonts w:ascii="Barlow Condensed Medium" w:eastAsia="華康中黑體" w:hAnsi="Barlow Condensed Medium" w:cs="Segoe UI Symbol"/>
-                <w:w w:val="90"/>
-                <w:sz w:val="26"/>
-                <w:szCs w:val="26"/>
-              </w:rPr>
-              <w:t>投代禱</w:t>
-            </w:r>
-            <w:proofErr w:type="gramEnd"/>
-            <w:r>
-              <w:rPr>
-                <w:rFonts w:ascii="Barlow Condensed Medium" w:eastAsia="華康中黑體" w:hAnsi="Barlow Condensed Medium" w:cs="Segoe UI Symbol"/>
-                <w:w w:val="90"/>
-                <w:sz w:val="26"/>
-                <w:szCs w:val="26"/>
-              </w:rPr>
-              <w:t>信箱。</w:t>
+              <w:t>投代禱信箱。</w:t>
             </w:r>
           </w:p>
         </w:tc>
@@ -3923,7 +3675,7 @@
           <w:sz w:val="26"/>
           <w:szCs w:val="26"/>
         </w:rPr>
-        <w:t>謳咾與尊貴</w:t>
+        <w:t>我心尊主做大</w:t>
       </w:r>
       <w:r>
         <w:rPr>
@@ -3949,7 +3701,6 @@
           <w:szCs w:val="26"/>
         </w:rPr>
       </w:pPr>
-      <w:proofErr w:type="gramStart"/>
       <w:r>
         <w:rPr>
           <w:rFonts w:asciiTheme="majorBidi" w:eastAsia="標楷體" w:hAnsiTheme="majorBidi" w:cstheme="majorBidi" w:hint="eastAsia"/>
@@ -3958,18 +3709,7 @@
           <w:sz w:val="26"/>
           <w:szCs w:val="26"/>
         </w:rPr>
-        <w:t>謳咾</w:t>
-      </w:r>
-      <w:proofErr w:type="gramEnd"/>
-      <w:r>
-        <w:rPr>
-          <w:rFonts w:asciiTheme="majorBidi" w:eastAsia="標楷體" w:hAnsiTheme="majorBidi" w:cstheme="majorBidi" w:hint="eastAsia"/>
-          <w:bCs/>
-          <w:w w:val="80"/>
-          <w:sz w:val="26"/>
-          <w:szCs w:val="26"/>
-        </w:rPr>
-        <w:t>與尊貴，哦！榮耀與權勢，</w:t>
+        <w:t>我心讚美上帝的所做，彰顯主榮光、尊貴到萬世。</w:t>
       </w:r>
     </w:p>
     <w:p>
@@ -3993,29 +3733,7 @@
           <w:sz w:val="26"/>
           <w:szCs w:val="26"/>
         </w:rPr>
-        <w:t>永遠</w:t>
-      </w:r>
-      <w:proofErr w:type="gramStart"/>
-      <w:r>
-        <w:rPr>
-          <w:rFonts w:asciiTheme="majorBidi" w:eastAsia="標楷體" w:hAnsiTheme="majorBidi" w:cstheme="majorBidi" w:hint="eastAsia"/>
-          <w:bCs/>
-          <w:w w:val="80"/>
-          <w:sz w:val="26"/>
-          <w:szCs w:val="26"/>
-        </w:rPr>
-        <w:t>攏屬主</w:t>
-      </w:r>
-      <w:proofErr w:type="gramEnd"/>
-      <w:r>
-        <w:rPr>
-          <w:rFonts w:asciiTheme="majorBidi" w:eastAsia="標楷體" w:hAnsiTheme="majorBidi" w:cstheme="majorBidi" w:hint="eastAsia"/>
-          <w:bCs/>
-          <w:w w:val="80"/>
-          <w:sz w:val="26"/>
-          <w:szCs w:val="26"/>
-        </w:rPr>
-        <w:t>上帝。</w:t>
+        <w:t>看！天頂眾星辰的運行，講起上帝創造大權能。</w:t>
       </w:r>
     </w:p>
     <w:p>
@@ -4031,7 +3749,6 @@
           <w:szCs w:val="26"/>
         </w:rPr>
       </w:pPr>
-      <w:proofErr w:type="gramStart"/>
       <w:r>
         <w:rPr>
           <w:rFonts w:asciiTheme="majorBidi" w:eastAsia="標楷體" w:hAnsiTheme="majorBidi" w:cstheme="majorBidi" w:hint="eastAsia"/>
@@ -4040,18 +3757,7 @@
           <w:sz w:val="26"/>
           <w:szCs w:val="26"/>
         </w:rPr>
-        <w:t>謳咾</w:t>
-      </w:r>
-      <w:proofErr w:type="gramEnd"/>
-      <w:r>
-        <w:rPr>
-          <w:rFonts w:asciiTheme="majorBidi" w:eastAsia="標楷體" w:hAnsiTheme="majorBidi" w:cstheme="majorBidi" w:hint="eastAsia"/>
-          <w:bCs/>
-          <w:w w:val="80"/>
-          <w:sz w:val="26"/>
-          <w:szCs w:val="26"/>
-        </w:rPr>
-        <w:t>與尊貴，哦！榮耀與權勢，</w:t>
+        <w:t>我的心敬畏永活上帝，祂愛疼永無變換。</w:t>
       </w:r>
     </w:p>
     <w:p>
@@ -4075,73 +3781,7 @@
           <w:sz w:val="26"/>
           <w:szCs w:val="26"/>
         </w:rPr>
-        <w:t>攏歸</w:t>
-      </w:r>
-      <w:proofErr w:type="gramStart"/>
-      <w:r>
-        <w:rPr>
-          <w:rFonts w:asciiTheme="majorBidi" w:eastAsia="標楷體" w:hAnsiTheme="majorBidi" w:cstheme="majorBidi" w:hint="eastAsia"/>
-          <w:bCs/>
-          <w:w w:val="80"/>
-          <w:sz w:val="26"/>
-          <w:szCs w:val="26"/>
-        </w:rPr>
-        <w:t>佇</w:t>
-      </w:r>
-      <w:proofErr w:type="gramEnd"/>
-      <w:r>
-        <w:rPr>
-          <w:rFonts w:asciiTheme="majorBidi" w:eastAsia="標楷體" w:hAnsiTheme="majorBidi" w:cstheme="majorBidi" w:hint="eastAsia"/>
-          <w:bCs/>
-          <w:w w:val="80"/>
-          <w:sz w:val="26"/>
-          <w:szCs w:val="26"/>
-        </w:rPr>
-        <w:t>赦罪的羊羔，</w:t>
-      </w:r>
-      <w:proofErr w:type="gramStart"/>
-      <w:r>
-        <w:rPr>
-          <w:rFonts w:asciiTheme="majorBidi" w:eastAsia="標楷體" w:hAnsiTheme="majorBidi" w:cstheme="majorBidi" w:hint="eastAsia"/>
-          <w:bCs/>
-          <w:w w:val="80"/>
-          <w:sz w:val="26"/>
-          <w:szCs w:val="26"/>
-        </w:rPr>
-        <w:t>祂</w:t>
-      </w:r>
-      <w:proofErr w:type="gramEnd"/>
-      <w:r>
-        <w:rPr>
-          <w:rFonts w:asciiTheme="majorBidi" w:eastAsia="標楷體" w:hAnsiTheme="majorBidi" w:cstheme="majorBidi" w:hint="eastAsia"/>
-          <w:bCs/>
-          <w:w w:val="80"/>
-          <w:sz w:val="26"/>
-          <w:szCs w:val="26"/>
-        </w:rPr>
-        <w:t>坐</w:t>
-      </w:r>
-      <w:proofErr w:type="gramStart"/>
-      <w:r>
-        <w:rPr>
-          <w:rFonts w:asciiTheme="majorBidi" w:eastAsia="標楷體" w:hAnsiTheme="majorBidi" w:cstheme="majorBidi" w:hint="eastAsia"/>
-          <w:bCs/>
-          <w:w w:val="80"/>
-          <w:sz w:val="26"/>
-          <w:szCs w:val="26"/>
-        </w:rPr>
-        <w:t>佇</w:t>
-      </w:r>
-      <w:proofErr w:type="gramEnd"/>
-      <w:r>
-        <w:rPr>
-          <w:rFonts w:asciiTheme="majorBidi" w:eastAsia="標楷體" w:hAnsiTheme="majorBidi" w:cstheme="majorBidi" w:hint="eastAsia"/>
-          <w:bCs/>
-          <w:w w:val="80"/>
-          <w:sz w:val="26"/>
-          <w:szCs w:val="26"/>
-        </w:rPr>
-        <w:t>寶座。</w:t>
+        <w:t>哈利路亞！哈利路亞！我心尊主做大。</w:t>
       </w:r>
     </w:p>
     <w:p>
@@ -4157,7 +3797,6 @@
           <w:szCs w:val="26"/>
         </w:rPr>
       </w:pPr>
-      <w:proofErr w:type="gramStart"/>
       <w:r>
         <w:rPr>
           <w:rFonts w:asciiTheme="majorBidi" w:eastAsia="標楷體" w:hAnsiTheme="majorBidi" w:cstheme="majorBidi" w:hint="eastAsia"/>
@@ -4166,40 +3805,7 @@
           <w:sz w:val="26"/>
           <w:szCs w:val="26"/>
         </w:rPr>
-        <w:t>跪落敬拜祂</w:t>
-      </w:r>
-      <w:proofErr w:type="gramEnd"/>
-      <w:r>
-        <w:rPr>
-          <w:rFonts w:asciiTheme="majorBidi" w:eastAsia="標楷體" w:hAnsiTheme="majorBidi" w:cstheme="majorBidi" w:hint="eastAsia"/>
-          <w:bCs/>
-          <w:w w:val="80"/>
-          <w:sz w:val="26"/>
-          <w:szCs w:val="26"/>
-        </w:rPr>
-        <w:t>，虔誠來仰望</w:t>
-      </w:r>
-      <w:proofErr w:type="gramStart"/>
-      <w:r>
-        <w:rPr>
-          <w:rFonts w:asciiTheme="majorBidi" w:eastAsia="標楷體" w:hAnsiTheme="majorBidi" w:cstheme="majorBidi" w:hint="eastAsia"/>
-          <w:bCs/>
-          <w:w w:val="80"/>
-          <w:sz w:val="26"/>
-          <w:szCs w:val="26"/>
-        </w:rPr>
-        <w:t>祂</w:t>
-      </w:r>
-      <w:proofErr w:type="gramEnd"/>
-      <w:r>
-        <w:rPr>
-          <w:rFonts w:asciiTheme="majorBidi" w:eastAsia="標楷體" w:hAnsiTheme="majorBidi" w:cstheme="majorBidi" w:hint="eastAsia"/>
-          <w:bCs/>
-          <w:w w:val="80"/>
-          <w:sz w:val="26"/>
-          <w:szCs w:val="26"/>
-        </w:rPr>
-        <w:t>，</w:t>
+        <w:t>看！深海、高山的色彩，各項活物奇妙的安排。</w:t>
       </w:r>
     </w:p>
     <w:p>
@@ -4223,29 +3829,7 @@
           <w:sz w:val="26"/>
           <w:szCs w:val="26"/>
         </w:rPr>
-        <w:t>坐</w:t>
-      </w:r>
-      <w:proofErr w:type="gramStart"/>
-      <w:r>
-        <w:rPr>
-          <w:rFonts w:asciiTheme="majorBidi" w:eastAsia="標楷體" w:hAnsiTheme="majorBidi" w:cstheme="majorBidi" w:hint="eastAsia"/>
-          <w:bCs/>
-          <w:w w:val="80"/>
-          <w:sz w:val="26"/>
-          <w:szCs w:val="26"/>
-        </w:rPr>
-        <w:t>佇</w:t>
-      </w:r>
-      <w:proofErr w:type="gramEnd"/>
-      <w:r>
-        <w:rPr>
-          <w:rFonts w:asciiTheme="majorBidi" w:eastAsia="標楷體" w:hAnsiTheme="majorBidi" w:cstheme="majorBidi" w:hint="eastAsia"/>
-          <w:bCs/>
-          <w:w w:val="80"/>
-          <w:sz w:val="26"/>
-          <w:szCs w:val="26"/>
-        </w:rPr>
-        <w:t>寶座赦罪羊羔。</w:t>
+        <w:t>看！細子燦爛的笑容，表明上帝智慧與慈愛。</w:t>
       </w:r>
     </w:p>
     <w:p>
@@ -4261,7 +3845,6 @@
           <w:szCs w:val="26"/>
         </w:rPr>
       </w:pPr>
-      <w:proofErr w:type="gramStart"/>
       <w:r>
         <w:rPr>
           <w:rFonts w:asciiTheme="majorBidi" w:eastAsia="標楷體" w:hAnsiTheme="majorBidi" w:cstheme="majorBidi" w:hint="eastAsia"/>
@@ -4270,40 +3853,7 @@
           <w:sz w:val="26"/>
           <w:szCs w:val="26"/>
         </w:rPr>
-        <w:t>祂</w:t>
-      </w:r>
-      <w:proofErr w:type="gramEnd"/>
-      <w:r>
-        <w:rPr>
-          <w:rFonts w:asciiTheme="majorBidi" w:eastAsia="標楷體" w:hAnsiTheme="majorBidi" w:cstheme="majorBidi" w:hint="eastAsia"/>
-          <w:bCs/>
-          <w:w w:val="80"/>
-          <w:sz w:val="26"/>
-          <w:szCs w:val="26"/>
-        </w:rPr>
-        <w:t>名值得尊崇，</w:t>
-      </w:r>
-      <w:proofErr w:type="gramStart"/>
-      <w:r>
-        <w:rPr>
-          <w:rFonts w:asciiTheme="majorBidi" w:eastAsia="標楷體" w:hAnsiTheme="majorBidi" w:cstheme="majorBidi" w:hint="eastAsia"/>
-          <w:bCs/>
-          <w:w w:val="80"/>
-          <w:sz w:val="26"/>
-          <w:szCs w:val="26"/>
-        </w:rPr>
-        <w:t>祂</w:t>
-      </w:r>
-      <w:proofErr w:type="gramEnd"/>
-      <w:r>
-        <w:rPr>
-          <w:rFonts w:asciiTheme="majorBidi" w:eastAsia="標楷體" w:hAnsiTheme="majorBidi" w:cstheme="majorBidi" w:hint="eastAsia"/>
-          <w:bCs/>
-          <w:w w:val="80"/>
-          <w:sz w:val="26"/>
-          <w:szCs w:val="26"/>
-        </w:rPr>
-        <w:t>名充滿榮光，</w:t>
+        <w:t>我的心敬畏永活上帝，祂愛疼永無變換。</w:t>
       </w:r>
     </w:p>
     <w:p>
@@ -4327,39 +3877,7 @@
           <w:sz w:val="26"/>
           <w:szCs w:val="26"/>
         </w:rPr>
-        <w:t>榮耀與</w:t>
-      </w:r>
-      <w:proofErr w:type="gramStart"/>
-      <w:r>
-        <w:rPr>
-          <w:rFonts w:asciiTheme="majorBidi" w:eastAsia="標楷體" w:hAnsiTheme="majorBidi" w:cstheme="majorBidi" w:hint="eastAsia"/>
-          <w:bCs/>
-          <w:w w:val="80"/>
-          <w:sz w:val="26"/>
-          <w:szCs w:val="26"/>
-        </w:rPr>
-        <w:t>尊貴攏歸佇祂</w:t>
-      </w:r>
-      <w:proofErr w:type="gramEnd"/>
-      <w:r>
-        <w:rPr>
-          <w:rFonts w:asciiTheme="majorBidi" w:eastAsia="標楷體" w:hAnsiTheme="majorBidi" w:cstheme="majorBidi" w:hint="eastAsia"/>
-          <w:bCs/>
-          <w:w w:val="80"/>
-          <w:sz w:val="26"/>
-          <w:szCs w:val="26"/>
-        </w:rPr>
-        <w:t>。</w:t>
-      </w:r>
-      <w:r>
-        <w:rPr>
-          <w:rFonts w:asciiTheme="majorBidi" w:eastAsia="標楷體" w:hAnsiTheme="majorBidi" w:cstheme="majorBidi" w:hint="eastAsia"/>
-          <w:bCs/>
-          <w:w w:val="80"/>
-          <w:sz w:val="26"/>
-          <w:szCs w:val="26"/>
-        </w:rPr>
-        <w:t>X2</w:t>
+        <w:t>喔！哈利路亞！哈利路亞！</w:t>
       </w:r>
     </w:p>
     <w:p>
@@ -4375,7 +3893,6 @@
           <w:szCs w:val="26"/>
         </w:rPr>
       </w:pPr>
-      <w:proofErr w:type="gramStart"/>
       <w:r>
         <w:rPr>
           <w:rFonts w:asciiTheme="majorBidi" w:eastAsia="標楷體" w:hAnsiTheme="majorBidi" w:cstheme="majorBidi" w:hint="eastAsia"/>
@@ -4384,18 +3901,7 @@
           <w:sz w:val="26"/>
           <w:szCs w:val="26"/>
         </w:rPr>
-        <w:t>謳咾</w:t>
-      </w:r>
-      <w:proofErr w:type="gramEnd"/>
-      <w:r>
-        <w:rPr>
-          <w:rFonts w:asciiTheme="majorBidi" w:eastAsia="標楷體" w:hAnsiTheme="majorBidi" w:cstheme="majorBidi" w:hint="eastAsia"/>
-          <w:bCs/>
-          <w:w w:val="80"/>
-          <w:sz w:val="26"/>
-          <w:szCs w:val="26"/>
-        </w:rPr>
-        <w:t>與尊貴，榮耀與權勢，</w:t>
+        <w:t>我心尊主做大。</w:t>
       </w:r>
     </w:p>
     <w:p>
@@ -4419,29 +3925,7 @@
           <w:sz w:val="26"/>
           <w:szCs w:val="26"/>
         </w:rPr>
-        <w:t>永遠</w:t>
-      </w:r>
-      <w:proofErr w:type="gramStart"/>
-      <w:r>
-        <w:rPr>
-          <w:rFonts w:asciiTheme="majorBidi" w:eastAsia="標楷體" w:hAnsiTheme="majorBidi" w:cstheme="majorBidi" w:hint="eastAsia"/>
-          <w:bCs/>
-          <w:w w:val="80"/>
-          <w:sz w:val="26"/>
-          <w:szCs w:val="26"/>
-        </w:rPr>
-        <w:t>攏屬主</w:t>
-      </w:r>
-      <w:proofErr w:type="gramEnd"/>
-      <w:r>
-        <w:rPr>
-          <w:rFonts w:asciiTheme="majorBidi" w:eastAsia="標楷體" w:hAnsiTheme="majorBidi" w:cstheme="majorBidi" w:hint="eastAsia"/>
-          <w:bCs/>
-          <w:w w:val="80"/>
-          <w:sz w:val="26"/>
-          <w:szCs w:val="26"/>
-        </w:rPr>
-        <w:t>上帝。</w:t>
+        <w:t>哈利路亞，哈利路亞！哈利路亞，哈利路亞！</w:t>
       </w:r>
     </w:p>
     <w:p>
@@ -4457,7 +3941,6 @@
           <w:szCs w:val="26"/>
         </w:rPr>
       </w:pPr>
-      <w:proofErr w:type="gramStart"/>
       <w:r>
         <w:rPr>
           <w:rFonts w:asciiTheme="majorBidi" w:eastAsia="標楷體" w:hAnsiTheme="majorBidi" w:cstheme="majorBidi" w:hint="eastAsia"/>
@@ -4466,18 +3949,7 @@
           <w:sz w:val="26"/>
           <w:szCs w:val="26"/>
         </w:rPr>
-        <w:t>謳咾</w:t>
-      </w:r>
-      <w:proofErr w:type="gramEnd"/>
-      <w:r>
-        <w:rPr>
-          <w:rFonts w:asciiTheme="majorBidi" w:eastAsia="標楷體" w:hAnsiTheme="majorBidi" w:cstheme="majorBidi" w:hint="eastAsia"/>
-          <w:bCs/>
-          <w:w w:val="80"/>
-          <w:sz w:val="26"/>
-          <w:szCs w:val="26"/>
-        </w:rPr>
-        <w:t>與尊貴，榮耀與權勢，</w:t>
+        <w:t>讚美！讚美！讚美疼咱的上帝！</w:t>
       </w:r>
     </w:p>
     <w:p>
@@ -4501,29 +3973,7 @@
           <w:sz w:val="26"/>
           <w:szCs w:val="26"/>
         </w:rPr>
-        <w:t>攏歸</w:t>
-      </w:r>
-      <w:proofErr w:type="gramStart"/>
-      <w:r>
-        <w:rPr>
-          <w:rFonts w:asciiTheme="majorBidi" w:eastAsia="標楷體" w:hAnsiTheme="majorBidi" w:cstheme="majorBidi" w:hint="eastAsia"/>
-          <w:bCs/>
-          <w:w w:val="80"/>
-          <w:sz w:val="26"/>
-          <w:szCs w:val="26"/>
-        </w:rPr>
-        <w:t>佇</w:t>
-      </w:r>
-      <w:proofErr w:type="gramEnd"/>
-      <w:r>
-        <w:rPr>
-          <w:rFonts w:asciiTheme="majorBidi" w:eastAsia="標楷體" w:hAnsiTheme="majorBidi" w:cstheme="majorBidi" w:hint="eastAsia"/>
-          <w:bCs/>
-          <w:w w:val="80"/>
-          <w:sz w:val="26"/>
-          <w:szCs w:val="26"/>
-        </w:rPr>
-        <w:t>至尊的上帝，</w:t>
+        <w:t>看！上帝為救咱來犧牲，使咱對信祂，罪得赦免洗清。</w:t>
       </w:r>
     </w:p>
     <w:p>
@@ -4539,7 +3989,6 @@
           <w:szCs w:val="26"/>
         </w:rPr>
       </w:pPr>
-      <w:proofErr w:type="gramStart"/>
       <w:r>
         <w:rPr>
           <w:rFonts w:asciiTheme="majorBidi" w:eastAsia="標楷體" w:hAnsiTheme="majorBidi" w:cstheme="majorBidi" w:hint="eastAsia"/>
@@ -4548,18 +3997,7 @@
           <w:sz w:val="26"/>
           <w:szCs w:val="26"/>
         </w:rPr>
-        <w:t>祂</w:t>
-      </w:r>
-      <w:proofErr w:type="gramEnd"/>
-      <w:r>
-        <w:rPr>
-          <w:rFonts w:asciiTheme="majorBidi" w:eastAsia="標楷體" w:hAnsiTheme="majorBidi" w:cstheme="majorBidi" w:hint="eastAsia"/>
-          <w:bCs/>
-          <w:w w:val="80"/>
-          <w:sz w:val="26"/>
-          <w:szCs w:val="26"/>
-        </w:rPr>
-        <w:t>是至尊主上帝，</w:t>
+        <w:t>看！活命得主完全改變。我心敬畏、感謝主恩典。</w:t>
       </w:r>
     </w:p>
     <w:p>
@@ -4583,29 +4021,7 @@
           <w:sz w:val="26"/>
           <w:szCs w:val="26"/>
         </w:rPr>
-        <w:t>寶座永遠攏屬</w:t>
-      </w:r>
-      <w:proofErr w:type="gramStart"/>
-      <w:r>
-        <w:rPr>
-          <w:rFonts w:asciiTheme="majorBidi" w:eastAsia="標楷體" w:hAnsiTheme="majorBidi" w:cstheme="majorBidi" w:hint="eastAsia"/>
-          <w:bCs/>
-          <w:w w:val="80"/>
-          <w:sz w:val="26"/>
-          <w:szCs w:val="26"/>
-        </w:rPr>
-        <w:t>祂</w:t>
-      </w:r>
-      <w:proofErr w:type="gramEnd"/>
-      <w:r>
-        <w:rPr>
-          <w:rFonts w:asciiTheme="majorBidi" w:eastAsia="標楷體" w:hAnsiTheme="majorBidi" w:cstheme="majorBidi" w:hint="eastAsia"/>
-          <w:bCs/>
-          <w:w w:val="80"/>
-          <w:sz w:val="26"/>
-          <w:szCs w:val="26"/>
-        </w:rPr>
-        <w:t>，</w:t>
+        <w:t>哈利路亞！哈利路亞！哈利路亞！喔！</w:t>
       </w:r>
     </w:p>
     <w:p>
@@ -4629,9 +4045,22 @@
           <w:sz w:val="26"/>
           <w:szCs w:val="26"/>
         </w:rPr>
-        <w:t>永遠到永遠攏屬</w:t>
+        <w:t>哈利路亞！哈利路亞！我心尊主做大。</w:t>
       </w:r>
-      <w:proofErr w:type="gramStart"/>
+    </w:p>
+    <w:p>
+      <w:pPr>
+        <w:snapToGrid w:val="0"/>
+        <w:spacing w:line="300" w:lineRule="exact"/>
+        <w:ind w:leftChars="-59" w:left="-142"/>
+        <w:rPr>
+          <w:rFonts w:asciiTheme="majorBidi" w:eastAsia="標楷體" w:hAnsiTheme="majorBidi" w:cstheme="majorBidi"/>
+          <w:bCs/>
+          <w:w w:val="80"/>
+          <w:sz w:val="26"/>
+          <w:szCs w:val="26"/>
+        </w:rPr>
+      </w:pPr>
       <w:r>
         <w:rPr>
           <w:rFonts w:asciiTheme="majorBidi" w:eastAsia="標楷體" w:hAnsiTheme="majorBidi" w:cstheme="majorBidi" w:hint="eastAsia"/>
@@ -4640,9 +4069,22 @@
           <w:sz w:val="26"/>
           <w:szCs w:val="26"/>
         </w:rPr>
-        <w:t>祂</w:t>
+        <w:t>哈利路亞！哈利路亞！祂愛疼永無變換。喔！</w:t>
       </w:r>
-      <w:proofErr w:type="gramEnd"/>
+    </w:p>
+    <w:p>
+      <w:pPr>
+        <w:snapToGrid w:val="0"/>
+        <w:spacing w:line="300" w:lineRule="exact"/>
+        <w:ind w:leftChars="-59" w:left="-142"/>
+        <w:rPr>
+          <w:rFonts w:asciiTheme="majorBidi" w:eastAsia="標楷體" w:hAnsiTheme="majorBidi" w:cstheme="majorBidi"/>
+          <w:bCs/>
+          <w:w w:val="80"/>
+          <w:sz w:val="26"/>
+          <w:szCs w:val="26"/>
+        </w:rPr>
+      </w:pPr>
       <w:r>
         <w:rPr>
           <w:rFonts w:asciiTheme="majorBidi" w:eastAsia="標楷體" w:hAnsiTheme="majorBidi" w:cstheme="majorBidi" w:hint="eastAsia"/>
@@ -4651,7 +4093,31 @@
           <w:sz w:val="26"/>
           <w:szCs w:val="26"/>
         </w:rPr>
-        <w:t>。</w:t>
+        <w:t>哈利路亞！哈利路亞！我心尊主做大。</w:t>
+      </w:r>
+    </w:p>
+    <w:p>
+      <w:pPr>
+        <w:snapToGrid w:val="0"/>
+        <w:spacing w:line="300" w:lineRule="exact"/>
+        <w:ind w:leftChars="-59" w:left="-142"/>
+        <w:rPr>
+          <w:rFonts w:asciiTheme="majorBidi" w:eastAsia="標楷體" w:hAnsiTheme="majorBidi" w:cstheme="majorBidi"/>
+          <w:bCs/>
+          <w:w w:val="80"/>
+          <w:sz w:val="26"/>
+          <w:szCs w:val="26"/>
+        </w:rPr>
+      </w:pPr>
+      <w:r>
+        <w:rPr>
+          <w:rFonts w:asciiTheme="majorBidi" w:eastAsia="標楷體" w:hAnsiTheme="majorBidi" w:cstheme="majorBidi" w:hint="eastAsia"/>
+          <w:bCs/>
+          <w:w w:val="80"/>
+          <w:sz w:val="26"/>
+          <w:szCs w:val="26"/>
+        </w:rPr>
+        <w:t>上帝愛疼臨到卑微的我，我心尊主做大。</w:t>
       </w:r>
     </w:p>
     <w:p>
@@ -4817,47 +4283,7 @@
                                   <w:w w:val="90"/>
                                   <w:szCs w:val="24"/>
                                 </w:rPr>
-                                <w:t>我們因信主耶穌基督而蒙　神國福音的恩典，成為基督的肢體，並按主的命令彼此相愛。因此我們奉獻自己成為基督的教會的</w:t>
-                              </w:r>
-                              <w:proofErr w:type="gramStart"/>
-                              <w:r>
-                                <w:rPr>
-                                  <w:rFonts w:ascii="文鼎粗魏碑" w:eastAsia="文鼎粗魏碑" w:cstheme="minorHAnsi" w:hint="eastAsia"/>
-                                  <w:color w:val="0D0D0D" w:themeColor="text1" w:themeTint="F2"/>
-                                  <w:w w:val="90"/>
-                                  <w:szCs w:val="24"/>
-                                </w:rPr>
-                                <w:t>事奉者</w:t>
-                              </w:r>
-                              <w:proofErr w:type="gramEnd"/>
-                              <w:r>
-                                <w:rPr>
-                                  <w:rFonts w:ascii="文鼎粗魏碑" w:eastAsia="文鼎粗魏碑" w:cstheme="minorHAnsi" w:hint="eastAsia"/>
-                                  <w:color w:val="0D0D0D" w:themeColor="text1" w:themeTint="F2"/>
-                                  <w:w w:val="90"/>
-                                  <w:szCs w:val="24"/>
-                                </w:rPr>
-                                <w:t>，用彼此事奉、彼此順服、彼此成全，和彼此學習的心，效法基督成為服事人的僕人。將服事會眾的事看為優先，以服事</w:t>
-                              </w:r>
-                              <w:proofErr w:type="gramStart"/>
-                              <w:r>
-                                <w:rPr>
-                                  <w:rFonts w:ascii="文鼎粗魏碑" w:eastAsia="文鼎粗魏碑" w:cstheme="minorHAnsi" w:hint="eastAsia"/>
-                                  <w:color w:val="0D0D0D" w:themeColor="text1" w:themeTint="F2"/>
-                                  <w:w w:val="90"/>
-                                  <w:szCs w:val="24"/>
-                                </w:rPr>
-                                <w:t>會眾來服事</w:t>
-                              </w:r>
-                              <w:proofErr w:type="gramEnd"/>
-                              <w:r>
-                                <w:rPr>
-                                  <w:rFonts w:ascii="文鼎粗魏碑" w:eastAsia="文鼎粗魏碑" w:cstheme="minorHAnsi" w:hint="eastAsia"/>
-                                  <w:color w:val="0D0D0D" w:themeColor="text1" w:themeTint="F2"/>
-                                  <w:w w:val="90"/>
-                                  <w:szCs w:val="24"/>
-                                </w:rPr>
-                                <w:t xml:space="preserve">　神。使我們與我們得救的身分相稱。</w:t>
+                                <w:t>我們因信主耶穌基督而蒙　神國福音的恩典，成為基督的肢體，並按主的命令彼此相愛。因此我們奉獻自己成為基督的教會的事奉者，用彼此事奉、彼此順服、彼此成全，和彼此學習的心，效法基督成為服事人的僕人。將服事會眾的事看為優先，以服事會眾來服事　神。使我們與我們得救的身分相稱。</w:t>
                               </w:r>
                             </w:p>
                           </w:txbxContent>
@@ -4883,7 +4309,7 @@
           </mc:Choice>
           <mc:Fallback>
             <w:pict>
-              <v:group w14:anchorId="789743EB" id="群組 21" o:spid="_x0000_s1026" style="position:absolute;margin-left:538.15pt;margin-top:28.9pt;width:134.65pt;height:261.65pt;z-index:251664384;mso-position-horizontal-relative:page;mso-position-vertical-relative:page;mso-width-relative:margin;mso-height-relative:margin" coordsize="17094,33223" o:gfxdata="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">
+              <v:group w14:anchorId="789743EB" id="群組 21" o:spid="_x0000_s1026" style="position:absolute;margin-left:538.15pt;margin-top:28.9pt;width:134.65pt;height:261.65pt;z-index:251664384;mso-position-horizontal-relative:page;mso-position-vertical-relative:page;mso-width-relative:margin;mso-height-relative:margin" coordsize="17094,33223" o:gfxdata="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">
                 <v:shapetype id="_x0000_t75" coordsize="21600,21600" o:spt="75" o:preferrelative="t" path="m@4@5l@4@11@9@11@9@5xe" filled="f" stroked="f">
                   <v:stroke joinstyle="miter"/>
                   <v:formulas>
@@ -4903,11 +4329,10 @@
                   <v:path o:extrusionok="f" gradientshapeok="t" o:connecttype="rect"/>
                   <o:lock v:ext="edit" aspectratio="t"/>
                 </v:shapetype>
-                <v:shape id="圖片 18" o:spid="_x0000_s1027" type="#_x0000_t75" style="position:absolute;left:-8065;top:8065;width:33223;height:17094;rotation:90;visibility:visible;mso-wrap-style:square" o:gfxdata="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">
+                <v:shape id="圖片 18" o:spid="_x0000_s1027" type="#_x0000_t75" style="position:absolute;left:-8065;top:8065;width:33223;height:17094;rotation:90;visibility:visible;mso-wrap-style:square" o:gfxdata="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">
                   <v:imagedata r:id="rId9" o:title=""/>
-                  <v:path arrowok="t"/>
                 </v:shape>
-                <v:roundrect id="圓角矩形 7" o:spid="_x0000_s1028" style="position:absolute;left:1666;top:2875;width:14086;height:28296;visibility:visible;mso-wrap-style:square;v-text-anchor:top" arcsize="3131f" o:gfxdata="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" filled="f" stroked="f" strokeweight="2.5pt">
+                <v:roundrect id="圓角矩形 7" o:spid="_x0000_s1028" style="position:absolute;left:1666;top:2875;width:14086;height:28296;visibility:visible;mso-wrap-style:square;v-text-anchor:top" arcsize="3131f" o:gfxdata="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" filled="f" stroked="f" strokeweight="2.5pt">
                   <v:stroke joinstyle="miter"/>
                   <v:textbox style="layout-flow:vertical-ideographic" inset="1mm,1mm,1mm,1mm">
                     <w:txbxContent>
@@ -4952,47 +4377,7 @@
                             <w:w w:val="90"/>
                             <w:szCs w:val="24"/>
                           </w:rPr>
-                          <w:t>我們因信主耶穌基督而蒙　神國福音的恩典，成為基督的肢體，並按主的命令彼此相愛。因此我們奉獻自己成為基督的教會的</w:t>
-                        </w:r>
-                        <w:proofErr w:type="gramStart"/>
-                        <w:r>
-                          <w:rPr>
-                            <w:rFonts w:ascii="文鼎粗魏碑" w:eastAsia="文鼎粗魏碑" w:cstheme="minorHAnsi" w:hint="eastAsia"/>
-                            <w:color w:val="0D0D0D" w:themeColor="text1" w:themeTint="F2"/>
-                            <w:w w:val="90"/>
-                            <w:szCs w:val="24"/>
-                          </w:rPr>
-                          <w:t>事奉者</w:t>
-                        </w:r>
-                        <w:proofErr w:type="gramEnd"/>
-                        <w:r>
-                          <w:rPr>
-                            <w:rFonts w:ascii="文鼎粗魏碑" w:eastAsia="文鼎粗魏碑" w:cstheme="minorHAnsi" w:hint="eastAsia"/>
-                            <w:color w:val="0D0D0D" w:themeColor="text1" w:themeTint="F2"/>
-                            <w:w w:val="90"/>
-                            <w:szCs w:val="24"/>
-                          </w:rPr>
-                          <w:t>，用彼此事奉、彼此順服、彼此成全，和彼此學習的心，效法基督成為服事人的僕人。將服事會眾的事看為優先，以服事</w:t>
-                        </w:r>
-                        <w:proofErr w:type="gramStart"/>
-                        <w:r>
-                          <w:rPr>
-                            <w:rFonts w:ascii="文鼎粗魏碑" w:eastAsia="文鼎粗魏碑" w:cstheme="minorHAnsi" w:hint="eastAsia"/>
-                            <w:color w:val="0D0D0D" w:themeColor="text1" w:themeTint="F2"/>
-                            <w:w w:val="90"/>
-                            <w:szCs w:val="24"/>
-                          </w:rPr>
-                          <w:t>會眾來服事</w:t>
-                        </w:r>
-                        <w:proofErr w:type="gramEnd"/>
-                        <w:r>
-                          <w:rPr>
-                            <w:rFonts w:ascii="文鼎粗魏碑" w:eastAsia="文鼎粗魏碑" w:cstheme="minorHAnsi" w:hint="eastAsia"/>
-                            <w:color w:val="0D0D0D" w:themeColor="text1" w:themeTint="F2"/>
-                            <w:w w:val="90"/>
-                            <w:szCs w:val="24"/>
-                          </w:rPr>
-                          <w:t xml:space="preserve">　神。使我們與我們得救的身分相稱。</w:t>
+                          <w:t>我們因信主耶穌基督而蒙　神國福音的恩典，成為基督的肢體，並按主的命令彼此相愛。因此我們奉獻自己成為基督的教會的事奉者，用彼此事奉、彼此順服、彼此成全，和彼此學習的心，效法基督成為服事人的僕人。將服事會眾的事看為優先，以服事會眾來服事　神。使我們與我們得救的身分相稱。</w:t>
                         </w:r>
                       </w:p>
                     </w:txbxContent>
@@ -5009,7 +4394,7 @@
           <w:noProof/>
         </w:rPr>
         <w:drawing>
-          <wp:anchor distT="0" distB="0" distL="114300" distR="114300" simplePos="0" relativeHeight="251660288" behindDoc="0" locked="0" layoutInCell="1" allowOverlap="1" wp14:anchorId="0030E694" wp14:editId="7C688B8B">
+          <wp:anchor distT="0" distB="0" distL="114300" distR="114300" simplePos="0" relativeHeight="251660288" behindDoc="0" locked="0" layoutInCell="1" allowOverlap="1" wp14:anchorId="0030E694" wp14:editId="71D7BCD3">
             <wp:simplePos x="0" y="0"/>
             <wp:positionH relativeFrom="column">
               <wp:posOffset>2160905</wp:posOffset>
@@ -5215,7 +4600,6 @@
                                 </w:rPr>
                                 <w:t>聚會時間表</w:t>
                               </w:r>
-                              <w:proofErr w:type="gramStart"/>
                               <w:r>
                                 <w:rPr>
                                   <w:rFonts w:ascii="Barlow Condensed Medium" w:eastAsia="華康正顏楷體W9" w:hAnsi="Barlow Condensed Medium" w:cstheme="minorHAnsi" w:hint="eastAsia"/>
@@ -5225,7 +4609,6 @@
                                 </w:rPr>
                                 <w:t>》</w:t>
                               </w:r>
-                              <w:proofErr w:type="gramEnd"/>
                             </w:p>
                             <w:tbl>
                               <w:tblPr>
@@ -5999,7 +5382,6 @@
                                         <w:szCs w:val="26"/>
                                       </w:rPr>
                                     </w:pPr>
-                                    <w:proofErr w:type="gramStart"/>
                                     <w:r>
                                       <w:rPr>
                                         <w:rFonts w:ascii="Barlow Condensed Medium" w:eastAsia="標楷體" w:hAnsi="Barlow Condensed Medium" w:hint="eastAsia"/>
@@ -6010,7 +5392,6 @@
                                       </w:rPr>
                                       <w:t>拿細耳</w:t>
                                     </w:r>
-                                    <w:proofErr w:type="gramEnd"/>
                                     <w:r>
                                       <w:rPr>
                                         <w:rFonts w:ascii="Barlow Condensed Medium" w:eastAsia="標楷體" w:hAnsi="Barlow Condensed Medium" w:hint="eastAsia"/>
@@ -6164,7 +5545,6 @@
                                         <w:szCs w:val="26"/>
                                       </w:rPr>
                                     </w:pPr>
-                                    <w:proofErr w:type="gramStart"/>
                                     <w:r>
                                       <w:rPr>
                                         <w:rFonts w:ascii="Barlow Condensed Medium" w:eastAsia="標楷體" w:hAnsi="Barlow Condensed Medium" w:hint="eastAsia"/>
@@ -6175,7 +5555,6 @@
                                       </w:rPr>
                                       <w:t>社青小組</w:t>
                                     </w:r>
-                                    <w:proofErr w:type="gramEnd"/>
                                   </w:p>
                                 </w:tc>
                                 <w:tc>
@@ -6369,7 +5748,6 @@
                                         <w:szCs w:val="26"/>
                                       </w:rPr>
                                     </w:pPr>
-                                    <w:proofErr w:type="gramStart"/>
                                     <w:r>
                                       <w:rPr>
                                         <w:rFonts w:ascii="Barlow Condensed Medium" w:eastAsia="標楷體" w:hAnsi="Barlow Condensed Medium"/>
@@ -6380,7 +5758,6 @@
                                       </w:rPr>
                                       <w:t>明憲家</w:t>
                                     </w:r>
-                                    <w:proofErr w:type="gramEnd"/>
                                   </w:p>
                                 </w:tc>
                               </w:tr>
@@ -6959,12 +6336,12 @@
           </mc:Choice>
           <mc:Fallback>
             <w:pict>
-              <v:group w14:anchorId="5DF93223" id="群組 24" o:spid="_x0000_s1029" style="position:absolute;margin-left:533.85pt;margin-top:298.55pt;width:140.3pt;height:259.35pt;z-index:251662336;mso-position-horizontal-relative:page;mso-position-vertical-relative:page;mso-width-relative:margin;mso-height-relative:margin" coordsize="17818,32941" o:gfxdata="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">
+              <v:group w14:anchorId="5DF93223" id="群組 24" o:spid="_x0000_s1029" style="position:absolute;margin-left:533.85pt;margin-top:298.55pt;width:140.3pt;height:259.35pt;z-index:251662336;mso-position-horizontal-relative:page;mso-position-vertical-relative:page;mso-width-relative:margin;mso-height-relative:margin" coordsize="17818,32941" o:gfxdata="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">
                 <v:shapetype id="_x0000_t202" coordsize="21600,21600" o:spt="202" path="m,l,21600r21600,l21600,xe">
                   <v:stroke joinstyle="miter"/>
                   <v:path gradientshapeok="t" o:connecttype="rect"/>
                 </v:shapetype>
-                <v:shape id="_x0000_s1030" type="#_x0000_t202" style="position:absolute;left:351;top:293;width:17279;height:32590;visibility:visible;mso-wrap-style:square;v-text-anchor:top" o:gfxdata="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" stroked="f">
+                <v:shape id="_x0000_s1030" type="#_x0000_t202" style="position:absolute;left:351;top:293;width:17279;height:32590;visibility:visible;mso-wrap-style:square;v-text-anchor:top" o:gfxdata="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" stroked="f">
                   <v:textbox inset="0,0,0,0">
                     <w:txbxContent>
                       <w:p>
@@ -6981,7 +6358,6 @@
                           </w:rPr>
                           <w:t>聚會時間表</w:t>
                         </w:r>
-                        <w:proofErr w:type="gramStart"/>
                         <w:r>
                           <w:rPr>
                             <w:rFonts w:ascii="Barlow Condensed Medium" w:eastAsia="華康正顏楷體W9" w:hAnsi="Barlow Condensed Medium" w:cstheme="minorHAnsi" w:hint="eastAsia"/>
@@ -6991,7 +6367,6 @@
                           </w:rPr>
                           <w:t>》</w:t>
                         </w:r>
-                        <w:proofErr w:type="gramEnd"/>
                       </w:p>
                       <w:tbl>
                         <w:tblPr>
@@ -7765,7 +7140,6 @@
                                   <w:szCs w:val="26"/>
                                 </w:rPr>
                               </w:pPr>
-                              <w:proofErr w:type="gramStart"/>
                               <w:r>
                                 <w:rPr>
                                   <w:rFonts w:ascii="Barlow Condensed Medium" w:eastAsia="標楷體" w:hAnsi="Barlow Condensed Medium" w:hint="eastAsia"/>
@@ -7776,7 +7150,6 @@
                                 </w:rPr>
                                 <w:t>拿細耳</w:t>
                               </w:r>
-                              <w:proofErr w:type="gramEnd"/>
                               <w:r>
                                 <w:rPr>
                                   <w:rFonts w:ascii="Barlow Condensed Medium" w:eastAsia="標楷體" w:hAnsi="Barlow Condensed Medium" w:hint="eastAsia"/>
@@ -7930,7 +7303,6 @@
                                   <w:szCs w:val="26"/>
                                 </w:rPr>
                               </w:pPr>
-                              <w:proofErr w:type="gramStart"/>
                               <w:r>
                                 <w:rPr>
                                   <w:rFonts w:ascii="Barlow Condensed Medium" w:eastAsia="標楷體" w:hAnsi="Barlow Condensed Medium" w:hint="eastAsia"/>
@@ -7941,7 +7313,6 @@
                                 </w:rPr>
                                 <w:t>社青小組</w:t>
                               </w:r>
-                              <w:proofErr w:type="gramEnd"/>
                             </w:p>
                           </w:tc>
                           <w:tc>
@@ -8135,7 +7506,6 @@
                                   <w:szCs w:val="26"/>
                                 </w:rPr>
                               </w:pPr>
-                              <w:proofErr w:type="gramStart"/>
                               <w:r>
                                 <w:rPr>
                                   <w:rFonts w:ascii="Barlow Condensed Medium" w:eastAsia="標楷體" w:hAnsi="Barlow Condensed Medium"/>
@@ -8146,7 +7516,6 @@
                                 </w:rPr>
                                 <w:t>明憲家</w:t>
                               </w:r>
-                              <w:proofErr w:type="gramEnd"/>
                             </w:p>
                           </w:tc>
                         </w:tr>
@@ -8662,7 +8031,7 @@
                     </w:txbxContent>
                   </v:textbox>
                 </v:shape>
-                <v:roundrect id="圓角矩形 5" o:spid="_x0000_s1031" style="position:absolute;width:17818;height:32941;visibility:visible;mso-wrap-style:square;v-text-anchor:middle" arcsize="2169f" o:gfxdata="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" filled="f" strokecolor="#5a5a5a [2109]" strokeweight="2.5pt">
+                <v:roundrect id="圓角矩形 5" o:spid="_x0000_s1031" style="position:absolute;width:17818;height:32941;visibility:visible;mso-wrap-style:square;v-text-anchor:middle" arcsize="2169f" o:gfxdata="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" filled="f" strokecolor="#5a5a5a [2109]" strokeweight="2.5pt">
                   <v:stroke joinstyle="miter"/>
                 </v:roundrect>
                 <w10:wrap anchorx="page" anchory="page"/>
@@ -9467,7 +8836,6 @@
                                         <w:szCs w:val="26"/>
                                       </w:rPr>
                                     </w:pPr>
-                                    <w:proofErr w:type="gramStart"/>
                                     <w:r>
                                       <w:rPr>
                                         <w:rFonts w:ascii="Barlow Condensed Medium" w:eastAsia="華康中黑體" w:hAnsi="Barlow Condensed Medium" w:hint="eastAsia"/>
@@ -9477,7 +8845,6 @@
                                       </w:rPr>
                                       <w:t>啟應</w:t>
                                     </w:r>
-                                    <w:proofErr w:type="gramEnd"/>
                                     <w:r>
                                       <w:rPr>
                                         <w:rFonts w:ascii="Barlow Condensed Medium" w:eastAsia="華康中黑體" w:hAnsi="Barlow Condensed Medium" w:hint="eastAsia"/>
@@ -9630,10 +8997,8 @@
                                         <w:sz w:val="26"/>
                                         <w:szCs w:val="26"/>
                                       </w:rPr>
-                                      <w:t>47,307B,512,</w:t>
+                                      <w:t>47,307B,512</w:t>
                                     </w:r>
-                                    <w:bookmarkStart w:id="6" w:name="_GoBack"/>
-                                    <w:bookmarkEnd w:id="6"/>
                                   </w:p>
                                 </w:tc>
                               </w:tr>
@@ -9705,8 +9070,8 @@
           </mc:Choice>
           <mc:Fallback>
             <w:pict>
-              <v:group w14:anchorId="0AB0FEB2" id="群組 19" o:spid="_x0000_s1032" style="position:absolute;left:0;text-align:left;margin-left:534.4pt;margin-top:567.3pt;width:140.6pt;height:130.1pt;z-index:251651072;mso-position-horizontal-relative:page;mso-position-vertical-relative:page;mso-width-relative:margin;mso-height-relative:margin" coordorigin="108" coordsize="17868,16510" o:gfxdata="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">
-                <v:shape id="_x0000_s1033" type="#_x0000_t202" style="position:absolute;left:317;top:444;width:17634;height:15621;visibility:visible;mso-wrap-style:square;v-text-anchor:top" o:gfxdata="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" stroked="f">
+              <v:group w14:anchorId="0AB0FEB2" id="群組 19" o:spid="_x0000_s1032" style="position:absolute;left:0;text-align:left;margin-left:534.4pt;margin-top:567.3pt;width:140.6pt;height:130.1pt;z-index:251651072;mso-position-horizontal-relative:page;mso-position-vertical-relative:page;mso-width-relative:margin;mso-height-relative:margin" coordorigin="108" coordsize="17868,16510" o:gfxdata="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">
+                <v:shape id="_x0000_s1033" type="#_x0000_t202" style="position:absolute;left:317;top:444;width:17634;height:15621;visibility:visible;mso-wrap-style:square;v-text-anchor:top" o:gfxdata="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" stroked="f">
                   <v:textbox inset="0,0,0,0">
                     <w:txbxContent>
                       <w:p>
@@ -10403,7 +9768,6 @@
                                   <w:szCs w:val="26"/>
                                 </w:rPr>
                               </w:pPr>
-                              <w:proofErr w:type="gramStart"/>
                               <w:r>
                                 <w:rPr>
                                   <w:rFonts w:ascii="Barlow Condensed Medium" w:eastAsia="華康中黑體" w:hAnsi="Barlow Condensed Medium" w:hint="eastAsia"/>
@@ -10413,7 +9777,6 @@
                                 </w:rPr>
                                 <w:t>啟應</w:t>
                               </w:r>
-                              <w:proofErr w:type="gramEnd"/>
                               <w:r>
                                 <w:rPr>
                                   <w:rFonts w:ascii="Barlow Condensed Medium" w:eastAsia="華康中黑體" w:hAnsi="Barlow Condensed Medium" w:hint="eastAsia"/>
@@ -10566,10 +9929,8 @@
                                   <w:sz w:val="26"/>
                                   <w:szCs w:val="26"/>
                                 </w:rPr>
-                                <w:t>47,307B,512,</w:t>
+                                <w:t>47,307B,512</w:t>
                               </w:r>
-                              <w:bookmarkStart w:id="7" w:name="_GoBack"/>
-                              <w:bookmarkEnd w:id="7"/>
                             </w:p>
                           </w:tc>
                         </w:tr>
@@ -10578,7 +9939,7 @@
                     </w:txbxContent>
                   </v:textbox>
                 </v:shape>
-                <v:roundrect id="圓角矩形 25" o:spid="_x0000_s1034" style="position:absolute;left:108;width:17869;height:16510;visibility:visible;mso-wrap-style:square;v-text-anchor:middle" arcsize="4542f" o:gfxdata="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" filled="f" strokecolor="#5a5a5a [2109]" strokeweight="2.5pt">
+                <v:roundrect id="圓角矩形 25" o:spid="_x0000_s1034" style="position:absolute;left:108;width:17869;height:16510;visibility:visible;mso-wrap-style:square;v-text-anchor:middle" arcsize="4542f" o:gfxdata="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" filled="f" strokecolor="#5a5a5a [2109]" strokeweight="2.5pt">
                   <v:stroke joinstyle="miter"/>
                 </v:roundrect>
                 <w10:wrap anchorx="page" anchory="page"/>
@@ -10746,7 +10107,7 @@
           </mc:Choice>
           <mc:Fallback>
             <w:pict>
-              <v:shape w14:anchorId="76BD7DFF" id="文字方塊 2" o:spid="_x0000_s1035" type="#_x0000_t202" style="position:absolute;margin-left:31.4pt;margin-top:-54.1pt;width:109.8pt;height:110.6pt;z-index:251667456;visibility:visible;mso-wrap-style:square;mso-width-percent:0;mso-height-percent:200;mso-wrap-distance-left:9pt;mso-wrap-distance-top:3.6pt;mso-wrap-distance-right:9pt;mso-wrap-distance-bottom:3.6pt;mso-position-horizontal:absolute;mso-position-horizontal-relative:text;mso-position-vertical:absolute;mso-position-vertical-relative:text;mso-width-percent:0;mso-height-percent:200;mso-width-relative:margin;mso-height-relative:margin;v-text-anchor:top" o:gfxdata="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" filled="f" stroked="f">
+              <v:shape w14:anchorId="76BD7DFF" id="文字方塊 2" o:spid="_x0000_s1035" type="#_x0000_t202" style="position:absolute;margin-left:31.4pt;margin-top:-54.1pt;width:109.8pt;height:110.6pt;z-index:251667456;visibility:visible;mso-wrap-style:square;mso-width-percent:0;mso-height-percent:200;mso-wrap-distance-left:9pt;mso-wrap-distance-top:3.6pt;mso-wrap-distance-right:9pt;mso-wrap-distance-bottom:3.6pt;mso-position-horizontal:absolute;mso-position-horizontal-relative:text;mso-position-vertical:absolute;mso-position-vertical-relative:text;mso-width-percent:0;mso-height-percent:200;mso-width-relative:margin;mso-height-relative:margin;v-text-anchor:top" o:gfxdata="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" filled="f" stroked="f">
                 <v:textbox style="mso-fit-shape-to-text:t" inset="1mm,1mm,1mm,1mm">
                   <w:txbxContent>
                     <w:p>
@@ -10945,7 +10306,7 @@
           </mc:Choice>
           <mc:Fallback>
             <w:pict>
-              <v:roundrect w14:anchorId="4775AEF3" id="圓角矩形 12" o:spid="_x0000_s1036" style="position:absolute;margin-left:-.9pt;margin-top:16.35pt;width:49.3pt;height:15.45pt;z-index:251646976;visibility:visible;mso-wrap-style:square;mso-width-percent:0;mso-height-percent:0;mso-wrap-distance-left:9pt;mso-wrap-distance-top:0;mso-wrap-distance-right:9pt;mso-wrap-distance-bottom:0;mso-position-horizontal:absolute;mso-position-horizontal-relative:text;mso-position-vertical:absolute;mso-position-vertical-relative:text;mso-width-percent:0;mso-height-percent:0;mso-width-relative:margin;mso-height-relative:margin;v-text-anchor:middle" arcsize="10923f" o:gfxdata="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" fillcolor="#5a5a5a [2109]" stroked="f" strokeweight="1pt">
+              <v:roundrect w14:anchorId="4775AEF3" id="圓角矩形 12" o:spid="_x0000_s1036" style="position:absolute;margin-left:-.9pt;margin-top:16.35pt;width:49.3pt;height:15.45pt;z-index:251646976;visibility:visible;mso-wrap-style:square;mso-width-percent:0;mso-height-percent:0;mso-wrap-distance-left:9pt;mso-wrap-distance-top:0;mso-wrap-distance-right:9pt;mso-wrap-distance-bottom:0;mso-position-horizontal:absolute;mso-position-horizontal-relative:text;mso-position-vertical:absolute;mso-position-vertical-relative:text;mso-width-percent:0;mso-height-percent:0;mso-width-relative:margin;mso-height-relative:margin;v-text-anchor:middle" arcsize="10923f" o:gfxdata="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" fillcolor="#5a5a5a [2109]" stroked="f" strokeweight="1pt">
                 <v:stroke joinstyle="miter"/>
                 <v:textbox inset=".5mm,0,.5mm,0">
                   <w:txbxContent>
@@ -11085,7 +10446,7 @@
           </mc:Choice>
           <mc:Fallback>
             <w:pict>
-              <v:roundrect w14:anchorId="196DC3BF" id="圓角矩形 14" o:spid="_x0000_s1037" style="position:absolute;margin-left:-1.25pt;margin-top:16.7pt;width:83.6pt;height:15.3pt;z-index:251648000;visibility:visible;mso-wrap-style:square;mso-width-percent:0;mso-height-percent:0;mso-wrap-distance-left:9pt;mso-wrap-distance-top:0;mso-wrap-distance-right:9pt;mso-wrap-distance-bottom:0;mso-position-horizontal:absolute;mso-position-horizontal-relative:text;mso-position-vertical:absolute;mso-position-vertical-relative:text;mso-width-percent:0;mso-height-percent:0;mso-width-relative:margin;mso-height-relative:margin;v-text-anchor:middle" arcsize="10923f" o:gfxdata="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" fillcolor="#5a5a5a [2109]" stroked="f" strokeweight="1pt">
+              <v:roundrect w14:anchorId="196DC3BF" id="圓角矩形 14" o:spid="_x0000_s1037" style="position:absolute;margin-left:-1.25pt;margin-top:16.7pt;width:83.6pt;height:15.3pt;z-index:251648000;visibility:visible;mso-wrap-style:square;mso-width-percent:0;mso-height-percent:0;mso-wrap-distance-left:9pt;mso-wrap-distance-top:0;mso-wrap-distance-right:9pt;mso-wrap-distance-bottom:0;mso-position-horizontal:absolute;mso-position-horizontal-relative:text;mso-position-vertical:absolute;mso-position-vertical-relative:text;mso-width-percent:0;mso-height-percent:0;mso-width-relative:margin;mso-height-relative:margin;v-text-anchor:middle" arcsize="10923f" o:gfxdata="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" fillcolor="#5a5a5a [2109]" stroked="f" strokeweight="1pt">
                 <v:stroke joinstyle="miter"/>
                 <v:textbox inset=".5mm,0,.5mm,0">
                   <w:txbxContent>
@@ -11281,7 +10642,7 @@
           </mc:Choice>
           <mc:Fallback>
             <w:pict>
-              <v:roundrect w14:anchorId="1A4DC044" id="圓角矩形 9" o:spid="_x0000_s1038" style="position:absolute;margin-left:-.6pt;margin-top:16.6pt;width:30.35pt;height:15.3pt;z-index:251649024;visibility:visible;mso-wrap-style:square;mso-width-percent:0;mso-height-percent:0;mso-wrap-distance-left:9pt;mso-wrap-distance-top:0;mso-wrap-distance-right:9pt;mso-wrap-distance-bottom:0;mso-position-horizontal:absolute;mso-position-horizontal-relative:text;mso-position-vertical:absolute;mso-position-vertical-relative:text;mso-width-percent:0;mso-height-percent:0;mso-width-relative:margin;mso-height-relative:margin;v-text-anchor:middle" arcsize="10923f" o:gfxdata="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" fillcolor="#5a5a5a [2109]" stroked="f" strokeweight="1pt">
+              <v:roundrect w14:anchorId="1A4DC044" id="圓角矩形 9" o:spid="_x0000_s1038" style="position:absolute;margin-left:-.6pt;margin-top:16.6pt;width:30.35pt;height:15.3pt;z-index:251649024;visibility:visible;mso-wrap-style:square;mso-width-percent:0;mso-height-percent:0;mso-wrap-distance-left:9pt;mso-wrap-distance-top:0;mso-wrap-distance-right:9pt;mso-wrap-distance-bottom:0;mso-position-horizontal:absolute;mso-position-horizontal-relative:text;mso-position-vertical:absolute;mso-position-vertical-relative:text;mso-width-percent:0;mso-height-percent:0;mso-width-relative:margin;mso-height-relative:margin;v-text-anchor:middle" arcsize="10923f" o:gfxdata="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" fillcolor="#5a5a5a [2109]" stroked="f" strokeweight="1pt">
                 <v:stroke joinstyle="miter"/>
                 <v:textbox inset=".5mm,0,.5mm,0">
                   <w:txbxContent>
@@ -11545,7 +10906,7 @@
           </mc:Choice>
           <mc:Fallback>
             <w:pict>
-              <v:roundrect w14:anchorId="03BFD3A3" id="圓角矩形 13" o:spid="_x0000_s1039" style="position:absolute;margin-left:-.4pt;margin-top:16.65pt;width:49.3pt;height:15.3pt;z-index:251650048;visibility:visible;mso-wrap-style:square;mso-width-percent:0;mso-height-percent:0;mso-wrap-distance-left:9pt;mso-wrap-distance-top:0;mso-wrap-distance-right:9pt;mso-wrap-distance-bottom:0;mso-position-horizontal:absolute;mso-position-horizontal-relative:text;mso-position-vertical:absolute;mso-position-vertical-relative:text;mso-width-percent:0;mso-height-percent:0;mso-width-relative:margin;mso-height-relative:margin;v-text-anchor:middle" arcsize="10923f" o:gfxdata="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" fillcolor="#5a5a5a [2109]" stroked="f" strokeweight="1pt">
+              <v:roundrect w14:anchorId="03BFD3A3" id="圓角矩形 13" o:spid="_x0000_s1039" style="position:absolute;margin-left:-.4pt;margin-top:16.65pt;width:49.3pt;height:15.3pt;z-index:251650048;visibility:visible;mso-wrap-style:square;mso-width-percent:0;mso-height-percent:0;mso-wrap-distance-left:9pt;mso-wrap-distance-top:0;mso-wrap-distance-right:9pt;mso-wrap-distance-bottom:0;mso-position-horizontal:absolute;mso-position-horizontal-relative:text;mso-position-vertical:absolute;mso-position-vertical-relative:text;mso-width-percent:0;mso-height-percent:0;mso-width-relative:margin;mso-height-relative:margin;v-text-anchor:middle" arcsize="10923f" o:gfxdata="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" fillcolor="#5a5a5a [2109]" stroked="f" strokeweight="1pt">
                 <v:stroke joinstyle="miter"/>
                 <v:textbox inset=".5mm,0,.5mm,0">
                   <w:txbxContent>
@@ -11582,7 +10943,6 @@
         </w:rPr>
         <w:t xml:space="preserve">       </w:t>
       </w:r>
-      <w:proofErr w:type="gramStart"/>
       <w:r>
         <w:rPr>
           <w:rFonts w:ascii="Barlow Condensed Medium" w:eastAsia="華康中圓體" w:hAnsi="Barlow Condensed Medium"/>
@@ -11590,7 +10950,6 @@
         </w:rPr>
         <w:t>主堂</w:t>
       </w:r>
-      <w:proofErr w:type="gramEnd"/>
       <w:r>
         <w:rPr>
           <w:rFonts w:ascii="Barlow Condensed Medium" w:eastAsia="華康中圓體" w:hAnsi="Barlow Condensed Medium"/>
@@ -11734,7 +11093,6 @@
                                 <w:sz w:val="22"/>
                               </w:rPr>
                             </w:pPr>
-                            <w:proofErr w:type="gramStart"/>
                             <w:r>
                               <w:rPr>
                                 <w:rFonts w:ascii="Barlow Condensed Medium" w:eastAsia="華康儷中黑" w:hAnsi="Barlow Condensed Medium"/>
@@ -11742,7 +11100,6 @@
                               </w:rPr>
                               <w:t>教會臉書</w:t>
                             </w:r>
-                            <w:proofErr w:type="gramEnd"/>
                             <w:r>
                               <w:rPr>
                                 <w:rFonts w:ascii="Barlow Condensed Medium" w:eastAsia="華康儷中黑" w:hAnsi="Barlow Condensed Medium"/>
@@ -11785,7 +11142,7 @@
           </mc:Choice>
           <mc:Fallback>
             <w:pict>
-              <v:shape w14:anchorId="77C1E33A" id="_x0000_s1040" type="#_x0000_t202" style="position:absolute;margin-left:107.25pt;margin-top:6.2pt;width:125.55pt;height:16.3pt;z-index:251666432;visibility:visible;mso-wrap-style:square;mso-width-percent:0;mso-height-percent:0;mso-wrap-distance-left:9pt;mso-wrap-distance-top:3.6pt;mso-wrap-distance-right:9pt;mso-wrap-distance-bottom:3.6pt;mso-position-horizontal:absolute;mso-position-horizontal-relative:text;mso-position-vertical:absolute;mso-position-vertical-relative:text;mso-width-percent:0;mso-height-percent:0;mso-width-relative:margin;mso-height-relative:margin;v-text-anchor:top" o:gfxdata="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" filled="f" stroked="f">
+              <v:shape w14:anchorId="77C1E33A" id="_x0000_s1040" type="#_x0000_t202" style="position:absolute;margin-left:107.25pt;margin-top:6.2pt;width:125.55pt;height:16.3pt;z-index:251666432;visibility:visible;mso-wrap-style:square;mso-width-percent:0;mso-height-percent:0;mso-wrap-distance-left:9pt;mso-wrap-distance-top:3.6pt;mso-wrap-distance-right:9pt;mso-wrap-distance-bottom:3.6pt;mso-position-horizontal:absolute;mso-position-horizontal-relative:text;mso-position-vertical:absolute;mso-position-vertical-relative:text;mso-width-percent:0;mso-height-percent:0;mso-width-relative:margin;mso-height-relative:margin;v-text-anchor:top" o:gfxdata="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" filled="f" stroked="f">
                 <v:textbox inset="0,0,0,0">
                   <w:txbxContent>
                     <w:p>
@@ -11796,7 +11153,6 @@
                           <w:sz w:val="22"/>
                         </w:rPr>
                       </w:pPr>
-                      <w:proofErr w:type="gramStart"/>
                       <w:r>
                         <w:rPr>
                           <w:rFonts w:ascii="Barlow Condensed Medium" w:eastAsia="華康儷中黑" w:hAnsi="Barlow Condensed Medium"/>
@@ -11804,7 +11160,6 @@
                         </w:rPr>
                         <w:t>教會臉書</w:t>
                       </w:r>
-                      <w:proofErr w:type="gramEnd"/>
                       <w:r>
                         <w:rPr>
                           <w:rFonts w:ascii="Barlow Condensed Medium" w:eastAsia="華康儷中黑" w:hAnsi="Barlow Condensed Medium"/>
@@ -11862,19 +11217,8 @@
           <w:sz w:val="28"/>
           <w:szCs w:val="28"/>
         </w:rPr>
-        <w:t xml:space="preserve"> </w:t>
+        <w:t xml:space="preserve"> Weekly</w:t>
       </w:r>
-      <w:proofErr w:type="gramStart"/>
-      <w:r>
-        <w:rPr>
-          <w:rFonts w:ascii="Old English Text MT" w:hAnsi="Old English Text MT"/>
-          <w:color w:val="404040" w:themeColor="text1" w:themeTint="BF"/>
-          <w:sz w:val="28"/>
-          <w:szCs w:val="28"/>
-        </w:rPr>
-        <w:t>Weekly</w:t>
-      </w:r>
-      <w:proofErr w:type="gramEnd"/>
     </w:p>
     <w:p>
       <w:pPr>
@@ -12746,7 +12090,7 @@
                 </mc:Choice>
                 <mc:Fallback>
                   <w:pict>
-                    <v:rect w14:anchorId="343BC9BA" id="矩形 8" o:spid="_x0000_s1041" style="position:absolute;left:0;text-align:left;margin-left:-.7pt;margin-top:2.7pt;width:18.75pt;height:92.3pt;z-index:251663360;visibility:visible;mso-wrap-style:square;mso-width-percent:0;mso-height-percent:0;mso-wrap-distance-left:9pt;mso-wrap-distance-top:0;mso-wrap-distance-right:9pt;mso-wrap-distance-bottom:0;mso-position-horizontal:absolute;mso-position-horizontal-relative:text;mso-position-vertical:absolute;mso-position-vertical-relative:text;mso-width-percent:0;mso-height-percent:0;mso-width-relative:margin;mso-height-relative:margin;v-text-anchor:middle" o:gfxdata="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" fillcolor="#5a5a5a [2109]" stroked="f" strokeweight="1pt">
+                    <v:rect w14:anchorId="343BC9BA" id="矩形 8" o:spid="_x0000_s1041" style="position:absolute;left:0;text-align:left;margin-left:-.7pt;margin-top:2.7pt;width:18.75pt;height:92.3pt;z-index:251663360;visibility:visible;mso-wrap-style:square;mso-width-percent:0;mso-height-percent:0;mso-wrap-distance-left:9pt;mso-wrap-distance-top:0;mso-wrap-distance-right:9pt;mso-wrap-distance-bottom:0;mso-position-horizontal:absolute;mso-position-horizontal-relative:text;mso-position-vertical:absolute;mso-position-vertical-relative:text;mso-width-percent:0;mso-height-percent:0;mso-width-relative:margin;mso-height-relative:margin;v-text-anchor:middle" o:gfxdata="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" fillcolor="#5a5a5a [2109]" stroked="f" strokeweight="1pt">
                       <v:textbox style="layout-flow:vertical-ideographic" inset="1mm,1mm,1mm,1mm">
                         <w:txbxContent>
                           <w:p>
@@ -12804,7 +12148,6 @@
                 <w:szCs w:val="20"/>
               </w:rPr>
             </w:pPr>
-            <w:proofErr w:type="gramStart"/>
             <w:r>
               <w:rPr>
                 <w:rFonts w:eastAsia="華康儷中黑" w:cstheme="minorHAnsi"/>
@@ -12815,7 +12158,6 @@
               </w:rPr>
               <w:t>序樂</w:t>
             </w:r>
-            <w:proofErr w:type="gramEnd"/>
           </w:p>
         </w:tc>
         <w:tc>
@@ -12951,7 +12293,6 @@
                 <w:szCs w:val="20"/>
               </w:rPr>
             </w:pPr>
-            <w:proofErr w:type="gramStart"/>
             <w:r>
               <w:rPr>
                 <w:rFonts w:eastAsia="華康儷中黑" w:cstheme="minorHAnsi"/>
@@ -12962,7 +12303,6 @@
               </w:rPr>
               <w:t>宣召</w:t>
             </w:r>
-            <w:proofErr w:type="gramEnd"/>
           </w:p>
         </w:tc>
         <w:tc>
@@ -13320,29 +12660,7 @@
                 <w:sz w:val="20"/>
                 <w:szCs w:val="20"/>
               </w:rPr>
-              <w:t>新的</w:t>
-            </w:r>
-            <w:proofErr w:type="gramStart"/>
-            <w:r>
-              <w:rPr>
-                <w:rFonts w:ascii="Bahnschrift SemiBold Condensed" w:eastAsia="標楷體" w:hAnsi="Bahnschrift SemiBold Condensed" w:cstheme="minorHAnsi" w:hint="eastAsia"/>
-                <w:color w:val="000000" w:themeColor="text1"/>
-                <w:w w:val="125"/>
-                <w:sz w:val="20"/>
-                <w:szCs w:val="20"/>
-              </w:rPr>
-              <w:t>誡</w:t>
-            </w:r>
-            <w:proofErr w:type="gramEnd"/>
-            <w:r>
-              <w:rPr>
-                <w:rFonts w:ascii="Bahnschrift SemiBold Condensed" w:eastAsia="標楷體" w:hAnsi="Bahnschrift SemiBold Condensed" w:cstheme="minorHAnsi" w:hint="eastAsia"/>
-                <w:color w:val="000000" w:themeColor="text1"/>
-                <w:w w:val="125"/>
-                <w:sz w:val="20"/>
-                <w:szCs w:val="20"/>
-              </w:rPr>
-              <w:t>命</w:t>
+              <w:t>新的誡命</w:t>
             </w:r>
           </w:p>
         </w:tc>
@@ -13440,7 +12758,6 @@
                 <w:szCs w:val="20"/>
               </w:rPr>
             </w:pPr>
-            <w:proofErr w:type="gramStart"/>
             <w:r>
               <w:rPr>
                 <w:rFonts w:eastAsia="華康儷中黑" w:cstheme="minorHAnsi"/>
@@ -13451,7 +12768,6 @@
               </w:rPr>
               <w:t>啟應文</w:t>
             </w:r>
-            <w:proofErr w:type="gramEnd"/>
           </w:p>
         </w:tc>
         <w:tc>
@@ -13836,7 +13152,7 @@
                 </mc:Choice>
                 <mc:Fallback>
                   <w:pict>
-                    <v:rect w14:anchorId="363672F5" id="矩形 10" o:spid="_x0000_s1042" style="position:absolute;left:0;text-align:left;margin-left:-.7pt;margin-top:12.9pt;width:19.25pt;height:42.9pt;z-index:251659264;visibility:visible;mso-wrap-style:square;mso-width-percent:0;mso-height-percent:0;mso-wrap-distance-left:9pt;mso-wrap-distance-top:0;mso-wrap-distance-right:9pt;mso-wrap-distance-bottom:0;mso-position-horizontal:absolute;mso-position-horizontal-relative:text;mso-position-vertical:absolute;mso-position-vertical-relative:text;mso-width-percent:0;mso-height-percent:0;mso-width-relative:margin;mso-height-relative:margin;v-text-anchor:middle" o:gfxdata="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" fillcolor="#5a5a5a [2109]" stroked="f" strokeweight="1pt">
+                    <v:rect w14:anchorId="363672F5" id="矩形 10" o:spid="_x0000_s1042" style="position:absolute;left:0;text-align:left;margin-left:-.7pt;margin-top:12.9pt;width:19.25pt;height:42.9pt;z-index:251659264;visibility:visible;mso-wrap-style:square;mso-width-percent:0;mso-height-percent:0;mso-wrap-distance-left:9pt;mso-wrap-distance-top:0;mso-wrap-distance-right:9pt;mso-wrap-distance-bottom:0;mso-position-horizontal:absolute;mso-position-horizontal-relative:text;mso-position-vertical:absolute;mso-position-vertical-relative:text;mso-width-percent:0;mso-height-percent:0;mso-width-relative:margin;mso-height-relative:margin;v-text-anchor:middle" o:gfxdata="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" fillcolor="#5a5a5a [2109]" stroked="f" strokeweight="1pt">
                       <v:textbox style="layout-flow:vertical-ideographic" inset="1mm,1mm,1mm,1mm">
                         <w:txbxContent>
                           <w:p>
@@ -13935,7 +13251,6 @@
                 <w:szCs w:val="20"/>
               </w:rPr>
             </w:pPr>
-            <w:proofErr w:type="gramStart"/>
             <w:r>
               <w:rPr>
                 <w:rFonts w:ascii="Bahnschrift SemiBold Condensed" w:eastAsia="標楷體" w:hAnsi="Bahnschrift SemiBold Condensed" w:cstheme="minorHAnsi" w:hint="eastAsia"/>
@@ -13944,18 +13259,7 @@
                 <w:sz w:val="20"/>
                 <w:szCs w:val="20"/>
               </w:rPr>
-              <w:t>謳咾</w:t>
-            </w:r>
-            <w:proofErr w:type="gramEnd"/>
-            <w:r>
-              <w:rPr>
-                <w:rFonts w:ascii="Bahnschrift SemiBold Condensed" w:eastAsia="標楷體" w:hAnsi="Bahnschrift SemiBold Condensed" w:cstheme="minorHAnsi" w:hint="eastAsia"/>
-                <w:bCs/>
-                <w:w w:val="150"/>
-                <w:sz w:val="20"/>
-                <w:szCs w:val="20"/>
-              </w:rPr>
-              <w:t>與尊貴</w:t>
+              <w:t>我心尊主做大</w:t>
             </w:r>
           </w:p>
         </w:tc>
@@ -14662,7 +13966,7 @@
                 </mc:Choice>
                 <mc:Fallback>
                   <w:pict>
-                    <v:rect w14:anchorId="4D37C684" id="矩形 11" o:spid="_x0000_s1043" style="position:absolute;left:0;text-align:left;margin-left:-.7pt;margin-top:1.65pt;width:19.25pt;height:111.25pt;z-index:251656192;visibility:visible;mso-wrap-style:square;mso-width-percent:0;mso-height-percent:0;mso-wrap-distance-left:9pt;mso-wrap-distance-top:0;mso-wrap-distance-right:9pt;mso-wrap-distance-bottom:0;mso-position-horizontal:absolute;mso-position-horizontal-relative:text;mso-position-vertical:absolute;mso-position-vertical-relative:text;mso-width-percent:0;mso-height-percent:0;mso-width-relative:margin;mso-height-relative:margin;v-text-anchor:middle" o:gfxdata="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" fillcolor="#5a5a5a [2109]" stroked="f" strokeweight="1pt">
+                    <v:rect w14:anchorId="4D37C684" id="矩形 11" o:spid="_x0000_s1043" style="position:absolute;left:0;text-align:left;margin-left:-.7pt;margin-top:1.65pt;width:19.25pt;height:111.25pt;z-index:251656192;visibility:visible;mso-wrap-style:square;mso-width-percent:0;mso-height-percent:0;mso-wrap-distance-left:9pt;mso-wrap-distance-top:0;mso-wrap-distance-right:9pt;mso-wrap-distance-bottom:0;mso-position-horizontal:absolute;mso-position-horizontal-relative:text;mso-position-vertical:absolute;mso-position-vertical-relative:text;mso-width-percent:0;mso-height-percent:0;mso-width-relative:margin;mso-height-relative:margin;v-text-anchor:middle" o:gfxdata="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" fillcolor="#5a5a5a [2109]" stroked="f" strokeweight="1pt">
                       <v:textbox style="layout-flow:vertical-ideographic" inset="1mm,1mm,1mm,1mm">
                         <w:txbxContent>
                           <w:p>
@@ -15402,7 +14706,6 @@
                 <w:szCs w:val="20"/>
               </w:rPr>
             </w:pPr>
-            <w:proofErr w:type="gramStart"/>
             <w:r>
               <w:rPr>
                 <w:rFonts w:eastAsia="華康儷中黑" w:cstheme="minorHAnsi" w:hint="eastAsia"/>
@@ -15413,7 +14716,6 @@
               </w:rPr>
               <w:t>公禱</w:t>
             </w:r>
-            <w:proofErr w:type="gramEnd"/>
           </w:p>
         </w:tc>
         <w:tc>
@@ -15549,7 +14851,6 @@
                 <w:szCs w:val="20"/>
               </w:rPr>
             </w:pPr>
-            <w:proofErr w:type="gramStart"/>
             <w:r>
               <w:rPr>
                 <w:rFonts w:eastAsia="華康儷中黑" w:cstheme="minorHAnsi"/>
@@ -15560,7 +14861,6 @@
               </w:rPr>
               <w:t>頌榮</w:t>
             </w:r>
-            <w:proofErr w:type="gramEnd"/>
           </w:p>
         </w:tc>
         <w:tc>
@@ -15793,7 +15093,6 @@
               </w:rPr>
               <w:t xml:space="preserve">: </w:t>
             </w:r>
-            <w:proofErr w:type="gramStart"/>
             <w:r>
               <w:rPr>
                 <w:rFonts w:ascii="Bahnschrift SemiBold Condensed" w:eastAsia="標楷體" w:hAnsi="Bahnschrift SemiBold Condensed" w:cstheme="minorHAnsi" w:hint="eastAsia"/>
@@ -15803,7 +15102,6 @@
               </w:rPr>
               <w:t>阿們頌</w:t>
             </w:r>
-            <w:proofErr w:type="gramEnd"/>
           </w:p>
         </w:tc>
         <w:tc>
@@ -15900,7 +15198,6 @@
                 <w:szCs w:val="20"/>
               </w:rPr>
             </w:pPr>
-            <w:proofErr w:type="gramStart"/>
             <w:r>
               <w:rPr>
                 <w:rFonts w:eastAsia="華康儷中黑" w:cstheme="minorHAnsi" w:hint="eastAsia"/>
@@ -15911,7 +15208,6 @@
               </w:rPr>
               <w:t>殿樂</w:t>
             </w:r>
-            <w:proofErr w:type="gramEnd"/>
           </w:p>
         </w:tc>
         <w:tc>
@@ -16436,7 +15732,7 @@
           </mc:Choice>
           <mc:Fallback>
             <w:pict>
-              <v:line w14:anchorId="677E640F" id="直線接點 2" o:spid="_x0000_s1026" style="position:absolute;z-index:251653120;visibility:visible;mso-wrap-style:square;mso-height-percent:0;mso-wrap-distance-left:9pt;mso-wrap-distance-top:0;mso-wrap-distance-right:9pt;mso-wrap-distance-bottom:0;mso-position-horizontal:absolute;mso-position-horizontal-relative:page;mso-position-vertical:absolute;mso-position-vertical-relative:page;mso-height-percent:0;mso-height-relative:margin" from="687.75pt,19.85pt" to="687.75pt,709.8pt" o:gfxdata="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" strokecolor="black [3213]" strokeweight=".5pt">
+              <v:line w14:anchorId="11CE6C7D" id="直線接點 2" o:spid="_x0000_s1026" style="position:absolute;z-index:251653120;visibility:visible;mso-wrap-style:square;mso-height-percent:0;mso-wrap-distance-left:9pt;mso-wrap-distance-top:0;mso-wrap-distance-right:9pt;mso-wrap-distance-bottom:0;mso-position-horizontal:absolute;mso-position-horizontal-relative:page;mso-position-vertical:absolute;mso-position-vertical-relative:page;mso-height-percent:0;mso-height-relative:margin" from="687.75pt,19.85pt" to="687.75pt,709.8pt" o:gfxdata="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" strokecolor="black [3213]" strokeweight=".5pt">
                 <v:stroke dashstyle="3 1" joinstyle="miter"/>
                 <w10:wrap anchorx="page" anchory="page"/>
               </v:line>
@@ -16466,7 +15762,15 @@
           <w:color w:val="000000"/>
           <w:szCs w:val="24"/>
         </w:rPr>
-        <w:t>林前</w:t>
+        <w:t>哥</w:t>
+      </w:r>
+      <w:r>
+        <w:rPr>
+          <w:rFonts w:ascii="Barlow Condensed Medium" w:eastAsia="華康中黑體" w:hAnsi="Barlow Condensed Medium" w:cs="Calibri" w:hint="eastAsia"/>
+          <w:color w:val="000000"/>
+          <w:szCs w:val="24"/>
+        </w:rPr>
+        <w:t>林多前書</w:t>
       </w:r>
       <w:r>
         <w:rPr>
@@ -16573,9 +15877,16 @@
           <w:sz w:val="26"/>
           <w:szCs w:val="26"/>
         </w:rPr>
-        <w:t>見若</w:t>
+        <w:t>因為世間既然對</w:t>
       </w:r>
-      <w:proofErr w:type="gramStart"/>
+      <w:r>
+        <w:rPr>
+          <w:rFonts w:ascii="新細明體-ExtB" w:eastAsia="新細明體-ExtB" w:hAnsi="新細明體-ExtB" w:cs="新細明體-ExtB" w:hint="eastAsia"/>
+          <w:w w:val="80"/>
+          <w:szCs w:val="24"/>
+        </w:rPr>
+        <w:t>𪜶</w:t>
+      </w:r>
       <w:r>
         <w:rPr>
           <w:rFonts w:ascii="標楷體" w:eastAsia="標楷體" w:hAnsi="標楷體" w:cs="Arial" w:hint="eastAsia"/>
@@ -16583,29 +15894,8 @@
           <w:sz w:val="26"/>
           <w:szCs w:val="26"/>
         </w:rPr>
-        <w:t>綿</w:t>
+        <w:t>的智慧，呣識上帝，上帝就歡喜對所宣傳的戇來救諸個信的人，這攏是上帝的智慧</w:t>
       </w:r>
-      <w:proofErr w:type="gramEnd"/>
-      <w:r>
-        <w:rPr>
-          <w:rFonts w:ascii="標楷體" w:eastAsia="標楷體" w:hAnsi="標楷體" w:cs="Arial" w:hint="eastAsia"/>
-          <w:w w:val="80"/>
-          <w:sz w:val="26"/>
-          <w:szCs w:val="26"/>
-        </w:rPr>
-        <w:t>賴行好、求榮光、尊貴，及敗壞的，將永</w:t>
-      </w:r>
-      <w:proofErr w:type="gramStart"/>
-      <w:r>
-        <w:rPr>
-          <w:rFonts w:ascii="標楷體" w:eastAsia="標楷體" w:hAnsi="標楷體" w:cs="Arial" w:hint="eastAsia"/>
-          <w:w w:val="80"/>
-          <w:sz w:val="26"/>
-          <w:szCs w:val="26"/>
-        </w:rPr>
-        <w:t>活報伊</w:t>
-      </w:r>
-      <w:proofErr w:type="gramEnd"/>
       <w:r>
         <w:rPr>
           <w:rFonts w:ascii="標楷體" w:eastAsia="標楷體" w:hAnsi="標楷體" w:cs="Arial" w:hint="eastAsia"/>
@@ -16694,7 +15984,7 @@
           <w:sz w:val="26"/>
           <w:szCs w:val="26"/>
         </w:rPr>
-        <w:t>凡恆心行善、尋求榮耀尊貴、和不能朽壞之福的、就以永生報應他們</w:t>
+        <w:t>世人憑自己的智慧、既不認識　神、　神就樂意用人所當作愚拙的道理、拯救那些信的人．這就是　神的智慧了</w:t>
       </w:r>
       <w:r>
         <w:rPr>
@@ -16824,7 +16114,6 @@
                 <w:w w:val="80"/>
               </w:rPr>
             </w:pPr>
-            <w:proofErr w:type="gramStart"/>
             <w:r>
               <w:rPr>
                 <w:rFonts w:ascii="Barlow Condensed Medium" w:eastAsia="華康中黑體" w:hAnsi="Barlow Condensed Medium" w:cstheme="minorHAnsi"/>
@@ -16832,7 +16121,6 @@
               </w:rPr>
               <w:t>主日事奉</w:t>
             </w:r>
-            <w:proofErr w:type="gramEnd"/>
           </w:p>
         </w:tc>
         <w:tc>
@@ -16863,17 +16151,8 @@
                 <w:rFonts w:ascii="Barlow Condensed Medium" w:eastAsia="華康中黑體" w:hAnsi="Barlow Condensed Medium" w:cstheme="minorHAnsi"/>
                 <w:w w:val="66"/>
               </w:rPr>
-              <w:t>本</w:t>
-            </w:r>
-            <w:proofErr w:type="gramStart"/>
-            <w:r>
-              <w:rPr>
-                <w:rFonts w:ascii="Barlow Condensed Medium" w:eastAsia="華康中黑體" w:hAnsi="Barlow Condensed Medium" w:cstheme="minorHAnsi"/>
-                <w:w w:val="66"/>
-              </w:rPr>
-              <w:t>週</w:t>
-            </w:r>
-            <w:proofErr w:type="gramEnd"/>
+              <w:t>本週</w:t>
+            </w:r>
             <w:r>
               <w:rPr>
                 <w:rFonts w:ascii="Barlow Condensed Medium" w:eastAsia="華康儷中黑" w:hAnsi="Barlow Condensed Medium" w:cstheme="minorHAnsi"/>
@@ -16983,17 +16262,8 @@
                 <w:rFonts w:ascii="Barlow Condensed Medium" w:eastAsia="華康中黑體" w:hAnsi="Barlow Condensed Medium" w:cstheme="minorHAnsi"/>
                 <w:w w:val="66"/>
               </w:rPr>
-              <w:t>下</w:t>
-            </w:r>
-            <w:proofErr w:type="gramStart"/>
-            <w:r>
-              <w:rPr>
-                <w:rFonts w:ascii="Barlow Condensed Medium" w:eastAsia="華康中黑體" w:hAnsi="Barlow Condensed Medium" w:cstheme="minorHAnsi"/>
-                <w:w w:val="66"/>
-              </w:rPr>
-              <w:t>週</w:t>
-            </w:r>
-            <w:proofErr w:type="gramEnd"/>
+              <w:t>下週</w:t>
+            </w:r>
             <w:r>
               <w:rPr>
                 <w:rFonts w:ascii="Barlow Condensed Medium" w:eastAsia="華康儷中黑" w:hAnsi="Barlow Condensed Medium" w:cstheme="minorHAnsi"/>
@@ -17440,7 +16710,6 @@
                 <w:szCs w:val="28"/>
               </w:rPr>
             </w:pPr>
-            <w:proofErr w:type="gramStart"/>
             <w:r>
               <w:rPr>
                 <w:rFonts w:ascii="Barlow Condensed Medium" w:eastAsia="華康正顏楷體W9" w:hAnsi="Barlow Condensed Medium" w:cstheme="minorHAnsi"/>
@@ -17450,7 +16719,6 @@
               </w:rPr>
               <w:t>月值月長執</w:t>
             </w:r>
-            <w:proofErr w:type="gramEnd"/>
             <w:r>
               <w:rPr>
                 <w:rFonts w:ascii="Barlow Condensed Medium" w:eastAsia="標楷體" w:hAnsi="Barlow Condensed Medium" w:cstheme="minorHAnsi"/>
@@ -18606,7 +17874,6 @@
                 <w:w w:val="80"/>
               </w:rPr>
             </w:pPr>
-            <w:proofErr w:type="gramStart"/>
             <w:r>
               <w:rPr>
                 <w:rFonts w:ascii="Barlow Condensed Medium" w:eastAsia="華康中黑體" w:hAnsi="Barlow Condensed Medium" w:cstheme="minorHAnsi"/>
@@ -18614,7 +17881,6 @@
               </w:rPr>
               <w:t>司獻</w:t>
             </w:r>
-            <w:proofErr w:type="gramEnd"/>
           </w:p>
         </w:tc>
         <w:tc>
@@ -19195,18 +18461,8 @@
                 <w:szCs w:val="24"/>
                 <w:lang w:eastAsia="zh-HK"/>
               </w:rPr>
-              <w:t>孫翠</w:t>
-            </w:r>
-            <w:proofErr w:type="gramStart"/>
-            <w:r>
-              <w:rPr>
-                <w:rFonts w:ascii="標楷體" w:eastAsia="標楷體" w:hAnsi="標楷體" w:cstheme="majorBidi" w:hint="eastAsia"/>
-                <w:szCs w:val="24"/>
-                <w:lang w:eastAsia="zh-HK"/>
-              </w:rPr>
-              <w:t>璘</w:t>
-            </w:r>
-            <w:proofErr w:type="gramEnd"/>
+              <w:t>孫翠璘</w:t>
+            </w:r>
           </w:p>
         </w:tc>
         <w:tc>
@@ -19742,21 +18998,12 @@
                 <w:w w:val="80"/>
               </w:rPr>
             </w:pPr>
-            <w:proofErr w:type="gramStart"/>
             <w:r>
               <w:rPr>
                 <w:rFonts w:ascii="標楷體" w:eastAsia="標楷體" w:hAnsi="標楷體" w:cs="華康儷楷書" w:hint="eastAsia"/>
                 <w:w w:val="80"/>
               </w:rPr>
-              <w:t>拿細耳</w:t>
-            </w:r>
-            <w:proofErr w:type="gramEnd"/>
-            <w:r>
-              <w:rPr>
-                <w:rFonts w:ascii="標楷體" w:eastAsia="標楷體" w:hAnsi="標楷體" w:cs="華康儷楷書" w:hint="eastAsia"/>
-                <w:w w:val="80"/>
-              </w:rPr>
-              <w:t>小組</w:t>
+              <w:t>拿細耳小組</w:t>
             </w:r>
           </w:p>
         </w:tc>
@@ -20272,7 +19519,6 @@
                 <w:szCs w:val="24"/>
               </w:rPr>
             </w:pPr>
-            <w:proofErr w:type="gramStart"/>
             <w:r>
               <w:rPr>
                 <w:rFonts w:ascii="標楷體" w:eastAsia="標楷體" w:hAnsi="標楷體" w:cstheme="majorBidi" w:hint="eastAsia"/>
@@ -20280,7 +19526,6 @@
               </w:rPr>
               <w:t>楊竣傑</w:t>
             </w:r>
-            <w:proofErr w:type="gramEnd"/>
           </w:p>
         </w:tc>
         <w:tc>
@@ -21634,7 +20879,6 @@
                 <w:w w:val="80"/>
               </w:rPr>
             </w:pPr>
-            <w:proofErr w:type="gramStart"/>
             <w:r>
               <w:rPr>
                 <w:rFonts w:ascii="Barlow Condensed Medium" w:eastAsia="華康中黑體" w:hAnsi="Barlow Condensed Medium" w:cstheme="minorHAnsi" w:hint="eastAsia"/>
@@ -21642,7 +20886,6 @@
               </w:rPr>
               <w:t>愛宴</w:t>
             </w:r>
-            <w:proofErr w:type="gramEnd"/>
           </w:p>
         </w:tc>
         <w:tc>
@@ -21808,7 +21051,6 @@
                 <w:w w:val="80"/>
               </w:rPr>
             </w:pPr>
-            <w:proofErr w:type="gramStart"/>
             <w:r>
               <w:rPr>
                 <w:rFonts w:ascii="Barlow Condensed Medium" w:eastAsia="華康中黑體" w:hAnsi="Barlow Condensed Medium" w:cstheme="minorHAnsi" w:hint="eastAsia"/>
@@ -21816,7 +21058,6 @@
               </w:rPr>
               <w:t>愛宴清洗</w:t>
             </w:r>
-            <w:proofErr w:type="gramEnd"/>
           </w:p>
         </w:tc>
         <w:tc>
@@ -22023,17 +21264,8 @@
                 <w:rFonts w:ascii="Barlow Condensed Medium" w:eastAsia="標楷體" w:hAnsi="Barlow Condensed Medium" w:cs="華康儷楷書" w:hint="eastAsia"/>
                 <w:szCs w:val="24"/>
               </w:rPr>
-              <w:t>孫翠</w:t>
-            </w:r>
-            <w:proofErr w:type="gramStart"/>
-            <w:r>
-              <w:rPr>
-                <w:rFonts w:ascii="Barlow Condensed Medium" w:eastAsia="標楷體" w:hAnsi="Barlow Condensed Medium" w:cs="華康儷楷書" w:hint="eastAsia"/>
-                <w:szCs w:val="24"/>
-              </w:rPr>
-              <w:t>璘</w:t>
-            </w:r>
-            <w:proofErr w:type="gramEnd"/>
+              <w:t>孫翠璘</w:t>
+            </w:r>
           </w:p>
         </w:tc>
         <w:tc>
@@ -22142,21 +21374,12 @@
                 <w:szCs w:val="24"/>
               </w:rPr>
             </w:pPr>
-            <w:proofErr w:type="gramStart"/>
             <w:r>
               <w:rPr>
                 <w:rFonts w:ascii="Barlow Condensed Medium" w:eastAsia="標楷體" w:hAnsi="Barlow Condensed Medium" w:cs="華康儷楷書" w:hint="eastAsia"/>
                 <w:szCs w:val="24"/>
               </w:rPr>
-              <w:t>机</w:t>
-            </w:r>
-            <w:proofErr w:type="gramEnd"/>
-            <w:r>
-              <w:rPr>
-                <w:rFonts w:ascii="Barlow Condensed Medium" w:eastAsia="標楷體" w:hAnsi="Barlow Condensed Medium" w:cs="華康儷楷書" w:hint="eastAsia"/>
-                <w:szCs w:val="24"/>
-              </w:rPr>
-              <w:t>忠三</w:t>
+              <w:t>机忠三</w:t>
             </w:r>
           </w:p>
         </w:tc>
@@ -26784,7 +26007,6 @@
                 <w:szCs w:val="20"/>
               </w:rPr>
             </w:pPr>
-            <w:proofErr w:type="gramStart"/>
             <w:r>
               <w:rPr>
                 <w:rFonts w:ascii="Barlow Condensed Medium" w:eastAsia="華康儷中黑" w:hAnsi="Barlow Condensed Medium" w:cstheme="minorHAnsi"/>
@@ -26794,7 +26016,6 @@
               </w:rPr>
               <w:t>一</w:t>
             </w:r>
-            <w:proofErr w:type="gramEnd"/>
             <w:r>
               <w:rPr>
                 <w:rFonts w:ascii="Barlow Condensed Medium" w:eastAsia="華康儷中黑" w:hAnsi="Barlow Condensed Medium" w:cstheme="minorHAnsi"/>
@@ -27147,7 +26368,6 @@
                 <w:szCs w:val="20"/>
               </w:rPr>
             </w:pPr>
-            <w:proofErr w:type="gramStart"/>
             <w:r>
               <w:rPr>
                 <w:rFonts w:ascii="Barlow Condensed Medium" w:eastAsia="華康儷中黑" w:hAnsi="Barlow Condensed Medium" w:cstheme="minorHAnsi"/>
@@ -27157,7 +26377,6 @@
               </w:rPr>
               <w:t>三</w:t>
             </w:r>
-            <w:proofErr w:type="gramEnd"/>
             <w:r>
               <w:rPr>
                 <w:rFonts w:ascii="Barlow Condensed Medium" w:eastAsia="華康儷中黑" w:hAnsi="Barlow Condensed Medium" w:cstheme="minorHAnsi"/>
@@ -27906,7 +27125,6 @@
           </wp:anchor>
         </w:drawing>
       </w:r>
-      <w:proofErr w:type="gramStart"/>
       <w:r>
         <w:rPr>
           <w:rFonts w:ascii="Yanone Kaffeesatz Regular" w:eastAsia="華康儷中黑" w:hAnsi="Yanone Kaffeesatz Regular" w:cs="Arial"/>
@@ -27916,7 +27134,6 @@
         </w:rPr>
         <w:t>註</w:t>
       </w:r>
-      <w:proofErr w:type="gramEnd"/>
       <w:r>
         <w:rPr>
           <w:rFonts w:ascii="Yanone Kaffeesatz Regular" w:eastAsia="華康儷中黑" w:hAnsi="Yanone Kaffeesatz Regular" w:cs="Arial" w:hint="eastAsia"/>
@@ -28083,7 +27300,6 @@
         </w:rPr>
         <w:t>，</w:t>
       </w:r>
-      <w:proofErr w:type="gramStart"/>
       <w:r>
         <w:rPr>
           <w:rFonts w:ascii="Yanone Kaffeesatz Regular" w:eastAsia="華康儷中黑" w:hAnsi="Yanone Kaffeesatz Regular" w:cs="Arial" w:hint="eastAsia"/>
@@ -28109,17 +27325,7 @@
           <w:sz w:val="26"/>
           <w:szCs w:val="26"/>
         </w:rPr>
-        <w:t>省略</w:t>
-      </w:r>
-      <w:proofErr w:type="gramEnd"/>
-      <w:r>
-        <w:rPr>
-          <w:rFonts w:ascii="Yanone Kaffeesatz Regular" w:eastAsia="華康儷中黑" w:hAnsi="Yanone Kaffeesatz Regular" w:cs="Arial" w:hint="eastAsia"/>
-          <w:w w:val="60"/>
-          <w:sz w:val="26"/>
-          <w:szCs w:val="26"/>
-        </w:rPr>
-        <w:t>章</w:t>
+        <w:t>省略章</w:t>
       </w:r>
       <w:r>
         <w:rPr>
@@ -28268,7 +27474,6 @@
           <w:szCs w:val="26"/>
         </w:rPr>
       </w:pPr>
-      <w:proofErr w:type="gramStart"/>
       <w:r>
         <w:rPr>
           <w:rFonts w:ascii="Barlow Condensed Medium" w:eastAsia="華康儷中黑" w:hAnsi="Barlow Condensed Medium" w:cs="Arial" w:hint="eastAsia"/>
@@ -28276,17 +27481,7 @@
           <w:sz w:val="26"/>
           <w:szCs w:val="26"/>
         </w:rPr>
-        <w:t>鑰</w:t>
-      </w:r>
-      <w:proofErr w:type="gramEnd"/>
-      <w:r>
-        <w:rPr>
-          <w:rFonts w:ascii="Barlow Condensed Medium" w:eastAsia="華康儷中黑" w:hAnsi="Barlow Condensed Medium" w:cs="Arial" w:hint="eastAsia"/>
-          <w:w w:val="80"/>
-          <w:sz w:val="26"/>
-          <w:szCs w:val="26"/>
-        </w:rPr>
-        <w:t>節</w:t>
+        <w:t>鑰節</w:t>
       </w:r>
       <w:r>
         <w:rPr>
@@ -28488,9 +27683,8 @@
                 <w:sz w:val="26"/>
                 <w:szCs w:val="26"/>
               </w:rPr>
-              <w:t xml:space="preserve">　</w:t>
-            </w:r>
-            <w:proofErr w:type="gramStart"/>
+              <w:t xml:space="preserve">　神既不住人手造的殿，又為何要蓋它</w:t>
+            </w:r>
             <w:r>
               <w:rPr>
                 <w:rFonts w:ascii="Barlow Condensed Medium" w:eastAsia="華康中黑體" w:hAnsi="Barlow Condensed Medium" w:cs="Arial" w:hint="eastAsia"/>
@@ -28498,9 +27692,62 @@
                 <w:sz w:val="26"/>
                 <w:szCs w:val="26"/>
               </w:rPr>
-              <w:t>神既不住</w:t>
-            </w:r>
-            <w:proofErr w:type="gramEnd"/>
+              <w:t xml:space="preserve">? </w:t>
+            </w:r>
+          </w:p>
+        </w:tc>
+      </w:tr>
+      <w:tr>
+        <w:tc>
+          <w:tcPr>
+            <w:tcW w:w="238" w:type="dxa"/>
+            <w:tcMar>
+              <w:left w:w="28" w:type="dxa"/>
+              <w:right w:w="28" w:type="dxa"/>
+            </w:tcMar>
+          </w:tcPr>
+          <w:p>
+            <w:pPr>
+              <w:snapToGrid w:val="0"/>
+              <w:spacing w:line="300" w:lineRule="exact"/>
+              <w:rPr>
+                <w:rFonts w:ascii="Barlow Condensed Medium" w:eastAsia="華康細黑體" w:hAnsi="Barlow Condensed Medium" w:cs="Arial"/>
+                <w:w w:val="75"/>
+                <w:sz w:val="26"/>
+                <w:szCs w:val="26"/>
+              </w:rPr>
+            </w:pPr>
+            <w:r>
+              <w:rPr>
+                <w:rFonts w:ascii="Barlow Condensed Medium" w:eastAsia="華康細黑體" w:hAnsi="Barlow Condensed Medium" w:cs="Arial"/>
+                <w:w w:val="75"/>
+                <w:sz w:val="26"/>
+                <w:szCs w:val="26"/>
+              </w:rPr>
+              <w:t>2.</w:t>
+            </w:r>
+          </w:p>
+        </w:tc>
+        <w:tc>
+          <w:tcPr>
+            <w:tcW w:w="2607" w:type="dxa"/>
+            <w:tcMar>
+              <w:left w:w="57" w:type="dxa"/>
+              <w:right w:w="57" w:type="dxa"/>
+            </w:tcMar>
+          </w:tcPr>
+          <w:p>
+            <w:pPr>
+              <w:snapToGrid w:val="0"/>
+              <w:spacing w:line="300" w:lineRule="exact"/>
+              <w:jc w:val="both"/>
+              <w:rPr>
+                <w:rFonts w:ascii="Barlow Condensed Medium" w:eastAsia="華康中黑體" w:hAnsi="Barlow Condensed Medium" w:cs="Arial"/>
+                <w:w w:val="75"/>
+                <w:sz w:val="26"/>
+                <w:szCs w:val="26"/>
+              </w:rPr>
+            </w:pPr>
             <w:r>
               <w:rPr>
                 <w:rFonts w:ascii="Barlow Condensed Medium" w:eastAsia="華康中黑體" w:hAnsi="Barlow Condensed Medium" w:cs="Arial" w:hint="eastAsia"/>
@@ -28508,119 +27755,7 @@
                 <w:sz w:val="26"/>
                 <w:szCs w:val="26"/>
               </w:rPr>
-              <w:t>人手</w:t>
-            </w:r>
-            <w:proofErr w:type="gramStart"/>
-            <w:r>
-              <w:rPr>
-                <w:rFonts w:ascii="Barlow Condensed Medium" w:eastAsia="華康中黑體" w:hAnsi="Barlow Condensed Medium" w:cs="Arial" w:hint="eastAsia"/>
-                <w:w w:val="75"/>
-                <w:sz w:val="26"/>
-                <w:szCs w:val="26"/>
-              </w:rPr>
-              <w:t>造的殿</w:t>
-            </w:r>
-            <w:proofErr w:type="gramEnd"/>
-            <w:r>
-              <w:rPr>
-                <w:rFonts w:ascii="Barlow Condensed Medium" w:eastAsia="華康中黑體" w:hAnsi="Barlow Condensed Medium" w:cs="Arial" w:hint="eastAsia"/>
-                <w:w w:val="75"/>
-                <w:sz w:val="26"/>
-                <w:szCs w:val="26"/>
-              </w:rPr>
-              <w:t>，又為何要蓋它</w:t>
-            </w:r>
-            <w:r>
-              <w:rPr>
-                <w:rFonts w:ascii="Barlow Condensed Medium" w:eastAsia="華康中黑體" w:hAnsi="Barlow Condensed Medium" w:cs="Arial" w:hint="eastAsia"/>
-                <w:w w:val="75"/>
-                <w:sz w:val="26"/>
-                <w:szCs w:val="26"/>
-              </w:rPr>
-              <w:t xml:space="preserve">? </w:t>
-            </w:r>
-          </w:p>
-        </w:tc>
-      </w:tr>
-      <w:tr>
-        <w:tc>
-          <w:tcPr>
-            <w:tcW w:w="238" w:type="dxa"/>
-            <w:tcMar>
-              <w:left w:w="28" w:type="dxa"/>
-              <w:right w:w="28" w:type="dxa"/>
-            </w:tcMar>
-          </w:tcPr>
-          <w:p>
-            <w:pPr>
-              <w:snapToGrid w:val="0"/>
-              <w:spacing w:line="300" w:lineRule="exact"/>
-              <w:rPr>
-                <w:rFonts w:ascii="Barlow Condensed Medium" w:eastAsia="華康細黑體" w:hAnsi="Barlow Condensed Medium" w:cs="Arial"/>
-                <w:w w:val="75"/>
-                <w:sz w:val="26"/>
-                <w:szCs w:val="26"/>
-              </w:rPr>
-            </w:pPr>
-            <w:r>
-              <w:rPr>
-                <w:rFonts w:ascii="Barlow Condensed Medium" w:eastAsia="華康細黑體" w:hAnsi="Barlow Condensed Medium" w:cs="Arial"/>
-                <w:w w:val="75"/>
-                <w:sz w:val="26"/>
-                <w:szCs w:val="26"/>
-              </w:rPr>
-              <w:t>2.</w:t>
-            </w:r>
-          </w:p>
-        </w:tc>
-        <w:tc>
-          <w:tcPr>
-            <w:tcW w:w="2607" w:type="dxa"/>
-            <w:tcMar>
-              <w:left w:w="57" w:type="dxa"/>
-              <w:right w:w="57" w:type="dxa"/>
-            </w:tcMar>
-          </w:tcPr>
-          <w:p>
-            <w:pPr>
-              <w:snapToGrid w:val="0"/>
-              <w:spacing w:line="300" w:lineRule="exact"/>
-              <w:jc w:val="both"/>
-              <w:rPr>
-                <w:rFonts w:ascii="Barlow Condensed Medium" w:eastAsia="華康中黑體" w:hAnsi="Barlow Condensed Medium" w:cs="Arial"/>
-                <w:w w:val="75"/>
-                <w:sz w:val="26"/>
-                <w:szCs w:val="26"/>
-              </w:rPr>
-            </w:pPr>
-            <w:r>
-              <w:rPr>
-                <w:rFonts w:ascii="Barlow Condensed Medium" w:eastAsia="華康中黑體" w:hAnsi="Barlow Condensed Medium" w:cs="Arial" w:hint="eastAsia"/>
-                <w:w w:val="75"/>
-                <w:sz w:val="26"/>
-                <w:szCs w:val="26"/>
-              </w:rPr>
-              <w:t>王向人民</w:t>
-            </w:r>
-            <w:proofErr w:type="gramStart"/>
-            <w:r>
-              <w:rPr>
-                <w:rFonts w:ascii="Barlow Condensed Medium" w:eastAsia="華康中黑體" w:hAnsi="Barlow Condensed Medium" w:cs="Arial" w:hint="eastAsia"/>
-                <w:w w:val="75"/>
-                <w:sz w:val="26"/>
-                <w:szCs w:val="26"/>
-              </w:rPr>
-              <w:t>徵</w:t>
-            </w:r>
-            <w:proofErr w:type="gramEnd"/>
-            <w:r>
-              <w:rPr>
-                <w:rFonts w:ascii="Barlow Condensed Medium" w:eastAsia="華康中黑體" w:hAnsi="Barlow Condensed Medium" w:cs="Arial" w:hint="eastAsia"/>
-                <w:w w:val="75"/>
-                <w:sz w:val="26"/>
-                <w:szCs w:val="26"/>
-              </w:rPr>
-              <w:t>勞役有何問題</w:t>
+              <w:t>王向人民徵勞役有何問題</w:t>
             </w:r>
             <w:r>
               <w:rPr>
@@ -28893,7 +28028,7 @@
           </mc:Choice>
           <mc:Fallback>
             <w:pict>
-              <v:line w14:anchorId="74D4AE72" id="直線接點 6" o:spid="_x0000_s1026" style="position:absolute;z-index:251665408;visibility:visible;mso-wrap-style:square;mso-width-percent:0;mso-height-percent:0;mso-wrap-distance-left:9pt;mso-wrap-distance-top:0;mso-wrap-distance-right:9pt;mso-wrap-distance-bottom:0;mso-position-horizontal:absolute;mso-position-horizontal-relative:page;mso-position-vertical:absolute;mso-position-vertical-relative:page;mso-width-percent:0;mso-height-percent:0;mso-width-relative:margin;mso-height-relative:margin" from="343.9pt,19.85pt" to="345.05pt,710.95pt" o:gfxdata="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" strokecolor="black [3213]" strokeweight=".5pt">
+              <v:line w14:anchorId="1BDB21CB" id="直線接點 6" o:spid="_x0000_s1026" style="position:absolute;z-index:251665408;visibility:visible;mso-wrap-style:square;mso-width-percent:0;mso-height-percent:0;mso-wrap-distance-left:9pt;mso-wrap-distance-top:0;mso-wrap-distance-right:9pt;mso-wrap-distance-bottom:0;mso-position-horizontal:absolute;mso-position-horizontal-relative:page;mso-position-vertical:absolute;mso-position-vertical-relative:page;mso-width-percent:0;mso-height-percent:0;mso-width-relative:margin;mso-height-relative:margin" from="343.9pt,19.85pt" to="345.05pt,710.95pt" o:gfxdata="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" strokecolor="black [3213]" strokeweight=".5pt">
                 <v:stroke dashstyle="3 1" joinstyle="miter"/>
                 <w10:wrap anchorx="page" anchory="page"/>
               </v:line>
@@ -28970,7 +28105,7 @@
           </mc:Choice>
           <mc:Fallback>
             <w:pict>
-              <v:line w14:anchorId="0F1E5E36" id="直線接點 4" o:spid="_x0000_s1026" style="position:absolute;z-index:251661312;visibility:visible;mso-wrap-style:square;mso-width-percent:0;mso-height-percent:0;mso-wrap-distance-left:9pt;mso-wrap-distance-top:0;mso-wrap-distance-right:9pt;mso-wrap-distance-bottom:0;mso-position-horizontal:absolute;mso-position-horizontal-relative:page;mso-position-vertical:absolute;mso-position-vertical-relative:page;mso-width-percent:0;mso-height-percent:0;mso-width-relative:margin;mso-height-relative:margin" from="343.9pt,19.85pt" to="345.05pt,710.95pt" o:gfxdata="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" strokecolor="black [3213]" strokeweight=".5pt">
+              <v:line w14:anchorId="55357C73" id="直線接點 4" o:spid="_x0000_s1026" style="position:absolute;z-index:251661312;visibility:visible;mso-wrap-style:square;mso-width-percent:0;mso-height-percent:0;mso-wrap-distance-left:9pt;mso-wrap-distance-top:0;mso-wrap-distance-right:9pt;mso-wrap-distance-bottom:0;mso-position-horizontal:absolute;mso-position-horizontal-relative:page;mso-position-vertical:absolute;mso-position-vertical-relative:page;mso-width-percent:0;mso-height-percent:0;mso-width-relative:margin;mso-height-relative:margin" from="343.9pt,19.85pt" to="345.05pt,710.95pt" o:gfxdata="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" strokecolor="black [3213]" strokeweight=".5pt">
                 <v:stroke dashstyle="3 1" joinstyle="miter"/>
                 <w10:wrap anchorx="page" anchory="page"/>
               </v:line>
@@ -28992,7 +28127,6 @@
         </w:rPr>
         <w:t>本</w:t>
       </w:r>
-      <w:proofErr w:type="gramStart"/>
       <w:r>
         <w:rPr>
           <w:rFonts w:ascii="Barlow Condensed Medium" w:eastAsia="華康正顏楷體W9" w:hAnsi="Barlow Condensed Medium" w:cstheme="minorHAnsi"/>
@@ -29000,7 +28134,6 @@
         </w:rPr>
         <w:t>週講章</w:t>
       </w:r>
-      <w:proofErr w:type="gramEnd"/>
       <w:r>
         <w:rPr>
           <w:rFonts w:ascii="Barlow Condensed Medium" w:eastAsia="華康正顏楷體W9" w:hAnsi="Barlow Condensed Medium" w:cstheme="minorHAnsi"/>
@@ -29308,47 +28441,7 @@
           <w:sz w:val="26"/>
           <w:szCs w:val="26"/>
         </w:rPr>
-        <w:t>聖殿和皇宮的工程浩大，耗費龐大的人力和物力。但是為何要為天地都容不下的　神耶和華蓋</w:t>
-      </w:r>
-      <w:proofErr w:type="gramStart"/>
-      <w:r>
-        <w:rPr>
-          <w:rFonts w:ascii="Barlow Condensed Medium" w:eastAsia="華康儷中黑" w:hAnsi="Barlow Condensed Medium" w:hint="eastAsia"/>
-          <w:w w:val="70"/>
-          <w:sz w:val="26"/>
-          <w:szCs w:val="26"/>
-        </w:rPr>
-        <w:t>一座殿呢</w:t>
-      </w:r>
-      <w:proofErr w:type="gramEnd"/>
-      <w:r>
-        <w:rPr>
-          <w:rFonts w:ascii="Barlow Condensed Medium" w:eastAsia="華康儷中黑" w:hAnsi="Barlow Condensed Medium" w:hint="eastAsia"/>
-          <w:w w:val="70"/>
-          <w:sz w:val="26"/>
-          <w:szCs w:val="26"/>
-        </w:rPr>
-        <w:t>？乃是按　神的話，作為</w:t>
-      </w:r>
-      <w:proofErr w:type="gramStart"/>
-      <w:r>
-        <w:rPr>
-          <w:rFonts w:ascii="Barlow Condensed Medium" w:eastAsia="華康儷中黑" w:hAnsi="Barlow Condensed Medium" w:hint="eastAsia"/>
-          <w:w w:val="70"/>
-          <w:sz w:val="26"/>
-          <w:szCs w:val="26"/>
-        </w:rPr>
-        <w:t>祂</w:t>
-      </w:r>
-      <w:proofErr w:type="gramEnd"/>
-      <w:r>
-        <w:rPr>
-          <w:rFonts w:ascii="Barlow Condensed Medium" w:eastAsia="華康儷中黑" w:hAnsi="Barlow Condensed Medium" w:hint="eastAsia"/>
-          <w:w w:val="70"/>
-          <w:sz w:val="26"/>
-          <w:szCs w:val="26"/>
-        </w:rPr>
-        <w:t>與大衛家永遠同在的記號。</w:t>
+        <w:t>聖殿和皇宮的工程浩大，耗費龐大的人力和物力。但是為何要為天地都容不下的　神耶和華蓋一座殿呢？乃是按　神的話，作為祂與大衛家永遠同在的記號。</w:t>
       </w:r>
       <w:r>
         <w:rPr>
@@ -29357,107 +28450,7 @@
           <w:sz w:val="26"/>
           <w:szCs w:val="26"/>
         </w:rPr>
-        <w:t>宮殿、神廟或陵墓就如同人類的奢侈品一樣，是要在民生物質需求滿足和充裕之後，來可能有餘力來打造這種追求精神上的榮耀性和紀念性的巨大建築。就算是　神廟，表面上是榮耀神靈，實際上卻有政治</w:t>
-      </w:r>
-      <w:proofErr w:type="gramStart"/>
-      <w:r>
-        <w:rPr>
-          <w:rFonts w:ascii="Barlow Condensed Medium" w:eastAsia="華康細黑體" w:hAnsi="Barlow Condensed Medium" w:cs="微軟正黑體" w:hint="eastAsia"/>
-          <w:w w:val="70"/>
-          <w:sz w:val="26"/>
-          <w:szCs w:val="26"/>
-        </w:rPr>
-        <w:t>上收聚民心</w:t>
-      </w:r>
-      <w:proofErr w:type="gramEnd"/>
-      <w:r>
-        <w:rPr>
-          <w:rFonts w:ascii="Barlow Condensed Medium" w:eastAsia="華康細黑體" w:hAnsi="Barlow Condensed Medium" w:cs="微軟正黑體" w:hint="eastAsia"/>
-          <w:w w:val="70"/>
-          <w:sz w:val="26"/>
-          <w:szCs w:val="26"/>
-        </w:rPr>
-        <w:t>和經濟上促進商業活動的</w:t>
-      </w:r>
-      <w:proofErr w:type="gramStart"/>
-      <w:r>
-        <w:rPr>
-          <w:rFonts w:ascii="Barlow Condensed Medium" w:eastAsia="華康細黑體" w:hAnsi="Barlow Condensed Medium" w:cs="微軟正黑體" w:hint="eastAsia"/>
-          <w:w w:val="70"/>
-          <w:sz w:val="26"/>
-          <w:szCs w:val="26"/>
-        </w:rPr>
-        <w:t>果效。</w:t>
-      </w:r>
-      <w:proofErr w:type="gramEnd"/>
-      <w:r>
-        <w:rPr>
-          <w:rFonts w:ascii="Barlow Condensed Medium" w:eastAsia="華康細黑體" w:hAnsi="Barlow Condensed Medium" w:cs="微軟正黑體" w:hint="eastAsia"/>
-          <w:w w:val="70"/>
-          <w:sz w:val="26"/>
-          <w:szCs w:val="26"/>
-        </w:rPr>
-        <w:t>所以，大衛好不容易平定四方邊境，人民需要的是休養生息，享受和平。直到傳給兒子所羅門，國力恢復且民生富裕之際，建造聖殿和皇宮，追求更高的精神生活，才是明智之舉，也是　神旨意背後的美意。後來聖殿蓋了七年，皇宮蓋了十三年，就可見工程的浩大。重點是所羅門自己如何解釋為耶和華蓋聖殿的意義。高大的殿宇和焚香的儀式都是人為了營造神靈降臨的氛圍而作，耶和華的尊榮和崇高根本不能裝在人的建築裡。建造聖殿乃是為了履行父親的遺命和繼承耶和華給大衛家</w:t>
-      </w:r>
-      <w:proofErr w:type="gramStart"/>
-      <w:r>
-        <w:rPr>
-          <w:rFonts w:ascii="Barlow Condensed Medium" w:eastAsia="華康細黑體" w:hAnsi="Barlow Condensed Medium" w:cs="微軟正黑體" w:hint="eastAsia"/>
-          <w:w w:val="70"/>
-          <w:sz w:val="26"/>
-          <w:szCs w:val="26"/>
-        </w:rPr>
-        <w:t>的聖約和</w:t>
-      </w:r>
-      <w:proofErr w:type="gramEnd"/>
-      <w:r>
-        <w:rPr>
-          <w:rFonts w:ascii="Barlow Condensed Medium" w:eastAsia="華康細黑體" w:hAnsi="Barlow Condensed Medium" w:cs="微軟正黑體" w:hint="eastAsia"/>
-          <w:w w:val="70"/>
-          <w:sz w:val="26"/>
-          <w:szCs w:val="26"/>
-        </w:rPr>
-        <w:t>祝福。當然，　神的同在，也象徵</w:t>
-      </w:r>
-      <w:proofErr w:type="gramStart"/>
-      <w:r>
-        <w:rPr>
-          <w:rFonts w:ascii="Barlow Condensed Medium" w:eastAsia="華康細黑體" w:hAnsi="Barlow Condensed Medium" w:cs="微軟正黑體" w:hint="eastAsia"/>
-          <w:w w:val="70"/>
-          <w:sz w:val="26"/>
-          <w:szCs w:val="26"/>
-        </w:rPr>
-        <w:t>祂</w:t>
-      </w:r>
-      <w:proofErr w:type="gramEnd"/>
-      <w:r>
-        <w:rPr>
-          <w:rFonts w:ascii="Barlow Condensed Medium" w:eastAsia="華康細黑體" w:hAnsi="Barlow Condensed Medium" w:cs="微軟正黑體" w:hint="eastAsia"/>
-          <w:w w:val="70"/>
-          <w:sz w:val="26"/>
-          <w:szCs w:val="26"/>
-        </w:rPr>
-        <w:t>與以色列</w:t>
-      </w:r>
-      <w:proofErr w:type="gramStart"/>
-      <w:r>
-        <w:rPr>
-          <w:rFonts w:ascii="Barlow Condensed Medium" w:eastAsia="華康細黑體" w:hAnsi="Barlow Condensed Medium" w:cs="微軟正黑體" w:hint="eastAsia"/>
-          <w:w w:val="70"/>
-          <w:sz w:val="26"/>
-          <w:szCs w:val="26"/>
-        </w:rPr>
-        <w:t>人聖約</w:t>
-      </w:r>
-      <w:proofErr w:type="gramEnd"/>
-      <w:r>
-        <w:rPr>
-          <w:rFonts w:ascii="Barlow Condensed Medium" w:eastAsia="華康細黑體" w:hAnsi="Barlow Condensed Medium" w:cs="微軟正黑體" w:hint="eastAsia"/>
-          <w:w w:val="70"/>
-          <w:sz w:val="26"/>
-          <w:szCs w:val="26"/>
-        </w:rPr>
-        <w:t>一樣長存。就像我國在非洲唯一的邦交國史瓦濟蘭王國，如何能抗拒大國的經濟威脅。據說是先王的遺命，一種對盟友的忠誠。而所羅門的聖殿也是建立在這樣的忠誠之上。</w:t>
+        <w:t>宮殿、神廟或陵墓就如同人類的奢侈品一樣，是要在民生物質需求滿足和充裕之後，來可能有餘力來打造這種追求精神上的榮耀性和紀念性的巨大建築。就算是　神廟，表面上是榮耀神靈，實際上卻有政治上收聚民心和經濟上促進商業活動的果效。所以，大衛好不容易平定四方邊境，人民需要的是休養生息，享受和平。直到傳給兒子所羅門，國力恢復且民生富裕之際，建造聖殿和皇宮，追求更高的精神生活，才是明智之舉，也是　神旨意背後的美意。後來聖殿蓋了七年，皇宮蓋了十三年，就可見工程的浩大。重點是所羅門自己如何解釋為耶和華蓋聖殿的意義。高大的殿宇和焚香的儀式都是人為了營造神靈降臨的氛圍而作，耶和華的尊榮和崇高根本不能裝在人的建築裡。建造聖殿乃是為了履行父親的遺命和繼承耶和華給大衛家的聖約和祝福。當然，　神的同在，也象徵祂與以色列人聖約一樣長存。就像我國在非洲唯一的邦交國史瓦濟蘭王國，如何能抗拒大國的經濟威脅。據說是先王的遺命，一種對盟友的忠誠。而所羅門的聖殿也是建立在這樣的忠誠之上。</w:t>
       </w:r>
     </w:p>
     <w:p>
@@ -29480,47 +28473,7 @@
           <w:sz w:val="26"/>
           <w:szCs w:val="26"/>
         </w:rPr>
-        <w:t>首先是材料，主要是巨石和</w:t>
-      </w:r>
-      <w:proofErr w:type="gramStart"/>
-      <w:r>
-        <w:rPr>
-          <w:rFonts w:ascii="Barlow Condensed Medium" w:eastAsia="華康儷中黑" w:hAnsi="Barlow Condensed Medium" w:hint="eastAsia"/>
-          <w:w w:val="70"/>
-          <w:sz w:val="26"/>
-          <w:szCs w:val="26"/>
-        </w:rPr>
-        <w:t>巨木</w:t>
-      </w:r>
-      <w:proofErr w:type="gramEnd"/>
-      <w:r>
-        <w:rPr>
-          <w:rFonts w:ascii="Barlow Condensed Medium" w:eastAsia="華康儷中黑" w:hAnsi="Barlow Condensed Medium" w:hint="eastAsia"/>
-          <w:w w:val="70"/>
-          <w:sz w:val="26"/>
-          <w:szCs w:val="26"/>
-        </w:rPr>
-        <w:t>，取得沒問題，搬運才是最大的問題。古代的巨大工程都須要苦役作搬運的人力，通常是戰俘，而所羅門用的是剩餘的</w:t>
-      </w:r>
-      <w:proofErr w:type="gramStart"/>
-      <w:r>
-        <w:rPr>
-          <w:rFonts w:ascii="Barlow Condensed Medium" w:eastAsia="華康儷中黑" w:hAnsi="Barlow Condensed Medium" w:hint="eastAsia"/>
-          <w:w w:val="70"/>
-          <w:sz w:val="26"/>
-          <w:szCs w:val="26"/>
-        </w:rPr>
-        <w:t>迦</w:t>
-      </w:r>
-      <w:proofErr w:type="gramEnd"/>
-      <w:r>
-        <w:rPr>
-          <w:rFonts w:ascii="Barlow Condensed Medium" w:eastAsia="華康儷中黑" w:hAnsi="Barlow Condensed Medium" w:hint="eastAsia"/>
-          <w:w w:val="70"/>
-          <w:sz w:val="26"/>
-          <w:szCs w:val="26"/>
-        </w:rPr>
-        <w:t>南人。</w:t>
+        <w:t>首先是材料，主要是巨石和巨木，取得沒問題，搬運才是最大的問題。古代的巨大工程都須要苦役作搬運的人力，通常是戰俘，而所羅門用的是剩餘的迦南人。</w:t>
       </w:r>
       <w:r>
         <w:rPr>
@@ -29547,9 +28500,8 @@
           <w:sz w:val="26"/>
           <w:szCs w:val="26"/>
         </w:rPr>
-        <w:t>節重述了苦役的人數，又補充說明了他們就是住在以色列人中的</w:t>
+        <w:t>節重述了苦役的人數，又補充說明了他們就是住在以色列人中的迦南人。有沒有使用牲口我們不得而知，或</w:t>
       </w:r>
-      <w:proofErr w:type="gramStart"/>
       <w:r>
         <w:rPr>
           <w:rFonts w:ascii="Barlow Condensed Medium" w:eastAsia="華康細黑體" w:hAnsi="Barlow Condensed Medium" w:cs="微軟正黑體" w:hint="eastAsia"/>
@@ -29557,9 +28509,8 @@
           <w:sz w:val="26"/>
           <w:szCs w:val="26"/>
         </w:rPr>
-        <w:t>迦</w:t>
+        <w:t>許建材需要更有技巧的搬運，人成了可學習和指揮的最佳勞動力。古代甚至會為了這種苦役的短缺而發動戰爭，用從他國抓來的奴隸作補充。特別是俘擄各種技術的工匠，更是對建築工程大有助益。這也是撒母耳在一開始警告以色列人的，有了王，他們就必須作王的奴隸。這樣的苦役制度一直延續到所羅門的兒子羅波安。在所羅門時代就已經徵召了三萬以色列人作苦役</w:t>
       </w:r>
-      <w:proofErr w:type="gramEnd"/>
       <w:r>
         <w:rPr>
           <w:rFonts w:ascii="Barlow Condensed Medium" w:eastAsia="華康細黑體" w:hAnsi="Barlow Condensed Medium" w:cs="微軟正黑體" w:hint="eastAsia"/>
@@ -29567,7 +28518,7 @@
           <w:sz w:val="26"/>
           <w:szCs w:val="26"/>
         </w:rPr>
-        <w:t>南人。有沒有使用牲口我們不得而知，或</w:t>
+        <w:t>(</w:t>
       </w:r>
       <w:r>
         <w:rPr>
@@ -29576,9 +28527,8 @@
           <w:sz w:val="26"/>
           <w:szCs w:val="26"/>
         </w:rPr>
-        <w:t>許建材需要更有技巧的搬運，人成了可學習和指揮的最佳勞動力。古代甚至會為了這種苦役的短缺而發動戰爭，用從他國抓來的奴隸作補充。特別是俘擄各種技術的工匠，更是對建築工程大有助益。這也是</w:t>
+        <w:t>王上</w:t>
       </w:r>
-      <w:proofErr w:type="gramStart"/>
       <w:r>
         <w:rPr>
           <w:rFonts w:ascii="Barlow Condensed Medium" w:eastAsia="華康細黑體" w:hAnsi="Barlow Condensed Medium" w:cs="微軟正黑體" w:hint="eastAsia"/>
@@ -29586,9 +28536,8 @@
           <w:sz w:val="26"/>
           <w:szCs w:val="26"/>
         </w:rPr>
-        <w:t>撒母耳</w:t>
+        <w:t>5:13-18)</w:t>
       </w:r>
-      <w:proofErr w:type="gramEnd"/>
       <w:r>
         <w:rPr>
           <w:rFonts w:ascii="Barlow Condensed Medium" w:eastAsia="華康細黑體" w:hAnsi="Barlow Condensed Medium" w:cs="微軟正黑體" w:hint="eastAsia"/>
@@ -29596,83 +28545,7 @@
           <w:sz w:val="26"/>
           <w:szCs w:val="26"/>
         </w:rPr>
-        <w:t>在一開始警告以色列人的，有了王，他們就</w:t>
-      </w:r>
-      <w:proofErr w:type="gramStart"/>
-      <w:r>
-        <w:rPr>
-          <w:rFonts w:ascii="Barlow Condensed Medium" w:eastAsia="華康細黑體" w:hAnsi="Barlow Condensed Medium" w:cs="微軟正黑體" w:hint="eastAsia"/>
-          <w:w w:val="70"/>
-          <w:sz w:val="26"/>
-          <w:szCs w:val="26"/>
-        </w:rPr>
-        <w:t>必須作王的</w:t>
-      </w:r>
-      <w:proofErr w:type="gramEnd"/>
-      <w:r>
-        <w:rPr>
-          <w:rFonts w:ascii="Barlow Condensed Medium" w:eastAsia="華康細黑體" w:hAnsi="Barlow Condensed Medium" w:cs="微軟正黑體" w:hint="eastAsia"/>
-          <w:w w:val="70"/>
-          <w:sz w:val="26"/>
-          <w:szCs w:val="26"/>
-        </w:rPr>
-        <w:t>奴隸。這樣的苦役制度一直延續到所羅門的兒子羅波安。在所羅門時代就已經徵召了三萬以色列人作苦役</w:t>
-      </w:r>
-      <w:r>
-        <w:rPr>
-          <w:rFonts w:ascii="Barlow Condensed Medium" w:eastAsia="華康細黑體" w:hAnsi="Barlow Condensed Medium" w:cs="微軟正黑體" w:hint="eastAsia"/>
-          <w:w w:val="70"/>
-          <w:sz w:val="26"/>
-          <w:szCs w:val="26"/>
-        </w:rPr>
-        <w:t>(</w:t>
-      </w:r>
-      <w:r>
-        <w:rPr>
-          <w:rFonts w:ascii="Barlow Condensed Medium" w:eastAsia="華康細黑體" w:hAnsi="Barlow Condensed Medium" w:cs="微軟正黑體" w:hint="eastAsia"/>
-          <w:w w:val="70"/>
-          <w:sz w:val="26"/>
-          <w:szCs w:val="26"/>
-        </w:rPr>
-        <w:t>王上</w:t>
-      </w:r>
-      <w:r>
-        <w:rPr>
-          <w:rFonts w:ascii="Barlow Condensed Medium" w:eastAsia="華康細黑體" w:hAnsi="Barlow Condensed Medium" w:cs="微軟正黑體" w:hint="eastAsia"/>
-          <w:w w:val="70"/>
-          <w:sz w:val="26"/>
-          <w:szCs w:val="26"/>
-        </w:rPr>
-        <w:t>5:13-18)</w:t>
-      </w:r>
-      <w:r>
-        <w:rPr>
-          <w:rFonts w:ascii="Barlow Condensed Medium" w:eastAsia="華康細黑體" w:hAnsi="Barlow Condensed Medium" w:cs="微軟正黑體" w:hint="eastAsia"/>
-          <w:w w:val="70"/>
-          <w:sz w:val="26"/>
-          <w:szCs w:val="26"/>
-        </w:rPr>
-        <w:t>。為後來王國的分裂埋下了禍根。被以色列人擁立為王的耶羅波安，竟是所羅門任命的約</w:t>
-      </w:r>
-      <w:proofErr w:type="gramStart"/>
-      <w:r>
-        <w:rPr>
-          <w:rFonts w:ascii="Barlow Condensed Medium" w:eastAsia="華康細黑體" w:hAnsi="Barlow Condensed Medium" w:cs="微軟正黑體" w:hint="eastAsia"/>
-          <w:w w:val="70"/>
-          <w:sz w:val="26"/>
-          <w:szCs w:val="26"/>
-        </w:rPr>
-        <w:t>瑟家服</w:t>
-      </w:r>
-      <w:proofErr w:type="gramEnd"/>
-      <w:r>
-        <w:rPr>
-          <w:rFonts w:ascii="Barlow Condensed Medium" w:eastAsia="華康細黑體" w:hAnsi="Barlow Condensed Medium" w:cs="微軟正黑體" w:hint="eastAsia"/>
-          <w:w w:val="70"/>
-          <w:sz w:val="26"/>
-          <w:szCs w:val="26"/>
-        </w:rPr>
-        <w:t>勞役工人的總監。</w:t>
+        <w:t>。為後來王國的分裂埋下了禍根。被以色列人擁立為王的耶羅波安，竟是所羅門任命的約瑟家服勞役工人的總監。</w:t>
       </w:r>
       <w:r>
         <w:rPr>
@@ -29731,27 +28604,7 @@
           <w:sz w:val="26"/>
           <w:szCs w:val="26"/>
         </w:rPr>
-        <w:t>其次是技術人才，</w:t>
-      </w:r>
-      <w:proofErr w:type="gramStart"/>
-      <w:r>
-        <w:rPr>
-          <w:rFonts w:ascii="Barlow Condensed Medium" w:eastAsia="華康儷中黑" w:hAnsi="Barlow Condensed Medium" w:hint="eastAsia"/>
-          <w:w w:val="70"/>
-          <w:sz w:val="26"/>
-          <w:szCs w:val="26"/>
-        </w:rPr>
-        <w:t>採</w:t>
-      </w:r>
-      <w:proofErr w:type="gramEnd"/>
-      <w:r>
-        <w:rPr>
-          <w:rFonts w:ascii="Barlow Condensed Medium" w:eastAsia="華康儷中黑" w:hAnsi="Barlow Condensed Medium" w:hint="eastAsia"/>
-          <w:w w:val="70"/>
-          <w:sz w:val="26"/>
-          <w:szCs w:val="26"/>
-        </w:rPr>
-        <w:t>石和伐木的技術不在話下，還需要冶金、用特殊絲線縫製布料和精細雕刻等工匠。因此，與泰爾王希蘭的木材交易和技術合作不可缺。</w:t>
+        <w:t>其次是技術人才，採石和伐木的技術不在話下，還需要冶金、用特殊絲線縫製布料和精細雕刻等工匠。因此，與泰爾王希蘭的木材交易和技術合作不可缺。</w:t>
       </w:r>
       <w:r>
         <w:rPr>
@@ -29760,127 +28613,7 @@
           <w:sz w:val="26"/>
           <w:szCs w:val="26"/>
         </w:rPr>
-        <w:t>所羅門與</w:t>
-      </w:r>
-      <w:proofErr w:type="gramStart"/>
-      <w:r>
-        <w:rPr>
-          <w:rFonts w:ascii="Barlow Condensed Medium" w:eastAsia="華康細黑體" w:hAnsi="Barlow Condensed Medium" w:cs="微軟正黑體" w:hint="eastAsia"/>
-          <w:w w:val="70"/>
-          <w:sz w:val="26"/>
-          <w:szCs w:val="26"/>
-        </w:rPr>
-        <w:t>希蘭王</w:t>
-      </w:r>
-      <w:proofErr w:type="gramEnd"/>
-      <w:r>
-        <w:rPr>
-          <w:rFonts w:ascii="Barlow Condensed Medium" w:eastAsia="華康細黑體" w:hAnsi="Barlow Condensed Medium" w:cs="微軟正黑體" w:hint="eastAsia"/>
-          <w:w w:val="70"/>
-          <w:sz w:val="26"/>
-          <w:szCs w:val="26"/>
-        </w:rPr>
-        <w:t>往來的信息有許多有趣的地方。首先是交易的目的，就是為至高超過諸神的耶和華建造聖殿，一方面是見證　神興起以色列王國，另一方面則是共享建造聖殿的榮耀。也就是說，與鄰國有和平的關係和互利的貿易往來，乃是耶和華的子民榮耀</w:t>
-      </w:r>
-      <w:proofErr w:type="gramStart"/>
-      <w:r>
-        <w:rPr>
-          <w:rFonts w:ascii="Barlow Condensed Medium" w:eastAsia="華康細黑體" w:hAnsi="Barlow Condensed Medium" w:cs="微軟正黑體" w:hint="eastAsia"/>
-          <w:w w:val="70"/>
-          <w:sz w:val="26"/>
-          <w:szCs w:val="26"/>
-        </w:rPr>
-        <w:t>祂</w:t>
-      </w:r>
-      <w:proofErr w:type="gramEnd"/>
-      <w:r>
-        <w:rPr>
-          <w:rFonts w:ascii="Barlow Condensed Medium" w:eastAsia="華康細黑體" w:hAnsi="Barlow Condensed Medium" w:cs="微軟正黑體" w:hint="eastAsia"/>
-          <w:w w:val="70"/>
-          <w:sz w:val="26"/>
-          <w:szCs w:val="26"/>
-        </w:rPr>
-        <w:t>的方式，卻不是用武力強奪鄰國的資源來建設自己國家。這也延續了大衛與希蘭的友好關係。其次是提出物資和人才技術的需求。泰爾就是推羅，是一個</w:t>
-      </w:r>
-      <w:proofErr w:type="gramStart"/>
-      <w:r>
-        <w:rPr>
-          <w:rFonts w:ascii="Barlow Condensed Medium" w:eastAsia="華康細黑體" w:hAnsi="Barlow Condensed Medium" w:cs="微軟正黑體" w:hint="eastAsia"/>
-          <w:w w:val="70"/>
-          <w:sz w:val="26"/>
-          <w:szCs w:val="26"/>
-        </w:rPr>
-        <w:t>腓</w:t>
-      </w:r>
-      <w:proofErr w:type="gramEnd"/>
-      <w:r>
-        <w:rPr>
-          <w:rFonts w:ascii="Barlow Condensed Medium" w:eastAsia="華康細黑體" w:hAnsi="Barlow Condensed Medium" w:cs="微軟正黑體" w:hint="eastAsia"/>
-          <w:w w:val="70"/>
-          <w:sz w:val="26"/>
-          <w:szCs w:val="26"/>
-        </w:rPr>
-        <w:t>尼基人的商業小島，著名的就是出口香柏木、紡織品和染料。除此之外，</w:t>
-      </w:r>
-      <w:proofErr w:type="gramStart"/>
-      <w:r>
-        <w:rPr>
-          <w:rFonts w:ascii="Barlow Condensed Medium" w:eastAsia="華康細黑體" w:hAnsi="Barlow Condensed Medium" w:cs="微軟正黑體" w:hint="eastAsia"/>
-          <w:w w:val="70"/>
-          <w:sz w:val="26"/>
-          <w:szCs w:val="26"/>
-        </w:rPr>
-        <w:t>腓</w:t>
-      </w:r>
-      <w:proofErr w:type="gramEnd"/>
-      <w:r>
-        <w:rPr>
-          <w:rFonts w:ascii="Barlow Condensed Medium" w:eastAsia="華康細黑體" w:hAnsi="Barlow Condensed Medium" w:cs="微軟正黑體" w:hint="eastAsia"/>
-          <w:w w:val="70"/>
-          <w:sz w:val="26"/>
-          <w:szCs w:val="26"/>
-        </w:rPr>
-        <w:t>尼基人也有相當好的建築技術。如此，透過兩邊的資源和人才的合作，這麼大的工程才有可能實現。又希蘭王派來的巧匠與大衛預備的巧匠一同工作，就產生了文化和技術的交流。又一個小細節，</w:t>
-      </w:r>
-      <w:proofErr w:type="gramStart"/>
-      <w:r>
-        <w:rPr>
-          <w:rFonts w:ascii="Barlow Condensed Medium" w:eastAsia="華康細黑體" w:hAnsi="Barlow Condensed Medium" w:cs="微軟正黑體" w:hint="eastAsia"/>
-          <w:w w:val="70"/>
-          <w:sz w:val="26"/>
-          <w:szCs w:val="26"/>
-        </w:rPr>
-        <w:t>說到紫色</w:t>
-      </w:r>
-      <w:proofErr w:type="gramEnd"/>
-      <w:r>
-        <w:rPr>
-          <w:rFonts w:ascii="Barlow Condensed Medium" w:eastAsia="華康細黑體" w:hAnsi="Barlow Condensed Medium" w:cs="微軟正黑體" w:hint="eastAsia"/>
-          <w:w w:val="70"/>
-          <w:sz w:val="26"/>
-          <w:szCs w:val="26"/>
-        </w:rPr>
-        <w:t>和朱紅色絲線，兩字的原文都不是</w:t>
-      </w:r>
-      <w:proofErr w:type="gramStart"/>
-      <w:r>
-        <w:rPr>
-          <w:rFonts w:ascii="Barlow Condensed Medium" w:eastAsia="華康細黑體" w:hAnsi="Barlow Condensed Medium" w:cs="微軟正黑體" w:hint="eastAsia"/>
-          <w:w w:val="70"/>
-          <w:sz w:val="26"/>
-          <w:szCs w:val="26"/>
-        </w:rPr>
-        <w:t>希伯文</w:t>
-      </w:r>
-      <w:proofErr w:type="gramEnd"/>
-      <w:r>
-        <w:rPr>
-          <w:rFonts w:ascii="Barlow Condensed Medium" w:eastAsia="華康細黑體" w:hAnsi="Barlow Condensed Medium" w:cs="微軟正黑體" w:hint="eastAsia"/>
-          <w:w w:val="70"/>
-          <w:sz w:val="26"/>
-          <w:szCs w:val="26"/>
-        </w:rPr>
-        <w:t>，而分別是亞蘭文和波斯文，這就反映出作者書寫的年代。不論是被統治，或是與鄰國互助合作，不</w:t>
+        <w:t>所羅門與希蘭王往來的信息有許多有趣的地方。首先是交易的目的，就是為至高超過諸神的耶和華建造聖殿，一方面是見證　神興起以色列王國，另一方面則是共享建造聖殿的榮耀。也就是說，與鄰國有和平的關係和互利的貿易往來，乃是耶和華的子民榮耀祂的方式，卻不是用武力強奪鄰國的資源來建設自己國家。這也延續了大衛與希蘭的友好關係。其次是提出物資和人才技術的需求。泰爾就是推羅，是一個腓尼基人的商業小島，著名的就是出口香柏木、紡織品和染料。除此之外，腓尼基人也有相當好的建築技術。如此，透過兩邊的資源和人才的合作，這麼大的工程才有可能實現。又希蘭王派來的巧匠與大衛預備的巧匠一同工作，就產生了文化和技術的交流。又一個小細節，說到紫色和朱紅色絲線，兩字的原文都不是希伯文，而分別是亞蘭文和波斯文，這就反映出作者書寫的年代。不論是被統治，或是與鄰國互助合作，不</w:t>
       </w:r>
       <w:r>
         <w:rPr>
@@ -29939,9 +28672,8 @@
           <w:sz w:val="26"/>
           <w:szCs w:val="26"/>
         </w:rPr>
-        <w:t>大衛的王朝和所羅門的聖殿都是　神耶和華為了彰顯和見證自己的信實和與以色列人</w:t>
+        <w:t>大衛的王朝和所羅門的聖殿都是　神耶和華為了彰顯和見證自己的信實和與以色列人的聖約，用祂的大能所成就的。使一群埃及的奴隸變成大國的國民。後來，當以色列人背離祂，追隨偶像且在道德上墮落的時候，</w:t>
       </w:r>
-      <w:proofErr w:type="gramStart"/>
       <w:r>
         <w:rPr>
           <w:rFonts w:ascii="Cambria" w:eastAsia="華康細黑體" w:hAnsi="Cambria" w:cs="Cambria" w:hint="eastAsia"/>
@@ -29949,9 +28681,8 @@
           <w:sz w:val="26"/>
           <w:szCs w:val="26"/>
         </w:rPr>
-        <w:t>的聖約</w:t>
+        <w:t xml:space="preserve">  </w:t>
       </w:r>
-      <w:proofErr w:type="gramEnd"/>
       <w:r>
         <w:rPr>
           <w:rFonts w:ascii="Cambria" w:eastAsia="華康細黑體" w:hAnsi="Cambria" w:cs="Cambria" w:hint="eastAsia"/>
@@ -29959,265 +28690,7 @@
           <w:sz w:val="26"/>
           <w:szCs w:val="26"/>
         </w:rPr>
-        <w:t>，用</w:t>
-      </w:r>
-      <w:proofErr w:type="gramStart"/>
-      <w:r>
-        <w:rPr>
-          <w:rFonts w:ascii="Cambria" w:eastAsia="華康細黑體" w:hAnsi="Cambria" w:cs="Cambria" w:hint="eastAsia"/>
-          <w:w w:val="70"/>
-          <w:sz w:val="26"/>
-          <w:szCs w:val="26"/>
-        </w:rPr>
-        <w:t>祂</w:t>
-      </w:r>
-      <w:proofErr w:type="gramEnd"/>
-      <w:r>
-        <w:rPr>
-          <w:rFonts w:ascii="Cambria" w:eastAsia="華康細黑體" w:hAnsi="Cambria" w:cs="Cambria" w:hint="eastAsia"/>
-          <w:w w:val="70"/>
-          <w:sz w:val="26"/>
-          <w:szCs w:val="26"/>
-        </w:rPr>
-        <w:t>的大能所成就的。使一群埃及的奴隸變成大國的國民。後來，當以色列人背離</w:t>
-      </w:r>
-      <w:proofErr w:type="gramStart"/>
-      <w:r>
-        <w:rPr>
-          <w:rFonts w:ascii="Cambria" w:eastAsia="華康細黑體" w:hAnsi="Cambria" w:cs="Cambria" w:hint="eastAsia"/>
-          <w:w w:val="70"/>
-          <w:sz w:val="26"/>
-          <w:szCs w:val="26"/>
-        </w:rPr>
-        <w:t>祂</w:t>
-      </w:r>
-      <w:proofErr w:type="gramEnd"/>
-      <w:r>
-        <w:rPr>
-          <w:rFonts w:ascii="Cambria" w:eastAsia="華康細黑體" w:hAnsi="Cambria" w:cs="Cambria" w:hint="eastAsia"/>
-          <w:w w:val="70"/>
-          <w:sz w:val="26"/>
-          <w:szCs w:val="26"/>
-        </w:rPr>
-        <w:t>，追隨偶像且在道德上墮落的時候，</w:t>
-      </w:r>
-      <w:r>
-        <w:rPr>
-          <w:rFonts w:ascii="Cambria" w:eastAsia="華康細黑體" w:hAnsi="Cambria" w:cs="Cambria" w:hint="eastAsia"/>
-          <w:w w:val="70"/>
-          <w:sz w:val="26"/>
-          <w:szCs w:val="26"/>
-        </w:rPr>
-        <w:t xml:space="preserve">  </w:t>
-      </w:r>
-      <w:r>
-        <w:rPr>
-          <w:rFonts w:ascii="Cambria" w:eastAsia="華康細黑體" w:hAnsi="Cambria" w:cs="Cambria" w:hint="eastAsia"/>
-          <w:w w:val="70"/>
-          <w:sz w:val="26"/>
-          <w:szCs w:val="26"/>
-        </w:rPr>
-        <w:t>神竟然容許</w:t>
-      </w:r>
-      <w:proofErr w:type="gramStart"/>
-      <w:r>
-        <w:rPr>
-          <w:rFonts w:ascii="Cambria" w:eastAsia="華康細黑體" w:hAnsi="Cambria" w:cs="Cambria" w:hint="eastAsia"/>
-          <w:w w:val="70"/>
-          <w:sz w:val="26"/>
-          <w:szCs w:val="26"/>
-        </w:rPr>
-        <w:t>祂</w:t>
-      </w:r>
-      <w:proofErr w:type="gramEnd"/>
-      <w:r>
-        <w:rPr>
-          <w:rFonts w:ascii="Cambria" w:eastAsia="華康細黑體" w:hAnsi="Cambria" w:cs="Cambria" w:hint="eastAsia"/>
-          <w:w w:val="70"/>
-          <w:sz w:val="26"/>
-          <w:szCs w:val="26"/>
-        </w:rPr>
-        <w:t>的聖殿和約櫃被拆毀，容許自己的名被辱罵。但是，　神的榮耀卻一絲</w:t>
-      </w:r>
-      <w:proofErr w:type="gramStart"/>
-      <w:r>
-        <w:rPr>
-          <w:rFonts w:ascii="Cambria" w:eastAsia="華康細黑體" w:hAnsi="Cambria" w:cs="Cambria" w:hint="eastAsia"/>
-          <w:w w:val="70"/>
-          <w:sz w:val="26"/>
-          <w:szCs w:val="26"/>
-        </w:rPr>
-        <w:t>一亳</w:t>
-      </w:r>
-      <w:proofErr w:type="gramEnd"/>
-      <w:r>
-        <w:rPr>
-          <w:rFonts w:ascii="Cambria" w:eastAsia="華康細黑體" w:hAnsi="Cambria" w:cs="Cambria" w:hint="eastAsia"/>
-          <w:w w:val="70"/>
-          <w:sz w:val="26"/>
-          <w:szCs w:val="26"/>
-        </w:rPr>
-        <w:t>沒有減損，正因</w:t>
-      </w:r>
-      <w:proofErr w:type="gramStart"/>
-      <w:r>
-        <w:rPr>
-          <w:rFonts w:ascii="Cambria" w:eastAsia="華康細黑體" w:hAnsi="Cambria" w:cs="Cambria" w:hint="eastAsia"/>
-          <w:w w:val="70"/>
-          <w:sz w:val="26"/>
-          <w:szCs w:val="26"/>
-        </w:rPr>
-        <w:t>祂</w:t>
-      </w:r>
-      <w:proofErr w:type="gramEnd"/>
-      <w:r>
-        <w:rPr>
-          <w:rFonts w:ascii="Cambria" w:eastAsia="華康細黑體" w:hAnsi="Cambria" w:cs="Cambria" w:hint="eastAsia"/>
-          <w:w w:val="70"/>
-          <w:sz w:val="26"/>
-          <w:szCs w:val="26"/>
-        </w:rPr>
-        <w:t>不住人手所</w:t>
-      </w:r>
-      <w:proofErr w:type="gramStart"/>
-      <w:r>
-        <w:rPr>
-          <w:rFonts w:ascii="Cambria" w:eastAsia="華康細黑體" w:hAnsi="Cambria" w:cs="Cambria" w:hint="eastAsia"/>
-          <w:w w:val="70"/>
-          <w:sz w:val="26"/>
-          <w:szCs w:val="26"/>
-        </w:rPr>
-        <w:t>造的殿</w:t>
-      </w:r>
-      <w:proofErr w:type="gramEnd"/>
-      <w:r>
-        <w:rPr>
-          <w:rFonts w:ascii="Cambria" w:eastAsia="華康細黑體" w:hAnsi="Cambria" w:cs="Cambria" w:hint="eastAsia"/>
-          <w:w w:val="70"/>
-          <w:sz w:val="26"/>
-          <w:szCs w:val="26"/>
-        </w:rPr>
-        <w:t>。</w:t>
-      </w:r>
-      <w:proofErr w:type="gramStart"/>
-      <w:r>
-        <w:rPr>
-          <w:rFonts w:ascii="Cambria" w:eastAsia="華康細黑體" w:hAnsi="Cambria" w:cs="Cambria" w:hint="eastAsia"/>
-          <w:w w:val="70"/>
-          <w:sz w:val="26"/>
-          <w:szCs w:val="26"/>
-        </w:rPr>
-        <w:t>祂</w:t>
-      </w:r>
-      <w:proofErr w:type="gramEnd"/>
-      <w:r>
-        <w:rPr>
-          <w:rFonts w:ascii="Cambria" w:eastAsia="華康細黑體" w:hAnsi="Cambria" w:cs="Cambria" w:hint="eastAsia"/>
-          <w:w w:val="70"/>
-          <w:sz w:val="26"/>
-          <w:szCs w:val="26"/>
-        </w:rPr>
-        <w:t>又繼續帶領</w:t>
-      </w:r>
-      <w:proofErr w:type="gramStart"/>
-      <w:r>
-        <w:rPr>
-          <w:rFonts w:ascii="Cambria" w:eastAsia="華康細黑體" w:hAnsi="Cambria" w:cs="Cambria" w:hint="eastAsia"/>
-          <w:w w:val="70"/>
-          <w:sz w:val="26"/>
-          <w:szCs w:val="26"/>
-        </w:rPr>
-        <w:t>祂</w:t>
-      </w:r>
-      <w:proofErr w:type="gramEnd"/>
-      <w:r>
-        <w:rPr>
-          <w:rFonts w:ascii="Cambria" w:eastAsia="華康細黑體" w:hAnsi="Cambria" w:cs="Cambria" w:hint="eastAsia"/>
-          <w:w w:val="70"/>
-          <w:sz w:val="26"/>
-          <w:szCs w:val="26"/>
-        </w:rPr>
-        <w:t>的餘民回歸，重建</w:t>
-      </w:r>
-      <w:proofErr w:type="gramStart"/>
-      <w:r>
-        <w:rPr>
-          <w:rFonts w:ascii="Cambria" w:eastAsia="華康細黑體" w:hAnsi="Cambria" w:cs="Cambria" w:hint="eastAsia"/>
-          <w:w w:val="70"/>
-          <w:sz w:val="26"/>
-          <w:szCs w:val="26"/>
-        </w:rPr>
-        <w:t>祂的殿</w:t>
-      </w:r>
-      <w:proofErr w:type="gramEnd"/>
-      <w:r>
-        <w:rPr>
-          <w:rFonts w:ascii="Cambria" w:eastAsia="華康細黑體" w:hAnsi="Cambria" w:cs="Cambria" w:hint="eastAsia"/>
-          <w:w w:val="70"/>
-          <w:sz w:val="26"/>
-          <w:szCs w:val="26"/>
-        </w:rPr>
-        <w:t>，直到</w:t>
-      </w:r>
-      <w:proofErr w:type="gramStart"/>
-      <w:r>
-        <w:rPr>
-          <w:rFonts w:ascii="Cambria" w:eastAsia="華康細黑體" w:hAnsi="Cambria" w:cs="Cambria" w:hint="eastAsia"/>
-          <w:w w:val="70"/>
-          <w:sz w:val="26"/>
-          <w:szCs w:val="26"/>
-        </w:rPr>
-        <w:t>祂</w:t>
-      </w:r>
-      <w:proofErr w:type="gramEnd"/>
-      <w:r>
-        <w:rPr>
-          <w:rFonts w:ascii="Cambria" w:eastAsia="華康細黑體" w:hAnsi="Cambria" w:cs="Cambria" w:hint="eastAsia"/>
-          <w:w w:val="70"/>
-          <w:sz w:val="26"/>
-          <w:szCs w:val="26"/>
-        </w:rPr>
-        <w:t>的愛子耶穌基督，用他的身體建造新的聖殿。這新聖殿是由追隨基督的門徒所組成，學習基督的愛和行動，真正榮耀他的天父。什麼是榮耀，跳水救人的</w:t>
-      </w:r>
-      <w:proofErr w:type="gramStart"/>
-      <w:r>
-        <w:rPr>
-          <w:rFonts w:ascii="Cambria" w:eastAsia="華康細黑體" w:hAnsi="Cambria" w:cs="Cambria" w:hint="eastAsia"/>
-          <w:w w:val="70"/>
-          <w:sz w:val="26"/>
-          <w:szCs w:val="26"/>
-        </w:rPr>
-        <w:t>大學生枉喪性命</w:t>
-      </w:r>
-      <w:proofErr w:type="gramEnd"/>
-      <w:r>
-        <w:rPr>
-          <w:rFonts w:ascii="Cambria" w:eastAsia="華康細黑體" w:hAnsi="Cambria" w:cs="Cambria" w:hint="eastAsia"/>
-          <w:w w:val="70"/>
-          <w:sz w:val="26"/>
-          <w:szCs w:val="26"/>
-        </w:rPr>
-        <w:t>卻有榮耀。消防員為了救人把</w:t>
-      </w:r>
-      <w:proofErr w:type="gramStart"/>
-      <w:r>
-        <w:rPr>
-          <w:rFonts w:ascii="Cambria" w:eastAsia="華康細黑體" w:hAnsi="Cambria" w:cs="Cambria" w:hint="eastAsia"/>
-          <w:w w:val="70"/>
-          <w:sz w:val="26"/>
-          <w:szCs w:val="26"/>
-        </w:rPr>
-        <w:t>氧氣罩給了</w:t>
-      </w:r>
-      <w:proofErr w:type="gramEnd"/>
-      <w:r>
-        <w:rPr>
-          <w:rFonts w:ascii="Cambria" w:eastAsia="華康細黑體" w:hAnsi="Cambria" w:cs="Cambria" w:hint="eastAsia"/>
-          <w:w w:val="70"/>
-          <w:sz w:val="26"/>
-          <w:szCs w:val="26"/>
-        </w:rPr>
-        <w:t>傷者使用卻犧牲了自己有榮耀。任何彰顯良善和堅守誠信的人有榮耀。當人願意真實地活出神性來榮耀神，就有真正的榮耀。</w:t>
+        <w:t>神竟然容許祂的聖殿和約櫃被拆毀，容許自己的名被辱罵。但是，　神的榮耀卻一絲一亳沒有減損，正因祂不住人手所造的殿。祂又繼續帶領祂的餘民回歸，重建祂的殿，直到祂的愛子耶穌基督，用他的身體建造新的聖殿。這新聖殿是由追隨基督的門徒所組成，學習基督的愛和行動，真正榮耀他的天父。什麼是榮耀，跳水救人的大學生枉喪性命卻有榮耀。消防員為了救人把氧氣罩給了傷者使用卻犧牲了自己有榮耀。任何彰顯良善和堅守誠信的人有榮耀。當人願意真實地活出神性來榮耀神，就有真正的榮耀。</w:t>
       </w:r>
     </w:p>
     <w:p>
@@ -30240,27 +28713,7 @@
           <w:sz w:val="26"/>
           <w:szCs w:val="26"/>
         </w:rPr>
-        <w:t>所羅門明白，他所造的聖殿裝不下　神不可勝數的榮耀，</w:t>
-      </w:r>
-      <w:proofErr w:type="gramStart"/>
-      <w:r>
-        <w:rPr>
-          <w:rFonts w:ascii="Barlow Condensed Medium" w:eastAsia="華康儷中黑" w:hAnsi="Barlow Condensed Medium" w:hint="eastAsia"/>
-          <w:w w:val="70"/>
-          <w:sz w:val="26"/>
-          <w:szCs w:val="26"/>
-        </w:rPr>
-        <w:t>只是個容自己</w:t>
-      </w:r>
-      <w:proofErr w:type="gramEnd"/>
-      <w:r>
-        <w:rPr>
-          <w:rFonts w:ascii="Barlow Condensed Medium" w:eastAsia="華康儷中黑" w:hAnsi="Barlow Condensed Medium" w:hint="eastAsia"/>
-          <w:w w:val="70"/>
-          <w:sz w:val="26"/>
-          <w:szCs w:val="26"/>
-        </w:rPr>
-        <w:t>為　神燒香的地方。真正榮耀　神的正如希蘭所說，是　神賜所羅門以智慧治國和建造。</w:t>
+        <w:t>所羅門明白，他所造的聖殿裝不下　神不可勝數的榮耀，只是個容自己為　神燒香的地方。真正榮耀　神的正如希蘭所說，是　神賜所羅門以智慧治國和建造。</w:t>
       </w:r>
       <w:r>
         <w:rPr>
@@ -30269,67 +28722,7 @@
           <w:sz w:val="26"/>
           <w:szCs w:val="26"/>
         </w:rPr>
-        <w:t>君王用宮殿、城池和軍隊來榮耀自己，又建造神廟更是為了提高統治者的聲望和利益。但是，真正認識　神耶和華的人明白，　神不需要，人也不能用，人所造之物來榮耀</w:t>
-      </w:r>
-      <w:proofErr w:type="gramStart"/>
-      <w:r>
-        <w:rPr>
-          <w:rFonts w:ascii="Barlow Condensed Medium" w:eastAsia="華康細黑體" w:hAnsi="Barlow Condensed Medium" w:cs="微軟正黑體" w:hint="eastAsia"/>
-          <w:w w:val="70"/>
-          <w:sz w:val="26"/>
-          <w:szCs w:val="26"/>
-        </w:rPr>
-        <w:t>祂</w:t>
-      </w:r>
-      <w:proofErr w:type="gramEnd"/>
-      <w:r>
-        <w:rPr>
-          <w:rFonts w:ascii="Barlow Condensed Medium" w:eastAsia="華康細黑體" w:hAnsi="Barlow Condensed Medium" w:cs="微軟正黑體" w:hint="eastAsia"/>
-          <w:w w:val="70"/>
-          <w:sz w:val="26"/>
-          <w:szCs w:val="26"/>
-        </w:rPr>
-        <w:t>。正如耶穌所教導的，唯有那遵行　神話語的，又在暗處行善不叫人看見的，如此榮耀那在天上的父，父看見就必報答。又像人用恩賜來服事眾人，像所羅門用他的智慧治理邦國，讓世人看見，　神藉著</w:t>
-      </w:r>
-      <w:proofErr w:type="gramStart"/>
-      <w:r>
-        <w:rPr>
-          <w:rFonts w:ascii="Barlow Condensed Medium" w:eastAsia="華康細黑體" w:hAnsi="Barlow Condensed Medium" w:cs="微軟正黑體" w:hint="eastAsia"/>
-          <w:w w:val="70"/>
-          <w:sz w:val="26"/>
-          <w:szCs w:val="26"/>
-        </w:rPr>
-        <w:t>祂</w:t>
-      </w:r>
-      <w:proofErr w:type="gramEnd"/>
-      <w:r>
-        <w:rPr>
-          <w:rFonts w:ascii="Barlow Condensed Medium" w:eastAsia="華康細黑體" w:hAnsi="Barlow Condensed Medium" w:cs="微軟正黑體" w:hint="eastAsia"/>
-          <w:w w:val="70"/>
-          <w:sz w:val="26"/>
-          <w:szCs w:val="26"/>
-        </w:rPr>
-        <w:t xml:space="preserve">的僕人祝福眾人的，就是榮耀　</w:t>
-      </w:r>
-      <w:proofErr w:type="gramStart"/>
-      <w:r>
-        <w:rPr>
-          <w:rFonts w:ascii="Barlow Condensed Medium" w:eastAsia="華康細黑體" w:hAnsi="Barlow Condensed Medium" w:cs="微軟正黑體" w:hint="eastAsia"/>
-          <w:w w:val="70"/>
-          <w:sz w:val="26"/>
-          <w:szCs w:val="26"/>
-        </w:rPr>
-        <w:t>神了</w:t>
-      </w:r>
-      <w:proofErr w:type="gramEnd"/>
-      <w:r>
-        <w:rPr>
-          <w:rFonts w:ascii="Barlow Condensed Medium" w:eastAsia="華康細黑體" w:hAnsi="Barlow Condensed Medium" w:cs="微軟正黑體" w:hint="eastAsia"/>
-          <w:w w:val="70"/>
-          <w:sz w:val="26"/>
-          <w:szCs w:val="26"/>
-        </w:rPr>
-        <w:t>。</w:t>
+        <w:t>君王用宮殿、城池和軍隊來榮耀自己，又建造神廟更是為了提高統治者的聲望和利益。但是，真正認識　神耶和華的人明白，　神不需要，人也不能用，人所造之物來榮耀祂。正如耶穌所教導的，唯有那遵行　神話語的，又在暗處行善不叫人看見的，如此榮耀那在天上的父，父看見就必報答。又像人用恩賜來服事眾人，像所羅門用他的智慧治理邦國，讓世人看見，　神藉著祂的僕人祝福眾人的，就是榮耀　神了。</w:t>
       </w:r>
       <w:r>
         <w:rPr>
@@ -30375,7 +28768,7 @@
 </file>
 
 <file path=word/endnotes.xml><?xml version="1.0" encoding="utf-8"?>
-<w:endnotes xmlns:wpc="http://schemas.microsoft.com/office/word/2010/wordprocessingCanvas" xmlns:mc="http://schemas.openxmlformats.org/markup-compatibility/2006" xmlns:o="urn:schemas-microsoft-com:office:office" xmlns:r="http://schemas.openxmlformats.org/officeDocument/2006/relationships" xmlns:m="http://schemas.openxmlformats.org/officeDocument/2006/math" xmlns:v="urn:schemas-microsoft-com:vml" xmlns:wp14="http://schemas.microsoft.com/office/word/2010/wordprocessingDrawing" xmlns:wp="http://schemas.openxmlformats.org/drawingml/2006/wordprocessingDrawing" xmlns:w10="urn:schemas-microsoft-com:office:word" xmlns:w="http://schemas.openxmlformats.org/wordprocessingml/2006/main" xmlns:w14="http://schemas.microsoft.com/office/word/2010/wordml" xmlns:w15="http://schemas.microsoft.com/office/word/2012/wordml" xmlns:wpg="http://schemas.microsoft.com/office/word/2010/wordprocessingGroup" xmlns:wpi="http://schemas.microsoft.com/office/word/2010/wordprocessingInk" xmlns:wne="http://schemas.microsoft.com/office/word/2006/wordml" xmlns:wps="http://schemas.microsoft.com/office/word/2010/wordprocessingShape" mc:Ignorable="w14 w15 wp14">
+<w:endnotes xmlns:wpc="http://schemas.microsoft.com/office/word/2010/wordprocessingCanvas" xmlns:cx="http://schemas.microsoft.com/office/drawing/2014/chartex" xmlns:cx1="http://schemas.microsoft.com/office/drawing/2015/9/8/chartex" xmlns:cx2="http://schemas.microsoft.com/office/drawing/2015/10/21/chartex" xmlns:cx3="http://schemas.microsoft.com/office/drawing/2016/5/9/chartex" xmlns:cx4="http://schemas.microsoft.com/office/drawing/2016/5/10/chartex" xmlns:cx5="http://schemas.microsoft.com/office/drawing/2016/5/11/chartex" xmlns:cx6="http://schemas.microsoft.com/office/drawing/2016/5/12/chartex" xmlns:cx7="http://schemas.microsoft.com/office/drawing/2016/5/13/chartex" xmlns:cx8="http://schemas.microsoft.com/office/drawing/2016/5/14/chartex" xmlns:mc="http://schemas.openxmlformats.org/markup-compatibility/2006" xmlns:aink="http://schemas.microsoft.com/office/drawing/2016/ink" xmlns:am3d="http://schemas.microsoft.com/office/drawing/2017/model3d" xmlns:o="urn:schemas-microsoft-com:office:office" xmlns:oel="http://schemas.microsoft.com/office/2019/extlst" xmlns:r="http://schemas.openxmlformats.org/officeDocument/2006/relationships" xmlns:m="http://schemas.openxmlformats.org/officeDocument/2006/math" xmlns:v="urn:schemas-microsoft-com:vml" xmlns:wp14="http://schemas.microsoft.com/office/word/2010/wordprocessingDrawing" xmlns:wp="http://schemas.openxmlformats.org/drawingml/2006/wordprocessingDrawing" xmlns:w10="urn:schemas-microsoft-com:office:word" xmlns:w="http://schemas.openxmlformats.org/wordprocessingml/2006/main" xmlns:w14="http://schemas.microsoft.com/office/word/2010/wordml" xmlns:w15="http://schemas.microsoft.com/office/word/2012/wordml" xmlns:w16cex="http://schemas.microsoft.com/office/word/2018/wordml/cex" xmlns:w16cid="http://schemas.microsoft.com/office/word/2016/wordml/cid" xmlns:w16="http://schemas.microsoft.com/office/word/2018/wordml" xmlns:w16sdtdh="http://schemas.microsoft.com/office/word/2020/wordml/sdtdatahash" xmlns:w16se="http://schemas.microsoft.com/office/word/2015/wordml/symex" xmlns:wpg="http://schemas.microsoft.com/office/word/2010/wordprocessingGroup" xmlns:wpi="http://schemas.microsoft.com/office/word/2010/wordprocessingInk" xmlns:wne="http://schemas.microsoft.com/office/word/2006/wordml" xmlns:wps="http://schemas.microsoft.com/office/word/2010/wordprocessingShape" mc:Ignorable="w14 w15 w16se w16cid w16 w16cex w16sdtdh wp14">
   <w:endnote w:type="separator" w:id="-1">
     <w:p>
       <w:r>
@@ -30394,7 +28787,7 @@
 </file>
 
 <file path=word/footnotes.xml><?xml version="1.0" encoding="utf-8"?>
-<w:footnotes xmlns:wpc="http://schemas.microsoft.com/office/word/2010/wordprocessingCanvas" xmlns:mc="http://schemas.openxmlformats.org/markup-compatibility/2006" xmlns:o="urn:schemas-microsoft-com:office:office" xmlns:r="http://schemas.openxmlformats.org/officeDocument/2006/relationships" xmlns:m="http://schemas.openxmlformats.org/officeDocument/2006/math" xmlns:v="urn:schemas-microsoft-com:vml" xmlns:wp14="http://schemas.microsoft.com/office/word/2010/wordprocessingDrawing" xmlns:wp="http://schemas.openxmlformats.org/drawingml/2006/wordprocessingDrawing" xmlns:w10="urn:schemas-microsoft-com:office:word" xmlns:w="http://schemas.openxmlformats.org/wordprocessingml/2006/main" xmlns:w14="http://schemas.microsoft.com/office/word/2010/wordml" xmlns:w15="http://schemas.microsoft.com/office/word/2012/wordml" xmlns:wpg="http://schemas.microsoft.com/office/word/2010/wordprocessingGroup" xmlns:wpi="http://schemas.microsoft.com/office/word/2010/wordprocessingInk" xmlns:wne="http://schemas.microsoft.com/office/word/2006/wordml" xmlns:wps="http://schemas.microsoft.com/office/word/2010/wordprocessingShape" mc:Ignorable="w14 w15 wp14">
+<w:footnotes xmlns:wpc="http://schemas.microsoft.com/office/word/2010/wordprocessingCanvas" xmlns:cx="http://schemas.microsoft.com/office/drawing/2014/chartex" xmlns:cx1="http://schemas.microsoft.com/office/drawing/2015/9/8/chartex" xmlns:cx2="http://schemas.microsoft.com/office/drawing/2015/10/21/chartex" xmlns:cx3="http://schemas.microsoft.com/office/drawing/2016/5/9/chartex" xmlns:cx4="http://schemas.microsoft.com/office/drawing/2016/5/10/chartex" xmlns:cx5="http://schemas.microsoft.com/office/drawing/2016/5/11/chartex" xmlns:cx6="http://schemas.microsoft.com/office/drawing/2016/5/12/chartex" xmlns:cx7="http://schemas.microsoft.com/office/drawing/2016/5/13/chartex" xmlns:cx8="http://schemas.microsoft.com/office/drawing/2016/5/14/chartex" xmlns:mc="http://schemas.openxmlformats.org/markup-compatibility/2006" xmlns:aink="http://schemas.microsoft.com/office/drawing/2016/ink" xmlns:am3d="http://schemas.microsoft.com/office/drawing/2017/model3d" xmlns:o="urn:schemas-microsoft-com:office:office" xmlns:oel="http://schemas.microsoft.com/office/2019/extlst" xmlns:r="http://schemas.openxmlformats.org/officeDocument/2006/relationships" xmlns:m="http://schemas.openxmlformats.org/officeDocument/2006/math" xmlns:v="urn:schemas-microsoft-com:vml" xmlns:wp14="http://schemas.microsoft.com/office/word/2010/wordprocessingDrawing" xmlns:wp="http://schemas.openxmlformats.org/drawingml/2006/wordprocessingDrawing" xmlns:w10="urn:schemas-microsoft-com:office:word" xmlns:w="http://schemas.openxmlformats.org/wordprocessingml/2006/main" xmlns:w14="http://schemas.microsoft.com/office/word/2010/wordml" xmlns:w15="http://schemas.microsoft.com/office/word/2012/wordml" xmlns:w16cex="http://schemas.microsoft.com/office/word/2018/wordml/cex" xmlns:w16cid="http://schemas.microsoft.com/office/word/2016/wordml/cid" xmlns:w16="http://schemas.microsoft.com/office/word/2018/wordml" xmlns:w16sdtdh="http://schemas.microsoft.com/office/word/2020/wordml/sdtdatahash" xmlns:w16se="http://schemas.microsoft.com/office/word/2015/wordml/symex" xmlns:wpg="http://schemas.microsoft.com/office/word/2010/wordprocessingGroup" xmlns:wpi="http://schemas.microsoft.com/office/word/2010/wordprocessingInk" xmlns:wne="http://schemas.microsoft.com/office/word/2006/wordml" xmlns:wps="http://schemas.microsoft.com/office/word/2010/wordprocessingShape" mc:Ignorable="w14 w15 w16se w16cid w16 w16cex w16sdtdh wp14">
   <w:footnote w:type="separator" w:id="-1">
     <w:p>
       <w:r>
@@ -30413,7 +28806,7 @@
 </file>
 
 <file path=word/header1.xml><?xml version="1.0" encoding="utf-8"?>
-<w:hdr xmlns:wpc="http://schemas.microsoft.com/office/word/2010/wordprocessingCanvas" xmlns:mc="http://schemas.openxmlformats.org/markup-compatibility/2006" xmlns:o="urn:schemas-microsoft-com:office:office" xmlns:r="http://schemas.openxmlformats.org/officeDocument/2006/relationships" xmlns:m="http://schemas.openxmlformats.org/officeDocument/2006/math" xmlns:v="urn:schemas-microsoft-com:vml" xmlns:wp14="http://schemas.microsoft.com/office/word/2010/wordprocessingDrawing" xmlns:wp="http://schemas.openxmlformats.org/drawingml/2006/wordprocessingDrawing" xmlns:w10="urn:schemas-microsoft-com:office:word" xmlns:w="http://schemas.openxmlformats.org/wordprocessingml/2006/main" xmlns:w14="http://schemas.microsoft.com/office/word/2010/wordml" xmlns:w15="http://schemas.microsoft.com/office/word/2012/wordml" xmlns:wpg="http://schemas.microsoft.com/office/word/2010/wordprocessingGroup" xmlns:wpi="http://schemas.microsoft.com/office/word/2010/wordprocessingInk" xmlns:wne="http://schemas.microsoft.com/office/word/2006/wordml" xmlns:wps="http://schemas.microsoft.com/office/word/2010/wordprocessingShape" mc:Ignorable="w14 w15 wp14">
+<w:hdr xmlns:wpc="http://schemas.microsoft.com/office/word/2010/wordprocessingCanvas" xmlns:cx="http://schemas.microsoft.com/office/drawing/2014/chartex" xmlns:cx1="http://schemas.microsoft.com/office/drawing/2015/9/8/chartex" xmlns:cx2="http://schemas.microsoft.com/office/drawing/2015/10/21/chartex" xmlns:cx3="http://schemas.microsoft.com/office/drawing/2016/5/9/chartex" xmlns:cx4="http://schemas.microsoft.com/office/drawing/2016/5/10/chartex" xmlns:cx5="http://schemas.microsoft.com/office/drawing/2016/5/11/chartex" xmlns:cx6="http://schemas.microsoft.com/office/drawing/2016/5/12/chartex" xmlns:cx7="http://schemas.microsoft.com/office/drawing/2016/5/13/chartex" xmlns:cx8="http://schemas.microsoft.com/office/drawing/2016/5/14/chartex" xmlns:mc="http://schemas.openxmlformats.org/markup-compatibility/2006" xmlns:aink="http://schemas.microsoft.com/office/drawing/2016/ink" xmlns:am3d="http://schemas.microsoft.com/office/drawing/2017/model3d" xmlns:o="urn:schemas-microsoft-com:office:office" xmlns:oel="http://schemas.microsoft.com/office/2019/extlst" xmlns:r="http://schemas.openxmlformats.org/officeDocument/2006/relationships" xmlns:m="http://schemas.openxmlformats.org/officeDocument/2006/math" xmlns:v="urn:schemas-microsoft-com:vml" xmlns:wp14="http://schemas.microsoft.com/office/word/2010/wordprocessingDrawing" xmlns:wp="http://schemas.openxmlformats.org/drawingml/2006/wordprocessingDrawing" xmlns:w10="urn:schemas-microsoft-com:office:word" xmlns:w="http://schemas.openxmlformats.org/wordprocessingml/2006/main" xmlns:w14="http://schemas.microsoft.com/office/word/2010/wordml" xmlns:w15="http://schemas.microsoft.com/office/word/2012/wordml" xmlns:w16cex="http://schemas.microsoft.com/office/word/2018/wordml/cex" xmlns:w16cid="http://schemas.microsoft.com/office/word/2016/wordml/cid" xmlns:w16="http://schemas.microsoft.com/office/word/2018/wordml" xmlns:w16sdtdh="http://schemas.microsoft.com/office/word/2020/wordml/sdtdatahash" xmlns:w16se="http://schemas.microsoft.com/office/word/2015/wordml/symex" xmlns:wpg="http://schemas.microsoft.com/office/word/2010/wordprocessingGroup" xmlns:wpi="http://schemas.microsoft.com/office/word/2010/wordprocessingInk" xmlns:wne="http://schemas.microsoft.com/office/word/2006/wordml" xmlns:wps="http://schemas.microsoft.com/office/word/2010/wordprocessingShape" mc:Ignorable="w14 w15 w16se w16cid w16 w16cex w16sdtdh wp14">
   <w:p>
     <w:pPr>
       <w:pStyle w:val="a4"/>
@@ -30871,7 +29264,7 @@
 </file>
 
 <file path=word/header2.xml><?xml version="1.0" encoding="utf-8"?>
-<w:hdr xmlns:wpc="http://schemas.microsoft.com/office/word/2010/wordprocessingCanvas" xmlns:mc="http://schemas.openxmlformats.org/markup-compatibility/2006" xmlns:o="urn:schemas-microsoft-com:office:office" xmlns:r="http://schemas.openxmlformats.org/officeDocument/2006/relationships" xmlns:m="http://schemas.openxmlformats.org/officeDocument/2006/math" xmlns:v="urn:schemas-microsoft-com:vml" xmlns:wp14="http://schemas.microsoft.com/office/word/2010/wordprocessingDrawing" xmlns:wp="http://schemas.openxmlformats.org/drawingml/2006/wordprocessingDrawing" xmlns:w10="urn:schemas-microsoft-com:office:word" xmlns:w="http://schemas.openxmlformats.org/wordprocessingml/2006/main" xmlns:w14="http://schemas.microsoft.com/office/word/2010/wordml" xmlns:w15="http://schemas.microsoft.com/office/word/2012/wordml" xmlns:wpg="http://schemas.microsoft.com/office/word/2010/wordprocessingGroup" xmlns:wpi="http://schemas.microsoft.com/office/word/2010/wordprocessingInk" xmlns:wne="http://schemas.microsoft.com/office/word/2006/wordml" xmlns:wps="http://schemas.microsoft.com/office/word/2010/wordprocessingShape" mc:Ignorable="w14 w15 wp14">
+<w:hdr xmlns:wpc="http://schemas.microsoft.com/office/word/2010/wordprocessingCanvas" xmlns:cx="http://schemas.microsoft.com/office/drawing/2014/chartex" xmlns:cx1="http://schemas.microsoft.com/office/drawing/2015/9/8/chartex" xmlns:cx2="http://schemas.microsoft.com/office/drawing/2015/10/21/chartex" xmlns:cx3="http://schemas.microsoft.com/office/drawing/2016/5/9/chartex" xmlns:cx4="http://schemas.microsoft.com/office/drawing/2016/5/10/chartex" xmlns:cx5="http://schemas.microsoft.com/office/drawing/2016/5/11/chartex" xmlns:cx6="http://schemas.microsoft.com/office/drawing/2016/5/12/chartex" xmlns:cx7="http://schemas.microsoft.com/office/drawing/2016/5/13/chartex" xmlns:cx8="http://schemas.microsoft.com/office/drawing/2016/5/14/chartex" xmlns:mc="http://schemas.openxmlformats.org/markup-compatibility/2006" xmlns:aink="http://schemas.microsoft.com/office/drawing/2016/ink" xmlns:am3d="http://schemas.microsoft.com/office/drawing/2017/model3d" xmlns:o="urn:schemas-microsoft-com:office:office" xmlns:oel="http://schemas.microsoft.com/office/2019/extlst" xmlns:r="http://schemas.openxmlformats.org/officeDocument/2006/relationships" xmlns:m="http://schemas.openxmlformats.org/officeDocument/2006/math" xmlns:v="urn:schemas-microsoft-com:vml" xmlns:wp14="http://schemas.microsoft.com/office/word/2010/wordprocessingDrawing" xmlns:wp="http://schemas.openxmlformats.org/drawingml/2006/wordprocessingDrawing" xmlns:w10="urn:schemas-microsoft-com:office:word" xmlns:w="http://schemas.openxmlformats.org/wordprocessingml/2006/main" xmlns:w14="http://schemas.microsoft.com/office/word/2010/wordml" xmlns:w15="http://schemas.microsoft.com/office/word/2012/wordml" xmlns:w16cex="http://schemas.microsoft.com/office/word/2018/wordml/cex" xmlns:w16cid="http://schemas.microsoft.com/office/word/2016/wordml/cid" xmlns:w16="http://schemas.microsoft.com/office/word/2018/wordml" xmlns:w16sdtdh="http://schemas.microsoft.com/office/word/2020/wordml/sdtdatahash" xmlns:w16se="http://schemas.microsoft.com/office/word/2015/wordml/symex" xmlns:wpg="http://schemas.microsoft.com/office/word/2010/wordprocessingGroup" xmlns:wpi="http://schemas.microsoft.com/office/word/2010/wordprocessingInk" xmlns:wne="http://schemas.microsoft.com/office/word/2006/wordml" xmlns:wps="http://schemas.microsoft.com/office/word/2010/wordprocessingShape" mc:Ignorable="w14 w15 w16se w16cid w16 w16cex w16sdtdh wp14">
   <w:p>
     <w:pPr>
       <w:pStyle w:val="a4"/>
@@ -31329,7 +29722,7 @@
 </file>
 
 <file path=word/header3.xml><?xml version="1.0" encoding="utf-8"?>
-<w:hdr xmlns:wpc="http://schemas.microsoft.com/office/word/2010/wordprocessingCanvas" xmlns:mc="http://schemas.openxmlformats.org/markup-compatibility/2006" xmlns:o="urn:schemas-microsoft-com:office:office" xmlns:r="http://schemas.openxmlformats.org/officeDocument/2006/relationships" xmlns:m="http://schemas.openxmlformats.org/officeDocument/2006/math" xmlns:v="urn:schemas-microsoft-com:vml" xmlns:wp14="http://schemas.microsoft.com/office/word/2010/wordprocessingDrawing" xmlns:wp="http://schemas.openxmlformats.org/drawingml/2006/wordprocessingDrawing" xmlns:w10="urn:schemas-microsoft-com:office:word" xmlns:w="http://schemas.openxmlformats.org/wordprocessingml/2006/main" xmlns:w14="http://schemas.microsoft.com/office/word/2010/wordml" xmlns:w15="http://schemas.microsoft.com/office/word/2012/wordml" xmlns:wpg="http://schemas.microsoft.com/office/word/2010/wordprocessingGroup" xmlns:wpi="http://schemas.microsoft.com/office/word/2010/wordprocessingInk" xmlns:wne="http://schemas.microsoft.com/office/word/2006/wordml" xmlns:wps="http://schemas.microsoft.com/office/word/2010/wordprocessingShape" mc:Ignorable="w14 w15 wp14">
+<w:hdr xmlns:wpc="http://schemas.microsoft.com/office/word/2010/wordprocessingCanvas" xmlns:cx="http://schemas.microsoft.com/office/drawing/2014/chartex" xmlns:cx1="http://schemas.microsoft.com/office/drawing/2015/9/8/chartex" xmlns:cx2="http://schemas.microsoft.com/office/drawing/2015/10/21/chartex" xmlns:cx3="http://schemas.microsoft.com/office/drawing/2016/5/9/chartex" xmlns:cx4="http://schemas.microsoft.com/office/drawing/2016/5/10/chartex" xmlns:cx5="http://schemas.microsoft.com/office/drawing/2016/5/11/chartex" xmlns:cx6="http://schemas.microsoft.com/office/drawing/2016/5/12/chartex" xmlns:cx7="http://schemas.microsoft.com/office/drawing/2016/5/13/chartex" xmlns:cx8="http://schemas.microsoft.com/office/drawing/2016/5/14/chartex" xmlns:mc="http://schemas.openxmlformats.org/markup-compatibility/2006" xmlns:aink="http://schemas.microsoft.com/office/drawing/2016/ink" xmlns:am3d="http://schemas.microsoft.com/office/drawing/2017/model3d" xmlns:o="urn:schemas-microsoft-com:office:office" xmlns:oel="http://schemas.microsoft.com/office/2019/extlst" xmlns:r="http://schemas.openxmlformats.org/officeDocument/2006/relationships" xmlns:m="http://schemas.openxmlformats.org/officeDocument/2006/math" xmlns:v="urn:schemas-microsoft-com:vml" xmlns:wp14="http://schemas.microsoft.com/office/word/2010/wordprocessingDrawing" xmlns:wp="http://schemas.openxmlformats.org/drawingml/2006/wordprocessingDrawing" xmlns:w10="urn:schemas-microsoft-com:office:word" xmlns:w="http://schemas.openxmlformats.org/wordprocessingml/2006/main" xmlns:w14="http://schemas.microsoft.com/office/word/2010/wordml" xmlns:w15="http://schemas.microsoft.com/office/word/2012/wordml" xmlns:w16cex="http://schemas.microsoft.com/office/word/2018/wordml/cex" xmlns:w16cid="http://schemas.microsoft.com/office/word/2016/wordml/cid" xmlns:w16="http://schemas.microsoft.com/office/word/2018/wordml" xmlns:w16sdtdh="http://schemas.microsoft.com/office/word/2020/wordml/sdtdatahash" xmlns:w16se="http://schemas.microsoft.com/office/word/2015/wordml/symex" xmlns:wpg="http://schemas.microsoft.com/office/word/2010/wordprocessingGroup" xmlns:wpi="http://schemas.microsoft.com/office/word/2010/wordprocessingInk" xmlns:wne="http://schemas.microsoft.com/office/word/2006/wordml" xmlns:wps="http://schemas.microsoft.com/office/word/2010/wordprocessingShape" mc:Ignorable="w14 w15 w16se w16cid w16 w16cex w16sdtdh wp14">
   <w:p>
     <w:pPr>
       <w:pStyle w:val="a4"/>
@@ -31787,7 +30180,7 @@
 </file>
 
 <file path=word/header4.xml><?xml version="1.0" encoding="utf-8"?>
-<w:hdr xmlns:wpc="http://schemas.microsoft.com/office/word/2010/wordprocessingCanvas" xmlns:mc="http://schemas.openxmlformats.org/markup-compatibility/2006" xmlns:o="urn:schemas-microsoft-com:office:office" xmlns:r="http://schemas.openxmlformats.org/officeDocument/2006/relationships" xmlns:m="http://schemas.openxmlformats.org/officeDocument/2006/math" xmlns:v="urn:schemas-microsoft-com:vml" xmlns:wp14="http://schemas.microsoft.com/office/word/2010/wordprocessingDrawing" xmlns:wp="http://schemas.openxmlformats.org/drawingml/2006/wordprocessingDrawing" xmlns:w10="urn:schemas-microsoft-com:office:word" xmlns:w="http://schemas.openxmlformats.org/wordprocessingml/2006/main" xmlns:w14="http://schemas.microsoft.com/office/word/2010/wordml" xmlns:w15="http://schemas.microsoft.com/office/word/2012/wordml" xmlns:wpg="http://schemas.microsoft.com/office/word/2010/wordprocessingGroup" xmlns:wpi="http://schemas.microsoft.com/office/word/2010/wordprocessingInk" xmlns:wne="http://schemas.microsoft.com/office/word/2006/wordml" xmlns:wps="http://schemas.microsoft.com/office/word/2010/wordprocessingShape" mc:Ignorable="w14 w15 wp14">
+<w:hdr xmlns:wpc="http://schemas.microsoft.com/office/word/2010/wordprocessingCanvas" xmlns:cx="http://schemas.microsoft.com/office/drawing/2014/chartex" xmlns:cx1="http://schemas.microsoft.com/office/drawing/2015/9/8/chartex" xmlns:cx2="http://schemas.microsoft.com/office/drawing/2015/10/21/chartex" xmlns:cx3="http://schemas.microsoft.com/office/drawing/2016/5/9/chartex" xmlns:cx4="http://schemas.microsoft.com/office/drawing/2016/5/10/chartex" xmlns:cx5="http://schemas.microsoft.com/office/drawing/2016/5/11/chartex" xmlns:cx6="http://schemas.microsoft.com/office/drawing/2016/5/12/chartex" xmlns:cx7="http://schemas.microsoft.com/office/drawing/2016/5/13/chartex" xmlns:cx8="http://schemas.microsoft.com/office/drawing/2016/5/14/chartex" xmlns:mc="http://schemas.openxmlformats.org/markup-compatibility/2006" xmlns:aink="http://schemas.microsoft.com/office/drawing/2016/ink" xmlns:am3d="http://schemas.microsoft.com/office/drawing/2017/model3d" xmlns:o="urn:schemas-microsoft-com:office:office" xmlns:oel="http://schemas.microsoft.com/office/2019/extlst" xmlns:r="http://schemas.openxmlformats.org/officeDocument/2006/relationships" xmlns:m="http://schemas.openxmlformats.org/officeDocument/2006/math" xmlns:v="urn:schemas-microsoft-com:vml" xmlns:wp14="http://schemas.microsoft.com/office/word/2010/wordprocessingDrawing" xmlns:wp="http://schemas.openxmlformats.org/drawingml/2006/wordprocessingDrawing" xmlns:w10="urn:schemas-microsoft-com:office:word" xmlns:w="http://schemas.openxmlformats.org/wordprocessingml/2006/main" xmlns:w14="http://schemas.microsoft.com/office/word/2010/wordml" xmlns:w15="http://schemas.microsoft.com/office/word/2012/wordml" xmlns:w16cex="http://schemas.microsoft.com/office/word/2018/wordml/cex" xmlns:w16cid="http://schemas.microsoft.com/office/word/2016/wordml/cid" xmlns:w16="http://schemas.microsoft.com/office/word/2018/wordml" xmlns:w16sdtdh="http://schemas.microsoft.com/office/word/2020/wordml/sdtdatahash" xmlns:w16se="http://schemas.microsoft.com/office/word/2015/wordml/symex" xmlns:wpg="http://schemas.microsoft.com/office/word/2010/wordprocessingGroup" xmlns:wpi="http://schemas.microsoft.com/office/word/2010/wordprocessingInk" xmlns:wne="http://schemas.microsoft.com/office/word/2006/wordml" xmlns:wps="http://schemas.microsoft.com/office/word/2010/wordprocessingShape" mc:Ignorable="w14 w15 w16se w16cid w16 w16cex w16sdtdh wp14">
   <w:p>
     <w:pPr>
       <w:pStyle w:val="a4"/>
@@ -32245,7 +30638,7 @@
 </file>
 
 <file path=word/numbering.xml><?xml version="1.0" encoding="utf-8"?>
-<w:numbering xmlns:wpc="http://schemas.microsoft.com/office/word/2010/wordprocessingCanvas" xmlns:mc="http://schemas.openxmlformats.org/markup-compatibility/2006" xmlns:o="urn:schemas-microsoft-com:office:office" xmlns:r="http://schemas.openxmlformats.org/officeDocument/2006/relationships" xmlns:m="http://schemas.openxmlformats.org/officeDocument/2006/math" xmlns:v="urn:schemas-microsoft-com:vml" xmlns:wp14="http://schemas.microsoft.com/office/word/2010/wordprocessingDrawing" xmlns:wp="http://schemas.openxmlformats.org/drawingml/2006/wordprocessingDrawing" xmlns:w10="urn:schemas-microsoft-com:office:word" xmlns:w="http://schemas.openxmlformats.org/wordprocessingml/2006/main" xmlns:w14="http://schemas.microsoft.com/office/word/2010/wordml" xmlns:w15="http://schemas.microsoft.com/office/word/2012/wordml" xmlns:wpg="http://schemas.microsoft.com/office/word/2010/wordprocessingGroup" xmlns:wpi="http://schemas.microsoft.com/office/word/2010/wordprocessingInk" xmlns:wne="http://schemas.microsoft.com/office/word/2006/wordml" xmlns:wps="http://schemas.microsoft.com/office/word/2010/wordprocessingShape" mc:Ignorable="w14 w15 wp14">
+<w:numbering xmlns:wpc="http://schemas.microsoft.com/office/word/2010/wordprocessingCanvas" xmlns:cx="http://schemas.microsoft.com/office/drawing/2014/chartex" xmlns:cx1="http://schemas.microsoft.com/office/drawing/2015/9/8/chartex" xmlns:cx2="http://schemas.microsoft.com/office/drawing/2015/10/21/chartex" xmlns:cx3="http://schemas.microsoft.com/office/drawing/2016/5/9/chartex" xmlns:cx4="http://schemas.microsoft.com/office/drawing/2016/5/10/chartex" xmlns:cx5="http://schemas.microsoft.com/office/drawing/2016/5/11/chartex" xmlns:cx6="http://schemas.microsoft.com/office/drawing/2016/5/12/chartex" xmlns:cx7="http://schemas.microsoft.com/office/drawing/2016/5/13/chartex" xmlns:cx8="http://schemas.microsoft.com/office/drawing/2016/5/14/chartex" xmlns:mc="http://schemas.openxmlformats.org/markup-compatibility/2006" xmlns:aink="http://schemas.microsoft.com/office/drawing/2016/ink" xmlns:am3d="http://schemas.microsoft.com/office/drawing/2017/model3d" xmlns:o="urn:schemas-microsoft-com:office:office" xmlns:oel="http://schemas.microsoft.com/office/2019/extlst" xmlns:r="http://schemas.openxmlformats.org/officeDocument/2006/relationships" xmlns:m="http://schemas.openxmlformats.org/officeDocument/2006/math" xmlns:v="urn:schemas-microsoft-com:vml" xmlns:wp14="http://schemas.microsoft.com/office/word/2010/wordprocessingDrawing" xmlns:wp="http://schemas.openxmlformats.org/drawingml/2006/wordprocessingDrawing" xmlns:w10="urn:schemas-microsoft-com:office:word" xmlns:w="http://schemas.openxmlformats.org/wordprocessingml/2006/main" xmlns:w14="http://schemas.microsoft.com/office/word/2010/wordml" xmlns:w15="http://schemas.microsoft.com/office/word/2012/wordml" xmlns:w16cex="http://schemas.microsoft.com/office/word/2018/wordml/cex" xmlns:w16cid="http://schemas.microsoft.com/office/word/2016/wordml/cid" xmlns:w16="http://schemas.microsoft.com/office/word/2018/wordml" xmlns:w16sdtdh="http://schemas.microsoft.com/office/word/2020/wordml/sdtdatahash" xmlns:w16se="http://schemas.microsoft.com/office/word/2015/wordml/symex" xmlns:wpg="http://schemas.microsoft.com/office/word/2010/wordprocessingGroup" xmlns:wpi="http://schemas.microsoft.com/office/word/2010/wordprocessingInk" xmlns:wne="http://schemas.microsoft.com/office/word/2006/wordml" xmlns:wps="http://schemas.microsoft.com/office/word/2010/wordprocessingShape" mc:Ignorable="w14 w15 w16se w16cid w16 w16cex w16sdtdh wp14">
   <w:abstractNum w:abstractNumId="0" w15:restartNumberingAfterBreak="0">
     <w:nsid w:val="0397573A"/>
     <w:multiLevelType w:val="hybridMultilevel"/>
@@ -33848,65 +32241,65 @@
       </w:pPr>
     </w:lvl>
   </w:abstractNum>
-  <w:num w:numId="1">
+  <w:num w:numId="1" w16cid:durableId="1576278076">
     <w:abstractNumId w:val="17"/>
   </w:num>
-  <w:num w:numId="2">
+  <w:num w:numId="2" w16cid:durableId="1635673950">
     <w:abstractNumId w:val="5"/>
   </w:num>
-  <w:num w:numId="3">
+  <w:num w:numId="3" w16cid:durableId="1618223221">
     <w:abstractNumId w:val="8"/>
   </w:num>
-  <w:num w:numId="4">
+  <w:num w:numId="4" w16cid:durableId="1157919286">
     <w:abstractNumId w:val="3"/>
   </w:num>
-  <w:num w:numId="5">
+  <w:num w:numId="5" w16cid:durableId="1172183613">
     <w:abstractNumId w:val="9"/>
   </w:num>
-  <w:num w:numId="6">
+  <w:num w:numId="6" w16cid:durableId="637414224">
     <w:abstractNumId w:val="16"/>
   </w:num>
-  <w:num w:numId="7">
+  <w:num w:numId="7" w16cid:durableId="1429885585">
     <w:abstractNumId w:val="15"/>
   </w:num>
-  <w:num w:numId="8">
+  <w:num w:numId="8" w16cid:durableId="27148359">
     <w:abstractNumId w:val="7"/>
   </w:num>
-  <w:num w:numId="9">
+  <w:num w:numId="9" w16cid:durableId="1872919429">
     <w:abstractNumId w:val="13"/>
   </w:num>
-  <w:num w:numId="10">
+  <w:num w:numId="10" w16cid:durableId="184711616">
     <w:abstractNumId w:val="4"/>
   </w:num>
-  <w:num w:numId="11">
+  <w:num w:numId="11" w16cid:durableId="2023126033">
     <w:abstractNumId w:val="10"/>
   </w:num>
-  <w:num w:numId="12">
+  <w:num w:numId="12" w16cid:durableId="1445614297">
     <w:abstractNumId w:val="2"/>
   </w:num>
-  <w:num w:numId="13">
+  <w:num w:numId="13" w16cid:durableId="1694041055">
     <w:abstractNumId w:val="11"/>
   </w:num>
-  <w:num w:numId="14">
+  <w:num w:numId="14" w16cid:durableId="1106076344">
     <w:abstractNumId w:val="12"/>
   </w:num>
-  <w:num w:numId="15">
+  <w:num w:numId="15" w16cid:durableId="1088503030">
     <w:abstractNumId w:val="1"/>
   </w:num>
-  <w:num w:numId="16">
+  <w:num w:numId="16" w16cid:durableId="1155683184">
     <w:abstractNumId w:val="0"/>
   </w:num>
-  <w:num w:numId="17">
+  <w:num w:numId="17" w16cid:durableId="1983121980">
     <w:abstractNumId w:val="14"/>
   </w:num>
-  <w:num w:numId="18">
+  <w:num w:numId="18" w16cid:durableId="881333383">
     <w:abstractNumId w:val="6"/>
   </w:num>
 </w:numbering>
 </file>
 
 <file path=word/styles.xml><?xml version="1.0" encoding="utf-8"?>
-<w:styles xmlns:mc="http://schemas.openxmlformats.org/markup-compatibility/2006" xmlns:r="http://schemas.openxmlformats.org/officeDocument/2006/relationships" xmlns:w="http://schemas.openxmlformats.org/wordprocessingml/2006/main" xmlns:w14="http://schemas.microsoft.com/office/word/2010/wordml" xmlns:w15="http://schemas.microsoft.com/office/word/2012/wordml" mc:Ignorable="w14 w15">
+<w:styles xmlns:mc="http://schemas.openxmlformats.org/markup-compatibility/2006" xmlns:r="http://schemas.openxmlformats.org/officeDocument/2006/relationships" xmlns:w="http://schemas.openxmlformats.org/wordprocessingml/2006/main" xmlns:w14="http://schemas.microsoft.com/office/word/2010/wordml" xmlns:w15="http://schemas.microsoft.com/office/word/2012/wordml" xmlns:w16cex="http://schemas.microsoft.com/office/word/2018/wordml/cex" xmlns:w16cid="http://schemas.microsoft.com/office/word/2016/wordml/cid" xmlns:w16="http://schemas.microsoft.com/office/word/2018/wordml" xmlns:w16sdtdh="http://schemas.microsoft.com/office/word/2020/wordml/sdtdatahash" xmlns:w16se="http://schemas.microsoft.com/office/word/2015/wordml/symex" mc:Ignorable="w14 w15 w16se w16cid w16 w16cex w16sdtdh">
   <w:docDefaults>
     <w:rPrDefault>
       <w:rPr>
@@ -33919,7 +32312,7 @@
     </w:rPrDefault>
     <w:pPrDefault/>
   </w:docDefaults>
-  <w:latentStyles w:defLockedState="0" w:defUIPriority="99" w:defSemiHidden="0" w:defUnhideWhenUsed="0" w:defQFormat="0" w:count="371">
+  <w:latentStyles w:defLockedState="0" w:defUIPriority="99" w:defSemiHidden="0" w:defUnhideWhenUsed="0" w:defQFormat="0" w:count="376">
     <w:lsdException w:name="Normal" w:uiPriority="0" w:qFormat="1"/>
     <w:lsdException w:name="heading 1" w:uiPriority="9" w:qFormat="1"/>
     <w:lsdException w:name="heading 2" w:semiHidden="1" w:uiPriority="9" w:unhideWhenUsed="1" w:qFormat="1"/>
@@ -34291,6 +32684,11 @@
     <w:lsdException w:name="List Table 5 Dark Accent 6" w:uiPriority="50"/>
     <w:lsdException w:name="List Table 6 Colorful Accent 6" w:uiPriority="51"/>
     <w:lsdException w:name="List Table 7 Colorful Accent 6" w:uiPriority="52"/>
+    <w:lsdException w:name="Mention" w:semiHidden="1" w:unhideWhenUsed="1"/>
+    <w:lsdException w:name="Smart Hyperlink" w:semiHidden="1" w:unhideWhenUsed="1"/>
+    <w:lsdException w:name="Hashtag" w:semiHidden="1" w:unhideWhenUsed="1"/>
+    <w:lsdException w:name="Unresolved Mention" w:semiHidden="1" w:unhideWhenUsed="1"/>
+    <w:lsdException w:name="Smart Link" w:semiHidden="1" w:unhideWhenUsed="1"/>
   </w:latentStyles>
   <w:style w:type="paragraph" w:default="1" w:styleId="a">
     <w:name w:val="Normal"/>

--- a/新泰週報20260524[2621]B4F.docx
+++ b/新泰週報20260524[2621]B4F.docx
@@ -1,6 +1,6 @@
 
 <file path=word/document.xml><?xml version="1.0" encoding="utf-8"?>
-<w:document xmlns:wpc="http://schemas.microsoft.com/office/word/2010/wordprocessingCanvas" xmlns:cx="http://schemas.microsoft.com/office/drawing/2014/chartex" xmlns:cx1="http://schemas.microsoft.com/office/drawing/2015/9/8/chartex" xmlns:cx2="http://schemas.microsoft.com/office/drawing/2015/10/21/chartex" xmlns:cx3="http://schemas.microsoft.com/office/drawing/2016/5/9/chartex" xmlns:cx4="http://schemas.microsoft.com/office/drawing/2016/5/10/chartex" xmlns:cx5="http://schemas.microsoft.com/office/drawing/2016/5/11/chartex" xmlns:cx6="http://schemas.microsoft.com/office/drawing/2016/5/12/chartex" xmlns:cx7="http://schemas.microsoft.com/office/drawing/2016/5/13/chartex" xmlns:cx8="http://schemas.microsoft.com/office/drawing/2016/5/14/chartex" xmlns:mc="http://schemas.openxmlformats.org/markup-compatibility/2006" xmlns:aink="http://schemas.microsoft.com/office/drawing/2016/ink" xmlns:am3d="http://schemas.microsoft.com/office/drawing/2017/model3d" xmlns:o="urn:schemas-microsoft-com:office:office" xmlns:oel="http://schemas.microsoft.com/office/2019/extlst" xmlns:r="http://schemas.openxmlformats.org/officeDocument/2006/relationships" xmlns:m="http://schemas.openxmlformats.org/officeDocument/2006/math" xmlns:v="urn:schemas-microsoft-com:vml" xmlns:wp14="http://schemas.microsoft.com/office/word/2010/wordprocessingDrawing" xmlns:wp="http://schemas.openxmlformats.org/drawingml/2006/wordprocessingDrawing" xmlns:w10="urn:schemas-microsoft-com:office:word" xmlns:w="http://schemas.openxmlformats.org/wordprocessingml/2006/main" xmlns:w14="http://schemas.microsoft.com/office/word/2010/wordml" xmlns:w15="http://schemas.microsoft.com/office/word/2012/wordml" xmlns:w16cex="http://schemas.microsoft.com/office/word/2018/wordml/cex" xmlns:w16cid="http://schemas.microsoft.com/office/word/2016/wordml/cid" xmlns:w16="http://schemas.microsoft.com/office/word/2018/wordml" xmlns:w16sdtdh="http://schemas.microsoft.com/office/word/2020/wordml/sdtdatahash" xmlns:w16se="http://schemas.microsoft.com/office/word/2015/wordml/symex" xmlns:wpg="http://schemas.microsoft.com/office/word/2010/wordprocessingGroup" xmlns:wpi="http://schemas.microsoft.com/office/word/2010/wordprocessingInk" xmlns:wne="http://schemas.microsoft.com/office/word/2006/wordml" xmlns:wps="http://schemas.microsoft.com/office/word/2010/wordprocessingShape" mc:Ignorable="w14 w15 w16se w16cid w16 w16cex w16sdtdh wp14">
+<w:document xmlns:wpc="http://schemas.microsoft.com/office/word/2010/wordprocessingCanvas" xmlns:mc="http://schemas.openxmlformats.org/markup-compatibility/2006" xmlns:o="urn:schemas-microsoft-com:office:office" xmlns:r="http://schemas.openxmlformats.org/officeDocument/2006/relationships" xmlns:m="http://schemas.openxmlformats.org/officeDocument/2006/math" xmlns:v="urn:schemas-microsoft-com:vml" xmlns:wp14="http://schemas.microsoft.com/office/word/2010/wordprocessingDrawing" xmlns:wp="http://schemas.openxmlformats.org/drawingml/2006/wordprocessingDrawing" xmlns:w10="urn:schemas-microsoft-com:office:word" xmlns:w="http://schemas.openxmlformats.org/wordprocessingml/2006/main" xmlns:w14="http://schemas.microsoft.com/office/word/2010/wordml" xmlns:w15="http://schemas.microsoft.com/office/word/2012/wordml" xmlns:wpg="http://schemas.microsoft.com/office/word/2010/wordprocessingGroup" xmlns:wpi="http://schemas.microsoft.com/office/word/2010/wordprocessingInk" xmlns:wne="http://schemas.microsoft.com/office/word/2006/wordml" xmlns:wps="http://schemas.microsoft.com/office/word/2010/wordprocessingShape" mc:Ignorable="w14 w15 wp14">
   <w:body>
     <w:p>
       <w:pPr>
@@ -1282,7 +1282,7 @@
                 <w:szCs w:val="26"/>
                 <w:lang w:bidi="he-IL"/>
               </w:rPr>
-              <w:t>2026</w:t>
+              <w:t>第</w:t>
             </w:r>
             <w:r>
               <w:rPr>
@@ -1293,7 +1293,7 @@
                 <w:szCs w:val="26"/>
                 <w:lang w:bidi="he-IL"/>
               </w:rPr>
-              <w:t>年</w:t>
+              <w:t>27</w:t>
             </w:r>
             <w:r>
               <w:rPr>
@@ -1304,7 +1304,7 @@
                 <w:szCs w:val="26"/>
                 <w:lang w:bidi="he-IL"/>
               </w:rPr>
-              <w:t>27</w:t>
+              <w:t>屆基督精兵戰鬥營將於</w:t>
             </w:r>
             <w:r>
               <w:rPr>
@@ -1315,7 +1315,7 @@
                 <w:szCs w:val="26"/>
                 <w:lang w:bidi="he-IL"/>
               </w:rPr>
-              <w:t>屆基督精兵戰鬥營將於</w:t>
+              <w:t>7/17(</w:t>
             </w:r>
             <w:r>
               <w:rPr>
@@ -1326,7 +1326,7 @@
                 <w:szCs w:val="26"/>
                 <w:lang w:bidi="he-IL"/>
               </w:rPr>
-              <w:t>7/17(</w:t>
+              <w:t>五</w:t>
             </w:r>
             <w:r>
               <w:rPr>
@@ -1337,7 +1337,7 @@
                 <w:szCs w:val="26"/>
                 <w:lang w:bidi="he-IL"/>
               </w:rPr>
-              <w:t>五</w:t>
+              <w:t>)09:30~7/19(</w:t>
             </w:r>
             <w:r>
               <w:rPr>
@@ -1348,7 +1348,7 @@
                 <w:szCs w:val="26"/>
                 <w:lang w:bidi="he-IL"/>
               </w:rPr>
-              <w:t>)09:30~7/19(</w:t>
+              <w:t>日</w:t>
             </w:r>
             <w:r>
               <w:rPr>
@@ -1359,7 +1359,7 @@
                 <w:szCs w:val="26"/>
                 <w:lang w:bidi="he-IL"/>
               </w:rPr>
-              <w:t>日</w:t>
+              <w:t xml:space="preserve">) </w:t>
             </w:r>
             <w:r>
               <w:rPr>
@@ -1370,7 +1370,7 @@
                 <w:szCs w:val="26"/>
                 <w:lang w:bidi="he-IL"/>
               </w:rPr>
-              <w:t>) 13:00</w:t>
+              <w:t>13:00</w:t>
             </w:r>
             <w:r>
               <w:rPr>
@@ -1922,7 +1922,7 @@
                 <w:sz w:val="26"/>
                 <w:szCs w:val="26"/>
               </w:rPr>
-              <w:t>台北中會松年部創立</w:t>
+              <w:t>台北中會將於</w:t>
             </w:r>
             <w:r>
               <w:rPr>
@@ -1931,7 +1931,7 @@
                 <w:sz w:val="26"/>
                 <w:szCs w:val="26"/>
               </w:rPr>
-              <w:t>40</w:t>
+              <w:t>5/30(</w:t>
             </w:r>
             <w:r>
               <w:rPr>
@@ -1940,7 +1940,7 @@
                 <w:sz w:val="26"/>
                 <w:szCs w:val="26"/>
               </w:rPr>
-              <w:t>週年感恩禮拜訂於</w:t>
+              <w:t>六</w:t>
             </w:r>
             <w:r>
               <w:rPr>
@@ -1949,7 +1949,7 @@
                 <w:sz w:val="26"/>
                 <w:szCs w:val="26"/>
               </w:rPr>
-              <w:t>6/5(</w:t>
+              <w:t>)</w:t>
             </w:r>
             <w:r>
               <w:rPr>
@@ -1958,7 +1958,7 @@
                 <w:sz w:val="26"/>
                 <w:szCs w:val="26"/>
               </w:rPr>
-              <w:t>五</w:t>
+              <w:t>下午</w:t>
             </w:r>
             <w:r>
               <w:rPr>
@@ -1967,7 +1967,7 @@
                 <w:sz w:val="26"/>
                 <w:szCs w:val="26"/>
               </w:rPr>
-              <w:t>)</w:t>
+              <w:t>2:00</w:t>
             </w:r>
             <w:r>
               <w:rPr>
@@ -1976,61 +1976,7 @@
                 <w:sz w:val="26"/>
                 <w:szCs w:val="26"/>
               </w:rPr>
-              <w:t>上午</w:t>
-            </w:r>
-            <w:r>
-              <w:rPr>
-                <w:rFonts w:ascii="Barlow Condensed Medium" w:eastAsia="標楷體" w:hAnsi="Barlow Condensed Medium" w:cs="Segoe UI Symbol" w:hint="eastAsia"/>
-                <w:w w:val="90"/>
-                <w:sz w:val="26"/>
-                <w:szCs w:val="26"/>
-              </w:rPr>
-              <w:t>9:30</w:t>
-            </w:r>
-            <w:r>
-              <w:rPr>
-                <w:rFonts w:ascii="Barlow Condensed Medium" w:eastAsia="標楷體" w:hAnsi="Barlow Condensed Medium" w:cs="Segoe UI Symbol" w:hint="eastAsia"/>
-                <w:w w:val="90"/>
-                <w:sz w:val="26"/>
-                <w:szCs w:val="26"/>
-              </w:rPr>
-              <w:t>在台北馬偕醫院九樓大禮堂舉行。報名至</w:t>
-            </w:r>
-            <w:r>
-              <w:rPr>
-                <w:rFonts w:ascii="Barlow Condensed Medium" w:eastAsia="標楷體" w:hAnsi="Barlow Condensed Medium" w:cs="Segoe UI Symbol" w:hint="eastAsia"/>
-                <w:w w:val="90"/>
-                <w:sz w:val="26"/>
-                <w:szCs w:val="26"/>
-              </w:rPr>
-              <w:t>5/22(</w:t>
-            </w:r>
-            <w:r>
-              <w:rPr>
-                <w:rFonts w:ascii="Barlow Condensed Medium" w:eastAsia="標楷體" w:hAnsi="Barlow Condensed Medium" w:cs="Segoe UI Symbol" w:hint="eastAsia"/>
-                <w:w w:val="90"/>
-                <w:sz w:val="26"/>
-                <w:szCs w:val="26"/>
-              </w:rPr>
-              <w:t>五</w:t>
-            </w:r>
-            <w:r>
-              <w:rPr>
-                <w:rFonts w:ascii="Barlow Condensed Medium" w:eastAsia="標楷體" w:hAnsi="Barlow Condensed Medium" w:cs="Segoe UI Symbol" w:hint="eastAsia"/>
-                <w:w w:val="90"/>
-                <w:sz w:val="26"/>
-                <w:szCs w:val="26"/>
-              </w:rPr>
-              <w:t>)</w:t>
-            </w:r>
-            <w:r>
-              <w:rPr>
-                <w:rFonts w:ascii="Barlow Condensed Medium" w:eastAsia="標楷體" w:hAnsi="Barlow Condensed Medium" w:cs="Segoe UI Symbol" w:hint="eastAsia"/>
-                <w:w w:val="90"/>
-                <w:sz w:val="26"/>
-                <w:szCs w:val="26"/>
-              </w:rPr>
-              <w:t>。</w:t>
+              <w:t>在大稻埕教會舉行吳聖德牧師中會葬告別禮拜。</w:t>
             </w:r>
           </w:p>
         </w:tc>
@@ -2258,7 +2204,7 @@
                 <w:sz w:val="26"/>
                 <w:szCs w:val="26"/>
               </w:rPr>
-              <w:t>台北中會將於</w:t>
+              <w:t>台北中會進階長執訓練會將於</w:t>
             </w:r>
             <w:r>
               <w:rPr>
@@ -2267,7 +2213,7 @@
                 <w:sz w:val="26"/>
                 <w:szCs w:val="26"/>
               </w:rPr>
-              <w:t>5/30(</w:t>
+              <w:t>6/6(</w:t>
             </w:r>
             <w:r>
               <w:rPr>
@@ -2285,7 +2231,7 @@
                 <w:sz w:val="26"/>
                 <w:szCs w:val="26"/>
               </w:rPr>
-              <w:t>)</w:t>
+              <w:t>)8:45-12:10</w:t>
             </w:r>
             <w:r>
               <w:rPr>
@@ -2294,7 +2240,7 @@
                 <w:sz w:val="26"/>
                 <w:szCs w:val="26"/>
               </w:rPr>
-              <w:t>下午</w:t>
+              <w:t>在大稻埕教會舉行。詳見公佈欄和</w:t>
             </w:r>
             <w:r>
               <w:rPr>
@@ -2303,7 +2249,7 @@
                 <w:sz w:val="26"/>
                 <w:szCs w:val="26"/>
               </w:rPr>
-              <w:t>2:00</w:t>
+              <w:t>LINE</w:t>
             </w:r>
             <w:r>
               <w:rPr>
@@ -2312,16 +2258,7 @@
                 <w:sz w:val="26"/>
                 <w:szCs w:val="26"/>
               </w:rPr>
-              <w:t>在大稻埕教會舉行吳聖德牧師中會葬告別禮拜</w:t>
-            </w:r>
-            <w:r>
-              <w:rPr>
-                <w:rFonts w:ascii="Barlow Condensed Medium" w:eastAsia="標楷體" w:hAnsi="Barlow Condensed Medium" w:cs="Segoe UI Symbol" w:hint="eastAsia"/>
-                <w:w w:val="90"/>
-                <w:sz w:val="26"/>
-                <w:szCs w:val="26"/>
-              </w:rPr>
-              <w:t>。</w:t>
+              <w:t>報名資訊。</w:t>
             </w:r>
           </w:p>
         </w:tc>
@@ -2456,7 +2393,7 @@
                 <w:sz w:val="26"/>
                 <w:szCs w:val="26"/>
               </w:rPr>
-              <w:t>(5/17)</w:t>
+              <w:t>(5/24)</w:t>
             </w:r>
             <w:r>
               <w:rPr>
@@ -2465,7 +2402,7 @@
                 <w:sz w:val="26"/>
                 <w:szCs w:val="26"/>
               </w:rPr>
-              <w:t>為玉山學院奉獻主日，請會眾代禱和奉獻</w:t>
+              <w:t>為聖靈降</w:t>
             </w:r>
             <w:r>
               <w:rPr>
@@ -2474,6 +2411,24 @@
                 <w:sz w:val="26"/>
                 <w:szCs w:val="26"/>
               </w:rPr>
+              <w:t>臨</w:t>
+            </w:r>
+            <w:r>
+              <w:rPr>
+                <w:rFonts w:ascii="Barlow Condensed Medium" w:eastAsia="標楷體" w:hAnsi="Barlow Condensed Medium" w:cs="Segoe UI Symbol" w:hint="eastAsia"/>
+                <w:w w:val="90"/>
+                <w:sz w:val="26"/>
+                <w:szCs w:val="26"/>
+              </w:rPr>
+              <w:t>節</w:t>
+            </w:r>
+            <w:r>
+              <w:rPr>
+                <w:rFonts w:ascii="Barlow Condensed Medium" w:eastAsia="標楷體" w:hAnsi="Barlow Condensed Medium" w:cs="Segoe UI Symbol" w:hint="eastAsia"/>
+                <w:w w:val="90"/>
+                <w:sz w:val="26"/>
+                <w:szCs w:val="26"/>
+              </w:rPr>
               <w:t>。</w:t>
             </w:r>
           </w:p>
@@ -2550,75 +2505,89 @@
                 <w:sz w:val="26"/>
                 <w:szCs w:val="26"/>
               </w:rPr>
-              <w:t>下主日</w:t>
-            </w:r>
-            <w:r>
-              <w:rPr>
-                <w:rFonts w:ascii="Barlow Condensed Medium" w:eastAsia="標楷體" w:hAnsi="Barlow Condensed Medium" w:cs="Segoe UI Symbol" w:hint="eastAsia"/>
+              <w:t>本會</w:t>
+            </w:r>
+            <w:r>
+              <w:rPr>
+                <w:rFonts w:ascii="Barlow Condensed Medium" w:eastAsia="標楷體" w:hAnsi="Barlow Condensed Medium" w:cstheme="minorHAnsi" w:hint="eastAsia"/>
                 <w:w w:val="90"/>
                 <w:sz w:val="26"/>
                 <w:szCs w:val="26"/>
               </w:rPr>
-              <w:t>(5/24)</w:t>
-            </w:r>
-            <w:r>
-              <w:rPr>
-                <w:rFonts w:ascii="Barlow Condensed Medium" w:eastAsia="標楷體" w:hAnsi="Barlow Condensed Medium" w:cs="Segoe UI Symbol" w:hint="eastAsia"/>
+              <w:t>張兆嘉姊妹已於</w:t>
+            </w:r>
+            <w:r>
+              <w:rPr>
+                <w:rFonts w:ascii="Barlow Condensed Medium" w:eastAsia="標楷體" w:hAnsi="Barlow Condensed Medium" w:cstheme="minorHAnsi" w:hint="eastAsia"/>
                 <w:w w:val="90"/>
                 <w:sz w:val="26"/>
                 <w:szCs w:val="26"/>
               </w:rPr>
-              <w:t>為聖靈降靈節</w:t>
-            </w:r>
-            <w:r>
-              <w:rPr>
-                <w:rFonts w:ascii="Barlow Condensed Medium" w:eastAsia="標楷體" w:hAnsi="Barlow Condensed Medium" w:cs="Segoe UI Symbol" w:hint="eastAsia"/>
+              <w:t>5/15(</w:t>
+            </w:r>
+            <w:r>
+              <w:rPr>
+                <w:rFonts w:ascii="Barlow Condensed Medium" w:eastAsia="標楷體" w:hAnsi="Barlow Condensed Medium" w:cstheme="minorHAnsi" w:hint="eastAsia"/>
                 <w:w w:val="90"/>
                 <w:sz w:val="26"/>
                 <w:szCs w:val="26"/>
               </w:rPr>
-              <w:t>。</w:t>
-            </w:r>
-          </w:p>
-        </w:tc>
-      </w:tr>
-      <w:tr>
-        <w:tc>
-          <w:tcPr>
-            <w:tcW w:w="280" w:type="dxa"/>
-          </w:tcPr>
-          <w:p>
-            <w:pPr>
-              <w:snapToGrid w:val="0"/>
-              <w:spacing w:line="300" w:lineRule="exact"/>
-              <w:ind w:rightChars="11" w:right="26"/>
-              <w:jc w:val="right"/>
-              <w:rPr>
-                <w:rFonts w:ascii="Barlow Condensed Medium" w:eastAsia="華康細黑體" w:hAnsi="Barlow Condensed Medium"/>
+              <w:t>五</w:t>
+            </w:r>
+            <w:r>
+              <w:rPr>
+                <w:rFonts w:ascii="Barlow Condensed Medium" w:eastAsia="標楷體" w:hAnsi="Barlow Condensed Medium" w:cstheme="minorHAnsi" w:hint="eastAsia"/>
                 <w:w w:val="90"/>
                 <w:sz w:val="26"/>
                 <w:szCs w:val="26"/>
               </w:rPr>
-            </w:pPr>
-          </w:p>
-        </w:tc>
-        <w:tc>
-          <w:tcPr>
-            <w:tcW w:w="5641" w:type="dxa"/>
-          </w:tcPr>
-          <w:p>
-            <w:pPr>
-              <w:kinsoku w:val="0"/>
-              <w:snapToGrid w:val="0"/>
-              <w:spacing w:line="300" w:lineRule="exact"/>
-              <w:jc w:val="both"/>
-              <w:rPr>
-                <w:rFonts w:ascii="Barlow Condensed Medium" w:eastAsia="標楷體" w:hAnsi="Barlow Condensed Medium" w:cs="Segoe UI Symbol"/>
+              <w:t>)</w:t>
+            </w:r>
+            <w:r>
+              <w:rPr>
+                <w:rFonts w:ascii="Barlow Condensed Medium" w:eastAsia="標楷體" w:hAnsi="Barlow Condensed Medium" w:cstheme="minorHAnsi" w:hint="eastAsia"/>
                 <w:w w:val="90"/>
                 <w:sz w:val="26"/>
                 <w:szCs w:val="26"/>
               </w:rPr>
-            </w:pPr>
+              <w:t>病逝，且依個人遺願由家人簡單辨理喪事於</w:t>
+            </w:r>
+            <w:r>
+              <w:rPr>
+                <w:rFonts w:ascii="Barlow Condensed Medium" w:eastAsia="標楷體" w:hAnsi="Barlow Condensed Medium" w:cstheme="minorHAnsi" w:hint="eastAsia"/>
+                <w:w w:val="90"/>
+                <w:sz w:val="26"/>
+                <w:szCs w:val="26"/>
+              </w:rPr>
+              <w:t>5/22(</w:t>
+            </w:r>
+            <w:r>
+              <w:rPr>
+                <w:rFonts w:ascii="Barlow Condensed Medium" w:eastAsia="標楷體" w:hAnsi="Barlow Condensed Medium" w:cstheme="minorHAnsi" w:hint="eastAsia"/>
+                <w:w w:val="90"/>
+                <w:sz w:val="26"/>
+                <w:szCs w:val="26"/>
+              </w:rPr>
+              <w:t>五</w:t>
+            </w:r>
+            <w:r>
+              <w:rPr>
+                <w:rFonts w:ascii="Barlow Condensed Medium" w:eastAsia="標楷體" w:hAnsi="Barlow Condensed Medium" w:cstheme="minorHAnsi" w:hint="eastAsia"/>
+                <w:w w:val="90"/>
+                <w:sz w:val="26"/>
+                <w:szCs w:val="26"/>
+              </w:rPr>
+              <w:t>)</w:t>
+            </w:r>
+            <w:r>
+              <w:rPr>
+                <w:rFonts w:ascii="Barlow Condensed Medium" w:eastAsia="標楷體" w:hAnsi="Barlow Condensed Medium" w:cstheme="minorHAnsi" w:hint="eastAsia"/>
+                <w:w w:val="90"/>
+                <w:sz w:val="26"/>
+                <w:szCs w:val="26"/>
+              </w:rPr>
+              <w:t>舉行入殮、火化和安葬。願神安慰遺族和眾兄姊的心。</w:t>
+            </w:r>
           </w:p>
         </w:tc>
       </w:tr>
@@ -2867,13 +2836,55 @@
             </w:pPr>
             <w:r>
               <w:rPr>
+                <w:rFonts w:ascii="Segoe UI Symbol" w:eastAsia="標楷體" w:hAnsi="Segoe UI Symbol" w:cs="Segoe UI Symbol"/>
+                <w:w w:val="90"/>
+                <w:sz w:val="26"/>
+                <w:szCs w:val="26"/>
+              </w:rPr>
+              <w:t>★</w:t>
+            </w:r>
+            <w:r>
+              <w:rPr>
                 <w:rFonts w:ascii="Barlow Condensed Medium" w:eastAsia="標楷體" w:hAnsi="Barlow Condensed Medium" w:cstheme="minorHAnsi" w:hint="eastAsia"/>
                 <w:w w:val="90"/>
                 <w:sz w:val="26"/>
                 <w:szCs w:val="26"/>
               </w:rPr>
-              <w:t>為台灣祈福，願</w:t>
-            </w:r>
+              <w:t>為非洲伊波拉病毒疫情代禱</w:t>
+            </w:r>
+            <w:r>
+              <w:rPr>
+                <w:rFonts w:ascii="Barlow Condensed Medium" w:eastAsia="標楷體" w:hAnsi="Barlow Condensed Medium" w:cstheme="minorHAnsi"/>
+                <w:w w:val="90"/>
+                <w:sz w:val="26"/>
+                <w:szCs w:val="26"/>
+              </w:rPr>
+              <w:t>。</w:t>
+            </w:r>
+          </w:p>
+        </w:tc>
+      </w:tr>
+      <w:tr>
+        <w:tc>
+          <w:tcPr>
+            <w:tcW w:w="266" w:type="dxa"/>
+            <w:tcMar>
+              <w:left w:w="28" w:type="dxa"/>
+              <w:right w:w="28" w:type="dxa"/>
+            </w:tcMar>
+          </w:tcPr>
+          <w:p>
+            <w:pPr>
+              <w:snapToGrid w:val="0"/>
+              <w:spacing w:line="300" w:lineRule="exact"/>
+              <w:jc w:val="right"/>
+              <w:rPr>
+                <w:rFonts w:ascii="Barlow Condensed Medium" w:eastAsia="標楷體" w:hAnsi="Barlow Condensed Medium" w:cstheme="minorHAnsi"/>
+                <w:w w:val="90"/>
+                <w:sz w:val="26"/>
+                <w:szCs w:val="26"/>
+              </w:rPr>
+            </w:pPr>
             <w:r>
               <w:rPr>
                 <w:rFonts w:ascii="Barlow Condensed Medium" w:eastAsia="標楷體" w:hAnsi="Barlow Condensed Medium" w:cstheme="minorHAnsi" w:hint="eastAsia"/>
@@ -2881,8 +2892,39 @@
                 <w:sz w:val="26"/>
                 <w:szCs w:val="26"/>
               </w:rPr>
-              <w:t>2026</w:t>
-            </w:r>
+              <w:t>3</w:t>
+            </w:r>
+            <w:r>
+              <w:rPr>
+                <w:rFonts w:ascii="Barlow Condensed Medium" w:eastAsia="標楷體" w:hAnsi="Barlow Condensed Medium" w:cstheme="minorHAnsi"/>
+                <w:w w:val="90"/>
+                <w:sz w:val="26"/>
+                <w:szCs w:val="26"/>
+              </w:rPr>
+              <w:t>.</w:t>
+            </w:r>
+          </w:p>
+        </w:tc>
+        <w:tc>
+          <w:tcPr>
+            <w:tcW w:w="5669" w:type="dxa"/>
+            <w:tcMar>
+              <w:left w:w="28" w:type="dxa"/>
+              <w:right w:w="28" w:type="dxa"/>
+            </w:tcMar>
+          </w:tcPr>
+          <w:p>
+            <w:pPr>
+              <w:snapToGrid w:val="0"/>
+              <w:spacing w:line="300" w:lineRule="exact"/>
+              <w:jc w:val="both"/>
+              <w:rPr>
+                <w:rFonts w:ascii="Barlow Condensed Medium" w:eastAsia="標楷體" w:hAnsi="Barlow Condensed Medium" w:cstheme="minorHAnsi"/>
+                <w:w w:val="90"/>
+                <w:sz w:val="26"/>
+                <w:szCs w:val="26"/>
+              </w:rPr>
+            </w:pPr>
             <w:r>
               <w:rPr>
                 <w:rFonts w:ascii="Barlow Condensed Medium" w:eastAsia="標楷體" w:hAnsi="Barlow Condensed Medium" w:cstheme="minorHAnsi" w:hint="eastAsia"/>
@@ -2890,6 +2932,24 @@
                 <w:sz w:val="26"/>
                 <w:szCs w:val="26"/>
               </w:rPr>
+              <w:t>為台灣祈福，願</w:t>
+            </w:r>
+            <w:r>
+              <w:rPr>
+                <w:rFonts w:ascii="Barlow Condensed Medium" w:eastAsia="標楷體" w:hAnsi="Barlow Condensed Medium" w:cstheme="minorHAnsi" w:hint="eastAsia"/>
+                <w:w w:val="90"/>
+                <w:sz w:val="26"/>
+                <w:szCs w:val="26"/>
+              </w:rPr>
+              <w:t>2026</w:t>
+            </w:r>
+            <w:r>
+              <w:rPr>
+                <w:rFonts w:ascii="Barlow Condensed Medium" w:eastAsia="標楷體" w:hAnsi="Barlow Condensed Medium" w:cstheme="minorHAnsi" w:hint="eastAsia"/>
+                <w:w w:val="90"/>
+                <w:sz w:val="26"/>
+                <w:szCs w:val="26"/>
+              </w:rPr>
               <w:t>年全民為守護台灣更同心、更團結，求真相除詐騙，以及求真　神棄偶像</w:t>
             </w:r>
             <w:r>
@@ -2932,7 +2992,7 @@
                 <w:sz w:val="26"/>
                 <w:szCs w:val="26"/>
               </w:rPr>
-              <w:t>3</w:t>
+              <w:t>4</w:t>
             </w:r>
             <w:r>
               <w:rPr>
@@ -3050,7 +3110,7 @@
                 <w:sz w:val="26"/>
                 <w:szCs w:val="26"/>
               </w:rPr>
-              <w:t>4</w:t>
+              <w:t>5</w:t>
             </w:r>
             <w:r>
               <w:rPr>
@@ -3128,52 +3188,6 @@
               </w:rPr>
               <w:t>和家庭代禱。</w:t>
             </w:r>
-          </w:p>
-        </w:tc>
-      </w:tr>
-      <w:tr>
-        <w:tc>
-          <w:tcPr>
-            <w:tcW w:w="266" w:type="dxa"/>
-            <w:tcMar>
-              <w:left w:w="28" w:type="dxa"/>
-              <w:right w:w="28" w:type="dxa"/>
-            </w:tcMar>
-          </w:tcPr>
-          <w:p>
-            <w:pPr>
-              <w:snapToGrid w:val="0"/>
-              <w:spacing w:line="300" w:lineRule="exact"/>
-              <w:jc w:val="right"/>
-              <w:rPr>
-                <w:rFonts w:ascii="Barlow Condensed Medium" w:eastAsia="標楷體" w:hAnsi="Barlow Condensed Medium" w:cstheme="minorHAnsi"/>
-                <w:w w:val="90"/>
-                <w:sz w:val="26"/>
-                <w:szCs w:val="26"/>
-              </w:rPr>
-            </w:pPr>
-          </w:p>
-        </w:tc>
-        <w:tc>
-          <w:tcPr>
-            <w:tcW w:w="5669" w:type="dxa"/>
-            <w:tcMar>
-              <w:left w:w="28" w:type="dxa"/>
-              <w:right w:w="28" w:type="dxa"/>
-            </w:tcMar>
-          </w:tcPr>
-          <w:p>
-            <w:pPr>
-              <w:snapToGrid w:val="0"/>
-              <w:spacing w:line="300" w:lineRule="exact"/>
-              <w:jc w:val="both"/>
-              <w:rPr>
-                <w:rFonts w:ascii="Barlow Condensed Medium" w:eastAsia="標楷體" w:hAnsi="Barlow Condensed Medium" w:cstheme="minorHAnsi"/>
-                <w:w w:val="90"/>
-                <w:sz w:val="26"/>
-                <w:szCs w:val="26"/>
-              </w:rPr>
-            </w:pPr>
           </w:p>
         </w:tc>
       </w:tr>
@@ -3493,16 +3507,7 @@
                 <w:sz w:val="26"/>
                 <w:szCs w:val="26"/>
               </w:rPr>
-              <w:t>賴玟玲</w:t>
-            </w:r>
-            <w:r>
-              <w:rPr>
-                <w:rFonts w:ascii="Barlow Condensed Medium" w:eastAsia="標楷體" w:hAnsi="Barlow Condensed Medium" w:cstheme="minorHAnsi" w:hint="eastAsia"/>
-                <w:w w:val="90"/>
-                <w:sz w:val="26"/>
-                <w:szCs w:val="26"/>
-              </w:rPr>
-              <w:t>、王聖崴</w:t>
+              <w:t>王聖崴</w:t>
             </w:r>
             <w:r>
               <w:rPr>
@@ -3592,16 +3597,7 @@
                 <w:sz w:val="26"/>
                 <w:szCs w:val="26"/>
               </w:rPr>
-              <w:t>張兆嘉</w:t>
-            </w:r>
-            <w:r>
-              <w:rPr>
-                <w:rFonts w:ascii="Barlow Condensed Medium" w:eastAsia="標楷體" w:hAnsi="Barlow Condensed Medium" w:cstheme="minorHAnsi" w:hint="eastAsia"/>
-                <w:w w:val="90"/>
-                <w:sz w:val="26"/>
-                <w:szCs w:val="26"/>
-              </w:rPr>
-              <w:t>、龔友銓</w:t>
+              <w:t>龔友銓</w:t>
             </w:r>
             <w:r>
               <w:rPr>
@@ -4148,6 +4144,7 @@
       <w:r>
         <w:rPr>
           <w:noProof/>
+          <w:lang w:bidi="he-IL"/>
         </w:rPr>
         <mc:AlternateContent>
           <mc:Choice Requires="wpg">
@@ -4309,7 +4306,7 @@
           </mc:Choice>
           <mc:Fallback>
             <w:pict>
-              <v:group w14:anchorId="789743EB" id="群組 21" o:spid="_x0000_s1026" style="position:absolute;margin-left:538.15pt;margin-top:28.9pt;width:134.65pt;height:261.65pt;z-index:251664384;mso-position-horizontal-relative:page;mso-position-vertical-relative:page;mso-width-relative:margin;mso-height-relative:margin" coordsize="17094,33223" o:gfxdata="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">
+              <v:group w14:anchorId="789743EB" id="群組 21" o:spid="_x0000_s1026" style="position:absolute;margin-left:538.15pt;margin-top:28.9pt;width:134.65pt;height:261.65pt;z-index:251664384;mso-position-horizontal-relative:page;mso-position-vertical-relative:page;mso-width-relative:margin;mso-height-relative:margin" coordsize="17094,33223" o:gfxdata="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">
                 <v:shapetype id="_x0000_t75" coordsize="21600,21600" o:spt="75" o:preferrelative="t" path="m@4@5l@4@11@9@11@9@5xe" filled="f" stroked="f">
                   <v:stroke joinstyle="miter"/>
                   <v:formulas>
@@ -4329,10 +4326,11 @@
                   <v:path o:extrusionok="f" gradientshapeok="t" o:connecttype="rect"/>
                   <o:lock v:ext="edit" aspectratio="t"/>
                 </v:shapetype>
-                <v:shape id="圖片 18" o:spid="_x0000_s1027" type="#_x0000_t75" style="position:absolute;left:-8065;top:8065;width:33223;height:17094;rotation:90;visibility:visible;mso-wrap-style:square" o:gfxdata="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">
+                <v:shape id="圖片 18" o:spid="_x0000_s1027" type="#_x0000_t75" style="position:absolute;left:-8065;top:8065;width:33223;height:17094;rotation:90;visibility:visible;mso-wrap-style:square" o:gfxdata="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">
                   <v:imagedata r:id="rId9" o:title=""/>
+                  <v:path arrowok="t"/>
                 </v:shape>
-                <v:roundrect id="圓角矩形 7" o:spid="_x0000_s1028" style="position:absolute;left:1666;top:2875;width:14086;height:28296;visibility:visible;mso-wrap-style:square;v-text-anchor:top" arcsize="3131f" o:gfxdata="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" filled="f" stroked="f" strokeweight="2.5pt">
+                <v:roundrect id="圓角矩形 7" o:spid="_x0000_s1028" style="position:absolute;left:1666;top:2875;width:14086;height:28296;visibility:visible;mso-wrap-style:square;v-text-anchor:top" arcsize="3131f" o:gfxdata="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" filled="f" stroked="f" strokeweight="2.5pt">
                   <v:stroke joinstyle="miter"/>
                   <v:textbox style="layout-flow:vertical-ideographic" inset="1mm,1mm,1mm,1mm">
                     <w:txbxContent>
@@ -4392,6 +4390,7 @@
       <w:r>
         <w:rPr>
           <w:noProof/>
+          <w:lang w:bidi="he-IL"/>
         </w:rPr>
         <w:drawing>
           <wp:anchor distT="0" distB="0" distL="114300" distR="114300" simplePos="0" relativeHeight="251660288" behindDoc="0" locked="0" layoutInCell="1" allowOverlap="1" wp14:anchorId="0030E694" wp14:editId="71D7BCD3">
@@ -4452,6 +4451,7 @@
       <w:r>
         <w:rPr>
           <w:noProof/>
+          <w:lang w:bidi="he-IL"/>
         </w:rPr>
         <w:drawing>
           <wp:anchor distT="0" distB="0" distL="114300" distR="114300" simplePos="0" relativeHeight="251655168" behindDoc="0" locked="0" layoutInCell="1" allowOverlap="1" wp14:anchorId="7EAAEB92" wp14:editId="352781AB">
@@ -4532,6 +4532,7 @@
       <w:r>
         <w:rPr>
           <w:noProof/>
+          <w:lang w:bidi="he-IL"/>
         </w:rPr>
         <mc:AlternateContent>
           <mc:Choice Requires="wpg">
@@ -6336,12 +6337,12 @@
           </mc:Choice>
           <mc:Fallback>
             <w:pict>
-              <v:group w14:anchorId="5DF93223" id="群組 24" o:spid="_x0000_s1029" style="position:absolute;margin-left:533.85pt;margin-top:298.55pt;width:140.3pt;height:259.35pt;z-index:251662336;mso-position-horizontal-relative:page;mso-position-vertical-relative:page;mso-width-relative:margin;mso-height-relative:margin" coordsize="17818,32941" o:gfxdata="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">
+              <v:group w14:anchorId="5DF93223" id="群組 24" o:spid="_x0000_s1029" style="position:absolute;margin-left:533.85pt;margin-top:298.55pt;width:140.3pt;height:259.35pt;z-index:251662336;mso-position-horizontal-relative:page;mso-position-vertical-relative:page;mso-width-relative:margin;mso-height-relative:margin" coordsize="17818,32941" o:gfxdata="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">
                 <v:shapetype id="_x0000_t202" coordsize="21600,21600" o:spt="202" path="m,l,21600r21600,l21600,xe">
                   <v:stroke joinstyle="miter"/>
                   <v:path gradientshapeok="t" o:connecttype="rect"/>
                 </v:shapetype>
-                <v:shape id="_x0000_s1030" type="#_x0000_t202" style="position:absolute;left:351;top:293;width:17279;height:32590;visibility:visible;mso-wrap-style:square;v-text-anchor:top" o:gfxdata="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" stroked="f">
+                <v:shape id="_x0000_s1030" type="#_x0000_t202" style="position:absolute;left:351;top:293;width:17279;height:32590;visibility:visible;mso-wrap-style:square;v-text-anchor:top" o:gfxdata="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" stroked="f">
                   <v:textbox inset="0,0,0,0">
                     <w:txbxContent>
                       <w:p>
@@ -8031,7 +8032,7 @@
                     </w:txbxContent>
                   </v:textbox>
                 </v:shape>
-                <v:roundrect id="圓角矩形 5" o:spid="_x0000_s1031" style="position:absolute;width:17818;height:32941;visibility:visible;mso-wrap-style:square;v-text-anchor:middle" arcsize="2169f" o:gfxdata="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" filled="f" strokecolor="#5a5a5a [2109]" strokeweight="2.5pt">
+                <v:roundrect id="圓角矩形 5" o:spid="_x0000_s1031" style="position:absolute;width:17818;height:32941;visibility:visible;mso-wrap-style:square;v-text-anchor:middle" arcsize="2169f" o:gfxdata="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" filled="f" strokecolor="#5a5a5a [2109]" strokeweight="2.5pt">
                   <v:stroke joinstyle="miter"/>
                 </v:roundrect>
                 <w10:wrap anchorx="page" anchory="page"/>
@@ -8088,6 +8089,7 @@
         <w:rPr>
           <w:rFonts w:ascii="Barlow Condensed Medium" w:hAnsi="Barlow Condensed Medium"/>
           <w:noProof/>
+          <w:lang w:bidi="he-IL"/>
         </w:rPr>
         <mc:AlternateContent>
           <mc:Choice Requires="wpg">
@@ -9070,8 +9072,8 @@
           </mc:Choice>
           <mc:Fallback>
             <w:pict>
-              <v:group w14:anchorId="0AB0FEB2" id="群組 19" o:spid="_x0000_s1032" style="position:absolute;left:0;text-align:left;margin-left:534.4pt;margin-top:567.3pt;width:140.6pt;height:130.1pt;z-index:251651072;mso-position-horizontal-relative:page;mso-position-vertical-relative:page;mso-width-relative:margin;mso-height-relative:margin" coordorigin="108" coordsize="17868,16510" o:gfxdata="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">
-                <v:shape id="_x0000_s1033" type="#_x0000_t202" style="position:absolute;left:317;top:444;width:17634;height:15621;visibility:visible;mso-wrap-style:square;v-text-anchor:top" o:gfxdata="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" stroked="f">
+              <v:group w14:anchorId="0AB0FEB2" id="群組 19" o:spid="_x0000_s1032" style="position:absolute;left:0;text-align:left;margin-left:534.4pt;margin-top:567.3pt;width:140.6pt;height:130.1pt;z-index:251651072;mso-position-horizontal-relative:page;mso-position-vertical-relative:page;mso-width-relative:margin;mso-height-relative:margin" coordorigin="108" coordsize="17868,16510" o:gfxdata="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">
+                <v:shape id="_x0000_s1033" type="#_x0000_t202" style="position:absolute;left:317;top:444;width:17634;height:15621;visibility:visible;mso-wrap-style:square;v-text-anchor:top" o:gfxdata="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" stroked="f">
                   <v:textbox inset="0,0,0,0">
                     <w:txbxContent>
                       <w:p>
@@ -9939,7 +9941,7 @@
                     </w:txbxContent>
                   </v:textbox>
                 </v:shape>
-                <v:roundrect id="圓角矩形 25" o:spid="_x0000_s1034" style="position:absolute;left:108;width:17869;height:16510;visibility:visible;mso-wrap-style:square;v-text-anchor:middle" arcsize="4542f" o:gfxdata="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" filled="f" strokecolor="#5a5a5a [2109]" strokeweight="2.5pt">
+                <v:roundrect id="圓角矩形 25" o:spid="_x0000_s1034" style="position:absolute;left:108;width:17869;height:16510;visibility:visible;mso-wrap-style:square;v-text-anchor:middle" arcsize="4542f" o:gfxdata="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" filled="f" strokecolor="#5a5a5a [2109]" strokeweight="2.5pt">
                   <v:stroke joinstyle="miter"/>
                 </v:roundrect>
                 <w10:wrap anchorx="page" anchory="page"/>
@@ -9986,6 +9988,7 @@
         <w:rPr>
           <w:rFonts w:ascii="Barlow Condensed Medium" w:hAnsi="Barlow Condensed Medium"/>
           <w:noProof/>
+          <w:lang w:bidi="he-IL"/>
         </w:rPr>
         <mc:AlternateContent>
           <mc:Choice Requires="wps">
@@ -10107,7 +10110,7 @@
           </mc:Choice>
           <mc:Fallback>
             <w:pict>
-              <v:shape w14:anchorId="76BD7DFF" id="文字方塊 2" o:spid="_x0000_s1035" type="#_x0000_t202" style="position:absolute;margin-left:31.4pt;margin-top:-54.1pt;width:109.8pt;height:110.6pt;z-index:251667456;visibility:visible;mso-wrap-style:square;mso-width-percent:0;mso-height-percent:200;mso-wrap-distance-left:9pt;mso-wrap-distance-top:3.6pt;mso-wrap-distance-right:9pt;mso-wrap-distance-bottom:3.6pt;mso-position-horizontal:absolute;mso-position-horizontal-relative:text;mso-position-vertical:absolute;mso-position-vertical-relative:text;mso-width-percent:0;mso-height-percent:200;mso-width-relative:margin;mso-height-relative:margin;v-text-anchor:top" o:gfxdata="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" filled="f" stroked="f">
+              <v:shape w14:anchorId="76BD7DFF" id="文字方塊 2" o:spid="_x0000_s1035" type="#_x0000_t202" style="position:absolute;margin-left:31.4pt;margin-top:-54.1pt;width:109.8pt;height:110.6pt;z-index:251667456;visibility:visible;mso-wrap-style:square;mso-width-percent:0;mso-height-percent:200;mso-wrap-distance-left:9pt;mso-wrap-distance-top:3.6pt;mso-wrap-distance-right:9pt;mso-wrap-distance-bottom:3.6pt;mso-position-horizontal:absolute;mso-position-horizontal-relative:text;mso-position-vertical:absolute;mso-position-vertical-relative:text;mso-width-percent:0;mso-height-percent:200;mso-width-relative:margin;mso-height-relative:margin;v-text-anchor:top" o:gfxdata="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" filled="f" stroked="f">
                 <v:textbox style="mso-fit-shape-to-text:t" inset="1mm,1mm,1mm,1mm">
                   <w:txbxContent>
                     <w:p>
@@ -10208,6 +10211,7 @@
         <w:rPr>
           <w:rFonts w:ascii="Barlow Condensed Medium" w:hAnsi="Barlow Condensed Medium"/>
           <w:noProof/>
+          <w:lang w:bidi="he-IL"/>
         </w:rPr>
         <mc:AlternateContent>
           <mc:Choice Requires="wps">
@@ -10306,7 +10310,7 @@
           </mc:Choice>
           <mc:Fallback>
             <w:pict>
-              <v:roundrect w14:anchorId="4775AEF3" id="圓角矩形 12" o:spid="_x0000_s1036" style="position:absolute;margin-left:-.9pt;margin-top:16.35pt;width:49.3pt;height:15.45pt;z-index:251646976;visibility:visible;mso-wrap-style:square;mso-width-percent:0;mso-height-percent:0;mso-wrap-distance-left:9pt;mso-wrap-distance-top:0;mso-wrap-distance-right:9pt;mso-wrap-distance-bottom:0;mso-position-horizontal:absolute;mso-position-horizontal-relative:text;mso-position-vertical:absolute;mso-position-vertical-relative:text;mso-width-percent:0;mso-height-percent:0;mso-width-relative:margin;mso-height-relative:margin;v-text-anchor:middle" arcsize="10923f" o:gfxdata="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" fillcolor="#5a5a5a [2109]" stroked="f" strokeweight="1pt">
+              <v:roundrect w14:anchorId="4775AEF3" id="圓角矩形 12" o:spid="_x0000_s1036" style="position:absolute;margin-left:-.9pt;margin-top:16.35pt;width:49.3pt;height:15.45pt;z-index:251646976;visibility:visible;mso-wrap-style:square;mso-width-percent:0;mso-height-percent:0;mso-wrap-distance-left:9pt;mso-wrap-distance-top:0;mso-wrap-distance-right:9pt;mso-wrap-distance-bottom:0;mso-position-horizontal:absolute;mso-position-horizontal-relative:text;mso-position-vertical:absolute;mso-position-vertical-relative:text;mso-width-percent:0;mso-height-percent:0;mso-width-relative:margin;mso-height-relative:margin;v-text-anchor:middle" arcsize="10923f" o:gfxdata="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" fillcolor="#5a5a5a [2109]" stroked="f" strokeweight="1pt">
                 <v:stroke joinstyle="miter"/>
                 <v:textbox inset=".5mm,0,.5mm,0">
                   <w:txbxContent>
@@ -10348,6 +10352,7 @@
         <w:rPr>
           <w:rFonts w:ascii="Barlow Condensed Medium" w:hAnsi="Barlow Condensed Medium"/>
           <w:noProof/>
+          <w:lang w:bidi="he-IL"/>
         </w:rPr>
         <mc:AlternateContent>
           <mc:Choice Requires="wps">
@@ -10446,7 +10451,7 @@
           </mc:Choice>
           <mc:Fallback>
             <w:pict>
-              <v:roundrect w14:anchorId="196DC3BF" id="圓角矩形 14" o:spid="_x0000_s1037" style="position:absolute;margin-left:-1.25pt;margin-top:16.7pt;width:83.6pt;height:15.3pt;z-index:251648000;visibility:visible;mso-wrap-style:square;mso-width-percent:0;mso-height-percent:0;mso-wrap-distance-left:9pt;mso-wrap-distance-top:0;mso-wrap-distance-right:9pt;mso-wrap-distance-bottom:0;mso-position-horizontal:absolute;mso-position-horizontal-relative:text;mso-position-vertical:absolute;mso-position-vertical-relative:text;mso-width-percent:0;mso-height-percent:0;mso-width-relative:margin;mso-height-relative:margin;v-text-anchor:middle" arcsize="10923f" o:gfxdata="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" fillcolor="#5a5a5a [2109]" stroked="f" strokeweight="1pt">
+              <v:roundrect w14:anchorId="196DC3BF" id="圓角矩形 14" o:spid="_x0000_s1037" style="position:absolute;margin-left:-1.25pt;margin-top:16.7pt;width:83.6pt;height:15.3pt;z-index:251648000;visibility:visible;mso-wrap-style:square;mso-width-percent:0;mso-height-percent:0;mso-wrap-distance-left:9pt;mso-wrap-distance-top:0;mso-wrap-distance-right:9pt;mso-wrap-distance-bottom:0;mso-position-horizontal:absolute;mso-position-horizontal-relative:text;mso-position-vertical:absolute;mso-position-vertical-relative:text;mso-width-percent:0;mso-height-percent:0;mso-width-relative:margin;mso-height-relative:margin;v-text-anchor:middle" arcsize="10923f" o:gfxdata="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" fillcolor="#5a5a5a [2109]" stroked="f" strokeweight="1pt">
                 <v:stroke joinstyle="miter"/>
                 <v:textbox inset=".5mm,0,.5mm,0">
                   <w:txbxContent>
@@ -10544,6 +10549,7 @@
         <w:rPr>
           <w:rFonts w:ascii="Barlow Condensed Medium" w:hAnsi="Barlow Condensed Medium"/>
           <w:noProof/>
+          <w:lang w:bidi="he-IL"/>
         </w:rPr>
         <mc:AlternateContent>
           <mc:Choice Requires="wps">
@@ -10642,7 +10648,7 @@
           </mc:Choice>
           <mc:Fallback>
             <w:pict>
-              <v:roundrect w14:anchorId="1A4DC044" id="圓角矩形 9" o:spid="_x0000_s1038" style="position:absolute;margin-left:-.6pt;margin-top:16.6pt;width:30.35pt;height:15.3pt;z-index:251649024;visibility:visible;mso-wrap-style:square;mso-width-percent:0;mso-height-percent:0;mso-wrap-distance-left:9pt;mso-wrap-distance-top:0;mso-wrap-distance-right:9pt;mso-wrap-distance-bottom:0;mso-position-horizontal:absolute;mso-position-horizontal-relative:text;mso-position-vertical:absolute;mso-position-vertical-relative:text;mso-width-percent:0;mso-height-percent:0;mso-width-relative:margin;mso-height-relative:margin;v-text-anchor:middle" arcsize="10923f" o:gfxdata="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" fillcolor="#5a5a5a [2109]" stroked="f" strokeweight="1pt">
+              <v:roundrect w14:anchorId="1A4DC044" id="圓角矩形 9" o:spid="_x0000_s1038" style="position:absolute;margin-left:-.6pt;margin-top:16.6pt;width:30.35pt;height:15.3pt;z-index:251649024;visibility:visible;mso-wrap-style:square;mso-width-percent:0;mso-height-percent:0;mso-wrap-distance-left:9pt;mso-wrap-distance-top:0;mso-wrap-distance-right:9pt;mso-wrap-distance-bottom:0;mso-position-horizontal:absolute;mso-position-horizontal-relative:text;mso-position-vertical:absolute;mso-position-vertical-relative:text;mso-width-percent:0;mso-height-percent:0;mso-width-relative:margin;mso-height-relative:margin;v-text-anchor:middle" arcsize="10923f" o:gfxdata="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" fillcolor="#5a5a5a [2109]" stroked="f" strokeweight="1pt">
                 <v:stroke joinstyle="miter"/>
                 <v:textbox inset=".5mm,0,.5mm,0">
                   <w:txbxContent>
@@ -10740,6 +10746,7 @@
         <w:rPr>
           <w:rFonts w:ascii="Barlow Condensed Medium" w:hAnsi="Barlow Condensed Medium"/>
           <w:noProof/>
+          <w:lang w:bidi="he-IL"/>
         </w:rPr>
         <w:drawing>
           <wp:anchor distT="0" distB="0" distL="114300" distR="114300" simplePos="0" relativeHeight="251654144" behindDoc="1" locked="0" layoutInCell="1" allowOverlap="1" wp14:anchorId="2AA2D55C" wp14:editId="4BA447FF">
@@ -10808,6 +10815,7 @@
         <w:rPr>
           <w:rFonts w:ascii="Barlow Condensed Medium" w:hAnsi="Barlow Condensed Medium"/>
           <w:noProof/>
+          <w:lang w:bidi="he-IL"/>
         </w:rPr>
         <mc:AlternateContent>
           <mc:Choice Requires="wps">
@@ -10906,7 +10914,7 @@
           </mc:Choice>
           <mc:Fallback>
             <w:pict>
-              <v:roundrect w14:anchorId="03BFD3A3" id="圓角矩形 13" o:spid="_x0000_s1039" style="position:absolute;margin-left:-.4pt;margin-top:16.65pt;width:49.3pt;height:15.3pt;z-index:251650048;visibility:visible;mso-wrap-style:square;mso-width-percent:0;mso-height-percent:0;mso-wrap-distance-left:9pt;mso-wrap-distance-top:0;mso-wrap-distance-right:9pt;mso-wrap-distance-bottom:0;mso-position-horizontal:absolute;mso-position-horizontal-relative:text;mso-position-vertical:absolute;mso-position-vertical-relative:text;mso-width-percent:0;mso-height-percent:0;mso-width-relative:margin;mso-height-relative:margin;v-text-anchor:middle" arcsize="10923f" o:gfxdata="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" fillcolor="#5a5a5a [2109]" stroked="f" strokeweight="1pt">
+              <v:roundrect w14:anchorId="03BFD3A3" id="圓角矩形 13" o:spid="_x0000_s1039" style="position:absolute;margin-left:-.4pt;margin-top:16.65pt;width:49.3pt;height:15.3pt;z-index:251650048;visibility:visible;mso-wrap-style:square;mso-width-percent:0;mso-height-percent:0;mso-wrap-distance-left:9pt;mso-wrap-distance-top:0;mso-wrap-distance-right:9pt;mso-wrap-distance-bottom:0;mso-position-horizontal:absolute;mso-position-horizontal-relative:text;mso-position-vertical:absolute;mso-position-vertical-relative:text;mso-width-percent:0;mso-height-percent:0;mso-width-relative:margin;mso-height-relative:margin;v-text-anchor:middle" arcsize="10923f" o:gfxdata="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" fillcolor="#5a5a5a [2109]" stroked="f" strokeweight="1pt">
                 <v:stroke joinstyle="miter"/>
                 <v:textbox inset=".5mm,0,.5mm,0">
                   <w:txbxContent>
@@ -11042,6 +11050,7 @@
           <w:rFonts w:ascii="Barlow Condensed Medium" w:eastAsia="華康儷中黑" w:hAnsi="Barlow Condensed Medium"/>
           <w:noProof/>
           <w:w w:val="80"/>
+          <w:lang w:bidi="he-IL"/>
         </w:rPr>
         <mc:AlternateContent>
           <mc:Choice Requires="wps">
@@ -11142,7 +11151,7 @@
           </mc:Choice>
           <mc:Fallback>
             <w:pict>
-              <v:shape w14:anchorId="77C1E33A" id="_x0000_s1040" type="#_x0000_t202" style="position:absolute;margin-left:107.25pt;margin-top:6.2pt;width:125.55pt;height:16.3pt;z-index:251666432;visibility:visible;mso-wrap-style:square;mso-width-percent:0;mso-height-percent:0;mso-wrap-distance-left:9pt;mso-wrap-distance-top:3.6pt;mso-wrap-distance-right:9pt;mso-wrap-distance-bottom:3.6pt;mso-position-horizontal:absolute;mso-position-horizontal-relative:text;mso-position-vertical:absolute;mso-position-vertical-relative:text;mso-width-percent:0;mso-height-percent:0;mso-width-relative:margin;mso-height-relative:margin;v-text-anchor:top" o:gfxdata="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" filled="f" stroked="f">
+              <v:shape w14:anchorId="77C1E33A" id="_x0000_s1040" type="#_x0000_t202" style="position:absolute;margin-left:107.25pt;margin-top:6.2pt;width:125.55pt;height:16.3pt;z-index:251666432;visibility:visible;mso-wrap-style:square;mso-width-percent:0;mso-height-percent:0;mso-wrap-distance-left:9pt;mso-wrap-distance-top:3.6pt;mso-wrap-distance-right:9pt;mso-wrap-distance-bottom:3.6pt;mso-position-horizontal:absolute;mso-position-horizontal-relative:text;mso-position-vertical:absolute;mso-position-vertical-relative:text;mso-width-percent:0;mso-height-percent:0;mso-width-relative:margin;mso-height-relative:margin;v-text-anchor:top" o:gfxdata="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" filled="f" stroked="f">
                 <v:textbox inset="0,0,0,0">
                   <w:txbxContent>
                     <w:p>
@@ -11991,6 +12000,7 @@
                 <w:color w:val="000000" w:themeColor="text1"/>
                 <w:sz w:val="18"/>
                 <w:szCs w:val="18"/>
+                <w:lang w:bidi="he-IL"/>
               </w:rPr>
               <mc:AlternateContent>
                 <mc:Choice Requires="wps">
@@ -12090,7 +12100,7 @@
                 </mc:Choice>
                 <mc:Fallback>
                   <w:pict>
-                    <v:rect w14:anchorId="343BC9BA" id="矩形 8" o:spid="_x0000_s1041" style="position:absolute;left:0;text-align:left;margin-left:-.7pt;margin-top:2.7pt;width:18.75pt;height:92.3pt;z-index:251663360;visibility:visible;mso-wrap-style:square;mso-width-percent:0;mso-height-percent:0;mso-wrap-distance-left:9pt;mso-wrap-distance-top:0;mso-wrap-distance-right:9pt;mso-wrap-distance-bottom:0;mso-position-horizontal:absolute;mso-position-horizontal-relative:text;mso-position-vertical:absolute;mso-position-vertical-relative:text;mso-width-percent:0;mso-height-percent:0;mso-width-relative:margin;mso-height-relative:margin;v-text-anchor:middle" o:gfxdata="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" fillcolor="#5a5a5a [2109]" stroked="f" strokeweight="1pt">
+                    <v:rect w14:anchorId="343BC9BA" id="矩形 8" o:spid="_x0000_s1041" style="position:absolute;left:0;text-align:left;margin-left:-.7pt;margin-top:2.7pt;width:18.75pt;height:92.3pt;z-index:251663360;visibility:visible;mso-wrap-style:square;mso-width-percent:0;mso-height-percent:0;mso-wrap-distance-left:9pt;mso-wrap-distance-top:0;mso-wrap-distance-right:9pt;mso-wrap-distance-bottom:0;mso-position-horizontal:absolute;mso-position-horizontal-relative:text;mso-position-vertical:absolute;mso-position-vertical-relative:text;mso-width-percent:0;mso-height-percent:0;mso-width-relative:margin;mso-height-relative:margin;v-text-anchor:middle" o:gfxdata="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" fillcolor="#5a5a5a [2109]" stroked="f" strokeweight="1pt">
                       <v:textbox style="layout-flow:vertical-ideographic" inset="1mm,1mm,1mm,1mm">
                         <w:txbxContent>
                           <w:p>
@@ -13053,6 +13063,7 @@
                 <w:color w:val="000000" w:themeColor="text1"/>
                 <w:sz w:val="18"/>
                 <w:szCs w:val="18"/>
+                <w:lang w:bidi="he-IL"/>
               </w:rPr>
               <mc:AlternateContent>
                 <mc:Choice Requires="wps">
@@ -13152,7 +13163,7 @@
                 </mc:Choice>
                 <mc:Fallback>
                   <w:pict>
-                    <v:rect w14:anchorId="363672F5" id="矩形 10" o:spid="_x0000_s1042" style="position:absolute;left:0;text-align:left;margin-left:-.7pt;margin-top:12.9pt;width:19.25pt;height:42.9pt;z-index:251659264;visibility:visible;mso-wrap-style:square;mso-width-percent:0;mso-height-percent:0;mso-wrap-distance-left:9pt;mso-wrap-distance-top:0;mso-wrap-distance-right:9pt;mso-wrap-distance-bottom:0;mso-position-horizontal:absolute;mso-position-horizontal-relative:text;mso-position-vertical:absolute;mso-position-vertical-relative:text;mso-width-percent:0;mso-height-percent:0;mso-width-relative:margin;mso-height-relative:margin;v-text-anchor:middle" o:gfxdata="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" fillcolor="#5a5a5a [2109]" stroked="f" strokeweight="1pt">
+                    <v:rect w14:anchorId="363672F5" id="矩形 10" o:spid="_x0000_s1042" style="position:absolute;left:0;text-align:left;margin-left:-.7pt;margin-top:12.9pt;width:19.25pt;height:42.9pt;z-index:251659264;visibility:visible;mso-wrap-style:square;mso-width-percent:0;mso-height-percent:0;mso-wrap-distance-left:9pt;mso-wrap-distance-top:0;mso-wrap-distance-right:9pt;mso-wrap-distance-bottom:0;mso-position-horizontal:absolute;mso-position-horizontal-relative:text;mso-position-vertical:absolute;mso-position-vertical-relative:text;mso-width-percent:0;mso-height-percent:0;mso-width-relative:margin;mso-height-relative:margin;v-text-anchor:middle" o:gfxdata="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" fillcolor="#5a5a5a [2109]" stroked="f" strokeweight="1pt">
                       <v:textbox style="layout-flow:vertical-ideographic" inset="1mm,1mm,1mm,1mm">
                         <w:txbxContent>
                           <w:p>
@@ -13859,6 +13870,7 @@
                 <w:color w:val="000000" w:themeColor="text1"/>
                 <w:sz w:val="18"/>
                 <w:szCs w:val="18"/>
+                <w:lang w:bidi="he-IL"/>
               </w:rPr>
               <mc:AlternateContent>
                 <mc:Choice Requires="wps">
@@ -13966,7 +13978,7 @@
                 </mc:Choice>
                 <mc:Fallback>
                   <w:pict>
-                    <v:rect w14:anchorId="4D37C684" id="矩形 11" o:spid="_x0000_s1043" style="position:absolute;left:0;text-align:left;margin-left:-.7pt;margin-top:1.65pt;width:19.25pt;height:111.25pt;z-index:251656192;visibility:visible;mso-wrap-style:square;mso-width-percent:0;mso-height-percent:0;mso-wrap-distance-left:9pt;mso-wrap-distance-top:0;mso-wrap-distance-right:9pt;mso-wrap-distance-bottom:0;mso-position-horizontal:absolute;mso-position-horizontal-relative:text;mso-position-vertical:absolute;mso-position-vertical-relative:text;mso-width-percent:0;mso-height-percent:0;mso-width-relative:margin;mso-height-relative:margin;v-text-anchor:middle" o:gfxdata="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" fillcolor="#5a5a5a [2109]" stroked="f" strokeweight="1pt">
+                    <v:rect w14:anchorId="4D37C684" id="矩形 11" o:spid="_x0000_s1043" style="position:absolute;left:0;text-align:left;margin-left:-.7pt;margin-top:1.65pt;width:19.25pt;height:111.25pt;z-index:251656192;visibility:visible;mso-wrap-style:square;mso-width-percent:0;mso-height-percent:0;mso-wrap-distance-left:9pt;mso-wrap-distance-top:0;mso-wrap-distance-right:9pt;mso-wrap-distance-bottom:0;mso-position-horizontal:absolute;mso-position-horizontal-relative:text;mso-position-vertical:absolute;mso-position-vertical-relative:text;mso-width-percent:0;mso-height-percent:0;mso-width-relative:margin;mso-height-relative:margin;v-text-anchor:middle" o:gfxdata="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" fillcolor="#5a5a5a [2109]" stroked="f" strokeweight="1pt">
                       <v:textbox style="layout-flow:vertical-ideographic" inset="1mm,1mm,1mm,1mm">
                         <w:txbxContent>
                           <w:p>
@@ -15670,6 +15682,7 @@
         <w:rPr>
           <w:rFonts w:ascii="Bahnschrift SemiBold Condensed" w:eastAsia="華康細黑體" w:hAnsi="Bahnschrift SemiBold Condensed"/>
           <w:noProof/>
+          <w:lang w:bidi="he-IL"/>
         </w:rPr>
         <mc:AlternateContent>
           <mc:Choice Requires="wps">
@@ -15732,7 +15745,7 @@
           </mc:Choice>
           <mc:Fallback>
             <w:pict>
-              <v:line w14:anchorId="11CE6C7D" id="直線接點 2" o:spid="_x0000_s1026" style="position:absolute;z-index:251653120;visibility:visible;mso-wrap-style:square;mso-height-percent:0;mso-wrap-distance-left:9pt;mso-wrap-distance-top:0;mso-wrap-distance-right:9pt;mso-wrap-distance-bottom:0;mso-position-horizontal:absolute;mso-position-horizontal-relative:page;mso-position-vertical:absolute;mso-position-vertical-relative:page;mso-height-percent:0;mso-height-relative:margin" from="687.75pt,19.85pt" to="687.75pt,709.8pt" o:gfxdata="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" strokecolor="black [3213]" strokeweight=".5pt">
+              <v:line w14:anchorId="35DEFACE" id="直線接點 2" o:spid="_x0000_s1026" style="position:absolute;z-index:251653120;visibility:visible;mso-wrap-style:square;mso-height-percent:0;mso-wrap-distance-left:9pt;mso-wrap-distance-top:0;mso-wrap-distance-right:9pt;mso-wrap-distance-bottom:0;mso-position-horizontal:absolute;mso-position-horizontal-relative:page;mso-position-vertical:absolute;mso-position-vertical-relative:page;mso-height-percent:0;mso-height-relative:margin" from="687.75pt,19.85pt" to="687.75pt,709.8pt" o:gfxdata="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" strokecolor="black [3213]" strokeweight=".5pt">
                 <v:stroke dashstyle="3 1" joinstyle="miter"/>
                 <w10:wrap anchorx="page" anchory="page"/>
               </v:line>
@@ -16682,7 +16695,7 @@
                 <w:rFonts w:ascii="Barlow Condensed Medium" w:eastAsia="標楷體" w:hAnsi="Barlow Condensed Medium" w:cstheme="minorHAnsi" w:hint="eastAsia"/>
                 <w:w w:val="80"/>
               </w:rPr>
-              <w:t>11</w:t>
+              <w:t>15</w:t>
             </w:r>
           </w:p>
         </w:tc>
@@ -16985,7 +16998,7 @@
                 <w:rFonts w:ascii="Barlow Condensed Medium" w:eastAsia="標楷體" w:hAnsi="Barlow Condensed Medium" w:cstheme="minorHAnsi" w:hint="eastAsia"/>
                 <w:w w:val="80"/>
               </w:rPr>
-              <w:t>71</w:t>
+              <w:t>64</w:t>
             </w:r>
           </w:p>
         </w:tc>
@@ -17267,7 +17280,7 @@
                 <w:rFonts w:ascii="Barlow Condensed Medium" w:eastAsia="標楷體" w:hAnsi="Barlow Condensed Medium" w:cstheme="minorHAnsi" w:hint="eastAsia"/>
                 <w:w w:val="80"/>
               </w:rPr>
-              <w:t>--</w:t>
+              <w:t>17</w:t>
             </w:r>
           </w:p>
         </w:tc>
@@ -17536,13 +17549,6 @@
                 <w:w w:val="80"/>
               </w:rPr>
             </w:pPr>
-            <w:r>
-              <w:rPr>
-                <w:rFonts w:ascii="Barlow Condensed Medium" w:eastAsia="標楷體" w:hAnsi="Barlow Condensed Medium" w:cstheme="minorHAnsi" w:hint="eastAsia"/>
-                <w:w w:val="80"/>
-              </w:rPr>
-              <w:t>9</w:t>
-            </w:r>
           </w:p>
         </w:tc>
         <w:tc>
@@ -17823,7 +17829,7 @@
                 <w:rFonts w:ascii="Barlow Condensed Medium" w:eastAsia="標楷體" w:hAnsi="Barlow Condensed Medium" w:cstheme="minorHAnsi" w:hint="eastAsia"/>
                 <w:w w:val="80"/>
               </w:rPr>
-              <w:t>5</w:t>
+              <w:t>--</w:t>
             </w:r>
           </w:p>
         </w:tc>
@@ -18101,7 +18107,7 @@
                 <w:rFonts w:ascii="Barlow Condensed Medium" w:eastAsia="標楷體" w:hAnsi="Barlow Condensed Medium" w:cstheme="minorHAnsi" w:hint="eastAsia"/>
                 <w:w w:val="80"/>
               </w:rPr>
-              <w:t>--</w:t>
+              <w:t>18</w:t>
             </w:r>
           </w:p>
         </w:tc>
@@ -18372,7 +18378,7 @@
                 <w:rFonts w:ascii="Barlow Condensed Medium" w:eastAsia="標楷體" w:hAnsi="Barlow Condensed Medium" w:cstheme="minorHAnsi" w:hint="eastAsia"/>
                 <w:w w:val="80"/>
               </w:rPr>
-              <w:t>18</w:t>
+              <w:t>17</w:t>
             </w:r>
           </w:p>
         </w:tc>
@@ -18774,10 +18780,39 @@
             </w:r>
             <w:r>
               <w:rPr>
-                <w:rFonts w:ascii="Barlow Condensed Medium" w:eastAsia="華康儷中黑" w:hAnsi="Barlow Condensed Medium" w:cstheme="minorHAnsi" w:hint="eastAsia"/>
+                <w:rFonts w:ascii="Barlow Condensed Medium" w:eastAsia="華康儷中黑" w:hAnsi="Barlow Condensed Medium" w:cstheme="minorHAnsi"/>
                 <w:w w:val="75"/>
               </w:rPr>
-              <w:t>22</w:t>
+              <w:fldChar w:fldCharType="begin"/>
+            </w:r>
+            <w:r>
+              <w:rPr>
+                <w:rFonts w:ascii="Barlow Condensed Medium" w:eastAsia="華康儷中黑" w:hAnsi="Barlow Condensed Medium" w:cstheme="minorHAnsi"/>
+                <w:w w:val="75"/>
+              </w:rPr>
+              <w:instrText xml:space="preserve"> =IF(pub_day&lt;6, last_mon_days, 0)+pub_day-5 \* MERGEFORMAT </w:instrText>
+            </w:r>
+            <w:r>
+              <w:rPr>
+                <w:rFonts w:ascii="Barlow Condensed Medium" w:eastAsia="華康儷中黑" w:hAnsi="Barlow Condensed Medium" w:cstheme="minorHAnsi"/>
+                <w:w w:val="75"/>
+              </w:rPr>
+              <w:fldChar w:fldCharType="separate"/>
+            </w:r>
+            <w:r>
+              <w:rPr>
+                <w:rFonts w:ascii="Barlow Condensed Medium" w:eastAsia="華康儷中黑" w:hAnsi="Barlow Condensed Medium" w:cstheme="minorHAnsi"/>
+                <w:noProof/>
+                <w:w w:val="75"/>
+              </w:rPr>
+              <w:t>19</w:t>
+            </w:r>
+            <w:r>
+              <w:rPr>
+                <w:rFonts w:ascii="Barlow Condensed Medium" w:eastAsia="華康儷中黑" w:hAnsi="Barlow Condensed Medium" w:cstheme="minorHAnsi"/>
+                <w:w w:val="75"/>
+              </w:rPr>
+              <w:fldChar w:fldCharType="end"/>
             </w:r>
           </w:p>
         </w:tc>
@@ -19130,7 +19165,7 @@
                 <w:rFonts w:ascii="Barlow Condensed Medium" w:eastAsia="標楷體" w:hAnsi="Barlow Condensed Medium" w:cstheme="minorHAnsi" w:hint="eastAsia"/>
                 <w:w w:val="80"/>
               </w:rPr>
-              <w:t>6</w:t>
+              <w:t>3</w:t>
             </w:r>
           </w:p>
         </w:tc>
@@ -19411,8 +19446,10 @@
                 <w:rFonts w:ascii="Barlow Condensed Medium" w:eastAsia="標楷體" w:hAnsi="Barlow Condensed Medium" w:cstheme="minorHAnsi" w:hint="eastAsia"/>
                 <w:w w:val="80"/>
               </w:rPr>
-              <w:t>--</w:t>
-            </w:r>
+              <w:t>6</w:t>
+            </w:r>
+            <w:bookmarkStart w:id="6" w:name="_GoBack"/>
+            <w:bookmarkEnd w:id="6"/>
           </w:p>
         </w:tc>
         <w:tc>
@@ -21590,7 +21627,6 @@
                 <w:rFonts w:ascii="Barlow Condensed Medium" w:eastAsia="華康中黑體" w:hAnsi="Barlow Condensed Medium" w:cs="Times New Roman"/>
                 <w:w w:val="80"/>
                 <w:szCs w:val="24"/>
-                <w:highlight w:val="yellow"/>
               </w:rPr>
             </w:pPr>
             <w:r>
@@ -21598,7 +21634,6 @@
                 <w:rFonts w:ascii="Barlow Condensed Medium" w:eastAsia="華康中黑體" w:hAnsi="Barlow Condensed Medium" w:cstheme="minorHAnsi"/>
                 <w:w w:val="80"/>
                 <w:szCs w:val="24"/>
-                <w:highlight w:val="yellow"/>
               </w:rPr>
               <w:sym w:font="Wingdings 2" w:char="F0AE"/>
             </w:r>
@@ -21607,7 +21642,6 @@
                 <w:rFonts w:ascii="Barlow Condensed Medium" w:eastAsia="華康中黑體" w:hAnsi="Barlow Condensed Medium" w:cstheme="minorHAnsi"/>
                 <w:w w:val="80"/>
                 <w:szCs w:val="24"/>
-                <w:highlight w:val="yellow"/>
               </w:rPr>
               <w:t>華語</w:t>
             </w:r>
@@ -21616,7 +21650,6 @@
                 <w:rFonts w:ascii="Barlow Condensed Medium" w:eastAsia="華康中黑體" w:hAnsi="Barlow Condensed Medium" w:cs="Times New Roman"/>
                 <w:w w:val="80"/>
                 <w:szCs w:val="24"/>
-                <w:highlight w:val="yellow"/>
               </w:rPr>
               <w:t>禮拜奉獻</w:t>
             </w:r>
@@ -21625,7 +21658,6 @@
                 <w:rFonts w:ascii="Barlow Condensed Medium" w:eastAsia="華康中黑體" w:hAnsi="Barlow Condensed Medium" w:cs="Times New Roman"/>
                 <w:w w:val="80"/>
                 <w:szCs w:val="24"/>
-                <w:highlight w:val="yellow"/>
               </w:rPr>
               <w:t>:</w:t>
             </w:r>
@@ -21647,7 +21679,6 @@
                 <w:rFonts w:ascii="Barlow Condensed Medium" w:eastAsia="華康中黑體" w:hAnsi="Barlow Condensed Medium" w:cs="Times New Roman"/>
                 <w:w w:val="80"/>
                 <w:szCs w:val="24"/>
-                <w:highlight w:val="yellow"/>
               </w:rPr>
             </w:pPr>
             <w:r>
@@ -21655,7 +21686,6 @@
                 <w:rFonts w:ascii="Barlow Condensed Medium" w:eastAsia="華康中黑體" w:hAnsi="Barlow Condensed Medium" w:cs="Times New Roman" w:hint="eastAsia"/>
                 <w:w w:val="80"/>
                 <w:szCs w:val="24"/>
-                <w:highlight w:val="yellow"/>
               </w:rPr>
               <w:t xml:space="preserve"> </w:t>
             </w:r>
@@ -21679,7 +21709,6 @@
                 <w:rFonts w:ascii="Barlow Condensed Medium" w:eastAsia="華康中黑體" w:hAnsi="Barlow Condensed Medium" w:cs="Times New Roman"/>
                 <w:w w:val="80"/>
                 <w:szCs w:val="24"/>
-                <w:highlight w:val="yellow"/>
               </w:rPr>
             </w:pPr>
             <w:r>
@@ -21687,7 +21716,6 @@
                 <w:rFonts w:ascii="Barlow Condensed Medium" w:eastAsia="華康中黑體" w:hAnsi="Barlow Condensed Medium" w:cstheme="minorHAnsi"/>
                 <w:w w:val="80"/>
                 <w:szCs w:val="24"/>
-                <w:highlight w:val="yellow"/>
               </w:rPr>
               <w:sym w:font="Wingdings 2" w:char="F0AE"/>
             </w:r>
@@ -21696,7 +21724,6 @@
                 <w:rFonts w:ascii="Barlow Condensed Medium" w:eastAsia="華康中黑體" w:hAnsi="Barlow Condensed Medium" w:cstheme="minorHAnsi" w:hint="eastAsia"/>
                 <w:w w:val="80"/>
                 <w:szCs w:val="24"/>
-                <w:highlight w:val="yellow"/>
               </w:rPr>
               <w:t>台語禮拜奉</w:t>
             </w:r>
@@ -21705,7 +21732,6 @@
                 <w:rFonts w:ascii="Barlow Condensed Medium" w:eastAsia="華康中黑體" w:hAnsi="Barlow Condensed Medium" w:cs="Times New Roman"/>
                 <w:w w:val="80"/>
                 <w:szCs w:val="24"/>
-                <w:highlight w:val="yellow"/>
               </w:rPr>
               <w:t>獻</w:t>
             </w:r>
@@ -21714,7 +21740,6 @@
                 <w:rFonts w:ascii="Barlow Condensed Medium" w:eastAsia="華康中黑體" w:hAnsi="Barlow Condensed Medium" w:cs="Times New Roman"/>
                 <w:w w:val="80"/>
                 <w:szCs w:val="24"/>
-                <w:highlight w:val="yellow"/>
               </w:rPr>
               <w:t>:</w:t>
             </w:r>
@@ -21737,7 +21762,6 @@
                 <w:rFonts w:ascii="Barlow Condensed Medium" w:eastAsia="華康中黑體" w:hAnsi="Barlow Condensed Medium" w:cs="Times New Roman"/>
                 <w:w w:val="80"/>
                 <w:szCs w:val="24"/>
-                <w:highlight w:val="yellow"/>
               </w:rPr>
             </w:pPr>
             <w:r>
@@ -21745,7 +21769,6 @@
                 <w:rFonts w:ascii="Barlow Condensed Medium" w:eastAsia="華康中黑體" w:hAnsi="Barlow Condensed Medium" w:cs="Times New Roman"/>
                 <w:w w:val="80"/>
                 <w:szCs w:val="24"/>
-                <w:highlight w:val="yellow"/>
               </w:rPr>
               <w:t>5</w:t>
             </w:r>
@@ -21754,7 +21777,6 @@
                 <w:rFonts w:ascii="Barlow Condensed Medium" w:eastAsia="華康中黑體" w:hAnsi="Barlow Condensed Medium" w:cs="Times New Roman"/>
                 <w:w w:val="80"/>
                 <w:szCs w:val="24"/>
-                <w:highlight w:val="yellow"/>
               </w:rPr>
               <w:t>,</w:t>
             </w:r>
@@ -21763,7 +21785,6 @@
                 <w:rFonts w:ascii="Barlow Condensed Medium" w:eastAsia="華康中黑體" w:hAnsi="Barlow Condensed Medium" w:cs="Times New Roman"/>
                 <w:w w:val="80"/>
                 <w:szCs w:val="24"/>
-                <w:highlight w:val="yellow"/>
               </w:rPr>
               <w:t>700</w:t>
             </w:r>
@@ -21786,7 +21807,6 @@
                 <w:rFonts w:ascii="Barlow Condensed Medium" w:eastAsia="華康中黑體" w:hAnsi="Barlow Condensed Medium" w:cs="Times New Roman"/>
                 <w:w w:val="80"/>
                 <w:szCs w:val="24"/>
-                <w:highlight w:val="yellow"/>
               </w:rPr>
             </w:pPr>
           </w:p>
@@ -21809,7 +21829,6 @@
                 <w:rFonts w:ascii="Barlow Condensed Medium" w:eastAsia="華康中黑體" w:hAnsi="Barlow Condensed Medium" w:cs="Times New Roman"/>
                 <w:w w:val="80"/>
                 <w:szCs w:val="24"/>
-                <w:highlight w:val="yellow"/>
               </w:rPr>
             </w:pPr>
           </w:p>
@@ -21835,7 +21854,6 @@
                 <w:rFonts w:ascii="Barlow Condensed Medium" w:eastAsia="華康中黑體" w:hAnsi="Barlow Condensed Medium" w:cstheme="minorHAnsi"/>
                 <w:w w:val="80"/>
                 <w:szCs w:val="24"/>
-                <w:highlight w:val="yellow"/>
               </w:rPr>
             </w:pPr>
             <w:r>
@@ -21843,7 +21861,6 @@
                 <w:rFonts w:ascii="Barlow Condensed Medium" w:eastAsia="華康中黑體" w:hAnsi="Barlow Condensed Medium" w:cstheme="minorHAnsi"/>
                 <w:w w:val="80"/>
                 <w:szCs w:val="24"/>
-                <w:highlight w:val="yellow"/>
               </w:rPr>
               <w:sym w:font="Wingdings 2" w:char="F0AE"/>
             </w:r>
@@ -21852,7 +21869,6 @@
                 <w:rFonts w:ascii="Barlow Condensed Medium" w:eastAsia="華康中黑體" w:hAnsi="Barlow Condensed Medium" w:cstheme="minorHAnsi" w:hint="eastAsia"/>
                 <w:w w:val="80"/>
                 <w:szCs w:val="24"/>
-                <w:highlight w:val="yellow"/>
                 <w:lang w:eastAsia="zh-HK"/>
               </w:rPr>
               <w:t>月定</w:t>
@@ -21862,7 +21878,6 @@
                 <w:rFonts w:ascii="Barlow Condensed Medium" w:eastAsia="華康中黑體" w:hAnsi="Barlow Condensed Medium" w:cstheme="minorHAnsi"/>
                 <w:w w:val="80"/>
                 <w:szCs w:val="24"/>
-                <w:highlight w:val="yellow"/>
               </w:rPr>
               <w:t>奉獻</w:t>
             </w:r>
@@ -21871,7 +21886,6 @@
                 <w:rFonts w:ascii="Barlow Condensed Medium" w:eastAsia="華康中黑體" w:hAnsi="Barlow Condensed Medium" w:cstheme="minorHAnsi"/>
                 <w:w w:val="80"/>
                 <w:szCs w:val="24"/>
-                <w:highlight w:val="yellow"/>
               </w:rPr>
               <w:t>:</w:t>
             </w:r>
@@ -21894,7 +21908,6 @@
                 <w:rFonts w:ascii="Barlow Condensed Medium" w:eastAsia="標楷體" w:hAnsi="Barlow Condensed Medium" w:cstheme="minorHAnsi"/>
                 <w:w w:val="80"/>
                 <w:szCs w:val="24"/>
-                <w:highlight w:val="yellow"/>
               </w:rPr>
             </w:pPr>
             <w:r>
@@ -21902,7 +21915,6 @@
                 <w:rFonts w:ascii="Barlow Condensed Medium" w:eastAsia="標楷體" w:hAnsi="Barlow Condensed Medium" w:cstheme="minorHAnsi" w:hint="eastAsia"/>
                 <w:w w:val="80"/>
                 <w:szCs w:val="24"/>
-                <w:highlight w:val="yellow"/>
               </w:rPr>
               <w:t>11</w:t>
             </w:r>
@@ -21911,7 +21923,6 @@
                 <w:rFonts w:ascii="Barlow Condensed Medium" w:eastAsia="標楷體" w:hAnsi="Barlow Condensed Medium" w:cstheme="minorHAnsi" w:hint="eastAsia"/>
                 <w:w w:val="80"/>
                 <w:szCs w:val="24"/>
-                <w:highlight w:val="yellow"/>
                 <w:lang w:eastAsia="zh-HK"/>
               </w:rPr>
               <w:t>號</w:t>
@@ -21935,7 +21946,6 @@
                 <w:rFonts w:ascii="Barlow Condensed Medium" w:eastAsia="標楷體" w:hAnsi="Barlow Condensed Medium" w:cstheme="minorHAnsi"/>
                 <w:w w:val="80"/>
                 <w:szCs w:val="24"/>
-                <w:highlight w:val="yellow"/>
               </w:rPr>
             </w:pPr>
             <w:r>
@@ -21943,7 +21953,6 @@
                 <w:rFonts w:ascii="Barlow Condensed Medium" w:eastAsia="標楷體" w:hAnsi="Barlow Condensed Medium" w:cstheme="minorHAnsi"/>
                 <w:w w:val="80"/>
                 <w:szCs w:val="24"/>
-                <w:highlight w:val="yellow"/>
               </w:rPr>
               <w:t>3</w:t>
             </w:r>
@@ -21952,7 +21961,6 @@
                 <w:rFonts w:ascii="Barlow Condensed Medium" w:eastAsia="標楷體" w:hAnsi="Barlow Condensed Medium" w:cstheme="minorHAnsi"/>
                 <w:w w:val="80"/>
                 <w:szCs w:val="24"/>
-                <w:highlight w:val="yellow"/>
               </w:rPr>
               <w:t>,</w:t>
             </w:r>
@@ -21961,7 +21969,6 @@
                 <w:rFonts w:ascii="Barlow Condensed Medium" w:eastAsia="標楷體" w:hAnsi="Barlow Condensed Medium" w:cstheme="minorHAnsi"/>
                 <w:w w:val="80"/>
                 <w:szCs w:val="24"/>
-                <w:highlight w:val="yellow"/>
               </w:rPr>
               <w:t>0</w:t>
             </w:r>
@@ -21970,7 +21977,6 @@
                 <w:rFonts w:ascii="Barlow Condensed Medium" w:eastAsia="標楷體" w:hAnsi="Barlow Condensed Medium" w:cstheme="minorHAnsi"/>
                 <w:w w:val="80"/>
                 <w:szCs w:val="24"/>
-                <w:highlight w:val="yellow"/>
               </w:rPr>
               <w:t>00</w:t>
             </w:r>
@@ -21993,7 +21999,6 @@
                 <w:rFonts w:ascii="Barlow Condensed Medium" w:eastAsia="標楷體" w:hAnsi="Barlow Condensed Medium" w:cstheme="minorHAnsi"/>
                 <w:w w:val="80"/>
                 <w:szCs w:val="24"/>
-                <w:highlight w:val="yellow"/>
               </w:rPr>
             </w:pPr>
           </w:p>
@@ -22015,7 +22020,6 @@
                 <w:rFonts w:ascii="Barlow Condensed Medium" w:eastAsia="標楷體" w:hAnsi="Barlow Condensed Medium" w:cstheme="minorHAnsi"/>
                 <w:w w:val="80"/>
                 <w:szCs w:val="24"/>
-                <w:highlight w:val="yellow"/>
               </w:rPr>
             </w:pPr>
           </w:p>
@@ -22038,7 +22042,6 @@
                 <w:rFonts w:ascii="Barlow Condensed Medium" w:eastAsia="標楷體" w:hAnsi="Barlow Condensed Medium" w:cstheme="minorHAnsi"/>
                 <w:w w:val="80"/>
                 <w:szCs w:val="24"/>
-                <w:highlight w:val="yellow"/>
               </w:rPr>
             </w:pPr>
           </w:p>
@@ -22059,7 +22062,6 @@
                 <w:rFonts w:ascii="Barlow Condensed Medium" w:eastAsia="標楷體" w:hAnsi="Barlow Condensed Medium" w:cstheme="minorHAnsi"/>
                 <w:w w:val="80"/>
                 <w:szCs w:val="24"/>
-                <w:highlight w:val="yellow"/>
               </w:rPr>
             </w:pPr>
           </w:p>
@@ -22085,7 +22087,6 @@
                 <w:rFonts w:ascii="Barlow Condensed Medium" w:eastAsia="華康中黑體" w:hAnsi="Barlow Condensed Medium" w:cstheme="minorHAnsi"/>
                 <w:w w:val="80"/>
                 <w:szCs w:val="24"/>
-                <w:highlight w:val="yellow"/>
               </w:rPr>
             </w:pPr>
           </w:p>
@@ -22107,7 +22108,6 @@
                 <w:rFonts w:ascii="Barlow Condensed Medium" w:eastAsia="標楷體" w:hAnsi="Barlow Condensed Medium" w:cstheme="minorHAnsi"/>
                 <w:w w:val="80"/>
                 <w:szCs w:val="24"/>
-                <w:highlight w:val="yellow"/>
               </w:rPr>
             </w:pPr>
           </w:p>
@@ -22129,7 +22129,6 @@
                 <w:rFonts w:ascii="Barlow Condensed Medium" w:eastAsia="標楷體" w:hAnsi="Barlow Condensed Medium" w:cstheme="minorHAnsi"/>
                 <w:w w:val="80"/>
                 <w:szCs w:val="24"/>
-                <w:highlight w:val="yellow"/>
               </w:rPr>
             </w:pPr>
           </w:p>
@@ -22151,7 +22150,6 @@
                 <w:rFonts w:ascii="Barlow Condensed Medium" w:eastAsia="標楷體" w:hAnsi="Barlow Condensed Medium" w:cstheme="minorHAnsi"/>
                 <w:w w:val="80"/>
                 <w:szCs w:val="24"/>
-                <w:highlight w:val="yellow"/>
               </w:rPr>
             </w:pPr>
           </w:p>
@@ -22173,7 +22171,6 @@
                 <w:rFonts w:ascii="Barlow Condensed Medium" w:eastAsia="標楷體" w:hAnsi="Barlow Condensed Medium" w:cstheme="minorHAnsi"/>
                 <w:w w:val="80"/>
                 <w:szCs w:val="24"/>
-                <w:highlight w:val="yellow"/>
               </w:rPr>
             </w:pPr>
           </w:p>
@@ -22196,7 +22193,6 @@
                 <w:rFonts w:ascii="Barlow Condensed Medium" w:eastAsia="標楷體" w:hAnsi="Barlow Condensed Medium" w:cstheme="minorHAnsi"/>
                 <w:w w:val="80"/>
                 <w:szCs w:val="24"/>
-                <w:highlight w:val="yellow"/>
               </w:rPr>
             </w:pPr>
           </w:p>
@@ -22217,7 +22213,6 @@
                 <w:rFonts w:ascii="Barlow Condensed Medium" w:eastAsia="標楷體" w:hAnsi="Barlow Condensed Medium" w:cstheme="minorHAnsi"/>
                 <w:w w:val="80"/>
                 <w:szCs w:val="24"/>
-                <w:highlight w:val="yellow"/>
               </w:rPr>
             </w:pPr>
           </w:p>
@@ -22243,7 +22238,6 @@
                 <w:rFonts w:ascii="Barlow Condensed Medium" w:eastAsia="華康中黑體" w:hAnsi="Barlow Condensed Medium" w:cstheme="minorHAnsi"/>
                 <w:w w:val="80"/>
                 <w:szCs w:val="24"/>
-                <w:highlight w:val="yellow"/>
               </w:rPr>
             </w:pPr>
             <w:r>
@@ -22251,7 +22245,6 @@
                 <w:rFonts w:ascii="Barlow Condensed Medium" w:eastAsia="華康中黑體" w:hAnsi="Barlow Condensed Medium" w:cstheme="minorHAnsi"/>
                 <w:w w:val="80"/>
                 <w:szCs w:val="24"/>
-                <w:highlight w:val="yellow"/>
               </w:rPr>
               <w:sym w:font="Wingdings 2" w:char="F0AE"/>
             </w:r>
@@ -22260,7 +22253,6 @@
                 <w:rFonts w:ascii="Barlow Condensed Medium" w:eastAsia="華康中黑體" w:hAnsi="Barlow Condensed Medium" w:cstheme="minorHAnsi" w:hint="eastAsia"/>
                 <w:w w:val="80"/>
                 <w:szCs w:val="24"/>
-                <w:highlight w:val="yellow"/>
                 <w:lang w:eastAsia="zh-HK"/>
               </w:rPr>
               <w:t>感恩</w:t>
@@ -22270,7 +22262,6 @@
                 <w:rFonts w:ascii="Barlow Condensed Medium" w:eastAsia="華康中黑體" w:hAnsi="Barlow Condensed Medium" w:cstheme="minorHAnsi"/>
                 <w:w w:val="80"/>
                 <w:szCs w:val="24"/>
-                <w:highlight w:val="yellow"/>
               </w:rPr>
               <w:t>奉獻</w:t>
             </w:r>
@@ -22279,7 +22270,6 @@
                 <w:rFonts w:ascii="Barlow Condensed Medium" w:eastAsia="華康中黑體" w:hAnsi="Barlow Condensed Medium" w:cstheme="minorHAnsi"/>
                 <w:w w:val="80"/>
                 <w:szCs w:val="24"/>
-                <w:highlight w:val="yellow"/>
               </w:rPr>
               <w:t>:</w:t>
             </w:r>
@@ -22302,7 +22292,6 @@
                 <w:rFonts w:ascii="Barlow Condensed Medium" w:eastAsia="標楷體" w:hAnsi="Barlow Condensed Medium" w:cstheme="minorHAnsi"/>
                 <w:w w:val="80"/>
                 <w:szCs w:val="24"/>
-                <w:highlight w:val="yellow"/>
               </w:rPr>
             </w:pPr>
             <w:r>
@@ -22310,7 +22299,6 @@
                 <w:rFonts w:ascii="Barlow Condensed Medium" w:eastAsia="標楷體" w:hAnsi="Barlow Condensed Medium" w:cstheme="minorHAnsi"/>
                 <w:w w:val="80"/>
                 <w:szCs w:val="24"/>
-                <w:highlight w:val="yellow"/>
               </w:rPr>
               <w:t>2</w:t>
             </w:r>
@@ -22319,7 +22307,6 @@
                 <w:rFonts w:ascii="Barlow Condensed Medium" w:eastAsia="標楷體" w:hAnsi="Barlow Condensed Medium" w:cstheme="minorHAnsi" w:hint="eastAsia"/>
                 <w:w w:val="80"/>
                 <w:szCs w:val="24"/>
-                <w:highlight w:val="yellow"/>
               </w:rPr>
               <w:t>1</w:t>
             </w:r>
@@ -22328,7 +22315,6 @@
                 <w:rFonts w:ascii="Barlow Condensed Medium" w:eastAsia="標楷體" w:hAnsi="Barlow Condensed Medium" w:cstheme="minorHAnsi" w:hint="eastAsia"/>
                 <w:w w:val="80"/>
                 <w:szCs w:val="24"/>
-                <w:highlight w:val="yellow"/>
                 <w:lang w:eastAsia="zh-HK"/>
               </w:rPr>
               <w:t>號</w:t>
@@ -22352,7 +22338,6 @@
                 <w:rFonts w:ascii="Barlow Condensed Medium" w:eastAsia="標楷體" w:hAnsi="Barlow Condensed Medium" w:cstheme="minorHAnsi"/>
                 <w:w w:val="80"/>
                 <w:szCs w:val="24"/>
-                <w:highlight w:val="yellow"/>
               </w:rPr>
             </w:pPr>
             <w:r>
@@ -22360,7 +22345,6 @@
                 <w:rFonts w:ascii="Barlow Condensed Medium" w:eastAsia="標楷體" w:hAnsi="Barlow Condensed Medium" w:cstheme="minorHAnsi"/>
                 <w:w w:val="80"/>
                 <w:szCs w:val="24"/>
-                <w:highlight w:val="yellow"/>
               </w:rPr>
               <w:t>2,000</w:t>
             </w:r>
@@ -22385,7 +22369,6 @@
                 <w:rFonts w:ascii="Barlow Condensed Medium" w:eastAsia="標楷體" w:hAnsi="Barlow Condensed Medium" w:cstheme="minorHAnsi"/>
                 <w:w w:val="80"/>
                 <w:szCs w:val="24"/>
-                <w:highlight w:val="yellow"/>
               </w:rPr>
             </w:pPr>
             <w:r>
@@ -22393,7 +22376,6 @@
                 <w:rFonts w:ascii="Barlow Condensed Medium" w:eastAsia="標楷體" w:hAnsi="Barlow Condensed Medium" w:cstheme="minorHAnsi" w:hint="eastAsia"/>
                 <w:w w:val="80"/>
                 <w:szCs w:val="24"/>
-                <w:highlight w:val="yellow"/>
                 <w:lang w:eastAsia="zh-HK"/>
               </w:rPr>
               <w:t>有志</w:t>
@@ -22403,7 +22385,6 @@
                 <w:rFonts w:ascii="Barlow Condensed Medium" w:eastAsia="標楷體" w:hAnsi="Barlow Condensed Medium" w:cstheme="minorHAnsi" w:hint="eastAsia"/>
                 <w:w w:val="80"/>
                 <w:szCs w:val="24"/>
-                <w:highlight w:val="yellow"/>
                 <w:lang w:eastAsia="zh-HK"/>
               </w:rPr>
               <w:t>*2</w:t>
@@ -22427,7 +22408,6 @@
                 <w:rFonts w:ascii="Barlow Condensed Medium" w:eastAsia="標楷體" w:hAnsi="Barlow Condensed Medium" w:cstheme="minorHAnsi"/>
                 <w:w w:val="80"/>
                 <w:szCs w:val="24"/>
-                <w:highlight w:val="yellow"/>
               </w:rPr>
             </w:pPr>
             <w:r>
@@ -22435,9 +22415,24 @@
                 <w:rFonts w:ascii="Barlow Condensed Medium" w:eastAsia="標楷體" w:hAnsi="Barlow Condensed Medium" w:cstheme="minorHAnsi"/>
                 <w:w w:val="80"/>
                 <w:szCs w:val="24"/>
-                <w:highlight w:val="yellow"/>
-              </w:rPr>
-              <w:t>200(5/17)</w:t>
+              </w:rPr>
+              <w:t>200(5/1</w:t>
+            </w:r>
+            <w:r>
+              <w:rPr>
+                <w:rFonts w:ascii="Barlow Condensed Medium" w:eastAsia="標楷體" w:hAnsi="Barlow Condensed Medium" w:cstheme="minorHAnsi" w:hint="eastAsia"/>
+                <w:w w:val="80"/>
+                <w:szCs w:val="24"/>
+              </w:rPr>
+              <w:t>0</w:t>
+            </w:r>
+            <w:r>
+              <w:rPr>
+                <w:rFonts w:ascii="Barlow Condensed Medium" w:eastAsia="標楷體" w:hAnsi="Barlow Condensed Medium" w:cstheme="minorHAnsi"/>
+                <w:w w:val="80"/>
+                <w:szCs w:val="24"/>
+              </w:rPr>
+              <w:t>)</w:t>
             </w:r>
           </w:p>
         </w:tc>
@@ -22457,7 +22452,6 @@
                 <w:rFonts w:ascii="Barlow Condensed Medium" w:eastAsia="標楷體" w:hAnsi="Barlow Condensed Medium" w:cstheme="minorHAnsi"/>
                 <w:w w:val="80"/>
                 <w:szCs w:val="24"/>
-                <w:highlight w:val="yellow"/>
               </w:rPr>
             </w:pPr>
           </w:p>
@@ -22483,7 +22477,6 @@
                 <w:rFonts w:ascii="Barlow Condensed Medium" w:eastAsia="華康中黑體" w:hAnsi="Barlow Condensed Medium" w:cstheme="minorHAnsi"/>
                 <w:w w:val="80"/>
                 <w:szCs w:val="24"/>
-                <w:highlight w:val="yellow"/>
               </w:rPr>
             </w:pPr>
           </w:p>
@@ -22505,7 +22498,6 @@
                 <w:rFonts w:ascii="Barlow Condensed Medium" w:eastAsia="標楷體" w:hAnsi="Barlow Condensed Medium" w:cstheme="minorHAnsi"/>
                 <w:w w:val="80"/>
                 <w:szCs w:val="24"/>
-                <w:highlight w:val="yellow"/>
               </w:rPr>
             </w:pPr>
           </w:p>
@@ -22527,7 +22519,6 @@
                 <w:rFonts w:ascii="Barlow Condensed Medium" w:eastAsia="標楷體" w:hAnsi="Barlow Condensed Medium" w:cstheme="minorHAnsi"/>
                 <w:w w:val="80"/>
                 <w:szCs w:val="24"/>
-                <w:highlight w:val="yellow"/>
               </w:rPr>
             </w:pPr>
           </w:p>
@@ -22549,7 +22540,6 @@
                 <w:rFonts w:ascii="Barlow Condensed Medium" w:eastAsia="標楷體" w:hAnsi="Barlow Condensed Medium" w:cstheme="minorHAnsi"/>
                 <w:w w:val="80"/>
                 <w:szCs w:val="24"/>
-                <w:highlight w:val="yellow"/>
               </w:rPr>
             </w:pPr>
           </w:p>
@@ -22571,7 +22561,6 @@
                 <w:rFonts w:ascii="Barlow Condensed Medium" w:eastAsia="標楷體" w:hAnsi="Barlow Condensed Medium" w:cstheme="minorHAnsi"/>
                 <w:w w:val="80"/>
                 <w:szCs w:val="24"/>
-                <w:highlight w:val="yellow"/>
               </w:rPr>
             </w:pPr>
           </w:p>
@@ -22594,7 +22583,6 @@
                 <w:rFonts w:ascii="Barlow Condensed Medium" w:eastAsia="標楷體" w:hAnsi="Barlow Condensed Medium" w:cstheme="minorHAnsi"/>
                 <w:w w:val="80"/>
                 <w:szCs w:val="24"/>
-                <w:highlight w:val="yellow"/>
               </w:rPr>
             </w:pPr>
           </w:p>
@@ -22615,7 +22603,6 @@
                 <w:rFonts w:ascii="Barlow Condensed Medium" w:eastAsia="標楷體" w:hAnsi="Barlow Condensed Medium" w:cstheme="minorHAnsi"/>
                 <w:w w:val="80"/>
                 <w:szCs w:val="24"/>
-                <w:highlight w:val="yellow"/>
               </w:rPr>
             </w:pPr>
           </w:p>
@@ -22678,7 +22665,6 @@
                       <w:rFonts w:ascii="Barlow Condensed Medium" w:eastAsia="華康中黑體" w:hAnsi="Barlow Condensed Medium" w:cstheme="minorHAnsi"/>
                       <w:w w:val="80"/>
                       <w:szCs w:val="24"/>
-                      <w:highlight w:val="yellow"/>
                     </w:rPr>
                   </w:pPr>
                   <w:r>
@@ -22686,7 +22672,6 @@
                       <w:rFonts w:ascii="Barlow Condensed Medium" w:eastAsia="華康中黑體" w:hAnsi="Barlow Condensed Medium" w:cstheme="minorHAnsi"/>
                       <w:w w:val="80"/>
                       <w:szCs w:val="24"/>
-                      <w:highlight w:val="yellow"/>
                     </w:rPr>
                     <w:sym w:font="Wingdings 2" w:char="F0AE"/>
                   </w:r>
@@ -22695,7 +22680,6 @@
                       <w:rFonts w:ascii="Barlow Condensed Medium" w:eastAsia="華康中黑體" w:hAnsi="Barlow Condensed Medium" w:cstheme="minorHAnsi" w:hint="eastAsia"/>
                       <w:w w:val="80"/>
                       <w:szCs w:val="24"/>
-                      <w:highlight w:val="yellow"/>
                       <w:lang w:eastAsia="zh-HK"/>
                     </w:rPr>
                     <w:t>為松年團契奉</w:t>
@@ -22705,7 +22689,6 @@
                       <w:rFonts w:ascii="Barlow Condensed Medium" w:eastAsia="華康中黑體" w:hAnsi="Barlow Condensed Medium" w:cstheme="minorHAnsi"/>
                       <w:w w:val="80"/>
                       <w:szCs w:val="24"/>
-                      <w:highlight w:val="yellow"/>
                     </w:rPr>
                     <w:t>獻</w:t>
                   </w:r>
@@ -22714,7 +22697,6 @@
                       <w:rFonts w:ascii="Barlow Condensed Medium" w:eastAsia="華康中黑體" w:hAnsi="Barlow Condensed Medium" w:cstheme="minorHAnsi"/>
                       <w:w w:val="80"/>
                       <w:szCs w:val="24"/>
-                      <w:highlight w:val="yellow"/>
                     </w:rPr>
                     <w:t>:</w:t>
                   </w:r>
@@ -22737,7 +22719,6 @@
                       <w:rFonts w:ascii="Barlow Condensed Medium" w:eastAsia="標楷體" w:hAnsi="Barlow Condensed Medium" w:cstheme="minorHAnsi"/>
                       <w:w w:val="80"/>
                       <w:szCs w:val="24"/>
-                      <w:highlight w:val="yellow"/>
                     </w:rPr>
                   </w:pPr>
                   <w:r>
@@ -22745,7 +22726,6 @@
                       <w:rFonts w:ascii="Barlow Condensed Medium" w:eastAsia="標楷體" w:hAnsi="Barlow Condensed Medium" w:cstheme="minorHAnsi" w:hint="eastAsia"/>
                       <w:w w:val="80"/>
                       <w:szCs w:val="24"/>
-                      <w:highlight w:val="yellow"/>
                       <w:lang w:eastAsia="zh-HK"/>
                     </w:rPr>
                     <w:t>49</w:t>
@@ -22755,7 +22735,6 @@
                       <w:rFonts w:ascii="Barlow Condensed Medium" w:eastAsia="標楷體" w:hAnsi="Barlow Condensed Medium" w:cstheme="minorHAnsi" w:hint="eastAsia"/>
                       <w:w w:val="80"/>
                       <w:szCs w:val="24"/>
-                      <w:highlight w:val="yellow"/>
                       <w:lang w:eastAsia="zh-HK"/>
                     </w:rPr>
                     <w:t>號</w:t>
@@ -22779,7 +22758,6 @@
                       <w:rFonts w:ascii="Barlow Condensed Medium" w:eastAsia="標楷體" w:hAnsi="Barlow Condensed Medium" w:cstheme="minorHAnsi"/>
                       <w:w w:val="80"/>
                       <w:szCs w:val="24"/>
-                      <w:highlight w:val="yellow"/>
                     </w:rPr>
                   </w:pPr>
                   <w:r>
@@ -22787,7 +22765,6 @@
                       <w:rFonts w:ascii="Barlow Condensed Medium" w:eastAsia="標楷體" w:hAnsi="Barlow Condensed Medium" w:cstheme="minorHAnsi"/>
                       <w:w w:val="80"/>
                       <w:szCs w:val="24"/>
-                      <w:highlight w:val="yellow"/>
                     </w:rPr>
                     <w:t>1,000</w:t>
                   </w:r>
@@ -22810,7 +22787,6 @@
                       <w:rFonts w:ascii="Barlow Condensed Medium" w:eastAsia="標楷體" w:hAnsi="Barlow Condensed Medium" w:cstheme="minorHAnsi"/>
                       <w:w w:val="80"/>
                       <w:szCs w:val="24"/>
-                      <w:highlight w:val="yellow"/>
                     </w:rPr>
                   </w:pPr>
                 </w:p>
@@ -22831,7 +22807,6 @@
                       <w:rFonts w:ascii="Barlow Condensed Medium" w:eastAsia="標楷體" w:hAnsi="Barlow Condensed Medium" w:cstheme="minorHAnsi"/>
                       <w:w w:val="80"/>
                       <w:szCs w:val="24"/>
-                      <w:highlight w:val="yellow"/>
                     </w:rPr>
                   </w:pPr>
                 </w:p>
@@ -22853,7 +22828,6 @@
                       <w:rFonts w:ascii="Barlow Condensed Medium" w:eastAsia="標楷體" w:hAnsi="Barlow Condensed Medium" w:cstheme="minorHAnsi"/>
                       <w:w w:val="80"/>
                       <w:szCs w:val="24"/>
-                      <w:highlight w:val="yellow"/>
                     </w:rPr>
                   </w:pPr>
                 </w:p>
@@ -22874,7 +22848,6 @@
                       <w:rFonts w:ascii="Barlow Condensed Medium" w:eastAsia="標楷體" w:hAnsi="Barlow Condensed Medium" w:cstheme="minorHAnsi"/>
                       <w:w w:val="80"/>
                       <w:szCs w:val="24"/>
-                      <w:highlight w:val="yellow"/>
                     </w:rPr>
                   </w:pPr>
                 </w:p>
@@ -22900,7 +22873,6 @@
                       <w:rFonts w:ascii="Barlow Condensed Medium" w:eastAsia="華康中黑體" w:hAnsi="Barlow Condensed Medium" w:cstheme="minorHAnsi"/>
                       <w:w w:val="80"/>
                       <w:szCs w:val="24"/>
-                      <w:highlight w:val="yellow"/>
                     </w:rPr>
                   </w:pPr>
                 </w:p>
@@ -22922,7 +22894,6 @@
                       <w:rFonts w:ascii="Barlow Condensed Medium" w:eastAsia="標楷體" w:hAnsi="Barlow Condensed Medium" w:cstheme="minorHAnsi"/>
                       <w:w w:val="80"/>
                       <w:szCs w:val="24"/>
-                      <w:highlight w:val="yellow"/>
                       <w:lang w:eastAsia="zh-HK"/>
                     </w:rPr>
                   </w:pPr>
@@ -22945,7 +22916,6 @@
                       <w:rFonts w:ascii="Barlow Condensed Medium" w:eastAsia="標楷體" w:hAnsi="Barlow Condensed Medium" w:cstheme="minorHAnsi"/>
                       <w:w w:val="80"/>
                       <w:szCs w:val="24"/>
-                      <w:highlight w:val="yellow"/>
                     </w:rPr>
                   </w:pPr>
                 </w:p>
@@ -22967,7 +22937,6 @@
                       <w:rFonts w:ascii="Barlow Condensed Medium" w:eastAsia="標楷體" w:hAnsi="Barlow Condensed Medium" w:cstheme="minorHAnsi"/>
                       <w:w w:val="80"/>
                       <w:szCs w:val="24"/>
-                      <w:highlight w:val="yellow"/>
                     </w:rPr>
                   </w:pPr>
                 </w:p>
@@ -22988,7 +22957,6 @@
                       <w:rFonts w:ascii="Barlow Condensed Medium" w:eastAsia="標楷體" w:hAnsi="Barlow Condensed Medium" w:cstheme="minorHAnsi"/>
                       <w:w w:val="80"/>
                       <w:szCs w:val="24"/>
-                      <w:highlight w:val="yellow"/>
                     </w:rPr>
                   </w:pPr>
                 </w:p>
@@ -23010,7 +22978,6 @@
                       <w:rFonts w:ascii="Barlow Condensed Medium" w:eastAsia="標楷體" w:hAnsi="Barlow Condensed Medium" w:cstheme="minorHAnsi"/>
                       <w:w w:val="80"/>
                       <w:szCs w:val="24"/>
-                      <w:highlight w:val="yellow"/>
                     </w:rPr>
                   </w:pPr>
                 </w:p>
@@ -23031,7 +22998,6 @@
                       <w:rFonts w:ascii="Barlow Condensed Medium" w:eastAsia="標楷體" w:hAnsi="Barlow Condensed Medium" w:cstheme="minorHAnsi"/>
                       <w:w w:val="80"/>
                       <w:szCs w:val="24"/>
-                      <w:highlight w:val="yellow"/>
                     </w:rPr>
                   </w:pPr>
                 </w:p>
@@ -23057,7 +23023,6 @@
                       <w:rFonts w:ascii="Barlow Condensed Medium" w:eastAsia="華康中黑體" w:hAnsi="Barlow Condensed Medium" w:cstheme="minorHAnsi"/>
                       <w:w w:val="80"/>
                       <w:szCs w:val="24"/>
-                      <w:highlight w:val="yellow"/>
                     </w:rPr>
                   </w:pPr>
                 </w:p>
@@ -23079,7 +23044,6 @@
                       <w:rFonts w:ascii="Barlow Condensed Medium" w:eastAsia="標楷體" w:hAnsi="Barlow Condensed Medium" w:cstheme="minorHAnsi"/>
                       <w:w w:val="80"/>
                       <w:szCs w:val="24"/>
-                      <w:highlight w:val="yellow"/>
                       <w:lang w:eastAsia="zh-HK"/>
                     </w:rPr>
                   </w:pPr>
@@ -23102,7 +23066,6 @@
                       <w:rFonts w:ascii="Barlow Condensed Medium" w:eastAsia="標楷體" w:hAnsi="Barlow Condensed Medium" w:cstheme="minorHAnsi"/>
                       <w:w w:val="80"/>
                       <w:szCs w:val="24"/>
-                      <w:highlight w:val="yellow"/>
                     </w:rPr>
                   </w:pPr>
                 </w:p>
@@ -23124,7 +23087,6 @@
                       <w:rFonts w:ascii="Barlow Condensed Medium" w:eastAsia="標楷體" w:hAnsi="Barlow Condensed Medium" w:cstheme="minorHAnsi"/>
                       <w:w w:val="80"/>
                       <w:szCs w:val="24"/>
-                      <w:highlight w:val="yellow"/>
                     </w:rPr>
                   </w:pPr>
                 </w:p>
@@ -23145,7 +23107,6 @@
                       <w:rFonts w:ascii="Barlow Condensed Medium" w:eastAsia="標楷體" w:hAnsi="Barlow Condensed Medium" w:cstheme="minorHAnsi"/>
                       <w:w w:val="80"/>
                       <w:szCs w:val="24"/>
-                      <w:highlight w:val="yellow"/>
                     </w:rPr>
                   </w:pPr>
                 </w:p>
@@ -23167,7 +23128,6 @@
                       <w:rFonts w:ascii="Barlow Condensed Medium" w:eastAsia="標楷體" w:hAnsi="Barlow Condensed Medium" w:cstheme="minorHAnsi"/>
                       <w:w w:val="80"/>
                       <w:szCs w:val="24"/>
-                      <w:highlight w:val="yellow"/>
                     </w:rPr>
                   </w:pPr>
                 </w:p>
@@ -23188,7 +23148,6 @@
                       <w:rFonts w:ascii="Barlow Condensed Medium" w:eastAsia="標楷體" w:hAnsi="Barlow Condensed Medium" w:cstheme="minorHAnsi"/>
                       <w:w w:val="80"/>
                       <w:szCs w:val="24"/>
-                      <w:highlight w:val="yellow"/>
                     </w:rPr>
                   </w:pPr>
                 </w:p>
@@ -23214,7 +23173,6 @@
                       <w:rFonts w:ascii="Barlow Condensed Medium" w:eastAsia="華康中黑體" w:hAnsi="Barlow Condensed Medium" w:cstheme="minorHAnsi"/>
                       <w:w w:val="80"/>
                       <w:szCs w:val="24"/>
-                      <w:highlight w:val="yellow"/>
                     </w:rPr>
                   </w:pPr>
                 </w:p>
@@ -23236,7 +23194,6 @@
                       <w:rFonts w:ascii="Barlow Condensed Medium" w:eastAsia="標楷體" w:hAnsi="Barlow Condensed Medium" w:cstheme="minorHAnsi"/>
                       <w:w w:val="80"/>
                       <w:szCs w:val="24"/>
-                      <w:highlight w:val="yellow"/>
                       <w:lang w:eastAsia="zh-HK"/>
                     </w:rPr>
                   </w:pPr>
@@ -23259,7 +23216,6 @@
                       <w:rFonts w:ascii="Barlow Condensed Medium" w:eastAsia="標楷體" w:hAnsi="Barlow Condensed Medium" w:cstheme="minorHAnsi"/>
                       <w:w w:val="80"/>
                       <w:szCs w:val="24"/>
-                      <w:highlight w:val="yellow"/>
                     </w:rPr>
                   </w:pPr>
                 </w:p>
@@ -23281,7 +23237,6 @@
                       <w:rFonts w:ascii="Barlow Condensed Medium" w:eastAsia="標楷體" w:hAnsi="Barlow Condensed Medium" w:cstheme="minorHAnsi"/>
                       <w:w w:val="80"/>
                       <w:szCs w:val="24"/>
-                      <w:highlight w:val="yellow"/>
                     </w:rPr>
                   </w:pPr>
                 </w:p>
@@ -23302,7 +23257,6 @@
                       <w:rFonts w:ascii="Barlow Condensed Medium" w:eastAsia="標楷體" w:hAnsi="Barlow Condensed Medium" w:cstheme="minorHAnsi"/>
                       <w:w w:val="80"/>
                       <w:szCs w:val="24"/>
-                      <w:highlight w:val="yellow"/>
                     </w:rPr>
                   </w:pPr>
                 </w:p>
@@ -23324,7 +23278,6 @@
                       <w:rFonts w:ascii="Barlow Condensed Medium" w:eastAsia="標楷體" w:hAnsi="Barlow Condensed Medium" w:cstheme="minorHAnsi"/>
                       <w:w w:val="80"/>
                       <w:szCs w:val="24"/>
-                      <w:highlight w:val="yellow"/>
                     </w:rPr>
                   </w:pPr>
                 </w:p>
@@ -23345,7 +23298,6 @@
                       <w:rFonts w:ascii="Barlow Condensed Medium" w:eastAsia="標楷體" w:hAnsi="Barlow Condensed Medium" w:cstheme="minorHAnsi"/>
                       <w:w w:val="80"/>
                       <w:szCs w:val="24"/>
-                      <w:highlight w:val="yellow"/>
                     </w:rPr>
                   </w:pPr>
                 </w:p>
@@ -23371,7 +23323,6 @@
                       <w:rFonts w:ascii="Barlow Condensed Medium" w:eastAsia="華康中黑體" w:hAnsi="Barlow Condensed Medium" w:cstheme="minorHAnsi"/>
                       <w:w w:val="80"/>
                       <w:szCs w:val="24"/>
-                      <w:highlight w:val="yellow"/>
                     </w:rPr>
                   </w:pPr>
                 </w:p>
@@ -23393,7 +23344,6 @@
                       <w:rFonts w:ascii="Barlow Condensed Medium" w:eastAsia="標楷體" w:hAnsi="Barlow Condensed Medium" w:cstheme="minorHAnsi"/>
                       <w:w w:val="80"/>
                       <w:szCs w:val="24"/>
-                      <w:highlight w:val="yellow"/>
                       <w:lang w:eastAsia="zh-HK"/>
                     </w:rPr>
                   </w:pPr>
@@ -23416,7 +23366,6 @@
                       <w:rFonts w:ascii="Barlow Condensed Medium" w:eastAsia="標楷體" w:hAnsi="Barlow Condensed Medium" w:cstheme="minorHAnsi"/>
                       <w:w w:val="80"/>
                       <w:szCs w:val="24"/>
-                      <w:highlight w:val="yellow"/>
                     </w:rPr>
                   </w:pPr>
                 </w:p>
@@ -23438,7 +23387,6 @@
                       <w:rFonts w:ascii="Barlow Condensed Medium" w:eastAsia="標楷體" w:hAnsi="Barlow Condensed Medium" w:cstheme="minorHAnsi"/>
                       <w:w w:val="80"/>
                       <w:szCs w:val="24"/>
-                      <w:highlight w:val="yellow"/>
                     </w:rPr>
                   </w:pPr>
                 </w:p>
@@ -23459,7 +23407,6 @@
                       <w:rFonts w:ascii="Barlow Condensed Medium" w:eastAsia="標楷體" w:hAnsi="Barlow Condensed Medium" w:cstheme="minorHAnsi"/>
                       <w:w w:val="80"/>
                       <w:szCs w:val="24"/>
-                      <w:highlight w:val="yellow"/>
                     </w:rPr>
                   </w:pPr>
                 </w:p>
@@ -23481,7 +23428,6 @@
                       <w:rFonts w:ascii="Barlow Condensed Medium" w:eastAsia="標楷體" w:hAnsi="Barlow Condensed Medium" w:cstheme="minorHAnsi"/>
                       <w:w w:val="80"/>
                       <w:szCs w:val="24"/>
-                      <w:highlight w:val="yellow"/>
                     </w:rPr>
                   </w:pPr>
                 </w:p>
@@ -23502,7 +23448,6 @@
                       <w:rFonts w:ascii="Barlow Condensed Medium" w:eastAsia="標楷體" w:hAnsi="Barlow Condensed Medium" w:cstheme="minorHAnsi"/>
                       <w:w w:val="80"/>
                       <w:szCs w:val="24"/>
-                      <w:highlight w:val="yellow"/>
                     </w:rPr>
                   </w:pPr>
                 </w:p>
@@ -23528,7 +23473,6 @@
                       <w:rFonts w:ascii="Barlow Condensed Medium" w:eastAsia="華康中黑體" w:hAnsi="Barlow Condensed Medium" w:cstheme="minorHAnsi"/>
                       <w:w w:val="80"/>
                       <w:szCs w:val="24"/>
-                      <w:highlight w:val="yellow"/>
                     </w:rPr>
                   </w:pPr>
                 </w:p>
@@ -23550,7 +23494,6 @@
                       <w:rFonts w:ascii="Barlow Condensed Medium" w:eastAsia="標楷體" w:hAnsi="Barlow Condensed Medium" w:cstheme="minorHAnsi"/>
                       <w:w w:val="80"/>
                       <w:szCs w:val="24"/>
-                      <w:highlight w:val="yellow"/>
                       <w:lang w:eastAsia="zh-HK"/>
                     </w:rPr>
                   </w:pPr>
@@ -23573,7 +23516,6 @@
                       <w:rFonts w:ascii="Barlow Condensed Medium" w:eastAsia="標楷體" w:hAnsi="Barlow Condensed Medium" w:cstheme="minorHAnsi"/>
                       <w:w w:val="80"/>
                       <w:szCs w:val="24"/>
-                      <w:highlight w:val="yellow"/>
                     </w:rPr>
                   </w:pPr>
                 </w:p>
@@ -23595,7 +23537,6 @@
                       <w:rFonts w:ascii="Barlow Condensed Medium" w:eastAsia="標楷體" w:hAnsi="Barlow Condensed Medium" w:cstheme="minorHAnsi"/>
                       <w:w w:val="80"/>
                       <w:szCs w:val="24"/>
-                      <w:highlight w:val="yellow"/>
                     </w:rPr>
                   </w:pPr>
                 </w:p>
@@ -23616,7 +23557,6 @@
                       <w:rFonts w:ascii="Barlow Condensed Medium" w:eastAsia="標楷體" w:hAnsi="Barlow Condensed Medium" w:cstheme="minorHAnsi"/>
                       <w:w w:val="80"/>
                       <w:szCs w:val="24"/>
-                      <w:highlight w:val="yellow"/>
                     </w:rPr>
                   </w:pPr>
                 </w:p>
@@ -23638,7 +23578,6 @@
                       <w:rFonts w:ascii="Barlow Condensed Medium" w:eastAsia="標楷體" w:hAnsi="Barlow Condensed Medium" w:cstheme="minorHAnsi"/>
                       <w:w w:val="80"/>
                       <w:szCs w:val="24"/>
-                      <w:highlight w:val="yellow"/>
                     </w:rPr>
                   </w:pPr>
                 </w:p>
@@ -23659,7 +23598,6 @@
                       <w:rFonts w:ascii="Barlow Condensed Medium" w:eastAsia="標楷體" w:hAnsi="Barlow Condensed Medium" w:cstheme="minorHAnsi"/>
                       <w:w w:val="80"/>
                       <w:szCs w:val="24"/>
-                      <w:highlight w:val="yellow"/>
                     </w:rPr>
                   </w:pPr>
                 </w:p>
@@ -23673,7 +23611,6 @@
                 <w:rFonts w:ascii="Barlow Condensed Medium" w:eastAsia="華康中黑體" w:hAnsi="Barlow Condensed Medium" w:cstheme="minorHAnsi"/>
                 <w:w w:val="80"/>
                 <w:szCs w:val="24"/>
-                <w:highlight w:val="yellow"/>
               </w:rPr>
             </w:pPr>
           </w:p>
@@ -23695,7 +23632,6 @@
                 <w:rFonts w:ascii="Barlow Condensed Medium" w:eastAsia="標楷體" w:hAnsi="Barlow Condensed Medium" w:cstheme="minorHAnsi"/>
                 <w:w w:val="80"/>
                 <w:szCs w:val="24"/>
-                <w:highlight w:val="yellow"/>
               </w:rPr>
             </w:pPr>
             <w:r>
@@ -23703,7 +23639,6 @@
                 <w:rFonts w:ascii="Barlow Condensed Medium" w:eastAsia="標楷體" w:hAnsi="Barlow Condensed Medium" w:cstheme="minorHAnsi" w:hint="eastAsia"/>
                 <w:w w:val="80"/>
                 <w:szCs w:val="24"/>
-                <w:highlight w:val="yellow"/>
                 <w:lang w:eastAsia="zh-HK"/>
               </w:rPr>
               <w:t>24</w:t>
@@ -23713,7 +23648,6 @@
                 <w:rFonts w:ascii="Barlow Condensed Medium" w:eastAsia="標楷體" w:hAnsi="Barlow Condensed Medium" w:cstheme="minorHAnsi" w:hint="eastAsia"/>
                 <w:w w:val="80"/>
                 <w:szCs w:val="24"/>
-                <w:highlight w:val="yellow"/>
                 <w:lang w:eastAsia="zh-HK"/>
               </w:rPr>
               <w:t>號</w:t>
@@ -23737,7 +23671,6 @@
                 <w:rFonts w:ascii="Barlow Condensed Medium" w:eastAsia="標楷體" w:hAnsi="Barlow Condensed Medium" w:cstheme="minorHAnsi"/>
                 <w:w w:val="80"/>
                 <w:szCs w:val="24"/>
-                <w:highlight w:val="yellow"/>
               </w:rPr>
             </w:pPr>
             <w:r>
@@ -23745,7 +23678,6 @@
                 <w:rFonts w:ascii="Barlow Condensed Medium" w:eastAsia="標楷體" w:hAnsi="Barlow Condensed Medium" w:cstheme="minorHAnsi" w:hint="eastAsia"/>
                 <w:w w:val="80"/>
                 <w:szCs w:val="24"/>
-                <w:highlight w:val="yellow"/>
               </w:rPr>
               <w:t>1</w:t>
             </w:r>
@@ -23754,7 +23686,6 @@
                 <w:rFonts w:ascii="Barlow Condensed Medium" w:eastAsia="標楷體" w:hAnsi="Barlow Condensed Medium" w:cstheme="minorHAnsi"/>
                 <w:w w:val="80"/>
                 <w:szCs w:val="24"/>
-                <w:highlight w:val="yellow"/>
               </w:rPr>
               <w:t>,000</w:t>
             </w:r>
@@ -23777,7 +23708,6 @@
                 <w:rFonts w:ascii="Barlow Condensed Medium" w:eastAsia="標楷體" w:hAnsi="Barlow Condensed Medium" w:cstheme="minorHAnsi"/>
                 <w:w w:val="80"/>
                 <w:szCs w:val="24"/>
-                <w:highlight w:val="yellow"/>
               </w:rPr>
             </w:pPr>
           </w:p>
@@ -23799,7 +23729,6 @@
                 <w:rFonts w:ascii="Barlow Condensed Medium" w:eastAsia="標楷體" w:hAnsi="Barlow Condensed Medium" w:cstheme="minorHAnsi"/>
                 <w:w w:val="80"/>
                 <w:szCs w:val="24"/>
-                <w:highlight w:val="yellow"/>
               </w:rPr>
             </w:pPr>
           </w:p>
@@ -23822,7 +23751,6 @@
                 <w:rFonts w:ascii="Barlow Condensed Medium" w:eastAsia="標楷體" w:hAnsi="Barlow Condensed Medium" w:cstheme="minorHAnsi"/>
                 <w:w w:val="80"/>
                 <w:szCs w:val="24"/>
-                <w:highlight w:val="yellow"/>
               </w:rPr>
             </w:pPr>
           </w:p>
@@ -23843,7 +23771,6 @@
                 <w:rFonts w:ascii="Barlow Condensed Medium" w:eastAsia="標楷體" w:hAnsi="Barlow Condensed Medium" w:cstheme="minorHAnsi"/>
                 <w:w w:val="80"/>
                 <w:szCs w:val="24"/>
-                <w:highlight w:val="yellow"/>
               </w:rPr>
             </w:pPr>
           </w:p>
@@ -23869,7 +23796,6 @@
                 <w:rFonts w:ascii="Barlow Condensed Medium" w:eastAsia="華康中黑體" w:hAnsi="Barlow Condensed Medium" w:cstheme="minorHAnsi"/>
                 <w:w w:val="80"/>
                 <w:szCs w:val="24"/>
-                <w:highlight w:val="yellow"/>
               </w:rPr>
             </w:pPr>
           </w:p>
@@ -23891,7 +23817,6 @@
                 <w:rFonts w:ascii="Barlow Condensed Medium" w:eastAsia="標楷體" w:hAnsi="Barlow Condensed Medium" w:cstheme="minorHAnsi"/>
                 <w:w w:val="80"/>
                 <w:szCs w:val="24"/>
-                <w:highlight w:val="yellow"/>
                 <w:lang w:eastAsia="zh-HK"/>
               </w:rPr>
             </w:pPr>
@@ -23914,7 +23839,6 @@
                 <w:rFonts w:ascii="Barlow Condensed Medium" w:eastAsia="標楷體" w:hAnsi="Barlow Condensed Medium" w:cstheme="minorHAnsi"/>
                 <w:w w:val="80"/>
                 <w:szCs w:val="24"/>
-                <w:highlight w:val="yellow"/>
               </w:rPr>
             </w:pPr>
           </w:p>
@@ -23936,7 +23860,6 @@
                 <w:rFonts w:ascii="Barlow Condensed Medium" w:eastAsia="標楷體" w:hAnsi="Barlow Condensed Medium" w:cstheme="minorHAnsi"/>
                 <w:w w:val="80"/>
                 <w:szCs w:val="24"/>
-                <w:highlight w:val="yellow"/>
               </w:rPr>
             </w:pPr>
           </w:p>
@@ -23958,7 +23881,6 @@
                 <w:rFonts w:ascii="Barlow Condensed Medium" w:eastAsia="標楷體" w:hAnsi="Barlow Condensed Medium" w:cstheme="minorHAnsi"/>
                 <w:w w:val="80"/>
                 <w:szCs w:val="24"/>
-                <w:highlight w:val="yellow"/>
               </w:rPr>
             </w:pPr>
           </w:p>
@@ -23981,7 +23903,6 @@
                 <w:rFonts w:ascii="Barlow Condensed Medium" w:eastAsia="標楷體" w:hAnsi="Barlow Condensed Medium" w:cstheme="minorHAnsi"/>
                 <w:w w:val="80"/>
                 <w:szCs w:val="24"/>
-                <w:highlight w:val="yellow"/>
               </w:rPr>
             </w:pPr>
           </w:p>
@@ -24002,7 +23923,6 @@
                 <w:rFonts w:ascii="Barlow Condensed Medium" w:eastAsia="標楷體" w:hAnsi="Barlow Condensed Medium" w:cstheme="minorHAnsi"/>
                 <w:w w:val="80"/>
                 <w:szCs w:val="24"/>
-                <w:highlight w:val="yellow"/>
               </w:rPr>
             </w:pPr>
           </w:p>
@@ -24029,7 +23949,6 @@
                 <w:rFonts w:ascii="Barlow Condensed Medium" w:eastAsia="華康中黑體" w:hAnsi="Barlow Condensed Medium" w:cstheme="minorHAnsi"/>
                 <w:w w:val="80"/>
                 <w:szCs w:val="24"/>
-                <w:highlight w:val="yellow"/>
               </w:rPr>
             </w:pPr>
             <w:r>
@@ -24037,7 +23956,6 @@
                 <w:rFonts w:ascii="Barlow Condensed Medium" w:eastAsia="華康中黑體" w:hAnsi="Barlow Condensed Medium" w:cstheme="minorHAnsi"/>
                 <w:w w:val="80"/>
                 <w:szCs w:val="24"/>
-                <w:highlight w:val="yellow"/>
               </w:rPr>
               <w:sym w:font="Wingdings 2" w:char="F0AE"/>
             </w:r>
@@ -24046,7 +23964,6 @@
                 <w:rFonts w:ascii="Barlow Condensed Medium" w:eastAsia="華康中黑體" w:hAnsi="Barlow Condensed Medium" w:cstheme="minorHAnsi" w:hint="eastAsia"/>
                 <w:w w:val="80"/>
                 <w:szCs w:val="24"/>
-                <w:highlight w:val="yellow"/>
                 <w:lang w:eastAsia="zh-HK"/>
               </w:rPr>
               <w:t>為聖歌隊奉</w:t>
@@ -24056,7 +23973,6 @@
                 <w:rFonts w:ascii="Barlow Condensed Medium" w:eastAsia="華康中黑體" w:hAnsi="Barlow Condensed Medium" w:cstheme="minorHAnsi"/>
                 <w:w w:val="80"/>
                 <w:szCs w:val="24"/>
-                <w:highlight w:val="yellow"/>
               </w:rPr>
               <w:t>獻</w:t>
             </w:r>
@@ -24065,7 +23981,6 @@
                 <w:rFonts w:ascii="Barlow Condensed Medium" w:eastAsia="華康中黑體" w:hAnsi="Barlow Condensed Medium" w:cstheme="minorHAnsi"/>
                 <w:w w:val="80"/>
                 <w:szCs w:val="24"/>
-                <w:highlight w:val="yellow"/>
               </w:rPr>
               <w:t>:</w:t>
             </w:r>
@@ -24088,7 +24003,6 @@
                 <w:rFonts w:ascii="Barlow Condensed Medium" w:eastAsia="標楷體" w:hAnsi="Barlow Condensed Medium" w:cstheme="minorHAnsi"/>
                 <w:w w:val="80"/>
                 <w:szCs w:val="24"/>
-                <w:highlight w:val="yellow"/>
                 <w:lang w:eastAsia="zh-HK"/>
               </w:rPr>
             </w:pPr>
@@ -24097,7 +24011,6 @@
                 <w:rFonts w:ascii="Barlow Condensed Medium" w:eastAsia="標楷體" w:hAnsi="Barlow Condensed Medium" w:cstheme="minorHAnsi" w:hint="eastAsia"/>
                 <w:w w:val="80"/>
                 <w:szCs w:val="24"/>
-                <w:highlight w:val="yellow"/>
                 <w:lang w:eastAsia="zh-HK"/>
               </w:rPr>
               <w:t>62</w:t>
@@ -24107,7 +24020,6 @@
                 <w:rFonts w:ascii="Barlow Condensed Medium" w:eastAsia="標楷體" w:hAnsi="Barlow Condensed Medium" w:cstheme="minorHAnsi" w:hint="eastAsia"/>
                 <w:w w:val="80"/>
                 <w:szCs w:val="24"/>
-                <w:highlight w:val="yellow"/>
                 <w:lang w:eastAsia="zh-HK"/>
               </w:rPr>
               <w:t>號</w:t>
@@ -24131,7 +24043,6 @@
                 <w:rFonts w:ascii="Barlow Condensed Medium" w:eastAsia="標楷體" w:hAnsi="Barlow Condensed Medium" w:cstheme="minorHAnsi"/>
                 <w:w w:val="80"/>
                 <w:szCs w:val="24"/>
-                <w:highlight w:val="yellow"/>
               </w:rPr>
             </w:pPr>
             <w:r>
@@ -24139,7 +24050,6 @@
                 <w:rFonts w:ascii="Barlow Condensed Medium" w:eastAsia="標楷體" w:hAnsi="Barlow Condensed Medium" w:cstheme="minorHAnsi" w:hint="eastAsia"/>
                 <w:w w:val="80"/>
                 <w:szCs w:val="24"/>
-                <w:highlight w:val="yellow"/>
               </w:rPr>
               <w:t>2,000</w:t>
             </w:r>
@@ -24162,7 +24072,6 @@
                 <w:rFonts w:ascii="Barlow Condensed Medium" w:eastAsia="標楷體" w:hAnsi="Barlow Condensed Medium" w:cstheme="minorHAnsi"/>
                 <w:w w:val="80"/>
                 <w:szCs w:val="24"/>
-                <w:highlight w:val="yellow"/>
               </w:rPr>
             </w:pPr>
           </w:p>
@@ -24184,7 +24093,6 @@
                 <w:rFonts w:ascii="Barlow Condensed Medium" w:eastAsia="標楷體" w:hAnsi="Barlow Condensed Medium" w:cstheme="minorHAnsi"/>
                 <w:w w:val="80"/>
                 <w:szCs w:val="24"/>
-                <w:highlight w:val="yellow"/>
               </w:rPr>
             </w:pPr>
           </w:p>
@@ -24207,7 +24115,6 @@
                 <w:rFonts w:ascii="Barlow Condensed Medium" w:eastAsia="標楷體" w:hAnsi="Barlow Condensed Medium" w:cstheme="minorHAnsi"/>
                 <w:w w:val="80"/>
                 <w:szCs w:val="24"/>
-                <w:highlight w:val="yellow"/>
               </w:rPr>
             </w:pPr>
           </w:p>
@@ -24228,7 +24135,6 @@
                 <w:rFonts w:ascii="Barlow Condensed Medium" w:eastAsia="標楷體" w:hAnsi="Barlow Condensed Medium" w:cstheme="minorHAnsi"/>
                 <w:w w:val="80"/>
                 <w:szCs w:val="24"/>
-                <w:highlight w:val="yellow"/>
               </w:rPr>
             </w:pPr>
           </w:p>
@@ -24255,7 +24161,6 @@
                 <w:rFonts w:ascii="Barlow Condensed Medium" w:eastAsia="華康中黑體" w:hAnsi="Barlow Condensed Medium" w:cstheme="minorHAnsi"/>
                 <w:w w:val="80"/>
                 <w:szCs w:val="24"/>
-                <w:highlight w:val="yellow"/>
               </w:rPr>
             </w:pPr>
           </w:p>
@@ -24267,7 +24172,6 @@
                 <w:rFonts w:ascii="Barlow Condensed Medium" w:eastAsia="華康中黑體" w:hAnsi="Barlow Condensed Medium" w:cstheme="minorHAnsi"/>
                 <w:w w:val="80"/>
                 <w:szCs w:val="24"/>
-                <w:highlight w:val="yellow"/>
               </w:rPr>
             </w:pPr>
           </w:p>
@@ -24289,7 +24193,6 @@
                 <w:rFonts w:ascii="Barlow Condensed Medium" w:eastAsia="標楷體" w:hAnsi="Barlow Condensed Medium" w:cstheme="minorHAnsi"/>
                 <w:w w:val="80"/>
                 <w:szCs w:val="24"/>
-                <w:highlight w:val="yellow"/>
                 <w:lang w:eastAsia="zh-HK"/>
               </w:rPr>
             </w:pPr>
@@ -24312,7 +24215,6 @@
                 <w:rFonts w:ascii="Barlow Condensed Medium" w:eastAsia="標楷體" w:hAnsi="Barlow Condensed Medium" w:cstheme="minorHAnsi"/>
                 <w:w w:val="80"/>
                 <w:szCs w:val="24"/>
-                <w:highlight w:val="yellow"/>
               </w:rPr>
             </w:pPr>
           </w:p>
@@ -24334,7 +24236,6 @@
                 <w:rFonts w:ascii="Barlow Condensed Medium" w:eastAsia="標楷體" w:hAnsi="Barlow Condensed Medium" w:cstheme="minorHAnsi"/>
                 <w:w w:val="80"/>
                 <w:szCs w:val="24"/>
-                <w:highlight w:val="yellow"/>
               </w:rPr>
             </w:pPr>
           </w:p>
@@ -24356,7 +24257,6 @@
                 <w:rFonts w:ascii="Barlow Condensed Medium" w:eastAsia="標楷體" w:hAnsi="Barlow Condensed Medium" w:cstheme="minorHAnsi"/>
                 <w:w w:val="80"/>
                 <w:szCs w:val="24"/>
-                <w:highlight w:val="yellow"/>
               </w:rPr>
             </w:pPr>
           </w:p>
@@ -24379,7 +24279,6 @@
                 <w:rFonts w:ascii="Barlow Condensed Medium" w:eastAsia="標楷體" w:hAnsi="Barlow Condensed Medium" w:cstheme="minorHAnsi"/>
                 <w:w w:val="80"/>
                 <w:szCs w:val="24"/>
-                <w:highlight w:val="yellow"/>
               </w:rPr>
             </w:pPr>
           </w:p>
@@ -24400,7 +24299,6 @@
                 <w:rFonts w:ascii="Barlow Condensed Medium" w:eastAsia="標楷體" w:hAnsi="Barlow Condensed Medium" w:cstheme="minorHAnsi"/>
                 <w:w w:val="80"/>
                 <w:szCs w:val="24"/>
-                <w:highlight w:val="yellow"/>
               </w:rPr>
             </w:pPr>
           </w:p>
@@ -24427,7 +24325,6 @@
                 <w:rFonts w:ascii="Barlow Condensed Medium" w:eastAsia="華康中黑體" w:hAnsi="Barlow Condensed Medium" w:cstheme="minorHAnsi"/>
                 <w:w w:val="80"/>
                 <w:szCs w:val="24"/>
-                <w:highlight w:val="yellow"/>
               </w:rPr>
             </w:pPr>
             <w:r>
@@ -24435,7 +24332,6 @@
                 <w:rFonts w:ascii="Barlow Condensed Medium" w:eastAsia="華康中黑體" w:hAnsi="Barlow Condensed Medium" w:cstheme="minorHAnsi"/>
                 <w:w w:val="80"/>
                 <w:szCs w:val="24"/>
-                <w:highlight w:val="yellow"/>
               </w:rPr>
               <w:sym w:font="Wingdings 2" w:char="F0AE"/>
             </w:r>
@@ -24444,7 +24340,6 @@
                 <w:rFonts w:ascii="Barlow Condensed Medium" w:eastAsia="華康中黑體" w:hAnsi="Barlow Condensed Medium" w:cstheme="minorHAnsi" w:hint="eastAsia"/>
                 <w:w w:val="80"/>
                 <w:szCs w:val="24"/>
-                <w:highlight w:val="yellow"/>
                 <w:lang w:eastAsia="zh-HK"/>
               </w:rPr>
               <w:t>為玉山神學院</w:t>
@@ -24468,7 +24363,6 @@
                 <w:rFonts w:ascii="Barlow Condensed Medium" w:eastAsia="標楷體" w:hAnsi="Barlow Condensed Medium" w:cstheme="minorHAnsi"/>
                 <w:w w:val="80"/>
                 <w:szCs w:val="24"/>
-                <w:highlight w:val="yellow"/>
                 <w:lang w:eastAsia="zh-HK"/>
               </w:rPr>
             </w:pPr>
@@ -24477,7 +24371,6 @@
                 <w:rFonts w:ascii="Barlow Condensed Medium" w:eastAsia="標楷體" w:hAnsi="Barlow Condensed Medium" w:cstheme="minorHAnsi" w:hint="eastAsia"/>
                 <w:w w:val="80"/>
                 <w:szCs w:val="24"/>
-                <w:highlight w:val="yellow"/>
                 <w:lang w:eastAsia="zh-HK"/>
               </w:rPr>
               <w:t>6</w:t>
@@ -24487,7 +24380,6 @@
                 <w:rFonts w:ascii="Barlow Condensed Medium" w:eastAsia="標楷體" w:hAnsi="Barlow Condensed Medium" w:cstheme="minorHAnsi" w:hint="eastAsia"/>
                 <w:w w:val="80"/>
                 <w:szCs w:val="24"/>
-                <w:highlight w:val="yellow"/>
                 <w:lang w:eastAsia="zh-HK"/>
               </w:rPr>
               <w:t>號</w:t>
@@ -24511,7 +24403,6 @@
                 <w:rFonts w:ascii="Barlow Condensed Medium" w:eastAsia="標楷體" w:hAnsi="Barlow Condensed Medium" w:cstheme="minorHAnsi"/>
                 <w:w w:val="80"/>
                 <w:szCs w:val="24"/>
-                <w:highlight w:val="yellow"/>
               </w:rPr>
             </w:pPr>
             <w:r>
@@ -24519,7 +24410,6 @@
                 <w:rFonts w:ascii="Barlow Condensed Medium" w:eastAsia="標楷體" w:hAnsi="Barlow Condensed Medium" w:cstheme="minorHAnsi" w:hint="eastAsia"/>
                 <w:w w:val="80"/>
                 <w:szCs w:val="24"/>
-                <w:highlight w:val="yellow"/>
               </w:rPr>
               <w:t>1,000</w:t>
             </w:r>
@@ -24542,7 +24432,6 @@
                 <w:rFonts w:ascii="Barlow Condensed Medium" w:eastAsia="標楷體" w:hAnsi="Barlow Condensed Medium" w:cstheme="minorHAnsi"/>
                 <w:w w:val="80"/>
                 <w:szCs w:val="24"/>
-                <w:highlight w:val="yellow"/>
               </w:rPr>
             </w:pPr>
             <w:r>
@@ -24550,7 +24439,6 @@
                 <w:rFonts w:ascii="Barlow Condensed Medium" w:eastAsia="標楷體" w:hAnsi="Barlow Condensed Medium" w:cstheme="minorHAnsi" w:hint="eastAsia"/>
                 <w:w w:val="80"/>
                 <w:szCs w:val="24"/>
-                <w:highlight w:val="yellow"/>
                 <w:lang w:eastAsia="zh-HK"/>
               </w:rPr>
               <w:t>7</w:t>
@@ -24560,7 +24448,6 @@
                 <w:rFonts w:ascii="Barlow Condensed Medium" w:eastAsia="標楷體" w:hAnsi="Barlow Condensed Medium" w:cstheme="minorHAnsi" w:hint="eastAsia"/>
                 <w:w w:val="80"/>
                 <w:szCs w:val="24"/>
-                <w:highlight w:val="yellow"/>
                 <w:lang w:eastAsia="zh-HK"/>
               </w:rPr>
               <w:t>號</w:t>
@@ -24584,7 +24471,6 @@
                 <w:rFonts w:ascii="Barlow Condensed Medium" w:eastAsia="標楷體" w:hAnsi="Barlow Condensed Medium" w:cstheme="minorHAnsi"/>
                 <w:w w:val="80"/>
                 <w:szCs w:val="24"/>
-                <w:highlight w:val="yellow"/>
               </w:rPr>
             </w:pPr>
             <w:r>
@@ -24592,7 +24478,6 @@
                 <w:rFonts w:ascii="Barlow Condensed Medium" w:eastAsia="標楷體" w:hAnsi="Barlow Condensed Medium" w:cstheme="minorHAnsi"/>
                 <w:w w:val="80"/>
                 <w:szCs w:val="24"/>
-                <w:highlight w:val="yellow"/>
               </w:rPr>
               <w:t>1,000</w:t>
             </w:r>
@@ -24616,7 +24501,6 @@
                 <w:rFonts w:ascii="Barlow Condensed Medium" w:eastAsia="標楷體" w:hAnsi="Barlow Condensed Medium" w:cstheme="minorHAnsi"/>
                 <w:w w:val="80"/>
                 <w:szCs w:val="24"/>
-                <w:highlight w:val="yellow"/>
               </w:rPr>
             </w:pPr>
             <w:r>
@@ -24624,7 +24508,6 @@
                 <w:rFonts w:ascii="Barlow Condensed Medium" w:eastAsia="標楷體" w:hAnsi="Barlow Condensed Medium" w:cstheme="minorHAnsi" w:hint="eastAsia"/>
                 <w:w w:val="80"/>
                 <w:szCs w:val="24"/>
-                <w:highlight w:val="yellow"/>
                 <w:lang w:eastAsia="zh-HK"/>
               </w:rPr>
               <w:t>9-1</w:t>
@@ -24634,7 +24517,6 @@
                 <w:rFonts w:ascii="Barlow Condensed Medium" w:eastAsia="標楷體" w:hAnsi="Barlow Condensed Medium" w:cstheme="minorHAnsi" w:hint="eastAsia"/>
                 <w:w w:val="80"/>
                 <w:szCs w:val="24"/>
-                <w:highlight w:val="yellow"/>
                 <w:lang w:eastAsia="zh-HK"/>
               </w:rPr>
               <w:t>號</w:t>
@@ -24657,7 +24539,6 @@
                 <w:rFonts w:ascii="Barlow Condensed Medium" w:eastAsia="標楷體" w:hAnsi="Barlow Condensed Medium" w:cstheme="minorHAnsi"/>
                 <w:w w:val="80"/>
                 <w:szCs w:val="24"/>
-                <w:highlight w:val="yellow"/>
               </w:rPr>
             </w:pPr>
             <w:r>
@@ -24665,7 +24546,6 @@
                 <w:rFonts w:ascii="Barlow Condensed Medium" w:eastAsia="標楷體" w:hAnsi="Barlow Condensed Medium" w:cstheme="minorHAnsi"/>
                 <w:w w:val="80"/>
                 <w:szCs w:val="24"/>
-                <w:highlight w:val="yellow"/>
               </w:rPr>
               <w:t>1,000</w:t>
             </w:r>
@@ -24693,7 +24573,6 @@
                 <w:rFonts w:ascii="Barlow Condensed Medium" w:eastAsia="華康中黑體" w:hAnsi="Barlow Condensed Medium" w:cstheme="minorHAnsi"/>
                 <w:w w:val="80"/>
                 <w:szCs w:val="24"/>
-                <w:highlight w:val="yellow"/>
               </w:rPr>
             </w:pPr>
           </w:p>
@@ -24715,7 +24594,6 @@
                 <w:rFonts w:ascii="Barlow Condensed Medium" w:eastAsia="標楷體" w:hAnsi="Barlow Condensed Medium" w:cstheme="minorHAnsi"/>
                 <w:w w:val="80"/>
                 <w:szCs w:val="24"/>
-                <w:highlight w:val="yellow"/>
                 <w:lang w:eastAsia="zh-HK"/>
               </w:rPr>
             </w:pPr>
@@ -24724,7 +24602,6 @@
                 <w:rFonts w:ascii="Barlow Condensed Medium" w:eastAsia="標楷體" w:hAnsi="Barlow Condensed Medium" w:cstheme="minorHAnsi" w:hint="eastAsia"/>
                 <w:w w:val="80"/>
                 <w:szCs w:val="24"/>
-                <w:highlight w:val="yellow"/>
                 <w:lang w:eastAsia="zh-HK"/>
               </w:rPr>
               <w:t>10</w:t>
@@ -24734,7 +24611,6 @@
                 <w:rFonts w:ascii="Barlow Condensed Medium" w:eastAsia="標楷體" w:hAnsi="Barlow Condensed Medium" w:cstheme="minorHAnsi" w:hint="eastAsia"/>
                 <w:w w:val="80"/>
                 <w:szCs w:val="24"/>
-                <w:highlight w:val="yellow"/>
                 <w:lang w:eastAsia="zh-HK"/>
               </w:rPr>
               <w:t>號</w:t>
@@ -24758,7 +24634,6 @@
                 <w:rFonts w:ascii="Barlow Condensed Medium" w:eastAsia="標楷體" w:hAnsi="Barlow Condensed Medium" w:cstheme="minorHAnsi"/>
                 <w:w w:val="80"/>
                 <w:szCs w:val="24"/>
-                <w:highlight w:val="yellow"/>
               </w:rPr>
             </w:pPr>
             <w:r>
@@ -24766,7 +24641,6 @@
                 <w:rFonts w:ascii="Barlow Condensed Medium" w:eastAsia="標楷體" w:hAnsi="Barlow Condensed Medium" w:cstheme="minorHAnsi" w:hint="eastAsia"/>
                 <w:w w:val="80"/>
                 <w:szCs w:val="24"/>
-                <w:highlight w:val="yellow"/>
               </w:rPr>
               <w:t>1,000</w:t>
             </w:r>
@@ -24789,7 +24663,6 @@
                 <w:rFonts w:ascii="Barlow Condensed Medium" w:eastAsia="標楷體" w:hAnsi="Barlow Condensed Medium" w:cstheme="minorHAnsi"/>
                 <w:w w:val="80"/>
                 <w:szCs w:val="24"/>
-                <w:highlight w:val="yellow"/>
               </w:rPr>
             </w:pPr>
             <w:r>
@@ -24797,7 +24670,6 @@
                 <w:rFonts w:ascii="Barlow Condensed Medium" w:eastAsia="標楷體" w:hAnsi="Barlow Condensed Medium" w:cstheme="minorHAnsi"/>
                 <w:w w:val="80"/>
                 <w:szCs w:val="24"/>
-                <w:highlight w:val="yellow"/>
               </w:rPr>
               <w:t>17</w:t>
             </w:r>
@@ -24806,7 +24678,6 @@
                 <w:rFonts w:ascii="Barlow Condensed Medium" w:eastAsia="標楷體" w:hAnsi="Barlow Condensed Medium" w:cstheme="minorHAnsi" w:hint="eastAsia"/>
                 <w:w w:val="80"/>
                 <w:szCs w:val="24"/>
-                <w:highlight w:val="yellow"/>
                 <w:lang w:eastAsia="zh-HK"/>
               </w:rPr>
               <w:t>號</w:t>
@@ -24830,7 +24701,6 @@
                 <w:rFonts w:ascii="Barlow Condensed Medium" w:eastAsia="標楷體" w:hAnsi="Barlow Condensed Medium" w:cstheme="minorHAnsi"/>
                 <w:w w:val="80"/>
                 <w:szCs w:val="24"/>
-                <w:highlight w:val="yellow"/>
               </w:rPr>
             </w:pPr>
             <w:r>
@@ -24838,7 +24708,6 @@
                 <w:rFonts w:ascii="Barlow Condensed Medium" w:eastAsia="標楷體" w:hAnsi="Barlow Condensed Medium" w:cstheme="minorHAnsi"/>
                 <w:w w:val="80"/>
                 <w:szCs w:val="24"/>
-                <w:highlight w:val="yellow"/>
               </w:rPr>
               <w:t>1,000</w:t>
             </w:r>
@@ -24862,7 +24731,6 @@
                 <w:rFonts w:ascii="Barlow Condensed Medium" w:eastAsia="標楷體" w:hAnsi="Barlow Condensed Medium" w:cstheme="minorHAnsi"/>
                 <w:w w:val="80"/>
                 <w:szCs w:val="24"/>
-                <w:highlight w:val="yellow"/>
               </w:rPr>
             </w:pPr>
             <w:r>
@@ -24870,7 +24738,6 @@
                 <w:rFonts w:ascii="Barlow Condensed Medium" w:eastAsia="標楷體" w:hAnsi="Barlow Condensed Medium" w:cstheme="minorHAnsi"/>
                 <w:w w:val="80"/>
                 <w:szCs w:val="24"/>
-                <w:highlight w:val="yellow"/>
               </w:rPr>
               <w:t>20</w:t>
             </w:r>
@@ -24879,7 +24746,6 @@
                 <w:rFonts w:ascii="Barlow Condensed Medium" w:eastAsia="標楷體" w:hAnsi="Barlow Condensed Medium" w:cstheme="minorHAnsi" w:hint="eastAsia"/>
                 <w:w w:val="80"/>
                 <w:szCs w:val="24"/>
-                <w:highlight w:val="yellow"/>
                 <w:lang w:eastAsia="zh-HK"/>
               </w:rPr>
               <w:t>號</w:t>
@@ -24902,7 +24768,6 @@
                 <w:rFonts w:ascii="Barlow Condensed Medium" w:eastAsia="標楷體" w:hAnsi="Barlow Condensed Medium" w:cstheme="minorHAnsi"/>
                 <w:w w:val="80"/>
                 <w:szCs w:val="24"/>
-                <w:highlight w:val="yellow"/>
               </w:rPr>
             </w:pPr>
             <w:r>
@@ -24910,7 +24775,6 @@
                 <w:rFonts w:ascii="Barlow Condensed Medium" w:eastAsia="標楷體" w:hAnsi="Barlow Condensed Medium" w:cstheme="minorHAnsi"/>
                 <w:w w:val="80"/>
                 <w:szCs w:val="24"/>
-                <w:highlight w:val="yellow"/>
               </w:rPr>
               <w:t>500</w:t>
             </w:r>
@@ -24938,7 +24802,6 @@
                 <w:rFonts w:ascii="Barlow Condensed Medium" w:eastAsia="華康中黑體" w:hAnsi="Barlow Condensed Medium" w:cstheme="minorHAnsi"/>
                 <w:w w:val="80"/>
                 <w:szCs w:val="24"/>
-                <w:highlight w:val="yellow"/>
               </w:rPr>
             </w:pPr>
           </w:p>
@@ -24960,7 +24823,6 @@
                 <w:rFonts w:ascii="Barlow Condensed Medium" w:eastAsia="標楷體" w:hAnsi="Barlow Condensed Medium" w:cstheme="minorHAnsi"/>
                 <w:w w:val="80"/>
                 <w:szCs w:val="24"/>
-                <w:highlight w:val="yellow"/>
                 <w:lang w:eastAsia="zh-HK"/>
               </w:rPr>
             </w:pPr>
@@ -24969,7 +24831,6 @@
                 <w:rFonts w:ascii="Barlow Condensed Medium" w:eastAsia="標楷體" w:hAnsi="Barlow Condensed Medium" w:cstheme="minorHAnsi" w:hint="eastAsia"/>
                 <w:w w:val="80"/>
                 <w:szCs w:val="24"/>
-                <w:highlight w:val="yellow"/>
                 <w:lang w:eastAsia="zh-HK"/>
               </w:rPr>
               <w:t>21</w:t>
@@ -24979,7 +24840,6 @@
                 <w:rFonts w:ascii="Barlow Condensed Medium" w:eastAsia="標楷體" w:hAnsi="Barlow Condensed Medium" w:cstheme="minorHAnsi" w:hint="eastAsia"/>
                 <w:w w:val="80"/>
                 <w:szCs w:val="24"/>
-                <w:highlight w:val="yellow"/>
                 <w:lang w:eastAsia="zh-HK"/>
               </w:rPr>
               <w:t>號</w:t>
@@ -25003,7 +24863,6 @@
                 <w:rFonts w:ascii="Barlow Condensed Medium" w:eastAsia="標楷體" w:hAnsi="Barlow Condensed Medium" w:cstheme="minorHAnsi"/>
                 <w:w w:val="80"/>
                 <w:szCs w:val="24"/>
-                <w:highlight w:val="yellow"/>
               </w:rPr>
             </w:pPr>
             <w:r>
@@ -25011,7 +24870,6 @@
                 <w:rFonts w:ascii="Barlow Condensed Medium" w:eastAsia="標楷體" w:hAnsi="Barlow Condensed Medium" w:cstheme="minorHAnsi" w:hint="eastAsia"/>
                 <w:w w:val="80"/>
                 <w:szCs w:val="24"/>
-                <w:highlight w:val="yellow"/>
               </w:rPr>
               <w:t>1,000</w:t>
             </w:r>
@@ -25034,7 +24892,6 @@
                 <w:rFonts w:ascii="Barlow Condensed Medium" w:eastAsia="標楷體" w:hAnsi="Barlow Condensed Medium" w:cstheme="minorHAnsi"/>
                 <w:w w:val="80"/>
                 <w:szCs w:val="24"/>
-                <w:highlight w:val="yellow"/>
               </w:rPr>
             </w:pPr>
             <w:r>
@@ -25042,7 +24899,6 @@
                 <w:rFonts w:ascii="Barlow Condensed Medium" w:eastAsia="標楷體" w:hAnsi="Barlow Condensed Medium" w:cstheme="minorHAnsi"/>
                 <w:w w:val="80"/>
                 <w:szCs w:val="24"/>
-                <w:highlight w:val="yellow"/>
               </w:rPr>
               <w:t>22</w:t>
             </w:r>
@@ -25051,7 +24907,6 @@
                 <w:rFonts w:ascii="Barlow Condensed Medium" w:eastAsia="標楷體" w:hAnsi="Barlow Condensed Medium" w:cstheme="minorHAnsi" w:hint="eastAsia"/>
                 <w:w w:val="80"/>
                 <w:szCs w:val="24"/>
-                <w:highlight w:val="yellow"/>
                 <w:lang w:eastAsia="zh-HK"/>
               </w:rPr>
               <w:t>號</w:t>
@@ -25075,7 +24930,6 @@
                 <w:rFonts w:ascii="Barlow Condensed Medium" w:eastAsia="標楷體" w:hAnsi="Barlow Condensed Medium" w:cstheme="minorHAnsi"/>
                 <w:w w:val="80"/>
                 <w:szCs w:val="24"/>
-                <w:highlight w:val="yellow"/>
               </w:rPr>
             </w:pPr>
             <w:r>
@@ -25083,7 +24937,6 @@
                 <w:rFonts w:ascii="Barlow Condensed Medium" w:eastAsia="標楷體" w:hAnsi="Barlow Condensed Medium" w:cstheme="minorHAnsi"/>
                 <w:w w:val="80"/>
                 <w:szCs w:val="24"/>
-                <w:highlight w:val="yellow"/>
               </w:rPr>
               <w:t>1,000</w:t>
             </w:r>
@@ -25107,7 +24960,6 @@
                 <w:rFonts w:ascii="Barlow Condensed Medium" w:eastAsia="標楷體" w:hAnsi="Barlow Condensed Medium" w:cstheme="minorHAnsi"/>
                 <w:w w:val="80"/>
                 <w:szCs w:val="24"/>
-                <w:highlight w:val="yellow"/>
               </w:rPr>
             </w:pPr>
             <w:r>
@@ -25115,7 +24967,6 @@
                 <w:rFonts w:ascii="Barlow Condensed Medium" w:eastAsia="標楷體" w:hAnsi="Barlow Condensed Medium" w:cstheme="minorHAnsi"/>
                 <w:w w:val="80"/>
                 <w:szCs w:val="24"/>
-                <w:highlight w:val="yellow"/>
               </w:rPr>
               <w:t>49</w:t>
             </w:r>
@@ -25124,7 +24975,6 @@
                 <w:rFonts w:ascii="Barlow Condensed Medium" w:eastAsia="標楷體" w:hAnsi="Barlow Condensed Medium" w:cstheme="minorHAnsi" w:hint="eastAsia"/>
                 <w:w w:val="80"/>
                 <w:szCs w:val="24"/>
-                <w:highlight w:val="yellow"/>
                 <w:lang w:eastAsia="zh-HK"/>
               </w:rPr>
               <w:t>號</w:t>
@@ -25147,7 +24997,6 @@
                 <w:rFonts w:ascii="Barlow Condensed Medium" w:eastAsia="標楷體" w:hAnsi="Barlow Condensed Medium" w:cstheme="minorHAnsi"/>
                 <w:w w:val="80"/>
                 <w:szCs w:val="24"/>
-                <w:highlight w:val="yellow"/>
               </w:rPr>
             </w:pPr>
             <w:r>
@@ -25155,7 +25004,6 @@
                 <w:rFonts w:ascii="Barlow Condensed Medium" w:eastAsia="標楷體" w:hAnsi="Barlow Condensed Medium" w:cstheme="minorHAnsi"/>
                 <w:w w:val="80"/>
                 <w:szCs w:val="24"/>
-                <w:highlight w:val="yellow"/>
               </w:rPr>
               <w:t>2,000</w:t>
             </w:r>
@@ -25183,7 +25031,6 @@
                 <w:rFonts w:ascii="Barlow Condensed Medium" w:eastAsia="華康中黑體" w:hAnsi="Barlow Condensed Medium" w:cstheme="minorHAnsi"/>
                 <w:w w:val="80"/>
                 <w:szCs w:val="24"/>
-                <w:highlight w:val="yellow"/>
               </w:rPr>
             </w:pPr>
           </w:p>
@@ -25205,7 +25052,6 @@
                 <w:rFonts w:ascii="Barlow Condensed Medium" w:eastAsia="標楷體" w:hAnsi="Barlow Condensed Medium" w:cstheme="minorHAnsi"/>
                 <w:w w:val="80"/>
                 <w:szCs w:val="24"/>
-                <w:highlight w:val="yellow"/>
                 <w:lang w:eastAsia="zh-HK"/>
               </w:rPr>
             </w:pPr>
@@ -25214,7 +25060,6 @@
                 <w:rFonts w:ascii="Barlow Condensed Medium" w:eastAsia="標楷體" w:hAnsi="Barlow Condensed Medium" w:cstheme="minorHAnsi" w:hint="eastAsia"/>
                 <w:w w:val="80"/>
                 <w:szCs w:val="24"/>
-                <w:highlight w:val="yellow"/>
                 <w:lang w:eastAsia="zh-HK"/>
               </w:rPr>
               <w:t>50</w:t>
@@ -25224,7 +25069,6 @@
                 <w:rFonts w:ascii="Barlow Condensed Medium" w:eastAsia="標楷體" w:hAnsi="Barlow Condensed Medium" w:cstheme="minorHAnsi" w:hint="eastAsia"/>
                 <w:w w:val="80"/>
                 <w:szCs w:val="24"/>
-                <w:highlight w:val="yellow"/>
                 <w:lang w:eastAsia="zh-HK"/>
               </w:rPr>
               <w:t>號</w:t>
@@ -25248,7 +25092,6 @@
                 <w:rFonts w:ascii="Barlow Condensed Medium" w:eastAsia="標楷體" w:hAnsi="Barlow Condensed Medium" w:cstheme="minorHAnsi"/>
                 <w:w w:val="80"/>
                 <w:szCs w:val="24"/>
-                <w:highlight w:val="yellow"/>
               </w:rPr>
             </w:pPr>
             <w:r>
@@ -25256,7 +25099,6 @@
                 <w:rFonts w:ascii="Barlow Condensed Medium" w:eastAsia="標楷體" w:hAnsi="Barlow Condensed Medium" w:cstheme="minorHAnsi" w:hint="eastAsia"/>
                 <w:w w:val="80"/>
                 <w:szCs w:val="24"/>
-                <w:highlight w:val="yellow"/>
               </w:rPr>
               <w:t>1,000</w:t>
             </w:r>
@@ -25279,7 +25121,6 @@
                 <w:rFonts w:ascii="Barlow Condensed Medium" w:eastAsia="標楷體" w:hAnsi="Barlow Condensed Medium" w:cstheme="minorHAnsi"/>
                 <w:w w:val="80"/>
                 <w:szCs w:val="24"/>
-                <w:highlight w:val="yellow"/>
               </w:rPr>
             </w:pPr>
             <w:r>
@@ -25287,7 +25128,6 @@
                 <w:rFonts w:ascii="Barlow Condensed Medium" w:eastAsia="標楷體" w:hAnsi="Barlow Condensed Medium" w:cstheme="minorHAnsi" w:hint="eastAsia"/>
                 <w:w w:val="80"/>
                 <w:szCs w:val="24"/>
-                <w:highlight w:val="yellow"/>
                 <w:lang w:eastAsia="zh-HK"/>
               </w:rPr>
               <w:t>有志</w:t>
@@ -25297,7 +25137,6 @@
                 <w:rFonts w:ascii="Barlow Condensed Medium" w:eastAsia="標楷體" w:hAnsi="Barlow Condensed Medium" w:cstheme="minorHAnsi" w:hint="eastAsia"/>
                 <w:w w:val="80"/>
                 <w:szCs w:val="24"/>
-                <w:highlight w:val="yellow"/>
                 <w:lang w:eastAsia="zh-HK"/>
               </w:rPr>
               <w:t>*2</w:t>
@@ -25328,7 +25167,6 @@
                 <w:rFonts w:ascii="Barlow Condensed Medium" w:eastAsia="標楷體" w:hAnsi="Barlow Condensed Medium" w:cstheme="minorHAnsi"/>
                 <w:w w:val="80"/>
                 <w:szCs w:val="24"/>
-                <w:highlight w:val="yellow"/>
               </w:rPr>
               <w:t>200</w:t>
             </w:r>
@@ -25953,6 +25791,55 @@
                 <w:rFonts w:ascii="Yanone Kaffeesatz Regular" w:eastAsia="華康儷中黑" w:hAnsi="Yanone Kaffeesatz Regular" w:cs="DaunPenh"/>
                 <w:b/>
                 <w:bCs/>
+                <w:w w:val="110"/>
+                <w:sz w:val="20"/>
+                <w:szCs w:val="20"/>
+              </w:rPr>
+            </w:pPr>
+            <w:r>
+              <w:rPr>
+                <w:rFonts w:ascii="Yanone Kaffeesatz Regular" w:eastAsia="華康儷中黑" w:hAnsi="Yanone Kaffeesatz Regular" w:cs="DaunPenh" w:hint="eastAsia"/>
+                <w:b/>
+                <w:bCs/>
+                <w:w w:val="110"/>
+                <w:sz w:val="20"/>
+                <w:szCs w:val="20"/>
+              </w:rPr>
+              <w:t>代下</w:t>
+            </w:r>
+            <w:r>
+              <w:rPr>
+                <w:rFonts w:ascii="Yanone Kaffeesatz Regular" w:eastAsia="華康儷中黑" w:hAnsi="Yanone Kaffeesatz Regular" w:cs="DaunPenh"/>
+                <w:b/>
+                <w:bCs/>
+                <w:w w:val="110"/>
+                <w:sz w:val="20"/>
+                <w:szCs w:val="20"/>
+              </w:rPr>
+              <w:t>10:8-11:17(11:16)</w:t>
+            </w:r>
+          </w:p>
+        </w:tc>
+      </w:tr>
+      <w:tr>
+        <w:tc>
+          <w:tcPr>
+            <w:tcW w:w="911" w:type="dxa"/>
+            <w:tcBorders>
+              <w:top w:val="single" w:sz="4" w:space="0" w:color="auto"/>
+              <w:bottom w:val="single" w:sz="4" w:space="0" w:color="auto"/>
+              <w:right w:val="single" w:sz="4" w:space="0" w:color="auto"/>
+            </w:tcBorders>
+            <w:tcMar>
+              <w:left w:w="57" w:type="dxa"/>
+              <w:right w:w="57" w:type="dxa"/>
+            </w:tcMar>
+          </w:tcPr>
+          <w:p>
+            <w:pPr>
+              <w:snapToGrid w:val="0"/>
+              <w:rPr>
+                <w:rFonts w:ascii="Barlow Condensed Medium" w:eastAsia="華康儷中黑" w:hAnsi="Barlow Condensed Medium" w:cstheme="minorHAnsi"/>
                 <w:w w:val="125"/>
                 <w:sz w:val="20"/>
                 <w:szCs w:val="20"/>
@@ -25960,15 +25847,151 @@
             </w:pPr>
             <w:r>
               <w:rPr>
-                <w:rFonts w:ascii="Yanone Kaffeesatz Regular" w:eastAsia="華康儷中黑" w:hAnsi="Yanone Kaffeesatz Regular" w:cs="DaunPenh" w:hint="eastAsia"/>
+                <w:rFonts w:ascii="Barlow Condensed Medium" w:eastAsia="華康儷中黑" w:hAnsi="Barlow Condensed Medium" w:cstheme="minorHAnsi"/>
+                <w:w w:val="125"/>
+                <w:sz w:val="20"/>
+                <w:szCs w:val="20"/>
+              </w:rPr>
+              <w:t>一</w:t>
+            </w:r>
+            <w:r>
+              <w:rPr>
+                <w:rFonts w:ascii="Barlow Condensed Medium" w:eastAsia="華康儷中黑" w:hAnsi="Barlow Condensed Medium" w:cstheme="minorHAnsi"/>
+                <w:w w:val="125"/>
+                <w:sz w:val="20"/>
+                <w:szCs w:val="20"/>
+              </w:rPr>
+              <w:fldChar w:fldCharType="begin"/>
+            </w:r>
+            <w:r>
+              <w:rPr>
+                <w:rFonts w:ascii="Barlow Condensed Medium" w:eastAsia="華康儷中黑" w:hAnsi="Barlow Condensed Medium" w:cstheme="minorHAnsi"/>
+                <w:w w:val="125"/>
+                <w:sz w:val="20"/>
+                <w:szCs w:val="20"/>
+              </w:rPr>
+              <w:instrText xml:space="preserve"> =IF(pub_day+1&gt;this_mon_days, IF(pub_mon=12, 1, pub_mon+1), pub_mon) \* MERGEFORMAT </w:instrText>
+            </w:r>
+            <w:r>
+              <w:rPr>
+                <w:rFonts w:ascii="Barlow Condensed Medium" w:eastAsia="華康儷中黑" w:hAnsi="Barlow Condensed Medium" w:cstheme="minorHAnsi"/>
+                <w:w w:val="125"/>
+                <w:sz w:val="20"/>
+                <w:szCs w:val="20"/>
+              </w:rPr>
+              <w:fldChar w:fldCharType="separate"/>
+            </w:r>
+            <w:r>
+              <w:rPr>
+                <w:rFonts w:ascii="Barlow Condensed Medium" w:eastAsia="華康儷中黑" w:hAnsi="Barlow Condensed Medium" w:cstheme="minorHAnsi"/>
+                <w:noProof/>
+                <w:w w:val="125"/>
+                <w:sz w:val="20"/>
+                <w:szCs w:val="20"/>
+              </w:rPr>
+              <w:t>5</w:t>
+            </w:r>
+            <w:r>
+              <w:rPr>
+                <w:rFonts w:ascii="Barlow Condensed Medium" w:eastAsia="華康儷中黑" w:hAnsi="Barlow Condensed Medium" w:cstheme="minorHAnsi"/>
+                <w:w w:val="125"/>
+                <w:sz w:val="20"/>
+                <w:szCs w:val="20"/>
+              </w:rPr>
+              <w:fldChar w:fldCharType="end"/>
+            </w:r>
+            <w:r>
+              <w:rPr>
+                <w:rFonts w:ascii="Barlow Condensed Medium" w:eastAsia="華康儷中黑" w:hAnsi="Barlow Condensed Medium" w:cstheme="minorHAnsi"/>
+                <w:w w:val="125"/>
+                <w:sz w:val="20"/>
+                <w:szCs w:val="20"/>
+              </w:rPr>
+              <w:t>/</w:t>
+            </w:r>
+            <w:r>
+              <w:rPr>
+                <w:rFonts w:ascii="Barlow Condensed Medium" w:eastAsia="華康儷中黑" w:hAnsi="Barlow Condensed Medium" w:cstheme="minorHAnsi"/>
+                <w:w w:val="125"/>
+                <w:sz w:val="20"/>
+                <w:szCs w:val="20"/>
+              </w:rPr>
+              <w:fldChar w:fldCharType="begin"/>
+            </w:r>
+            <w:r>
+              <w:rPr>
+                <w:rFonts w:ascii="Barlow Condensed Medium" w:eastAsia="華康儷中黑" w:hAnsi="Barlow Condensed Medium" w:cstheme="minorHAnsi"/>
+                <w:w w:val="125"/>
+                <w:sz w:val="20"/>
+                <w:szCs w:val="20"/>
+              </w:rPr>
+              <w:instrText xml:space="preserve"> =IF(pub_day+1&gt;this_mon_days, -this_mon_days, 0)+pub_day+1 \* MERGEFORMAT </w:instrText>
+            </w:r>
+            <w:r>
+              <w:rPr>
+                <w:rFonts w:ascii="Barlow Condensed Medium" w:eastAsia="華康儷中黑" w:hAnsi="Barlow Condensed Medium" w:cstheme="minorHAnsi"/>
+                <w:w w:val="125"/>
+                <w:sz w:val="20"/>
+                <w:szCs w:val="20"/>
+              </w:rPr>
+              <w:fldChar w:fldCharType="separate"/>
+            </w:r>
+            <w:r>
+              <w:rPr>
+                <w:rFonts w:ascii="Barlow Condensed Medium" w:eastAsia="華康儷中黑" w:hAnsi="Barlow Condensed Medium" w:cstheme="minorHAnsi"/>
+                <w:noProof/>
+                <w:w w:val="125"/>
+                <w:sz w:val="20"/>
+                <w:szCs w:val="20"/>
+              </w:rPr>
+              <w:t>25</w:t>
+            </w:r>
+            <w:r>
+              <w:rPr>
+                <w:rFonts w:ascii="Barlow Condensed Medium" w:eastAsia="華康儷中黑" w:hAnsi="Barlow Condensed Medium" w:cstheme="minorHAnsi"/>
+                <w:w w:val="125"/>
+                <w:sz w:val="20"/>
+                <w:szCs w:val="20"/>
+              </w:rPr>
+              <w:fldChar w:fldCharType="end"/>
+            </w:r>
+            <w:r>
+              <w:rPr>
+                <w:rFonts w:ascii="Barlow Condensed Medium" w:eastAsia="華康儷中黑" w:hAnsi="Barlow Condensed Medium" w:cstheme="minorHAnsi"/>
+                <w:w w:val="125"/>
+                <w:sz w:val="20"/>
+                <w:szCs w:val="20"/>
+              </w:rPr>
+              <w:t xml:space="preserve"> </w:t>
+            </w:r>
+          </w:p>
+        </w:tc>
+        <w:tc>
+          <w:tcPr>
+            <w:tcW w:w="1904" w:type="dxa"/>
+            <w:tcBorders>
+              <w:top w:val="single" w:sz="4" w:space="0" w:color="auto"/>
+              <w:left w:val="single" w:sz="4" w:space="0" w:color="auto"/>
+              <w:bottom w:val="single" w:sz="4" w:space="0" w:color="auto"/>
+            </w:tcBorders>
+            <w:tcMar>
+              <w:left w:w="28" w:type="dxa"/>
+              <w:right w:w="28" w:type="dxa"/>
+            </w:tcMar>
+            <w:vAlign w:val="center"/>
+          </w:tcPr>
+          <w:p>
+            <w:pPr>
+              <w:snapToGrid w:val="0"/>
+              <w:rPr>
+                <w:rFonts w:ascii="Yanone Kaffeesatz Regular" w:eastAsia="華康儷中黑" w:hAnsi="Yanone Kaffeesatz Regular"/>
                 <w:b/>
                 <w:bCs/>
                 <w:w w:val="125"/>
                 <w:sz w:val="20"/>
                 <w:szCs w:val="20"/>
               </w:rPr>
-              <w:t>代下</w:t>
-            </w:r>
+            </w:pPr>
             <w:r>
               <w:rPr>
                 <w:rFonts w:ascii="Yanone Kaffeesatz Regular" w:eastAsia="華康儷中黑" w:hAnsi="Yanone Kaffeesatz Regular" w:cs="DaunPenh"/>
@@ -25978,7 +26001,7 @@
                 <w:sz w:val="20"/>
                 <w:szCs w:val="20"/>
               </w:rPr>
-              <w:t xml:space="preserve">2:11-3*(3:17) </w:t>
+              <w:t>11:18-13:2(12:12)</w:t>
             </w:r>
           </w:p>
         </w:tc>
@@ -26014,7 +26037,7 @@
                 <w:sz w:val="20"/>
                 <w:szCs w:val="20"/>
               </w:rPr>
-              <w:t>一</w:t>
+              <w:t>二</w:t>
             </w:r>
             <w:r>
               <w:rPr>
@@ -26032,7 +26055,7 @@
                 <w:sz w:val="20"/>
                 <w:szCs w:val="20"/>
               </w:rPr>
-              <w:instrText xml:space="preserve"> =IF(pub_day+1&gt;this_mon_days, IF(pub_mon=12, 1, pub_mon+1), pub_mon) \* MERGEFORMAT </w:instrText>
+              <w:instrText xml:space="preserve"> =IF(pub_day+2&gt;this_mon_days, IF(pub_mon=12, 1, pub_mon+1), pub_mon) \* MERGEFORMAT </w:instrText>
             </w:r>
             <w:r>
               <w:rPr>
@@ -26087,7 +26110,7 @@
                 <w:sz w:val="20"/>
                 <w:szCs w:val="20"/>
               </w:rPr>
-              <w:instrText xml:space="preserve"> =IF(pub_day+1&gt;this_mon_days, -this_mon_days, 0)+pub_day+1 \* MERGEFORMAT </w:instrText>
+              <w:instrText xml:space="preserve"> =IF(pub_day+2&gt;this_mon_days, -this_mon_days, 0)+pub_day+2  \* MERGEFORMAT </w:instrText>
             </w:r>
             <w:r>
               <w:rPr>
@@ -26106,7 +26129,7 @@
                 <w:sz w:val="20"/>
                 <w:szCs w:val="20"/>
               </w:rPr>
-              <w:t>25</w:t>
+              <w:t>26</w:t>
             </w:r>
             <w:r>
               <w:rPr>
@@ -26116,15 +26139,6 @@
                 <w:szCs w:val="20"/>
               </w:rPr>
               <w:fldChar w:fldCharType="end"/>
-            </w:r>
-            <w:r>
-              <w:rPr>
-                <w:rFonts w:ascii="Barlow Condensed Medium" w:eastAsia="華康儷中黑" w:hAnsi="Barlow Condensed Medium" w:cstheme="minorHAnsi"/>
-                <w:w w:val="125"/>
-                <w:sz w:val="20"/>
-                <w:szCs w:val="20"/>
-              </w:rPr>
-              <w:t xml:space="preserve"> </w:t>
             </w:r>
           </w:p>
         </w:tc>
@@ -26163,7 +26177,7 @@
                 <w:sz w:val="20"/>
                 <w:szCs w:val="20"/>
               </w:rPr>
-              <w:t>4*-5:10(5:10)</w:t>
+              <w:t>13:3-14:8(13:5)</w:t>
             </w:r>
           </w:p>
         </w:tc>
@@ -26199,7 +26213,7 @@
                 <w:sz w:val="20"/>
                 <w:szCs w:val="20"/>
               </w:rPr>
-              <w:t>二</w:t>
+              <w:t>三</w:t>
             </w:r>
             <w:r>
               <w:rPr>
@@ -26217,7 +26231,7 @@
                 <w:sz w:val="20"/>
                 <w:szCs w:val="20"/>
               </w:rPr>
-              <w:instrText xml:space="preserve"> =IF(pub_day+2&gt;this_mon_days, IF(pub_mon=12, 1, pub_mon+1), pub_mon) \* MERGEFORMAT </w:instrText>
+              <w:instrText xml:space="preserve"> =IF(pub_day+3&gt;this_mon_days, IF(pub_mon=12, 1, pub_mon+1), pub_mon) \* MERGEFORMAT </w:instrText>
             </w:r>
             <w:r>
               <w:rPr>
@@ -26272,7 +26286,7 @@
                 <w:sz w:val="20"/>
                 <w:szCs w:val="20"/>
               </w:rPr>
-              <w:instrText xml:space="preserve"> =IF(pub_day+2&gt;this_mon_days, -this_mon_days, 0)+pub_day+2  \* MERGEFORMAT </w:instrText>
+              <w:instrText xml:space="preserve"> =IF(pub_day+3&gt;this_mon_days, -this_mon_days, 0)+pub_day+3 \* MERGEFORMAT </w:instrText>
             </w:r>
             <w:r>
               <w:rPr>
@@ -26291,7 +26305,7 @@
                 <w:sz w:val="20"/>
                 <w:szCs w:val="20"/>
               </w:rPr>
-              <w:t>26</w:t>
+              <w:t>27</w:t>
             </w:r>
             <w:r>
               <w:rPr>
@@ -26339,7 +26353,7 @@
                 <w:sz w:val="20"/>
                 <w:szCs w:val="20"/>
               </w:rPr>
-              <w:t>5:11-6:21(6:6)</w:t>
+              <w:t>14:9-15*(15:4)</w:t>
             </w:r>
           </w:p>
         </w:tc>
@@ -26375,7 +26389,7 @@
                 <w:sz w:val="20"/>
                 <w:szCs w:val="20"/>
               </w:rPr>
-              <w:t>三</w:t>
+              <w:t>四</w:t>
             </w:r>
             <w:r>
               <w:rPr>
@@ -26393,7 +26407,7 @@
                 <w:sz w:val="20"/>
                 <w:szCs w:val="20"/>
               </w:rPr>
-              <w:instrText xml:space="preserve"> =IF(pub_day+3&gt;this_mon_days, IF(pub_mon=12, 1, pub_mon+1), pub_mon) \* MERGEFORMAT </w:instrText>
+              <w:instrText xml:space="preserve"> =IF(pub_day+4&gt;this_mon_days, IF(pub_mon=12, 1, pub_mon+1), pub_mon) \* MERGEFORMAT </w:instrText>
             </w:r>
             <w:r>
               <w:rPr>
@@ -26448,7 +26462,7 @@
                 <w:sz w:val="20"/>
                 <w:szCs w:val="20"/>
               </w:rPr>
-              <w:instrText xml:space="preserve"> =IF(pub_day+3&gt;this_mon_days, -this_mon_days, 0)+pub_day+3 \* MERGEFORMAT </w:instrText>
+              <w:instrText xml:space="preserve"> =IF(pub_day+4&gt;this_mon_days, -this_mon_days, 0)+pub_day+4 \* MERGEFORMAT </w:instrText>
             </w:r>
             <w:r>
               <w:rPr>
@@ -26467,7 +26481,7 @@
                 <w:sz w:val="20"/>
                 <w:szCs w:val="20"/>
               </w:rPr>
-              <w:t>27</w:t>
+              <w:t>28</w:t>
             </w:r>
             <w:r>
               <w:rPr>
@@ -26515,7 +26529,7 @@
                 <w:sz w:val="20"/>
                 <w:szCs w:val="20"/>
               </w:rPr>
-              <w:t>6:22-42(30)</w:t>
+              <w:t>16*-17:9(16:9)</w:t>
             </w:r>
           </w:p>
         </w:tc>
@@ -26551,7 +26565,7 @@
                 <w:sz w:val="20"/>
                 <w:szCs w:val="20"/>
               </w:rPr>
-              <w:t>四</w:t>
+              <w:t>五</w:t>
             </w:r>
             <w:r>
               <w:rPr>
@@ -26569,7 +26583,7 @@
                 <w:sz w:val="20"/>
                 <w:szCs w:val="20"/>
               </w:rPr>
-              <w:instrText xml:space="preserve"> =IF(pub_day+4&gt;this_mon_days, IF(pub_mon=12, 1, pub_mon+1), pub_mon) \* MERGEFORMAT </w:instrText>
+              <w:instrText xml:space="preserve"> =IF(pub_day+5&gt;this_mon_days, IF(pub_mon=12, 1, pub_mon+1), pub_mon) \* MERGEFORMAT </w:instrText>
             </w:r>
             <w:r>
               <w:rPr>
@@ -26624,7 +26638,7 @@
                 <w:sz w:val="20"/>
                 <w:szCs w:val="20"/>
               </w:rPr>
-              <w:instrText xml:space="preserve"> =IF(pub_day+4&gt;this_mon_days, -this_mon_days, 0)+pub_day+4 \* MERGEFORMAT </w:instrText>
+              <w:instrText xml:space="preserve"> =IF(pub_day+5&gt;this_mon_days, -this_mon_days, 0)+pub_day+5 \* MERGEFORMAT </w:instrText>
             </w:r>
             <w:r>
               <w:rPr>
@@ -26643,7 +26657,7 @@
                 <w:sz w:val="20"/>
                 <w:szCs w:val="20"/>
               </w:rPr>
-              <w:t>28</w:t>
+              <w:t>29</w:t>
             </w:r>
             <w:r>
               <w:rPr>
@@ -26691,7 +26705,7 @@
                 <w:sz w:val="20"/>
                 <w:szCs w:val="20"/>
               </w:rPr>
-              <w:t>7*(16)</w:t>
+              <w:t>17:10-18:22(17:6,9)</w:t>
             </w:r>
           </w:p>
         </w:tc>
@@ -26702,7 +26716,7 @@
             <w:tcW w:w="911" w:type="dxa"/>
             <w:tcBorders>
               <w:top w:val="single" w:sz="4" w:space="0" w:color="auto"/>
-              <w:bottom w:val="single" w:sz="4" w:space="0" w:color="auto"/>
+              <w:bottom w:val="single" w:sz="12" w:space="0" w:color="auto"/>
               <w:right w:val="single" w:sz="4" w:space="0" w:color="auto"/>
             </w:tcBorders>
             <w:tcMar>
@@ -26727,7 +26741,7 @@
                 <w:sz w:val="20"/>
                 <w:szCs w:val="20"/>
               </w:rPr>
-              <w:t>五</w:t>
+              <w:t>六</w:t>
             </w:r>
             <w:r>
               <w:rPr>
@@ -26745,7 +26759,7 @@
                 <w:sz w:val="20"/>
                 <w:szCs w:val="20"/>
               </w:rPr>
-              <w:instrText xml:space="preserve"> =IF(pub_day+5&gt;this_mon_days, IF(pub_mon=12, 1, pub_mon+1), pub_mon) \* MERGEFORMAT </w:instrText>
+              <w:instrText xml:space="preserve"> =IF(pub_day+6&gt;this_mon_days, IF(pub_mon=12, 1, pub_mon+1), pub_mon) \* MERGEFORMAT </w:instrText>
             </w:r>
             <w:r>
               <w:rPr>
@@ -26800,7 +26814,7 @@
                 <w:sz w:val="20"/>
                 <w:szCs w:val="20"/>
               </w:rPr>
-              <w:instrText xml:space="preserve"> =IF(pub_day+5&gt;this_mon_days, -this_mon_days, 0)+pub_day+5 \* MERGEFORMAT </w:instrText>
+              <w:instrText xml:space="preserve"> =IF(pub_day+6&gt;this_mon_days, -this_mon_days, 0)+pub_day+6 \* MERGEFORMAT </w:instrText>
             </w:r>
             <w:r>
               <w:rPr>
@@ -26819,7 +26833,7 @@
                 <w:sz w:val="20"/>
                 <w:szCs w:val="20"/>
               </w:rPr>
-              <w:t>29</w:t>
+              <w:t>30</w:t>
             </w:r>
             <w:r>
               <w:rPr>
@@ -26838,7 +26852,7 @@
             <w:tcBorders>
               <w:top w:val="single" w:sz="4" w:space="0" w:color="auto"/>
               <w:left w:val="single" w:sz="4" w:space="0" w:color="auto"/>
-              <w:bottom w:val="single" w:sz="4" w:space="0" w:color="auto"/>
+              <w:bottom w:val="single" w:sz="12" w:space="0" w:color="auto"/>
             </w:tcBorders>
             <w:tcMar>
               <w:left w:w="28" w:type="dxa"/>
@@ -26867,183 +26881,7 @@
                 <w:sz w:val="20"/>
                 <w:szCs w:val="20"/>
               </w:rPr>
-              <w:t>8*-9:8(8:11)</w:t>
-            </w:r>
-          </w:p>
-        </w:tc>
-      </w:tr>
-      <w:tr>
-        <w:tc>
-          <w:tcPr>
-            <w:tcW w:w="911" w:type="dxa"/>
-            <w:tcBorders>
-              <w:top w:val="single" w:sz="4" w:space="0" w:color="auto"/>
-              <w:bottom w:val="single" w:sz="12" w:space="0" w:color="auto"/>
-              <w:right w:val="single" w:sz="4" w:space="0" w:color="auto"/>
-            </w:tcBorders>
-            <w:tcMar>
-              <w:left w:w="57" w:type="dxa"/>
-              <w:right w:w="57" w:type="dxa"/>
-            </w:tcMar>
-          </w:tcPr>
-          <w:p>
-            <w:pPr>
-              <w:snapToGrid w:val="0"/>
-              <w:rPr>
-                <w:rFonts w:ascii="Barlow Condensed Medium" w:eastAsia="華康儷中黑" w:hAnsi="Barlow Condensed Medium" w:cstheme="minorHAnsi"/>
-                <w:w w:val="125"/>
-                <w:sz w:val="20"/>
-                <w:szCs w:val="20"/>
-              </w:rPr>
-            </w:pPr>
-            <w:r>
-              <w:rPr>
-                <w:rFonts w:ascii="Barlow Condensed Medium" w:eastAsia="華康儷中黑" w:hAnsi="Barlow Condensed Medium" w:cstheme="minorHAnsi"/>
-                <w:w w:val="125"/>
-                <w:sz w:val="20"/>
-                <w:szCs w:val="20"/>
-              </w:rPr>
-              <w:t>六</w:t>
-            </w:r>
-            <w:r>
-              <w:rPr>
-                <w:rFonts w:ascii="Barlow Condensed Medium" w:eastAsia="華康儷中黑" w:hAnsi="Barlow Condensed Medium" w:cstheme="minorHAnsi"/>
-                <w:w w:val="125"/>
-                <w:sz w:val="20"/>
-                <w:szCs w:val="20"/>
-              </w:rPr>
-              <w:fldChar w:fldCharType="begin"/>
-            </w:r>
-            <w:r>
-              <w:rPr>
-                <w:rFonts w:ascii="Barlow Condensed Medium" w:eastAsia="華康儷中黑" w:hAnsi="Barlow Condensed Medium" w:cstheme="minorHAnsi"/>
-                <w:w w:val="125"/>
-                <w:sz w:val="20"/>
-                <w:szCs w:val="20"/>
-              </w:rPr>
-              <w:instrText xml:space="preserve"> =IF(pub_day+6&gt;this_mon_days, IF(pub_mon=12, 1, pub_mon+1), pub_mon) \* MERGEFORMAT </w:instrText>
-            </w:r>
-            <w:r>
-              <w:rPr>
-                <w:rFonts w:ascii="Barlow Condensed Medium" w:eastAsia="華康儷中黑" w:hAnsi="Barlow Condensed Medium" w:cstheme="minorHAnsi"/>
-                <w:w w:val="125"/>
-                <w:sz w:val="20"/>
-                <w:szCs w:val="20"/>
-              </w:rPr>
-              <w:fldChar w:fldCharType="separate"/>
-            </w:r>
-            <w:r>
-              <w:rPr>
-                <w:rFonts w:ascii="Barlow Condensed Medium" w:eastAsia="華康儷中黑" w:hAnsi="Barlow Condensed Medium" w:cstheme="minorHAnsi"/>
-                <w:noProof/>
-                <w:w w:val="125"/>
-                <w:sz w:val="20"/>
-                <w:szCs w:val="20"/>
-              </w:rPr>
-              <w:t>5</w:t>
-            </w:r>
-            <w:r>
-              <w:rPr>
-                <w:rFonts w:ascii="Barlow Condensed Medium" w:eastAsia="華康儷中黑" w:hAnsi="Barlow Condensed Medium" w:cstheme="minorHAnsi"/>
-                <w:w w:val="125"/>
-                <w:sz w:val="20"/>
-                <w:szCs w:val="20"/>
-              </w:rPr>
-              <w:fldChar w:fldCharType="end"/>
-            </w:r>
-            <w:r>
-              <w:rPr>
-                <w:rFonts w:ascii="Barlow Condensed Medium" w:eastAsia="華康儷中黑" w:hAnsi="Barlow Condensed Medium" w:cstheme="minorHAnsi"/>
-                <w:w w:val="125"/>
-                <w:sz w:val="20"/>
-                <w:szCs w:val="20"/>
-              </w:rPr>
-              <w:t>/</w:t>
-            </w:r>
-            <w:r>
-              <w:rPr>
-                <w:rFonts w:ascii="Barlow Condensed Medium" w:eastAsia="華康儷中黑" w:hAnsi="Barlow Condensed Medium" w:cstheme="minorHAnsi"/>
-                <w:w w:val="125"/>
-                <w:sz w:val="20"/>
-                <w:szCs w:val="20"/>
-              </w:rPr>
-              <w:fldChar w:fldCharType="begin"/>
-            </w:r>
-            <w:r>
-              <w:rPr>
-                <w:rFonts w:ascii="Barlow Condensed Medium" w:eastAsia="華康儷中黑" w:hAnsi="Barlow Condensed Medium" w:cstheme="minorHAnsi"/>
-                <w:w w:val="125"/>
-                <w:sz w:val="20"/>
-                <w:szCs w:val="20"/>
-              </w:rPr>
-              <w:instrText xml:space="preserve"> =IF(pub_day+6&gt;this_mon_days, -this_mon_days, 0)+pub_day+6 \* MERGEFORMAT </w:instrText>
-            </w:r>
-            <w:r>
-              <w:rPr>
-                <w:rFonts w:ascii="Barlow Condensed Medium" w:eastAsia="華康儷中黑" w:hAnsi="Barlow Condensed Medium" w:cstheme="minorHAnsi"/>
-                <w:w w:val="125"/>
-                <w:sz w:val="20"/>
-                <w:szCs w:val="20"/>
-              </w:rPr>
-              <w:fldChar w:fldCharType="separate"/>
-            </w:r>
-            <w:r>
-              <w:rPr>
-                <w:rFonts w:ascii="Barlow Condensed Medium" w:eastAsia="華康儷中黑" w:hAnsi="Barlow Condensed Medium" w:cstheme="minorHAnsi"/>
-                <w:noProof/>
-                <w:w w:val="125"/>
-                <w:sz w:val="20"/>
-                <w:szCs w:val="20"/>
-              </w:rPr>
-              <w:t>30</w:t>
-            </w:r>
-            <w:r>
-              <w:rPr>
-                <w:rFonts w:ascii="Barlow Condensed Medium" w:eastAsia="華康儷中黑" w:hAnsi="Barlow Condensed Medium" w:cstheme="minorHAnsi"/>
-                <w:w w:val="125"/>
-                <w:sz w:val="20"/>
-                <w:szCs w:val="20"/>
-              </w:rPr>
-              <w:fldChar w:fldCharType="end"/>
-            </w:r>
-          </w:p>
-        </w:tc>
-        <w:tc>
-          <w:tcPr>
-            <w:tcW w:w="1904" w:type="dxa"/>
-            <w:tcBorders>
-              <w:top w:val="single" w:sz="4" w:space="0" w:color="auto"/>
-              <w:left w:val="single" w:sz="4" w:space="0" w:color="auto"/>
-              <w:bottom w:val="single" w:sz="12" w:space="0" w:color="auto"/>
-            </w:tcBorders>
-            <w:tcMar>
-              <w:left w:w="28" w:type="dxa"/>
-              <w:right w:w="28" w:type="dxa"/>
-            </w:tcMar>
-            <w:vAlign w:val="center"/>
-          </w:tcPr>
-          <w:p>
-            <w:pPr>
-              <w:snapToGrid w:val="0"/>
-              <w:rPr>
-                <w:rFonts w:ascii="Yanone Kaffeesatz Regular" w:eastAsia="華康儷中黑" w:hAnsi="Yanone Kaffeesatz Regular"/>
-                <w:b/>
-                <w:bCs/>
-                <w:w w:val="125"/>
-                <w:sz w:val="20"/>
-                <w:szCs w:val="20"/>
-              </w:rPr>
-            </w:pPr>
-            <w:r>
-              <w:rPr>
-                <w:rFonts w:ascii="Yanone Kaffeesatz Regular" w:eastAsia="華康儷中黑" w:hAnsi="Yanone Kaffeesatz Regular" w:cs="DaunPenh"/>
-                <w:b/>
-                <w:bCs/>
-                <w:w w:val="125"/>
-                <w:sz w:val="20"/>
-                <w:szCs w:val="20"/>
-              </w:rPr>
-              <w:t>9:9-10:7(9:22-23)</w:t>
+              <w:t>18:23-19*(19:6)</w:t>
             </w:r>
           </w:p>
         </w:tc>
@@ -27068,6 +26906,7 @@
           <w:w w:val="60"/>
           <w:sz w:val="26"/>
           <w:szCs w:val="26"/>
+          <w:lang w:bidi="he-IL"/>
         </w:rPr>
         <w:drawing>
           <wp:anchor distT="0" distB="0" distL="114300" distR="114300" simplePos="0" relativeHeight="251652096" behindDoc="1" locked="0" layoutInCell="1" allowOverlap="1" wp14:anchorId="433B7986" wp14:editId="39AC0942">
@@ -27449,7 +27288,7 @@
           <w:sz w:val="26"/>
           <w:szCs w:val="26"/>
         </w:rPr>
-        <w:t>不可勝數的榮耀</w:t>
+        <w:t>勝過列王的王</w:t>
       </w:r>
       <w:r>
         <w:rPr>
@@ -27469,7 +27308,7 @@
           <w:rFonts w:ascii="華康古印體" w:eastAsia="華康古印體" w:hAnsi="Barlow Condensed Medium" w:cs="Arial"/>
           <w:b/>
           <w:bCs/>
-          <w:w w:val="75"/>
+          <w:w w:val="70"/>
           <w:sz w:val="26"/>
           <w:szCs w:val="26"/>
         </w:rPr>
@@ -27500,9 +27339,59 @@
           <w:w w:val="70"/>
           <w:sz w:val="26"/>
           <w:szCs w:val="26"/>
-        </w:rPr>
-        <w:t>我所要建造的殿宇甚大；因為我們的神至大，超乎諸神。天和天上的天，尚且不足他居住的，誰能為他建造殿宇呢？我是誰？能為他建造殿宇嗎？不過在他面前燒香而已。</w:t>
+          <w:u w:val="single"/>
+        </w:rPr>
+        <w:t>所羅門</w:t>
       </w:r>
+      <w:r>
+        <w:rPr>
+          <w:rFonts w:ascii="華康古印體" w:eastAsia="華康古印體" w:hAnsi="Barlow Condensed Medium" w:cs="Arial" w:hint="eastAsia"/>
+          <w:b/>
+          <w:bCs/>
+          <w:w w:val="70"/>
+          <w:sz w:val="26"/>
+          <w:szCs w:val="26"/>
+        </w:rPr>
+        <w:t>王的財寶與智慧勝過天下的列王。普天下的王都求見</w:t>
+      </w:r>
+      <w:r>
+        <w:rPr>
+          <w:rFonts w:ascii="華康古印體" w:eastAsia="華康古印體" w:hAnsi="Barlow Condensed Medium" w:cs="Arial" w:hint="eastAsia"/>
+          <w:b/>
+          <w:bCs/>
+          <w:w w:val="70"/>
+          <w:sz w:val="26"/>
+          <w:szCs w:val="26"/>
+          <w:u w:val="single"/>
+        </w:rPr>
+        <w:t>所羅門</w:t>
+      </w:r>
+      <w:r>
+        <w:rPr>
+          <w:rFonts w:ascii="華康古印體" w:eastAsia="華康古印體" w:hAnsi="Barlow Condensed Medium" w:cs="Arial" w:hint="eastAsia"/>
+          <w:b/>
+          <w:bCs/>
+          <w:w w:val="70"/>
+          <w:sz w:val="26"/>
+          <w:szCs w:val="26"/>
+        </w:rPr>
+        <w:t>，要聽神賜給他智慧的話。</w:t>
+      </w:r>
+    </w:p>
+    <w:p>
+      <w:pPr>
+        <w:kinsoku w:val="0"/>
+        <w:snapToGrid w:val="0"/>
+        <w:spacing w:line="300" w:lineRule="exact"/>
+        <w:rPr>
+          <w:rFonts w:ascii="華康古印體" w:eastAsia="華康古印體" w:hAnsi="Barlow Condensed Medium" w:cs="Arial"/>
+          <w:b/>
+          <w:bCs/>
+          <w:w w:val="75"/>
+          <w:sz w:val="26"/>
+          <w:szCs w:val="26"/>
+        </w:rPr>
+      </w:pPr>
       <w:r>
         <w:rPr>
           <w:rFonts w:ascii="Barlow Condensed Medium" w:eastAsia="華康儷中黑" w:hAnsi="Barlow Condensed Medium" w:cs="Calibri"/>
@@ -27541,7 +27430,7 @@
           <w:sz w:val="26"/>
           <w:szCs w:val="26"/>
         </w:rPr>
-        <w:t>2</w:t>
+        <w:t>9</w:t>
       </w:r>
       <w:r>
         <w:rPr>
@@ -27561,7 +27450,7 @@
           <w:sz w:val="26"/>
           <w:szCs w:val="26"/>
         </w:rPr>
-        <w:t>5-6</w:t>
+        <w:t>22-23</w:t>
       </w:r>
       <w:r>
         <w:rPr>
@@ -27683,7 +27572,7 @@
                 <w:sz w:val="26"/>
                 <w:szCs w:val="26"/>
               </w:rPr>
-              <w:t xml:space="preserve">　神既不住人手造的殿，又為何要蓋它</w:t>
+              <w:t>以色列王國真正的王是誰</w:t>
             </w:r>
             <w:r>
               <w:rPr>
@@ -27692,7 +27581,7 @@
                 <w:sz w:val="26"/>
                 <w:szCs w:val="26"/>
               </w:rPr>
-              <w:t xml:space="preserve">? </w:t>
+              <w:t>?</w:t>
             </w:r>
           </w:p>
         </w:tc>
@@ -27755,7 +27644,7 @@
                 <w:sz w:val="26"/>
                 <w:szCs w:val="26"/>
               </w:rPr>
-              <w:t>王向人民徵勞役有何問題</w:t>
+              <w:t>智慧大國與軍事大國有何不同</w:t>
             </w:r>
             <w:r>
               <w:rPr>
@@ -27827,7 +27716,7 @@
                 <w:sz w:val="26"/>
                 <w:szCs w:val="26"/>
               </w:rPr>
-              <w:t>國與國交往的基本原則</w:t>
+              <w:t>幾近誇大的所羅間盛世有何意義</w:t>
             </w:r>
             <w:r>
               <w:rPr>
@@ -27908,7 +27797,7 @@
                 <w:sz w:val="26"/>
                 <w:szCs w:val="26"/>
               </w:rPr>
-              <w:t>如何才能真正榮耀　神</w:t>
+              <w:t>耶穌如何成為萬王之王</w:t>
             </w:r>
             <w:r>
               <w:rPr>
@@ -27963,6 +27852,7 @@
         <w:rPr>
           <w:rFonts w:ascii="Barlow Condensed Medium" w:hAnsi="Barlow Condensed Medium"/>
           <w:noProof/>
+          <w:lang w:bidi="he-IL"/>
         </w:rPr>
         <mc:AlternateContent>
           <mc:Choice Requires="wps">
@@ -28028,7 +27918,7 @@
           </mc:Choice>
           <mc:Fallback>
             <w:pict>
-              <v:line w14:anchorId="1BDB21CB" id="直線接點 6" o:spid="_x0000_s1026" style="position:absolute;z-index:251665408;visibility:visible;mso-wrap-style:square;mso-width-percent:0;mso-height-percent:0;mso-wrap-distance-left:9pt;mso-wrap-distance-top:0;mso-wrap-distance-right:9pt;mso-wrap-distance-bottom:0;mso-position-horizontal:absolute;mso-position-horizontal-relative:page;mso-position-vertical:absolute;mso-position-vertical-relative:page;mso-width-percent:0;mso-height-percent:0;mso-width-relative:margin;mso-height-relative:margin" from="343.9pt,19.85pt" to="345.05pt,710.95pt" o:gfxdata="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" strokecolor="black [3213]" strokeweight=".5pt">
+              <v:line w14:anchorId="7A40D64E" id="直線接點 6" o:spid="_x0000_s1026" style="position:absolute;z-index:251665408;visibility:visible;mso-wrap-style:square;mso-width-percent:0;mso-height-percent:0;mso-wrap-distance-left:9pt;mso-wrap-distance-top:0;mso-wrap-distance-right:9pt;mso-wrap-distance-bottom:0;mso-position-horizontal:absolute;mso-position-horizontal-relative:page;mso-position-vertical:absolute;mso-position-vertical-relative:page;mso-width-percent:0;mso-height-percent:0;mso-width-relative:margin;mso-height-relative:margin" from="343.9pt,19.85pt" to="345.05pt,710.95pt" o:gfxdata="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" strokecolor="black [3213]" strokeweight=".5pt">
                 <v:stroke dashstyle="3 1" joinstyle="miter"/>
                 <w10:wrap anchorx="page" anchory="page"/>
               </v:line>
@@ -28040,6 +27930,7 @@
         <w:rPr>
           <w:rFonts w:ascii="Barlow Condensed Medium" w:hAnsi="Barlow Condensed Medium"/>
           <w:noProof/>
+          <w:lang w:bidi="he-IL"/>
         </w:rPr>
         <mc:AlternateContent>
           <mc:Choice Requires="wps">
@@ -28105,7 +27996,7 @@
           </mc:Choice>
           <mc:Fallback>
             <w:pict>
-              <v:line w14:anchorId="55357C73" id="直線接點 4" o:spid="_x0000_s1026" style="position:absolute;z-index:251661312;visibility:visible;mso-wrap-style:square;mso-width-percent:0;mso-height-percent:0;mso-wrap-distance-left:9pt;mso-wrap-distance-top:0;mso-wrap-distance-right:9pt;mso-wrap-distance-bottom:0;mso-position-horizontal:absolute;mso-position-horizontal-relative:page;mso-position-vertical:absolute;mso-position-vertical-relative:page;mso-width-percent:0;mso-height-percent:0;mso-width-relative:margin;mso-height-relative:margin" from="343.9pt,19.85pt" to="345.05pt,710.95pt" o:gfxdata="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" strokecolor="black [3213]" strokeweight=".5pt">
+              <v:line w14:anchorId="57C9C322" id="直線接點 4" o:spid="_x0000_s1026" style="position:absolute;z-index:251661312;visibility:visible;mso-wrap-style:square;mso-width-percent:0;mso-height-percent:0;mso-wrap-distance-left:9pt;mso-wrap-distance-top:0;mso-wrap-distance-right:9pt;mso-wrap-distance-bottom:0;mso-position-horizontal:absolute;mso-position-horizontal-relative:page;mso-position-vertical:absolute;mso-position-vertical-relative:page;mso-width-percent:0;mso-height-percent:0;mso-width-relative:margin;mso-height-relative:margin" from="343.9pt,19.85pt" to="345.05pt,710.95pt" o:gfxdata="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" strokecolor="black [3213]" strokeweight=".5pt">
                 <v:stroke dashstyle="3 1" joinstyle="miter"/>
                 <w10:wrap anchorx="page" anchory="page"/>
               </v:line>
@@ -28297,7 +28188,7 @@
           <w:sz w:val="26"/>
           <w:szCs w:val="26"/>
         </w:rPr>
-        <w:t>不可勝數的榮耀</w:t>
+        <w:t>勝過列王的王</w:t>
       </w:r>
       <w:r>
         <w:rPr>
@@ -28388,7 +28279,7 @@
                 <w:sz w:val="26"/>
                 <w:szCs w:val="26"/>
               </w:rPr>
-              <w:t>2:1-10</w:t>
+              <w:t>9:17-28</w:t>
             </w:r>
           </w:p>
         </w:tc>
@@ -28425,7 +28316,7 @@
       <w:pPr>
         <w:kinsoku w:val="0"/>
         <w:snapToGrid w:val="0"/>
-        <w:spacing w:afterLines="50" w:after="165" w:line="290" w:lineRule="exact"/>
+        <w:spacing w:afterLines="50" w:after="165" w:line="296" w:lineRule="exact"/>
         <w:jc w:val="both"/>
         <w:rPr>
           <w:rFonts w:ascii="Barlow Condensed Medium" w:eastAsia="華康細黑體" w:hAnsi="Barlow Condensed Medium" w:cs="微軟正黑體"/>
@@ -28441,7 +28332,79 @@
           <w:sz w:val="26"/>
           <w:szCs w:val="26"/>
         </w:rPr>
-        <w:t>聖殿和皇宮的工程浩大，耗費龐大的人力和物力。但是為何要為天地都容不下的　神耶和華蓋一座殿呢？乃是按　神的話，作為祂與大衛家永遠同在的記號。</w:t>
+        <w:t xml:space="preserve">　神賞賜所羅門智慧治理以色列，統管諸王，從大河到非利士地，直到埃及邊界。</w:t>
+      </w:r>
+      <w:r>
+        <w:rPr>
+          <w:rFonts w:ascii="Barlow Condensed Medium" w:eastAsia="華康儷中黑" w:hAnsi="Barlow Condensed Medium" w:hint="eastAsia"/>
+          <w:w w:val="70"/>
+          <w:sz w:val="26"/>
+          <w:szCs w:val="26"/>
+        </w:rPr>
+        <w:t>(26)</w:t>
+      </w:r>
+      <w:r>
+        <w:rPr>
+          <w:rFonts w:ascii="Barlow Condensed Medium" w:eastAsia="華康儷中黑" w:hAnsi="Barlow Condensed Medium" w:hint="eastAsia"/>
+          <w:w w:val="70"/>
+          <w:sz w:val="26"/>
+          <w:szCs w:val="26"/>
+        </w:rPr>
+        <w:t>正如示巴王女所言：「</w:t>
+      </w:r>
+      <w:r>
+        <w:rPr>
+          <w:rFonts w:ascii="Barlow Condensed Medium" w:eastAsia="華康儷中黑" w:hAnsi="Barlow Condensed Medium"/>
+          <w:w w:val="70"/>
+          <w:sz w:val="26"/>
+          <w:szCs w:val="26"/>
+        </w:rPr>
+        <w:t>…</w:t>
+      </w:r>
+      <w:r>
+        <w:rPr>
+          <w:rFonts w:ascii="Barlow Condensed Medium" w:eastAsia="華康儷中黑" w:hAnsi="Barlow Condensed Medium" w:hint="eastAsia"/>
+          <w:w w:val="70"/>
+          <w:sz w:val="26"/>
+          <w:szCs w:val="26"/>
+        </w:rPr>
+        <w:t>使你坐他的國位，為耶和華──你的神作王</w:t>
+      </w:r>
+      <w:r>
+        <w:rPr>
+          <w:rFonts w:ascii="Barlow Condensed Medium" w:eastAsia="華康儷中黑" w:hAnsi="Barlow Condensed Medium"/>
+          <w:w w:val="70"/>
+          <w:sz w:val="26"/>
+          <w:szCs w:val="26"/>
+        </w:rPr>
+        <w:t>…</w:t>
+      </w:r>
+      <w:r>
+        <w:rPr>
+          <w:rFonts w:ascii="Barlow Condensed Medium" w:eastAsia="華康儷中黑" w:hAnsi="Barlow Condensed Medium" w:hint="eastAsia"/>
+          <w:w w:val="70"/>
+          <w:sz w:val="26"/>
+          <w:szCs w:val="26"/>
+        </w:rPr>
+        <w:t>」</w:t>
+      </w:r>
+      <w:r>
+        <w:rPr>
+          <w:rFonts w:ascii="Barlow Condensed Medium" w:eastAsia="華康儷中黑" w:hAnsi="Barlow Condensed Medium" w:hint="eastAsia"/>
+          <w:w w:val="70"/>
+          <w:sz w:val="26"/>
+          <w:szCs w:val="26"/>
+        </w:rPr>
+        <w:t>(8)</w:t>
+      </w:r>
+      <w:r>
+        <w:rPr>
+          <w:rFonts w:ascii="Barlow Condensed Medium" w:eastAsia="華康儷中黑" w:hAnsi="Barlow Condensed Medium" w:hint="eastAsia"/>
+          <w:w w:val="70"/>
+          <w:sz w:val="26"/>
+          <w:szCs w:val="26"/>
+        </w:rPr>
+        <w:t>。</w:t>
       </w:r>
       <w:r>
         <w:rPr>
@@ -28450,14 +28413,14 @@
           <w:sz w:val="26"/>
           <w:szCs w:val="26"/>
         </w:rPr>
-        <w:t>宮殿、神廟或陵墓就如同人類的奢侈品一樣，是要在民生物質需求滿足和充裕之後，來可能有餘力來打造這種追求精神上的榮耀性和紀念性的巨大建築。就算是　神廟，表面上是榮耀神靈，實際上卻有政治上收聚民心和經濟上促進商業活動的果效。所以，大衛好不容易平定四方邊境，人民需要的是休養生息，享受和平。直到傳給兒子所羅門，國力恢復且民生富裕之際，建造聖殿和皇宮，追求更高的精神生活，才是明智之舉，也是　神旨意背後的美意。後來聖殿蓋了七年，皇宮蓋了十三年，就可見工程的浩大。重點是所羅門自己如何解釋為耶和華蓋聖殿的意義。高大的殿宇和焚香的儀式都是人為了營造神靈降臨的氛圍而作，耶和華的尊榮和崇高根本不能裝在人的建築裡。建造聖殿乃是為了履行父親的遺命和繼承耶和華給大衛家的聖約和祝福。當然，　神的同在，也象徵祂與以色列人聖約一樣長存。就像我國在非洲唯一的邦交國史瓦濟蘭王國，如何能抗拒大國的經濟威脅。據說是先王的遺命，一種對盟友的忠誠。而所羅門的聖殿也是建立在這樣的忠誠之上。</w:t>
+        <w:t>大河指的是肥沃月灣兩河流域的上河，也就是現今的利比亞，西到黎巴嫩，南到非利士地就是現今的迦薩走廊，再到埃及的邊界，就是整個西乃半島的北海岸。其實，以色列可能從來未曾統治過這麼大的領土，甚至所羅門時代也沒有。有考古學家認為，大衛王朝只是一個小小的猶大城邦，而所羅門的盛世根本不存在。原因在於，如果真有這麼顯赫的國家，為什麼連一絲考古的證據都沒發現。因此，聖經中這個過於誇大的記載，有人說這個偉大的所羅門國度，就是　神國降臨時的景況，就是　神自己親自統治以色列的時候。但是，無論如何，歷代志的作者延續他一貫的觀點，就是以色列的王乃是耶和華，而任何一位被立為以色列的領袖的人，都是　神的僕人，是代替　神來治理以色列人的。而所羅門就是最神秘和最兩極化的領袖，從敬畏　神，領受　神的智慧，本該是最認識　神的一個王，最後還是離棄了　神。甚至因為奴役自己的百姓而埋下王國分裂的禍根。</w:t>
       </w:r>
     </w:p>
     <w:p>
       <w:pPr>
         <w:kinsoku w:val="0"/>
         <w:snapToGrid w:val="0"/>
-        <w:spacing w:afterLines="50" w:after="165" w:line="290" w:lineRule="exact"/>
+        <w:spacing w:afterLines="50" w:after="165" w:line="296" w:lineRule="exact"/>
         <w:jc w:val="both"/>
         <w:rPr>
           <w:rFonts w:ascii="Barlow Condensed Medium" w:eastAsia="華康細黑體" w:hAnsi="Barlow Condensed Medium" w:cs="微軟正黑體"/>
@@ -28473,7 +28436,7 @@
           <w:sz w:val="26"/>
           <w:szCs w:val="26"/>
         </w:rPr>
-        <w:t>首先是材料，主要是巨石和巨木，取得沒問題，搬運才是最大的問題。古代的巨大工程都須要苦役作搬運的人力，通常是戰俘，而所羅門用的是剩餘的迦南人。</w:t>
+        <w:t>所羅門以智慧外交和國際通商致富。設防鞏固疆域，使節的禮尚往來，過人的智慧使各國臣服，共享和平。又建立了海、陸的商路，聚集財富，厚植國力。</w:t>
       </w:r>
       <w:r>
         <w:rPr>
@@ -28482,7 +28445,7 @@
           <w:sz w:val="26"/>
           <w:szCs w:val="26"/>
         </w:rPr>
-        <w:t>本章的</w:t>
+        <w:t>古代近東的君王有相互較量智慧而論戰的風氣，無非是爭一大國的面子和文明之邦的國際形象。從所羅門王宮絡驛不絕的王侯貴客，我們可看出一個文明的大國可以牽動周圍國家的關係和局勢，用智慧的交流來維持穩定的和平。君王慕名而來，送金贈禮的，就是為了見識和受教於所羅門王的智慧，這是多麼風雅和高尚的事。另外就是商路的拓展，就陸地的貿易路線，中亞地區就位於歐、亞、非三大陸的十字路口，但是受限於古代的交通和地形的不便。而海運就成了重運量的運輸方式。推羅的希蘭王為所羅門建造船隊。南方船隊由阿卡巴灣的以旬‧迦別往南到阿拉伯半島或是非洲東岸的俄斐，帶回來金子、檀香木和寶石</w:t>
       </w:r>
       <w:r>
         <w:rPr>
@@ -28491,7 +28454,7 @@
           <w:sz w:val="26"/>
           <w:szCs w:val="26"/>
         </w:rPr>
-        <w:t>17,18</w:t>
+        <w:t>(9:10)</w:t>
       </w:r>
       <w:r>
         <w:rPr>
@@ -28500,7 +28463,7 @@
           <w:sz w:val="26"/>
           <w:szCs w:val="26"/>
         </w:rPr>
-        <w:t>節重述了苦役的人數，又補充說明了他們就是住在以色列人中的迦南人。有沒有使用牲口我們不得而知，或</w:t>
+        <w:t>。又地中海船隊能航行到他施</w:t>
       </w:r>
       <w:r>
         <w:rPr>
@@ -28509,7 +28472,7 @@
           <w:sz w:val="26"/>
           <w:szCs w:val="26"/>
         </w:rPr>
-        <w:t>許建材需要更有技巧的搬運，人成了可學習和指揮的最佳勞動力。古代甚至會為了這種苦役的短缺而發動戰爭，用從他國抓來的奴隸作補充。特別是俘擄各種技術的工匠，更是對建築工程大有助益。這也是撒母耳在一開始警告以色列人的，有了王，他們就必須作王的奴隸。這樣的苦役制度一直延續到所羅門的兒子羅波安。在所羅門時代就已經徵召了三萬以色列人作苦役</w:t>
+        <w:t>(</w:t>
       </w:r>
       <w:r>
         <w:rPr>
@@ -28518,7 +28481,7 @@
           <w:sz w:val="26"/>
           <w:szCs w:val="26"/>
         </w:rPr>
-        <w:t>(</w:t>
+        <w:t>西班牙</w:t>
       </w:r>
       <w:r>
         <w:rPr>
@@ -28527,7 +28490,7 @@
           <w:sz w:val="26"/>
           <w:szCs w:val="26"/>
         </w:rPr>
-        <w:t>王上</w:t>
+        <w:t>)</w:t>
       </w:r>
       <w:r>
         <w:rPr>
@@ -28536,7 +28499,7 @@
           <w:sz w:val="26"/>
           <w:szCs w:val="26"/>
         </w:rPr>
-        <w:t>5:13-18)</w:t>
+        <w:t>帶回來象牙、猿猴和孔雀</w:t>
       </w:r>
       <w:r>
         <w:rPr>
@@ -28545,7 +28508,7 @@
           <w:sz w:val="26"/>
           <w:szCs w:val="26"/>
         </w:rPr>
-        <w:t>。為後來王國的分裂埋下了禍根。被以色列人擁立為王的耶羅波安，竟是所羅門任命的約瑟家服勞役工人的總監。</w:t>
+        <w:t>(9:21)</w:t>
       </w:r>
       <w:r>
         <w:rPr>
@@ -28554,41 +28517,14 @@
           <w:sz w:val="26"/>
           <w:szCs w:val="26"/>
         </w:rPr>
-        <w:t>(</w:t>
-      </w:r>
-      <w:r>
-        <w:rPr>
-          <w:rFonts w:ascii="Barlow Condensed Medium" w:eastAsia="華康細黑體" w:hAnsi="Barlow Condensed Medium" w:cs="微軟正黑體" w:hint="eastAsia"/>
-          <w:w w:val="70"/>
-          <w:sz w:val="26"/>
-          <w:szCs w:val="26"/>
-        </w:rPr>
-        <w:t>王上</w:t>
-      </w:r>
-      <w:r>
-        <w:rPr>
-          <w:rFonts w:ascii="Barlow Condensed Medium" w:eastAsia="華康細黑體" w:hAnsi="Barlow Condensed Medium" w:cs="微軟正黑體" w:hint="eastAsia"/>
-          <w:w w:val="70"/>
-          <w:sz w:val="26"/>
-          <w:szCs w:val="26"/>
-        </w:rPr>
-        <w:t>11:28)</w:t>
-      </w:r>
-      <w:r>
-        <w:rPr>
-          <w:rFonts w:ascii="Barlow Condensed Medium" w:eastAsia="華康細黑體" w:hAnsi="Barlow Condensed Medium" w:cs="微軟正黑體" w:hint="eastAsia"/>
-          <w:w w:val="70"/>
-          <w:sz w:val="26"/>
-          <w:szCs w:val="26"/>
-        </w:rPr>
-        <w:t>。苦役無法取代，如何善待才是智慧。</w:t>
+        <w:t>。這些高級的奢侈品就是財富的象徵。不過這是君王的財富，就不知平民生活如何。</w:t>
       </w:r>
     </w:p>
     <w:p>
       <w:pPr>
         <w:kinsoku w:val="0"/>
         <w:snapToGrid w:val="0"/>
-        <w:spacing w:afterLines="50" w:after="165" w:line="290" w:lineRule="exact"/>
+        <w:spacing w:afterLines="50" w:after="165" w:line="296" w:lineRule="exact"/>
         <w:jc w:val="both"/>
         <w:rPr>
           <w:rFonts w:ascii="Barlow Condensed Medium" w:eastAsia="華康細黑體" w:hAnsi="Barlow Condensed Medium" w:cs="微軟正黑體"/>
@@ -28604,7 +28540,7 @@
           <w:sz w:val="26"/>
           <w:szCs w:val="26"/>
         </w:rPr>
-        <w:t>其次是技術人才，採石和伐木的技術不在話下，還需要冶金、用特殊絲線縫製布料和精細雕刻等工匠。因此，與泰爾王希蘭的木材交易和技術合作不可缺。</w:t>
+        <w:t>描述所羅門的王座的榮美表示治政穩固；金子的收入就是經濟繁榮的指標；而馬棚、馬兵和戰車就是軍事力量。如此盛世就是　神祝福和應許超越列國實現了。</w:t>
       </w:r>
       <w:r>
         <w:rPr>
@@ -28613,23 +28549,14 @@
           <w:sz w:val="26"/>
           <w:szCs w:val="26"/>
         </w:rPr>
-        <w:t>所羅門與希蘭王往來的信息有許多有趣的地方。首先是交易的目的，就是為至高超過諸神的耶和華建造聖殿，一方面是見證　神興起以色列王國，另一方面則是共享建造聖殿的榮耀。也就是說，與鄰國有和平的關係和互利的貿易往來，乃是耶和華的子民榮耀祂的方式，卻不是用武力強奪鄰國的資源來建設自己國家。這也延續了大衛與希蘭的友好關係。其次是提出物資和人才技術的需求。泰爾就是推羅，是一個腓尼基人的商業小島，著名的就是出口香柏木、紡織品和染料。除此之外，腓尼基人也有相當好的建築技術。如此，透過兩邊的資源和人才的合作，這麼大的工程才有可能實現。又希蘭王派來的巧匠與大衛預備的巧匠一同工作，就產生了文化和技術的交流。又一個小細節，說到紫色和朱紅色絲線，兩字的原文都不是希伯文，而分別是亞蘭文和波斯文，這就反映出作者書寫的年代。不論是被統治，或是與鄰國互助合作，不</w:t>
-      </w:r>
-      <w:r>
-        <w:rPr>
-          <w:rFonts w:ascii="Barlow Condensed Medium" w:eastAsia="華康細黑體" w:hAnsi="Barlow Condensed Medium" w:cs="微軟正黑體" w:hint="eastAsia"/>
-          <w:w w:val="70"/>
-          <w:sz w:val="26"/>
-          <w:szCs w:val="26"/>
-        </w:rPr>
-        <w:t>同的時代建造聖殿，造成了不同的文化交流。</w:t>
+        <w:t>且不論所羅門王的盛世存不存在，這段歷史記載對以色列人的重要意義有兩個。首先，就是見證　神實現給亞伯拉罕的應許，不但帶以色列人進入應許之地，而且還使他們成為大國，他們的王甚至是列王之王。其次是，這大國是用智慧治理和建造，是帶來和平且令列國羡慕的國度。而整個所羅門的國度，可以說是　神的國度的一個範本，見證的是　神的大能和榮耀，不是大衛家族的榮光。若說這從　神來的智慧能使人明辨事理、解決難題和成就各種美好事物。那麼用這智慧來治國就能利益眾人，共享一個和平的國度，這才是以色列人與列國之福。</w:t>
       </w:r>
     </w:p>
     <w:p>
       <w:pPr>
         <w:kinsoku w:val="0"/>
         <w:snapToGrid w:val="0"/>
-        <w:spacing w:afterLines="50" w:after="165" w:line="290" w:lineRule="exact"/>
+        <w:spacing w:afterLines="50" w:after="165" w:line="296" w:lineRule="exact"/>
         <w:jc w:val="both"/>
         <w:rPr>
           <w:rFonts w:ascii="Cambria" w:eastAsia="華康細黑體" w:hAnsi="Cambria" w:cs="Cambria"/>
@@ -28654,7 +28581,7 @@
           <w:sz w:val="26"/>
           <w:szCs w:val="26"/>
         </w:rPr>
-        <w:t>見證榮耀</w:t>
+        <w:t>智慧的國度</w:t>
       </w:r>
       <w:r>
         <w:rPr>
@@ -28667,12 +28594,21 @@
       </w:r>
       <w:r>
         <w:rPr>
+          <w:rFonts w:ascii="Barlow Condensed Medium" w:eastAsia="華康細黑體" w:hAnsi="Barlow Condensed Medium" w:cs="微軟正黑體" w:hint="eastAsia"/>
+          <w:w w:val="70"/>
+          <w:sz w:val="26"/>
+          <w:szCs w:val="26"/>
+        </w:rPr>
+        <w:t>今天，我們活在一個民主的國度中。台灣人的成就和智慧是世界有目共睹的。正面來看，台灣要繼續進步，就是要讓政府有能力、有智慧、有資源和全民的支持。但是，挾持資源，散佈謊言和假民意，製造仇恨和政治鬥爭，才是惡意分裂國家，不只是沒有智慧，而是邪惡。台灣是個主權獨立的國家，根本沒有從哪個主體分離獨立的問題，只有</w:t>
+      </w:r>
+      <w:r>
+        <w:rPr>
           <w:rFonts w:ascii="Cambria" w:eastAsia="華康細黑體" w:hAnsi="Cambria" w:cs="Cambria" w:hint="eastAsia"/>
           <w:w w:val="70"/>
           <w:sz w:val="26"/>
           <w:szCs w:val="26"/>
         </w:rPr>
-        <w:t>大衛的王朝和所羅門的聖殿都是　神耶和華為了彰顯和見證自己的信實和與以色列人的聖約，用祂的大能所成就的。使一群埃及的奴隸變成大國的國民。後來，當以色列人背離祂，追隨偶像且在道德上墮落的時候，</w:t>
+        <w:t>那些為了爭權奪利的政客所製造內部的分裂。有智慧的台灣公民必須能分辨。大國不一定有智慧，但是智慧能使小國展現大國的氣度和力量。而台灣稱得上是個有大國風範的小國。而台灣在扶持我們的友邦、援助鄰國的災難，甚至是在國際的互助合作，都展現了「</w:t>
       </w:r>
       <w:r>
         <w:rPr>
@@ -28681,7 +28617,7 @@
           <w:sz w:val="26"/>
           <w:szCs w:val="26"/>
         </w:rPr>
-        <w:t xml:space="preserve">  </w:t>
+        <w:t>Taiwan Can Help!</w:t>
       </w:r>
       <w:r>
         <w:rPr>
@@ -28690,14 +28626,14 @@
           <w:sz w:val="26"/>
           <w:szCs w:val="26"/>
         </w:rPr>
-        <w:t>神竟然容許祂的聖殿和約櫃被拆毀，容許自己的名被辱罵。但是，　神的榮耀卻一絲一亳沒有減損，正因祂不住人手所造的殿。祂又繼續帶領祂的餘民回歸，重建祂的殿，直到祂的愛子耶穌基督，用他的身體建造新的聖殿。這新聖殿是由追隨基督的門徒所組成，學習基督的愛和行動，真正榮耀他的天父。什麼是榮耀，跳水救人的大學生枉喪性命卻有榮耀。消防員為了救人把氧氣罩給了傷者使用卻犧牲了自己有榮耀。任何彰顯良善和堅守誠信的人有榮耀。當人願意真實地活出神性來榮耀神，就有真正的榮耀。</w:t>
+        <w:t>」的大國風範。是能給出助力和促進合平的。卻不是為了搶奪和壟斷利益，這樣的國家再大，也不可能有真朋友與真和平。而台灣有成熟中的民主、有世界級的經濟影響力，以及足以保衛和守護自己的軍事力量，這三者才是守護台海和平的真正力量，而且是用台灣人的智慧所打造的。</w:t>
       </w:r>
     </w:p>
     <w:p>
       <w:pPr>
         <w:kinsoku w:val="0"/>
         <w:snapToGrid w:val="0"/>
-        <w:spacing w:afterLines="50" w:after="165" w:line="290" w:lineRule="exact"/>
+        <w:spacing w:afterLines="50" w:after="165" w:line="296" w:lineRule="exact"/>
         <w:jc w:val="both"/>
         <w:rPr>
           <w:rFonts w:ascii="Barlow Condensed Medium" w:eastAsia="華康儷中黑" w:hAnsi="Barlow Condensed Medium"/>
@@ -28713,7 +28649,7 @@
           <w:sz w:val="26"/>
           <w:szCs w:val="26"/>
         </w:rPr>
-        <w:t>所羅門明白，他所造的聖殿裝不下　神不可勝數的榮耀，只是個容自己為　神燒香的地方。真正榮耀　神的正如希蘭所說，是　神賜所羅門以智慧治國和建造。</w:t>
+        <w:t>大衛和所羅門盛世塑造了列王之王的彌賽亞形像，直到耶穌時代，甚至今日。但是，復活的彌賽亞，耶穌，已作了永生　神國的王，是賜生命的萬王之王。</w:t>
       </w:r>
       <w:r>
         <w:rPr>
@@ -28722,7 +28658,7 @@
           <w:sz w:val="26"/>
           <w:szCs w:val="26"/>
         </w:rPr>
-        <w:t>君王用宮殿、城池和軍隊來榮耀自己，又建造神廟更是為了提高統治者的聲望和利益。但是，真正認識　神耶和華的人明白，　神不需要，人也不能用，人所造之物來榮耀祂。正如耶穌所教導的，唯有那遵行　神話語的，又在暗處行善不叫人看見的，如此榮耀那在天上的父，父看見就必報答。又像人用恩賜來服事眾人，像所羅門用他的智慧治理邦國，讓世人看見，　神藉著祂的僕人祝福眾人的，就是榮耀　神了。</w:t>
+        <w:t>如今我們有智慧分辨，世間國度不再只是守護君王的家族利益，而　神對大衛家的祝福也是公義的。就是君王敬畏　神，行　神的公義，　神就以祝福與平安報答他，反之就是收回王位和國土，流亡他國。然而，世間的國度能懲罰不義，卻不能還給受害的義人真正的公義。　神的智慧和復活的大能，藉著耶穌基督，解決了人的苦難和世間不義的核心問題。耶穌基督被　神立為萬王之王，不是因為他用武力征服了萬國，乃是因為復活和永生　的　神國將帶來真正的公義與和平。</w:t>
       </w:r>
       <w:r>
         <w:rPr>
@@ -28733,20 +28669,6 @@
         </w:rPr>
         <w:sym w:font="Wingdings" w:char="F043"/>
       </w:r>
-    </w:p>
-    <w:p>
-      <w:pPr>
-        <w:kinsoku w:val="0"/>
-        <w:snapToGrid w:val="0"/>
-        <w:spacing w:afterLines="50" w:after="165" w:line="290" w:lineRule="exact"/>
-        <w:jc w:val="both"/>
-        <w:rPr>
-          <w:rFonts w:ascii="Barlow Condensed Medium" w:eastAsia="華康儷中黑" w:hAnsi="Barlow Condensed Medium"/>
-          <w:w w:val="70"/>
-          <w:sz w:val="26"/>
-          <w:szCs w:val="26"/>
-        </w:rPr>
-      </w:pPr>
     </w:p>
     <w:sectPr>
       <w:headerReference w:type="even" r:id="rId16"/>
@@ -28768,7 +28690,7 @@
 </file>
 
 <file path=word/endnotes.xml><?xml version="1.0" encoding="utf-8"?>
-<w:endnotes xmlns:wpc="http://schemas.microsoft.com/office/word/2010/wordprocessingCanvas" xmlns:cx="http://schemas.microsoft.com/office/drawing/2014/chartex" xmlns:cx1="http://schemas.microsoft.com/office/drawing/2015/9/8/chartex" xmlns:cx2="http://schemas.microsoft.com/office/drawing/2015/10/21/chartex" xmlns:cx3="http://schemas.microsoft.com/office/drawing/2016/5/9/chartex" xmlns:cx4="http://schemas.microsoft.com/office/drawing/2016/5/10/chartex" xmlns:cx5="http://schemas.microsoft.com/office/drawing/2016/5/11/chartex" xmlns:cx6="http://schemas.microsoft.com/office/drawing/2016/5/12/chartex" xmlns:cx7="http://schemas.microsoft.com/office/drawing/2016/5/13/chartex" xmlns:cx8="http://schemas.microsoft.com/office/drawing/2016/5/14/chartex" xmlns:mc="http://schemas.openxmlformats.org/markup-compatibility/2006" xmlns:aink="http://schemas.microsoft.com/office/drawing/2016/ink" xmlns:am3d="http://schemas.microsoft.com/office/drawing/2017/model3d" xmlns:o="urn:schemas-microsoft-com:office:office" xmlns:oel="http://schemas.microsoft.com/office/2019/extlst" xmlns:r="http://schemas.openxmlformats.org/officeDocument/2006/relationships" xmlns:m="http://schemas.openxmlformats.org/officeDocument/2006/math" xmlns:v="urn:schemas-microsoft-com:vml" xmlns:wp14="http://schemas.microsoft.com/office/word/2010/wordprocessingDrawing" xmlns:wp="http://schemas.openxmlformats.org/drawingml/2006/wordprocessingDrawing" xmlns:w10="urn:schemas-microsoft-com:office:word" xmlns:w="http://schemas.openxmlformats.org/wordprocessingml/2006/main" xmlns:w14="http://schemas.microsoft.com/office/word/2010/wordml" xmlns:w15="http://schemas.microsoft.com/office/word/2012/wordml" xmlns:w16cex="http://schemas.microsoft.com/office/word/2018/wordml/cex" xmlns:w16cid="http://schemas.microsoft.com/office/word/2016/wordml/cid" xmlns:w16="http://schemas.microsoft.com/office/word/2018/wordml" xmlns:w16sdtdh="http://schemas.microsoft.com/office/word/2020/wordml/sdtdatahash" xmlns:w16se="http://schemas.microsoft.com/office/word/2015/wordml/symex" xmlns:wpg="http://schemas.microsoft.com/office/word/2010/wordprocessingGroup" xmlns:wpi="http://schemas.microsoft.com/office/word/2010/wordprocessingInk" xmlns:wne="http://schemas.microsoft.com/office/word/2006/wordml" xmlns:wps="http://schemas.microsoft.com/office/word/2010/wordprocessingShape" mc:Ignorable="w14 w15 w16se w16cid w16 w16cex w16sdtdh wp14">
+<w:endnotes xmlns:wpc="http://schemas.microsoft.com/office/word/2010/wordprocessingCanvas" xmlns:mc="http://schemas.openxmlformats.org/markup-compatibility/2006" xmlns:o="urn:schemas-microsoft-com:office:office" xmlns:r="http://schemas.openxmlformats.org/officeDocument/2006/relationships" xmlns:m="http://schemas.openxmlformats.org/officeDocument/2006/math" xmlns:v="urn:schemas-microsoft-com:vml" xmlns:wp14="http://schemas.microsoft.com/office/word/2010/wordprocessingDrawing" xmlns:wp="http://schemas.openxmlformats.org/drawingml/2006/wordprocessingDrawing" xmlns:w10="urn:schemas-microsoft-com:office:word" xmlns:w="http://schemas.openxmlformats.org/wordprocessingml/2006/main" xmlns:w14="http://schemas.microsoft.com/office/word/2010/wordml" xmlns:w15="http://schemas.microsoft.com/office/word/2012/wordml" xmlns:wpg="http://schemas.microsoft.com/office/word/2010/wordprocessingGroup" xmlns:wpi="http://schemas.microsoft.com/office/word/2010/wordprocessingInk" xmlns:wne="http://schemas.microsoft.com/office/word/2006/wordml" xmlns:wps="http://schemas.microsoft.com/office/word/2010/wordprocessingShape" mc:Ignorable="w14 w15 wp14">
   <w:endnote w:type="separator" w:id="-1">
     <w:p>
       <w:r>
@@ -28787,7 +28709,7 @@
 </file>
 
 <file path=word/footnotes.xml><?xml version="1.0" encoding="utf-8"?>
-<w:footnotes xmlns:wpc="http://schemas.microsoft.com/office/word/2010/wordprocessingCanvas" xmlns:cx="http://schemas.microsoft.com/office/drawing/2014/chartex" xmlns:cx1="http://schemas.microsoft.com/office/drawing/2015/9/8/chartex" xmlns:cx2="http://schemas.microsoft.com/office/drawing/2015/10/21/chartex" xmlns:cx3="http://schemas.microsoft.com/office/drawing/2016/5/9/chartex" xmlns:cx4="http://schemas.microsoft.com/office/drawing/2016/5/10/chartex" xmlns:cx5="http://schemas.microsoft.com/office/drawing/2016/5/11/chartex" xmlns:cx6="http://schemas.microsoft.com/office/drawing/2016/5/12/chartex" xmlns:cx7="http://schemas.microsoft.com/office/drawing/2016/5/13/chartex" xmlns:cx8="http://schemas.microsoft.com/office/drawing/2016/5/14/chartex" xmlns:mc="http://schemas.openxmlformats.org/markup-compatibility/2006" xmlns:aink="http://schemas.microsoft.com/office/drawing/2016/ink" xmlns:am3d="http://schemas.microsoft.com/office/drawing/2017/model3d" xmlns:o="urn:schemas-microsoft-com:office:office" xmlns:oel="http://schemas.microsoft.com/office/2019/extlst" xmlns:r="http://schemas.openxmlformats.org/officeDocument/2006/relationships" xmlns:m="http://schemas.openxmlformats.org/officeDocument/2006/math" xmlns:v="urn:schemas-microsoft-com:vml" xmlns:wp14="http://schemas.microsoft.com/office/word/2010/wordprocessingDrawing" xmlns:wp="http://schemas.openxmlformats.org/drawingml/2006/wordprocessingDrawing" xmlns:w10="urn:schemas-microsoft-com:office:word" xmlns:w="http://schemas.openxmlformats.org/wordprocessingml/2006/main" xmlns:w14="http://schemas.microsoft.com/office/word/2010/wordml" xmlns:w15="http://schemas.microsoft.com/office/word/2012/wordml" xmlns:w16cex="http://schemas.microsoft.com/office/word/2018/wordml/cex" xmlns:w16cid="http://schemas.microsoft.com/office/word/2016/wordml/cid" xmlns:w16="http://schemas.microsoft.com/office/word/2018/wordml" xmlns:w16sdtdh="http://schemas.microsoft.com/office/word/2020/wordml/sdtdatahash" xmlns:w16se="http://schemas.microsoft.com/office/word/2015/wordml/symex" xmlns:wpg="http://schemas.microsoft.com/office/word/2010/wordprocessingGroup" xmlns:wpi="http://schemas.microsoft.com/office/word/2010/wordprocessingInk" xmlns:wne="http://schemas.microsoft.com/office/word/2006/wordml" xmlns:wps="http://schemas.microsoft.com/office/word/2010/wordprocessingShape" mc:Ignorable="w14 w15 w16se w16cid w16 w16cex w16sdtdh wp14">
+<w:footnotes xmlns:wpc="http://schemas.microsoft.com/office/word/2010/wordprocessingCanvas" xmlns:mc="http://schemas.openxmlformats.org/markup-compatibility/2006" xmlns:o="urn:schemas-microsoft-com:office:office" xmlns:r="http://schemas.openxmlformats.org/officeDocument/2006/relationships" xmlns:m="http://schemas.openxmlformats.org/officeDocument/2006/math" xmlns:v="urn:schemas-microsoft-com:vml" xmlns:wp14="http://schemas.microsoft.com/office/word/2010/wordprocessingDrawing" xmlns:wp="http://schemas.openxmlformats.org/drawingml/2006/wordprocessingDrawing" xmlns:w10="urn:schemas-microsoft-com:office:word" xmlns:w="http://schemas.openxmlformats.org/wordprocessingml/2006/main" xmlns:w14="http://schemas.microsoft.com/office/word/2010/wordml" xmlns:w15="http://schemas.microsoft.com/office/word/2012/wordml" xmlns:wpg="http://schemas.microsoft.com/office/word/2010/wordprocessingGroup" xmlns:wpi="http://schemas.microsoft.com/office/word/2010/wordprocessingInk" xmlns:wne="http://schemas.microsoft.com/office/word/2006/wordml" xmlns:wps="http://schemas.microsoft.com/office/word/2010/wordprocessingShape" mc:Ignorable="w14 w15 wp14">
   <w:footnote w:type="separator" w:id="-1">
     <w:p>
       <w:r>
@@ -28806,7 +28728,7 @@
 </file>
 
 <file path=word/header1.xml><?xml version="1.0" encoding="utf-8"?>
-<w:hdr xmlns:wpc="http://schemas.microsoft.com/office/word/2010/wordprocessingCanvas" xmlns:cx="http://schemas.microsoft.com/office/drawing/2014/chartex" xmlns:cx1="http://schemas.microsoft.com/office/drawing/2015/9/8/chartex" xmlns:cx2="http://schemas.microsoft.com/office/drawing/2015/10/21/chartex" xmlns:cx3="http://schemas.microsoft.com/office/drawing/2016/5/9/chartex" xmlns:cx4="http://schemas.microsoft.com/office/drawing/2016/5/10/chartex" xmlns:cx5="http://schemas.microsoft.com/office/drawing/2016/5/11/chartex" xmlns:cx6="http://schemas.microsoft.com/office/drawing/2016/5/12/chartex" xmlns:cx7="http://schemas.microsoft.com/office/drawing/2016/5/13/chartex" xmlns:cx8="http://schemas.microsoft.com/office/drawing/2016/5/14/chartex" xmlns:mc="http://schemas.openxmlformats.org/markup-compatibility/2006" xmlns:aink="http://schemas.microsoft.com/office/drawing/2016/ink" xmlns:am3d="http://schemas.microsoft.com/office/drawing/2017/model3d" xmlns:o="urn:schemas-microsoft-com:office:office" xmlns:oel="http://schemas.microsoft.com/office/2019/extlst" xmlns:r="http://schemas.openxmlformats.org/officeDocument/2006/relationships" xmlns:m="http://schemas.openxmlformats.org/officeDocument/2006/math" xmlns:v="urn:schemas-microsoft-com:vml" xmlns:wp14="http://schemas.microsoft.com/office/word/2010/wordprocessingDrawing" xmlns:wp="http://schemas.openxmlformats.org/drawingml/2006/wordprocessingDrawing" xmlns:w10="urn:schemas-microsoft-com:office:word" xmlns:w="http://schemas.openxmlformats.org/wordprocessingml/2006/main" xmlns:w14="http://schemas.microsoft.com/office/word/2010/wordml" xmlns:w15="http://schemas.microsoft.com/office/word/2012/wordml" xmlns:w16cex="http://schemas.microsoft.com/office/word/2018/wordml/cex" xmlns:w16cid="http://schemas.microsoft.com/office/word/2016/wordml/cid" xmlns:w16="http://schemas.microsoft.com/office/word/2018/wordml" xmlns:w16sdtdh="http://schemas.microsoft.com/office/word/2020/wordml/sdtdatahash" xmlns:w16se="http://schemas.microsoft.com/office/word/2015/wordml/symex" xmlns:wpg="http://schemas.microsoft.com/office/word/2010/wordprocessingGroup" xmlns:wpi="http://schemas.microsoft.com/office/word/2010/wordprocessingInk" xmlns:wne="http://schemas.microsoft.com/office/word/2006/wordml" xmlns:wps="http://schemas.microsoft.com/office/word/2010/wordprocessingShape" mc:Ignorable="w14 w15 w16se w16cid w16 w16cex w16sdtdh wp14">
+<w:hdr xmlns:wpc="http://schemas.microsoft.com/office/word/2010/wordprocessingCanvas" xmlns:mc="http://schemas.openxmlformats.org/markup-compatibility/2006" xmlns:o="urn:schemas-microsoft-com:office:office" xmlns:r="http://schemas.openxmlformats.org/officeDocument/2006/relationships" xmlns:m="http://schemas.openxmlformats.org/officeDocument/2006/math" xmlns:v="urn:schemas-microsoft-com:vml" xmlns:wp14="http://schemas.microsoft.com/office/word/2010/wordprocessingDrawing" xmlns:wp="http://schemas.openxmlformats.org/drawingml/2006/wordprocessingDrawing" xmlns:w10="urn:schemas-microsoft-com:office:word" xmlns:w="http://schemas.openxmlformats.org/wordprocessingml/2006/main" xmlns:w14="http://schemas.microsoft.com/office/word/2010/wordml" xmlns:w15="http://schemas.microsoft.com/office/word/2012/wordml" xmlns:wpg="http://schemas.microsoft.com/office/word/2010/wordprocessingGroup" xmlns:wpi="http://schemas.microsoft.com/office/word/2010/wordprocessingInk" xmlns:wne="http://schemas.microsoft.com/office/word/2006/wordml" xmlns:wps="http://schemas.microsoft.com/office/word/2010/wordprocessingShape" mc:Ignorable="w14 w15 wp14">
   <w:p>
     <w:pPr>
       <w:pStyle w:val="a4"/>
@@ -28878,7 +28800,7 @@
         <w:b/>
         <w:noProof/>
       </w:rPr>
-      <w:t>2620</w:t>
+      <w:t>2621</w:t>
     </w:r>
     <w:r>
       <w:rPr>
@@ -29015,7 +28937,7 @@
         <w:b/>
         <w:noProof/>
       </w:rPr>
-      <w:t>17</w:t>
+      <w:t>24</w:t>
     </w:r>
     <w:r>
       <w:rPr>
@@ -29087,7 +29009,7 @@
         <w:b/>
         <w:noProof/>
       </w:rPr>
-      <w:t>2620</w:t>
+      <w:t>2621</w:t>
     </w:r>
     <w:r>
       <w:rPr>
@@ -29224,7 +29146,7 @@
         <w:b/>
         <w:noProof/>
       </w:rPr>
-      <w:t>17</w:t>
+      <w:t>24</w:t>
     </w:r>
     <w:r>
       <w:rPr>
@@ -29264,7 +29186,7 @@
 </file>
 
 <file path=word/header2.xml><?xml version="1.0" encoding="utf-8"?>
-<w:hdr xmlns:wpc="http://schemas.microsoft.com/office/word/2010/wordprocessingCanvas" xmlns:cx="http://schemas.microsoft.com/office/drawing/2014/chartex" xmlns:cx1="http://schemas.microsoft.com/office/drawing/2015/9/8/chartex" xmlns:cx2="http://schemas.microsoft.com/office/drawing/2015/10/21/chartex" xmlns:cx3="http://schemas.microsoft.com/office/drawing/2016/5/9/chartex" xmlns:cx4="http://schemas.microsoft.com/office/drawing/2016/5/10/chartex" xmlns:cx5="http://schemas.microsoft.com/office/drawing/2016/5/11/chartex" xmlns:cx6="http://schemas.microsoft.com/office/drawing/2016/5/12/chartex" xmlns:cx7="http://schemas.microsoft.com/office/drawing/2016/5/13/chartex" xmlns:cx8="http://schemas.microsoft.com/office/drawing/2016/5/14/chartex" xmlns:mc="http://schemas.openxmlformats.org/markup-compatibility/2006" xmlns:aink="http://schemas.microsoft.com/office/drawing/2016/ink" xmlns:am3d="http://schemas.microsoft.com/office/drawing/2017/model3d" xmlns:o="urn:schemas-microsoft-com:office:office" xmlns:oel="http://schemas.microsoft.com/office/2019/extlst" xmlns:r="http://schemas.openxmlformats.org/officeDocument/2006/relationships" xmlns:m="http://schemas.openxmlformats.org/officeDocument/2006/math" xmlns:v="urn:schemas-microsoft-com:vml" xmlns:wp14="http://schemas.microsoft.com/office/word/2010/wordprocessingDrawing" xmlns:wp="http://schemas.openxmlformats.org/drawingml/2006/wordprocessingDrawing" xmlns:w10="urn:schemas-microsoft-com:office:word" xmlns:w="http://schemas.openxmlformats.org/wordprocessingml/2006/main" xmlns:w14="http://schemas.microsoft.com/office/word/2010/wordml" xmlns:w15="http://schemas.microsoft.com/office/word/2012/wordml" xmlns:w16cex="http://schemas.microsoft.com/office/word/2018/wordml/cex" xmlns:w16cid="http://schemas.microsoft.com/office/word/2016/wordml/cid" xmlns:w16="http://schemas.microsoft.com/office/word/2018/wordml" xmlns:w16sdtdh="http://schemas.microsoft.com/office/word/2020/wordml/sdtdatahash" xmlns:w16se="http://schemas.microsoft.com/office/word/2015/wordml/symex" xmlns:wpg="http://schemas.microsoft.com/office/word/2010/wordprocessingGroup" xmlns:wpi="http://schemas.microsoft.com/office/word/2010/wordprocessingInk" xmlns:wne="http://schemas.microsoft.com/office/word/2006/wordml" xmlns:wps="http://schemas.microsoft.com/office/word/2010/wordprocessingShape" mc:Ignorable="w14 w15 w16se w16cid w16 w16cex w16sdtdh wp14">
+<w:hdr xmlns:wpc="http://schemas.microsoft.com/office/word/2010/wordprocessingCanvas" xmlns:mc="http://schemas.openxmlformats.org/markup-compatibility/2006" xmlns:o="urn:schemas-microsoft-com:office:office" xmlns:r="http://schemas.openxmlformats.org/officeDocument/2006/relationships" xmlns:m="http://schemas.openxmlformats.org/officeDocument/2006/math" xmlns:v="urn:schemas-microsoft-com:vml" xmlns:wp14="http://schemas.microsoft.com/office/word/2010/wordprocessingDrawing" xmlns:wp="http://schemas.openxmlformats.org/drawingml/2006/wordprocessingDrawing" xmlns:w10="urn:schemas-microsoft-com:office:word" xmlns:w="http://schemas.openxmlformats.org/wordprocessingml/2006/main" xmlns:w14="http://schemas.microsoft.com/office/word/2010/wordml" xmlns:w15="http://schemas.microsoft.com/office/word/2012/wordml" xmlns:wpg="http://schemas.microsoft.com/office/word/2010/wordprocessingGroup" xmlns:wpi="http://schemas.microsoft.com/office/word/2010/wordprocessingInk" xmlns:wne="http://schemas.microsoft.com/office/word/2006/wordml" xmlns:wps="http://schemas.microsoft.com/office/word/2010/wordprocessingShape" mc:Ignorable="w14 w15 wp14">
   <w:p>
     <w:pPr>
       <w:pStyle w:val="a4"/>
@@ -29722,7 +29644,7 @@
 </file>
 
 <file path=word/header3.xml><?xml version="1.0" encoding="utf-8"?>
-<w:hdr xmlns:wpc="http://schemas.microsoft.com/office/word/2010/wordprocessingCanvas" xmlns:cx="http://schemas.microsoft.com/office/drawing/2014/chartex" xmlns:cx1="http://schemas.microsoft.com/office/drawing/2015/9/8/chartex" xmlns:cx2="http://schemas.microsoft.com/office/drawing/2015/10/21/chartex" xmlns:cx3="http://schemas.microsoft.com/office/drawing/2016/5/9/chartex" xmlns:cx4="http://schemas.microsoft.com/office/drawing/2016/5/10/chartex" xmlns:cx5="http://schemas.microsoft.com/office/drawing/2016/5/11/chartex" xmlns:cx6="http://schemas.microsoft.com/office/drawing/2016/5/12/chartex" xmlns:cx7="http://schemas.microsoft.com/office/drawing/2016/5/13/chartex" xmlns:cx8="http://schemas.microsoft.com/office/drawing/2016/5/14/chartex" xmlns:mc="http://schemas.openxmlformats.org/markup-compatibility/2006" xmlns:aink="http://schemas.microsoft.com/office/drawing/2016/ink" xmlns:am3d="http://schemas.microsoft.com/office/drawing/2017/model3d" xmlns:o="urn:schemas-microsoft-com:office:office" xmlns:oel="http://schemas.microsoft.com/office/2019/extlst" xmlns:r="http://schemas.openxmlformats.org/officeDocument/2006/relationships" xmlns:m="http://schemas.openxmlformats.org/officeDocument/2006/math" xmlns:v="urn:schemas-microsoft-com:vml" xmlns:wp14="http://schemas.microsoft.com/office/word/2010/wordprocessingDrawing" xmlns:wp="http://schemas.openxmlformats.org/drawingml/2006/wordprocessingDrawing" xmlns:w10="urn:schemas-microsoft-com:office:word" xmlns:w="http://schemas.openxmlformats.org/wordprocessingml/2006/main" xmlns:w14="http://schemas.microsoft.com/office/word/2010/wordml" xmlns:w15="http://schemas.microsoft.com/office/word/2012/wordml" xmlns:w16cex="http://schemas.microsoft.com/office/word/2018/wordml/cex" xmlns:w16cid="http://schemas.microsoft.com/office/word/2016/wordml/cid" xmlns:w16="http://schemas.microsoft.com/office/word/2018/wordml" xmlns:w16sdtdh="http://schemas.microsoft.com/office/word/2020/wordml/sdtdatahash" xmlns:w16se="http://schemas.microsoft.com/office/word/2015/wordml/symex" xmlns:wpg="http://schemas.microsoft.com/office/word/2010/wordprocessingGroup" xmlns:wpi="http://schemas.microsoft.com/office/word/2010/wordprocessingInk" xmlns:wne="http://schemas.microsoft.com/office/word/2006/wordml" xmlns:wps="http://schemas.microsoft.com/office/word/2010/wordprocessingShape" mc:Ignorable="w14 w15 w16se w16cid w16 w16cex w16sdtdh wp14">
+<w:hdr xmlns:wpc="http://schemas.microsoft.com/office/word/2010/wordprocessingCanvas" xmlns:mc="http://schemas.openxmlformats.org/markup-compatibility/2006" xmlns:o="urn:schemas-microsoft-com:office:office" xmlns:r="http://schemas.openxmlformats.org/officeDocument/2006/relationships" xmlns:m="http://schemas.openxmlformats.org/officeDocument/2006/math" xmlns:v="urn:schemas-microsoft-com:vml" xmlns:wp14="http://schemas.microsoft.com/office/word/2010/wordprocessingDrawing" xmlns:wp="http://schemas.openxmlformats.org/drawingml/2006/wordprocessingDrawing" xmlns:w10="urn:schemas-microsoft-com:office:word" xmlns:w="http://schemas.openxmlformats.org/wordprocessingml/2006/main" xmlns:w14="http://schemas.microsoft.com/office/word/2010/wordml" xmlns:w15="http://schemas.microsoft.com/office/word/2012/wordml" xmlns:wpg="http://schemas.microsoft.com/office/word/2010/wordprocessingGroup" xmlns:wpi="http://schemas.microsoft.com/office/word/2010/wordprocessingInk" xmlns:wne="http://schemas.microsoft.com/office/word/2006/wordml" xmlns:wps="http://schemas.microsoft.com/office/word/2010/wordprocessingShape" mc:Ignorable="w14 w15 wp14">
   <w:p>
     <w:pPr>
       <w:pStyle w:val="a4"/>
@@ -30180,7 +30102,7 @@
 </file>
 
 <file path=word/header4.xml><?xml version="1.0" encoding="utf-8"?>
-<w:hdr xmlns:wpc="http://schemas.microsoft.com/office/word/2010/wordprocessingCanvas" xmlns:cx="http://schemas.microsoft.com/office/drawing/2014/chartex" xmlns:cx1="http://schemas.microsoft.com/office/drawing/2015/9/8/chartex" xmlns:cx2="http://schemas.microsoft.com/office/drawing/2015/10/21/chartex" xmlns:cx3="http://schemas.microsoft.com/office/drawing/2016/5/9/chartex" xmlns:cx4="http://schemas.microsoft.com/office/drawing/2016/5/10/chartex" xmlns:cx5="http://schemas.microsoft.com/office/drawing/2016/5/11/chartex" xmlns:cx6="http://schemas.microsoft.com/office/drawing/2016/5/12/chartex" xmlns:cx7="http://schemas.microsoft.com/office/drawing/2016/5/13/chartex" xmlns:cx8="http://schemas.microsoft.com/office/drawing/2016/5/14/chartex" xmlns:mc="http://schemas.openxmlformats.org/markup-compatibility/2006" xmlns:aink="http://schemas.microsoft.com/office/drawing/2016/ink" xmlns:am3d="http://schemas.microsoft.com/office/drawing/2017/model3d" xmlns:o="urn:schemas-microsoft-com:office:office" xmlns:oel="http://schemas.microsoft.com/office/2019/extlst" xmlns:r="http://schemas.openxmlformats.org/officeDocument/2006/relationships" xmlns:m="http://schemas.openxmlformats.org/officeDocument/2006/math" xmlns:v="urn:schemas-microsoft-com:vml" xmlns:wp14="http://schemas.microsoft.com/office/word/2010/wordprocessingDrawing" xmlns:wp="http://schemas.openxmlformats.org/drawingml/2006/wordprocessingDrawing" xmlns:w10="urn:schemas-microsoft-com:office:word" xmlns:w="http://schemas.openxmlformats.org/wordprocessingml/2006/main" xmlns:w14="http://schemas.microsoft.com/office/word/2010/wordml" xmlns:w15="http://schemas.microsoft.com/office/word/2012/wordml" xmlns:w16cex="http://schemas.microsoft.com/office/word/2018/wordml/cex" xmlns:w16cid="http://schemas.microsoft.com/office/word/2016/wordml/cid" xmlns:w16="http://schemas.microsoft.com/office/word/2018/wordml" xmlns:w16sdtdh="http://schemas.microsoft.com/office/word/2020/wordml/sdtdatahash" xmlns:w16se="http://schemas.microsoft.com/office/word/2015/wordml/symex" xmlns:wpg="http://schemas.microsoft.com/office/word/2010/wordprocessingGroup" xmlns:wpi="http://schemas.microsoft.com/office/word/2010/wordprocessingInk" xmlns:wne="http://schemas.microsoft.com/office/word/2006/wordml" xmlns:wps="http://schemas.microsoft.com/office/word/2010/wordprocessingShape" mc:Ignorable="w14 w15 w16se w16cid w16 w16cex w16sdtdh wp14">
+<w:hdr xmlns:wpc="http://schemas.microsoft.com/office/word/2010/wordprocessingCanvas" xmlns:mc="http://schemas.openxmlformats.org/markup-compatibility/2006" xmlns:o="urn:schemas-microsoft-com:office:office" xmlns:r="http://schemas.openxmlformats.org/officeDocument/2006/relationships" xmlns:m="http://schemas.openxmlformats.org/officeDocument/2006/math" xmlns:v="urn:schemas-microsoft-com:vml" xmlns:wp14="http://schemas.microsoft.com/office/word/2010/wordprocessingDrawing" xmlns:wp="http://schemas.openxmlformats.org/drawingml/2006/wordprocessingDrawing" xmlns:w10="urn:schemas-microsoft-com:office:word" xmlns:w="http://schemas.openxmlformats.org/wordprocessingml/2006/main" xmlns:w14="http://schemas.microsoft.com/office/word/2010/wordml" xmlns:w15="http://schemas.microsoft.com/office/word/2012/wordml" xmlns:wpg="http://schemas.microsoft.com/office/word/2010/wordprocessingGroup" xmlns:wpi="http://schemas.microsoft.com/office/word/2010/wordprocessingInk" xmlns:wne="http://schemas.microsoft.com/office/word/2006/wordml" xmlns:wps="http://schemas.microsoft.com/office/word/2010/wordprocessingShape" mc:Ignorable="w14 w15 wp14">
   <w:p>
     <w:pPr>
       <w:pStyle w:val="a4"/>
@@ -30252,7 +30174,7 @@
         <w:b/>
         <w:noProof/>
       </w:rPr>
-      <w:t>2620</w:t>
+      <w:t>2621</w:t>
     </w:r>
     <w:r>
       <w:rPr>
@@ -30389,7 +30311,7 @@
         <w:b/>
         <w:noProof/>
       </w:rPr>
-      <w:t>17</w:t>
+      <w:t>24</w:t>
     </w:r>
     <w:r>
       <w:rPr>
@@ -30461,7 +30383,7 @@
         <w:b/>
         <w:noProof/>
       </w:rPr>
-      <w:t>2620</w:t>
+      <w:t>2621</w:t>
     </w:r>
     <w:r>
       <w:rPr>
@@ -30598,7 +30520,7 @@
         <w:b/>
         <w:noProof/>
       </w:rPr>
-      <w:t>17</w:t>
+      <w:t>24</w:t>
     </w:r>
     <w:r>
       <w:rPr>
@@ -30638,7 +30560,7 @@
 </file>
 
 <file path=word/numbering.xml><?xml version="1.0" encoding="utf-8"?>
-<w:numbering xmlns:wpc="http://schemas.microsoft.com/office/word/2010/wordprocessingCanvas" xmlns:cx="http://schemas.microsoft.com/office/drawing/2014/chartex" xmlns:cx1="http://schemas.microsoft.com/office/drawing/2015/9/8/chartex" xmlns:cx2="http://schemas.microsoft.com/office/drawing/2015/10/21/chartex" xmlns:cx3="http://schemas.microsoft.com/office/drawing/2016/5/9/chartex" xmlns:cx4="http://schemas.microsoft.com/office/drawing/2016/5/10/chartex" xmlns:cx5="http://schemas.microsoft.com/office/drawing/2016/5/11/chartex" xmlns:cx6="http://schemas.microsoft.com/office/drawing/2016/5/12/chartex" xmlns:cx7="http://schemas.microsoft.com/office/drawing/2016/5/13/chartex" xmlns:cx8="http://schemas.microsoft.com/office/drawing/2016/5/14/chartex" xmlns:mc="http://schemas.openxmlformats.org/markup-compatibility/2006" xmlns:aink="http://schemas.microsoft.com/office/drawing/2016/ink" xmlns:am3d="http://schemas.microsoft.com/office/drawing/2017/model3d" xmlns:o="urn:schemas-microsoft-com:office:office" xmlns:oel="http://schemas.microsoft.com/office/2019/extlst" xmlns:r="http://schemas.openxmlformats.org/officeDocument/2006/relationships" xmlns:m="http://schemas.openxmlformats.org/officeDocument/2006/math" xmlns:v="urn:schemas-microsoft-com:vml" xmlns:wp14="http://schemas.microsoft.com/office/word/2010/wordprocessingDrawing" xmlns:wp="http://schemas.openxmlformats.org/drawingml/2006/wordprocessingDrawing" xmlns:w10="urn:schemas-microsoft-com:office:word" xmlns:w="http://schemas.openxmlformats.org/wordprocessingml/2006/main" xmlns:w14="http://schemas.microsoft.com/office/word/2010/wordml" xmlns:w15="http://schemas.microsoft.com/office/word/2012/wordml" xmlns:w16cex="http://schemas.microsoft.com/office/word/2018/wordml/cex" xmlns:w16cid="http://schemas.microsoft.com/office/word/2016/wordml/cid" xmlns:w16="http://schemas.microsoft.com/office/word/2018/wordml" xmlns:w16sdtdh="http://schemas.microsoft.com/office/word/2020/wordml/sdtdatahash" xmlns:w16se="http://schemas.microsoft.com/office/word/2015/wordml/symex" xmlns:wpg="http://schemas.microsoft.com/office/word/2010/wordprocessingGroup" xmlns:wpi="http://schemas.microsoft.com/office/word/2010/wordprocessingInk" xmlns:wne="http://schemas.microsoft.com/office/word/2006/wordml" xmlns:wps="http://schemas.microsoft.com/office/word/2010/wordprocessingShape" mc:Ignorable="w14 w15 w16se w16cid w16 w16cex w16sdtdh wp14">
+<w:numbering xmlns:wpc="http://schemas.microsoft.com/office/word/2010/wordprocessingCanvas" xmlns:mc="http://schemas.openxmlformats.org/markup-compatibility/2006" xmlns:o="urn:schemas-microsoft-com:office:office" xmlns:r="http://schemas.openxmlformats.org/officeDocument/2006/relationships" xmlns:m="http://schemas.openxmlformats.org/officeDocument/2006/math" xmlns:v="urn:schemas-microsoft-com:vml" xmlns:wp14="http://schemas.microsoft.com/office/word/2010/wordprocessingDrawing" xmlns:wp="http://schemas.openxmlformats.org/drawingml/2006/wordprocessingDrawing" xmlns:w10="urn:schemas-microsoft-com:office:word" xmlns:w="http://schemas.openxmlformats.org/wordprocessingml/2006/main" xmlns:w14="http://schemas.microsoft.com/office/word/2010/wordml" xmlns:w15="http://schemas.microsoft.com/office/word/2012/wordml" xmlns:wpg="http://schemas.microsoft.com/office/word/2010/wordprocessingGroup" xmlns:wpi="http://schemas.microsoft.com/office/word/2010/wordprocessingInk" xmlns:wne="http://schemas.microsoft.com/office/word/2006/wordml" xmlns:wps="http://schemas.microsoft.com/office/word/2010/wordprocessingShape" mc:Ignorable="w14 w15 wp14">
   <w:abstractNum w:abstractNumId="0" w15:restartNumberingAfterBreak="0">
     <w:nsid w:val="0397573A"/>
     <w:multiLevelType w:val="hybridMultilevel"/>
@@ -32241,65 +32163,65 @@
       </w:pPr>
     </w:lvl>
   </w:abstractNum>
-  <w:num w:numId="1" w16cid:durableId="1576278076">
+  <w:num w:numId="1">
     <w:abstractNumId w:val="17"/>
   </w:num>
-  <w:num w:numId="2" w16cid:durableId="1635673950">
+  <w:num w:numId="2">
     <w:abstractNumId w:val="5"/>
   </w:num>
-  <w:num w:numId="3" w16cid:durableId="1618223221">
+  <w:num w:numId="3">
     <w:abstractNumId w:val="8"/>
   </w:num>
-  <w:num w:numId="4" w16cid:durableId="1157919286">
+  <w:num w:numId="4">
     <w:abstractNumId w:val="3"/>
   </w:num>
-  <w:num w:numId="5" w16cid:durableId="1172183613">
+  <w:num w:numId="5">
     <w:abstractNumId w:val="9"/>
   </w:num>
-  <w:num w:numId="6" w16cid:durableId="637414224">
+  <w:num w:numId="6">
     <w:abstractNumId w:val="16"/>
   </w:num>
-  <w:num w:numId="7" w16cid:durableId="1429885585">
+  <w:num w:numId="7">
     <w:abstractNumId w:val="15"/>
   </w:num>
-  <w:num w:numId="8" w16cid:durableId="27148359">
+  <w:num w:numId="8">
     <w:abstractNumId w:val="7"/>
   </w:num>
-  <w:num w:numId="9" w16cid:durableId="1872919429">
+  <w:num w:numId="9">
     <w:abstractNumId w:val="13"/>
   </w:num>
-  <w:num w:numId="10" w16cid:durableId="184711616">
+  <w:num w:numId="10">
     <w:abstractNumId w:val="4"/>
   </w:num>
-  <w:num w:numId="11" w16cid:durableId="2023126033">
+  <w:num w:numId="11">
     <w:abstractNumId w:val="10"/>
   </w:num>
-  <w:num w:numId="12" w16cid:durableId="1445614297">
+  <w:num w:numId="12">
     <w:abstractNumId w:val="2"/>
   </w:num>
-  <w:num w:numId="13" w16cid:durableId="1694041055">
+  <w:num w:numId="13">
     <w:abstractNumId w:val="11"/>
   </w:num>
-  <w:num w:numId="14" w16cid:durableId="1106076344">
+  <w:num w:numId="14">
     <w:abstractNumId w:val="12"/>
   </w:num>
-  <w:num w:numId="15" w16cid:durableId="1088503030">
+  <w:num w:numId="15">
     <w:abstractNumId w:val="1"/>
   </w:num>
-  <w:num w:numId="16" w16cid:durableId="1155683184">
+  <w:num w:numId="16">
     <w:abstractNumId w:val="0"/>
   </w:num>
-  <w:num w:numId="17" w16cid:durableId="1983121980">
+  <w:num w:numId="17">
     <w:abstractNumId w:val="14"/>
   </w:num>
-  <w:num w:numId="18" w16cid:durableId="881333383">
+  <w:num w:numId="18">
     <w:abstractNumId w:val="6"/>
   </w:num>
 </w:numbering>
 </file>
 
 <file path=word/styles.xml><?xml version="1.0" encoding="utf-8"?>
-<w:styles xmlns:mc="http://schemas.openxmlformats.org/markup-compatibility/2006" xmlns:r="http://schemas.openxmlformats.org/officeDocument/2006/relationships" xmlns:w="http://schemas.openxmlformats.org/wordprocessingml/2006/main" xmlns:w14="http://schemas.microsoft.com/office/word/2010/wordml" xmlns:w15="http://schemas.microsoft.com/office/word/2012/wordml" xmlns:w16cex="http://schemas.microsoft.com/office/word/2018/wordml/cex" xmlns:w16cid="http://schemas.microsoft.com/office/word/2016/wordml/cid" xmlns:w16="http://schemas.microsoft.com/office/word/2018/wordml" xmlns:w16sdtdh="http://schemas.microsoft.com/office/word/2020/wordml/sdtdatahash" xmlns:w16se="http://schemas.microsoft.com/office/word/2015/wordml/symex" mc:Ignorable="w14 w15 w16se w16cid w16 w16cex w16sdtdh">
+<w:styles xmlns:mc="http://schemas.openxmlformats.org/markup-compatibility/2006" xmlns:r="http://schemas.openxmlformats.org/officeDocument/2006/relationships" xmlns:w="http://schemas.openxmlformats.org/wordprocessingml/2006/main" xmlns:w14="http://schemas.microsoft.com/office/word/2010/wordml" xmlns:w15="http://schemas.microsoft.com/office/word/2012/wordml" mc:Ignorable="w14 w15">
   <w:docDefaults>
     <w:rPrDefault>
       <w:rPr>
@@ -32312,7 +32234,7 @@
     </w:rPrDefault>
     <w:pPrDefault/>
   </w:docDefaults>
-  <w:latentStyles w:defLockedState="0" w:defUIPriority="99" w:defSemiHidden="0" w:defUnhideWhenUsed="0" w:defQFormat="0" w:count="376">
+  <w:latentStyles w:defLockedState="0" w:defUIPriority="99" w:defSemiHidden="0" w:defUnhideWhenUsed="0" w:defQFormat="0" w:count="371">
     <w:lsdException w:name="Normal" w:uiPriority="0" w:qFormat="1"/>
     <w:lsdException w:name="heading 1" w:uiPriority="9" w:qFormat="1"/>
     <w:lsdException w:name="heading 2" w:semiHidden="1" w:uiPriority="9" w:unhideWhenUsed="1" w:qFormat="1"/>
@@ -32684,11 +32606,6 @@
     <w:lsdException w:name="List Table 5 Dark Accent 6" w:uiPriority="50"/>
     <w:lsdException w:name="List Table 6 Colorful Accent 6" w:uiPriority="51"/>
     <w:lsdException w:name="List Table 7 Colorful Accent 6" w:uiPriority="52"/>
-    <w:lsdException w:name="Mention" w:semiHidden="1" w:unhideWhenUsed="1"/>
-    <w:lsdException w:name="Smart Hyperlink" w:semiHidden="1" w:unhideWhenUsed="1"/>
-    <w:lsdException w:name="Hashtag" w:semiHidden="1" w:unhideWhenUsed="1"/>
-    <w:lsdException w:name="Unresolved Mention" w:semiHidden="1" w:unhideWhenUsed="1"/>
-    <w:lsdException w:name="Smart Link" w:semiHidden="1" w:unhideWhenUsed="1"/>
   </w:latentStyles>
   <w:style w:type="paragraph" w:default="1" w:styleId="a">
     <w:name w:val="Normal"/>
@@ -33344,7 +33261,7 @@
 </file>
 
 <file path=customXml/itemProps1.xml><?xml version="1.0" encoding="utf-8"?>
-<ds:datastoreItem xmlns:ds="http://schemas.openxmlformats.org/officeDocument/2006/customXml" ds:itemID="{BD3F3BD9-D9B8-4CA3-8DA5-5180965DA0B1}">
+<ds:datastoreItem xmlns:ds="http://schemas.openxmlformats.org/officeDocument/2006/customXml" ds:itemID="{D7991FED-A8B2-47F0-BF2D-450B326D976C}">
   <ds:schemaRefs>
     <ds:schemaRef ds:uri="http://schemas.openxmlformats.org/officeDocument/2006/bibliography"/>
   </ds:schemaRefs>

--- a/新泰週報20260524[2621]B4F.docx
+++ b/新泰週報20260524[2621]B4F.docx
@@ -15745,7 +15745,7 @@
           </mc:Choice>
           <mc:Fallback>
             <w:pict>
-              <v:line w14:anchorId="35DEFACE" id="直線接點 2" o:spid="_x0000_s1026" style="position:absolute;z-index:251653120;visibility:visible;mso-wrap-style:square;mso-height-percent:0;mso-wrap-distance-left:9pt;mso-wrap-distance-top:0;mso-wrap-distance-right:9pt;mso-wrap-distance-bottom:0;mso-position-horizontal:absolute;mso-position-horizontal-relative:page;mso-position-vertical:absolute;mso-position-vertical-relative:page;mso-height-percent:0;mso-height-relative:margin" from="687.75pt,19.85pt" to="687.75pt,709.8pt" o:gfxdata="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" strokecolor="black [3213]" strokeweight=".5pt">
+              <v:line w14:anchorId="4AA583D8" id="直線接點 2" o:spid="_x0000_s1026" style="position:absolute;z-index:251653120;visibility:visible;mso-wrap-style:square;mso-height-percent:0;mso-wrap-distance-left:9pt;mso-wrap-distance-top:0;mso-wrap-distance-right:9pt;mso-wrap-distance-bottom:0;mso-position-horizontal:absolute;mso-position-horizontal-relative:page;mso-position-vertical:absolute;mso-position-vertical-relative:page;mso-height-percent:0;mso-height-relative:margin" from="687.75pt,19.85pt" to="687.75pt,709.8pt" o:gfxdata="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" strokecolor="black [3213]" strokeweight=".5pt">
                 <v:stroke dashstyle="3 1" joinstyle="miter"/>
                 <w10:wrap anchorx="page" anchory="page"/>
               </v:line>
@@ -17549,6 +17549,8 @@
                 <w:w w:val="80"/>
               </w:rPr>
             </w:pPr>
+            <w:bookmarkStart w:id="6" w:name="_GoBack"/>
+            <w:bookmarkEnd w:id="6"/>
           </w:p>
         </w:tc>
         <w:tc>
@@ -19448,8 +19450,6 @@
               </w:rPr>
               <w:t>6</w:t>
             </w:r>
-            <w:bookmarkStart w:id="6" w:name="_GoBack"/>
-            <w:bookmarkEnd w:id="6"/>
           </w:p>
         </w:tc>
         <w:tc>
@@ -20865,6 +20865,13 @@
                 <w:w w:val="80"/>
               </w:rPr>
             </w:pPr>
+            <w:r>
+              <w:rPr>
+                <w:rFonts w:ascii="Barlow Condensed Medium" w:eastAsia="標楷體" w:hAnsi="Barlow Condensed Medium" w:cstheme="minorHAnsi" w:hint="eastAsia"/>
+                <w:w w:val="80"/>
+              </w:rPr>
+              <w:t>4</w:t>
+            </w:r>
           </w:p>
         </w:tc>
         <w:tc>
@@ -27918,7 +27925,7 @@
           </mc:Choice>
           <mc:Fallback>
             <w:pict>
-              <v:line w14:anchorId="7A40D64E" id="直線接點 6" o:spid="_x0000_s1026" style="position:absolute;z-index:251665408;visibility:visible;mso-wrap-style:square;mso-width-percent:0;mso-height-percent:0;mso-wrap-distance-left:9pt;mso-wrap-distance-top:0;mso-wrap-distance-right:9pt;mso-wrap-distance-bottom:0;mso-position-horizontal:absolute;mso-position-horizontal-relative:page;mso-position-vertical:absolute;mso-position-vertical-relative:page;mso-width-percent:0;mso-height-percent:0;mso-width-relative:margin;mso-height-relative:margin" from="343.9pt,19.85pt" to="345.05pt,710.95pt" o:gfxdata="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" strokecolor="black [3213]" strokeweight=".5pt">
+              <v:line w14:anchorId="26251363" id="直線接點 6" o:spid="_x0000_s1026" style="position:absolute;z-index:251665408;visibility:visible;mso-wrap-style:square;mso-width-percent:0;mso-height-percent:0;mso-wrap-distance-left:9pt;mso-wrap-distance-top:0;mso-wrap-distance-right:9pt;mso-wrap-distance-bottom:0;mso-position-horizontal:absolute;mso-position-horizontal-relative:page;mso-position-vertical:absolute;mso-position-vertical-relative:page;mso-width-percent:0;mso-height-percent:0;mso-width-relative:margin;mso-height-relative:margin" from="343.9pt,19.85pt" to="345.05pt,710.95pt" o:gfxdata="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" strokecolor="black [3213]" strokeweight=".5pt">
                 <v:stroke dashstyle="3 1" joinstyle="miter"/>
                 <w10:wrap anchorx="page" anchory="page"/>
               </v:line>
@@ -27996,7 +28003,7 @@
           </mc:Choice>
           <mc:Fallback>
             <w:pict>
-              <v:line w14:anchorId="57C9C322" id="直線接點 4" o:spid="_x0000_s1026" style="position:absolute;z-index:251661312;visibility:visible;mso-wrap-style:square;mso-width-percent:0;mso-height-percent:0;mso-wrap-distance-left:9pt;mso-wrap-distance-top:0;mso-wrap-distance-right:9pt;mso-wrap-distance-bottom:0;mso-position-horizontal:absolute;mso-position-horizontal-relative:page;mso-position-vertical:absolute;mso-position-vertical-relative:page;mso-width-percent:0;mso-height-percent:0;mso-width-relative:margin;mso-height-relative:margin" from="343.9pt,19.85pt" to="345.05pt,710.95pt" o:gfxdata="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" strokecolor="black [3213]" strokeweight=".5pt">
+              <v:line w14:anchorId="44CEBD0B" id="直線接點 4" o:spid="_x0000_s1026" style="position:absolute;z-index:251661312;visibility:visible;mso-wrap-style:square;mso-width-percent:0;mso-height-percent:0;mso-wrap-distance-left:9pt;mso-wrap-distance-top:0;mso-wrap-distance-right:9pt;mso-wrap-distance-bottom:0;mso-position-horizontal:absolute;mso-position-horizontal-relative:page;mso-position-vertical:absolute;mso-position-vertical-relative:page;mso-width-percent:0;mso-height-percent:0;mso-width-relative:margin;mso-height-relative:margin" from="343.9pt,19.85pt" to="345.05pt,710.95pt" o:gfxdata="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" strokecolor="black [3213]" strokeweight=".5pt">
                 <v:stroke dashstyle="3 1" joinstyle="miter"/>
                 <w10:wrap anchorx="page" anchory="page"/>
               </v:line>
@@ -33261,7 +33268,7 @@
 </file>
 
 <file path=customXml/itemProps1.xml><?xml version="1.0" encoding="utf-8"?>
-<ds:datastoreItem xmlns:ds="http://schemas.openxmlformats.org/officeDocument/2006/customXml" ds:itemID="{D7991FED-A8B2-47F0-BF2D-450B326D976C}">
+<ds:datastoreItem xmlns:ds="http://schemas.openxmlformats.org/officeDocument/2006/customXml" ds:itemID="{97816A1E-3206-4D04-B14A-48C20816E96C}">
   <ds:schemaRefs>
     <ds:schemaRef ds:uri="http://schemas.openxmlformats.org/officeDocument/2006/bibliography"/>
   </ds:schemaRefs>
